--- a/report/report.docx
+++ b/report/report.docx
@@ -164,10 +164,7 @@
           </w:tcPr>
           <w:p>
             <w:r>
-              <w:rPr>
-                <w:color w:val="9CA3AF"/>
-              </w:rPr>
-              <w:t>[City Name(s)]</w:t>
+              <w:t>Edinburgh</w:t>
             </w:r>
           </w:p>
         </w:tc>
@@ -807,36 +804,7 @@
               <w:rPr>
                 <w:noProof/>
               </w:rPr>
-              <w:fldChar w:fldCharType="begin"/>
-            </w:r>
-            <w:r>
-              <w:rPr>
-                <w:noProof/>
-              </w:rPr>
-              <w:instrText xml:space="preserve"> PAGEREF _Toc234499937 \h </w:instrText>
-            </w:r>
-            <w:r>
-              <w:rPr>
-                <w:noProof/>
-              </w:rPr>
-            </w:r>
-            <w:r>
-              <w:rPr>
-                <w:noProof/>
-              </w:rPr>
-              <w:fldChar w:fldCharType="separate"/>
-            </w:r>
-            <w:r>
-              <w:rPr>
-                <w:noProof/>
-              </w:rPr>
-              <w:t>4</w:t>
-            </w:r>
-            <w:r>
-              <w:rPr>
-                <w:noProof/>
-              </w:rPr>
-              <w:fldChar w:fldCharType="end"/>
+              <w:t>5</w:t>
             </w:r>
           </w:hyperlink>
         </w:p>
@@ -1222,7 +1190,21 @@
                 <w:rStyle w:val="Hyperlink"/>
                 <w:noProof/>
               </w:rPr>
-              <w:t>6. EDA Findings</w:t>
+              <w:t>6. EDA Findi</w:t>
+            </w:r>
+            <w:r>
+              <w:rPr>
+                <w:rStyle w:val="Hyperlink"/>
+                <w:noProof/>
+              </w:rPr>
+              <w:t>n</w:t>
+            </w:r>
+            <w:r>
+              <w:rPr>
+                <w:rStyle w:val="Hyperlink"/>
+                <w:noProof/>
+              </w:rPr>
+              <w:t>gs</w:t>
             </w:r>
             <w:r>
               <w:rPr>
@@ -2437,16 +2419,6 @@
       <w:pPr>
         <w:spacing w:before="300"/>
       </w:pPr>
-      <w:r>
-        <w:rPr>
-          <w:i/>
-          <w:iCs/>
-          <w:color w:val="6B7280"/>
-          <w:sz w:val="18"/>
-          <w:szCs w:val="18"/>
-        </w:rPr>
-        <w:t>Right-click the table above and choose "Update Field" in Word after filling in the report to generate real page numbers.</w:t>
-      </w:r>
     </w:p>
     <w:p>
       <w:r>
@@ -10287,6 +10259,1914 @@
     </w:p>
     <w:p>
       <w:pPr>
+        <w:pStyle w:val="Heading2"/>
+        <w:spacing w:before="280" w:after="160"/>
+      </w:pPr>
+      <w:bookmarkStart w:id="16" w:name="_Toc234499945"/>
+      <w:r>
+        <w:t>6.1 Price &amp; Distribution Patterns</w:t>
+      </w:r>
+      <w:bookmarkEnd w:id="16"/>
+    </w:p>
+    <w:p>
+      <w:pPr>
+        <w:spacing w:after="240"/>
+        <w:rPr>
+          <w:rFonts w:asciiTheme="minorHAnsi" w:hAnsiTheme="minorHAnsi" w:cstheme="minorHAnsi"/>
+          <w:color w:val="9CA3AF"/>
+        </w:rPr>
+      </w:pPr>
+      <w:r>
+        <w:rPr>
+          <w:rFonts w:asciiTheme="minorHAnsi" w:hAnsiTheme="minorHAnsi" w:cstheme="minorHAnsi"/>
+          <w:noProof/>
+          <w:color w:val="9CA3AF"/>
+        </w:rPr>
+        <w:drawing>
+          <wp:anchor distT="0" distB="0" distL="114300" distR="114300" simplePos="0" relativeHeight="251661312" behindDoc="1" locked="0" layoutInCell="1" allowOverlap="1" wp14:anchorId="6550160F" wp14:editId="78DA80A8">
+            <wp:simplePos x="0" y="0"/>
+            <wp:positionH relativeFrom="margin">
+              <wp:posOffset>214399</wp:posOffset>
+            </wp:positionH>
+            <wp:positionV relativeFrom="paragraph">
+              <wp:posOffset>483639</wp:posOffset>
+            </wp:positionV>
+            <wp:extent cx="4641273" cy="3480955"/>
+            <wp:effectExtent l="0" t="0" r="6985" b="5715"/>
+            <wp:wrapNone/>
+            <wp:docPr id="4" name="Picture 4"/>
+            <wp:cNvGraphicFramePr>
+              <a:graphicFrameLocks xmlns:a="http://schemas.openxmlformats.org/drawingml/2006/main" noChangeAspect="1"/>
+            </wp:cNvGraphicFramePr>
+            <a:graphic xmlns:a="http://schemas.openxmlformats.org/drawingml/2006/main">
+              <a:graphicData uri="http://schemas.openxmlformats.org/drawingml/2006/picture">
+                <pic:pic xmlns:pic="http://schemas.openxmlformats.org/drawingml/2006/picture">
+                  <pic:nvPicPr>
+                    <pic:cNvPr id="4" name="Picture 4"/>
+                    <pic:cNvPicPr/>
+                  </pic:nvPicPr>
+                  <pic:blipFill>
+                    <a:blip r:embed="rId10" cstate="print">
+                      <a:extLst>
+                        <a:ext uri="{28A0092B-C50C-407E-A947-70E740481C1C}">
+                          <a14:useLocalDpi xmlns:a14="http://schemas.microsoft.com/office/drawing/2010/main" val="0"/>
+                        </a:ext>
+                      </a:extLst>
+                    </a:blip>
+                    <a:stretch>
+                      <a:fillRect/>
+                    </a:stretch>
+                  </pic:blipFill>
+                  <pic:spPr>
+                    <a:xfrm>
+                      <a:off x="0" y="0"/>
+                      <a:ext cx="4641273" cy="3480955"/>
+                    </a:xfrm>
+                    <a:prstGeom prst="rect">
+                      <a:avLst/>
+                    </a:prstGeom>
+                  </pic:spPr>
+                </pic:pic>
+              </a:graphicData>
+            </a:graphic>
+            <wp14:sizeRelH relativeFrom="page">
+              <wp14:pctWidth>0</wp14:pctWidth>
+            </wp14:sizeRelH>
+            <wp14:sizeRelV relativeFrom="page">
+              <wp14:pctHeight>0</wp14:pctHeight>
+            </wp14:sizeRelV>
+          </wp:anchor>
+        </w:drawing>
+      </w:r>
+      <w:r>
+        <w:rPr>
+          <w:rStyle w:val="Strong"/>
+          <w:rFonts w:asciiTheme="minorHAnsi" w:hAnsiTheme="minorHAnsi" w:cstheme="minorHAnsi"/>
+          <w:sz w:val="24"/>
+          <w:szCs w:val="24"/>
+          <w:shd w:val="clear" w:color="auto" w:fill="FFFFFF"/>
+        </w:rPr>
+        <w:t>Business question:</w:t>
+      </w:r>
+      <w:r>
+        <w:rPr>
+          <w:rFonts w:asciiTheme="minorHAnsi" w:hAnsiTheme="minorHAnsi" w:cstheme="minorHAnsi"/>
+          <w:sz w:val="24"/>
+          <w:szCs w:val="24"/>
+          <w:shd w:val="clear" w:color="auto" w:fill="FFFFFF"/>
+        </w:rPr>
+        <w:t> What does the nightly price distribution look like across all listings, and does it differ meaningfully by room type and property type?</w:t>
+      </w:r>
+    </w:p>
+    <w:p>
+      <w:pPr>
+        <w:spacing w:after="240"/>
+        <w:rPr>
+          <w:rFonts w:asciiTheme="minorHAnsi" w:hAnsiTheme="minorHAnsi" w:cstheme="minorHAnsi"/>
+          <w:color w:val="9CA3AF"/>
+        </w:rPr>
+      </w:pPr>
+    </w:p>
+    <w:p>
+      <w:pPr>
+        <w:spacing w:after="240"/>
+        <w:rPr>
+          <w:rFonts w:asciiTheme="minorHAnsi" w:hAnsiTheme="minorHAnsi" w:cstheme="minorHAnsi"/>
+          <w:color w:val="9CA3AF"/>
+        </w:rPr>
+      </w:pPr>
+    </w:p>
+    <w:p>
+      <w:pPr>
+        <w:spacing w:after="240"/>
+        <w:rPr>
+          <w:rFonts w:asciiTheme="minorHAnsi" w:hAnsiTheme="minorHAnsi" w:cstheme="minorHAnsi"/>
+          <w:color w:val="9CA3AF"/>
+        </w:rPr>
+      </w:pPr>
+    </w:p>
+    <w:p>
+      <w:pPr>
+        <w:spacing w:after="240"/>
+        <w:rPr>
+          <w:rFonts w:asciiTheme="minorHAnsi" w:hAnsiTheme="minorHAnsi" w:cstheme="minorHAnsi"/>
+          <w:color w:val="9CA3AF"/>
+        </w:rPr>
+      </w:pPr>
+    </w:p>
+    <w:p>
+      <w:pPr>
+        <w:spacing w:after="240"/>
+        <w:rPr>
+          <w:rFonts w:asciiTheme="minorHAnsi" w:hAnsiTheme="minorHAnsi" w:cstheme="minorHAnsi"/>
+          <w:color w:val="9CA3AF"/>
+        </w:rPr>
+      </w:pPr>
+    </w:p>
+    <w:p>
+      <w:pPr>
+        <w:spacing w:after="240"/>
+        <w:rPr>
+          <w:rFonts w:asciiTheme="minorHAnsi" w:hAnsiTheme="minorHAnsi" w:cstheme="minorHAnsi"/>
+          <w:color w:val="9CA3AF"/>
+        </w:rPr>
+      </w:pPr>
+    </w:p>
+    <w:p>
+      <w:pPr>
+        <w:spacing w:after="240"/>
+        <w:rPr>
+          <w:color w:val="9CA3AF"/>
+        </w:rPr>
+      </w:pPr>
+    </w:p>
+    <w:p>
+      <w:pPr>
+        <w:spacing w:after="240"/>
+        <w:rPr>
+          <w:color w:val="9CA3AF"/>
+        </w:rPr>
+      </w:pPr>
+    </w:p>
+    <w:p>
+      <w:pPr>
+        <w:spacing w:after="240"/>
+        <w:rPr>
+          <w:color w:val="9CA3AF"/>
+        </w:rPr>
+      </w:pPr>
+    </w:p>
+    <w:p>
+      <w:pPr>
+        <w:spacing w:after="240"/>
+        <w:rPr>
+          <w:color w:val="9CA3AF"/>
+        </w:rPr>
+      </w:pPr>
+    </w:p>
+    <w:p>
+      <w:pPr>
+        <w:spacing w:after="240"/>
+      </w:pPr>
+      <w:r>
+        <w:br/>
+      </w:r>
+      <w:r>
+        <w:br/>
+      </w:r>
+    </w:p>
+    <w:p>
+      <w:pPr>
+        <w:pStyle w:val="Heading3"/>
+        <w:shd w:val="clear" w:color="auto" w:fill="FFFFFF"/>
+        <w:spacing w:before="181" w:after="242"/>
+        <w:rPr>
+          <w:rFonts w:asciiTheme="minorHAnsi" w:hAnsiTheme="minorHAnsi" w:cstheme="minorHAnsi"/>
+          <w:b/>
+          <w:bCs/>
+          <w:sz w:val="26"/>
+          <w:szCs w:val="26"/>
+        </w:rPr>
+      </w:pPr>
+    </w:p>
+    <w:p>
+      <w:pPr>
+        <w:pStyle w:val="Heading3"/>
+        <w:shd w:val="clear" w:color="auto" w:fill="FFFFFF"/>
+        <w:spacing w:before="181" w:after="242"/>
+        <w:rPr>
+          <w:rFonts w:asciiTheme="minorHAnsi" w:hAnsiTheme="minorHAnsi" w:cstheme="minorHAnsi"/>
+          <w:sz w:val="26"/>
+          <w:szCs w:val="26"/>
+        </w:rPr>
+      </w:pPr>
+      <w:r>
+        <w:rPr>
+          <w:rFonts w:asciiTheme="minorHAnsi" w:hAnsiTheme="minorHAnsi" w:cstheme="minorHAnsi"/>
+          <w:b/>
+          <w:bCs/>
+          <w:sz w:val="26"/>
+          <w:szCs w:val="26"/>
+        </w:rPr>
+        <w:lastRenderedPageBreak/>
+        <w:t>Interpretation</w:t>
+      </w:r>
+    </w:p>
+    <w:p>
+      <w:pPr>
+        <w:pStyle w:val="NormalWeb"/>
+        <w:shd w:val="clear" w:color="auto" w:fill="FFFFFF"/>
+        <w:spacing w:before="0" w:beforeAutospacing="0" w:after="240" w:afterAutospacing="0"/>
+        <w:rPr>
+          <w:rFonts w:asciiTheme="minorHAnsi" w:hAnsiTheme="minorHAnsi" w:cstheme="minorHAnsi"/>
+        </w:rPr>
+      </w:pPr>
+      <w:r>
+        <w:rPr>
+          <w:rFonts w:asciiTheme="minorHAnsi" w:hAnsiTheme="minorHAnsi" w:cstheme="minorHAnsi"/>
+        </w:rPr>
+        <w:t>Most Edinburgh Airbnb listings are priced below £150 per night, while only a small number of luxury listings cost several thousand pounds, with some exceeding £12,000 per night. These extreme outliers make the average (mean) price misleading, so the median is used throughout the analysis as it better represents the typical listing price.</w:t>
+      </w:r>
+    </w:p>
+    <w:p>
+      <w:pPr>
+        <w:pStyle w:val="NormalWeb"/>
+        <w:shd w:val="clear" w:color="auto" w:fill="FFFFFF"/>
+        <w:spacing w:before="0" w:beforeAutospacing="0" w:after="120" w:afterAutospacing="0"/>
+        <w:rPr>
+          <w:rFonts w:asciiTheme="minorHAnsi" w:hAnsiTheme="minorHAnsi" w:cstheme="minorHAnsi"/>
+        </w:rPr>
+      </w:pPr>
+      <w:r>
+        <w:rPr>
+          <w:rFonts w:asciiTheme="minorHAnsi" w:hAnsiTheme="minorHAnsi" w:cstheme="minorHAnsi"/>
+        </w:rPr>
+        <w:t>Entire homes and townhouses are generally the most expensive and contain most of the high-priced outliers, whereas private and shared rooms are more affordable and have more consistent prices. In practice, most hosts compete in the £50–150 per night range, while the few ultra-luxury listings represent a separate market and are not suitable benchmarks for typical properties.</w:t>
+      </w:r>
+    </w:p>
+    <w:p>
+      <w:pPr>
+        <w:spacing w:after="240"/>
+      </w:pPr>
+    </w:p>
+    <w:p>
+      <w:pPr>
+        <w:pStyle w:val="Heading2"/>
+        <w:spacing w:before="280" w:after="160"/>
+      </w:pPr>
+      <w:bookmarkStart w:id="17" w:name="_Toc234499946"/>
+      <w:r>
+        <w:t>6.2 Geographic &amp; Spatial Patterns</w:t>
+      </w:r>
+      <w:bookmarkEnd w:id="17"/>
+    </w:p>
+    <w:p>
+      <w:pPr>
+        <w:spacing w:after="240"/>
+        <w:rPr>
+          <w:rFonts w:asciiTheme="minorHAnsi" w:hAnsiTheme="minorHAnsi" w:cstheme="minorHAnsi"/>
+          <w:color w:val="9CA3AF"/>
+          <w:sz w:val="24"/>
+          <w:szCs w:val="24"/>
+        </w:rPr>
+      </w:pPr>
+      <w:r>
+        <w:rPr>
+          <w:rStyle w:val="Strong"/>
+          <w:rFonts w:asciiTheme="minorHAnsi" w:hAnsiTheme="minorHAnsi" w:cstheme="minorHAnsi"/>
+          <w:sz w:val="24"/>
+          <w:szCs w:val="24"/>
+          <w:shd w:val="clear" w:color="auto" w:fill="FFFFFF"/>
+        </w:rPr>
+        <w:t>Business question:</w:t>
+      </w:r>
+      <w:r>
+        <w:rPr>
+          <w:rFonts w:asciiTheme="minorHAnsi" w:hAnsiTheme="minorHAnsi" w:cstheme="minorHAnsi"/>
+          <w:sz w:val="24"/>
+          <w:szCs w:val="24"/>
+          <w:shd w:val="clear" w:color="auto" w:fill="FFFFFF"/>
+        </w:rPr>
+        <w:t> Is there a visible spatial gradient in price across the city?</w:t>
+      </w:r>
+    </w:p>
+    <w:p>
+      <w:pPr>
+        <w:spacing w:after="240"/>
+        <w:rPr>
+          <w:color w:val="9CA3AF"/>
+        </w:rPr>
+      </w:pPr>
+      <w:r>
+        <w:rPr>
+          <w:noProof/>
+          <w:color w:val="9CA3AF"/>
+        </w:rPr>
+        <w:drawing>
+          <wp:anchor distT="0" distB="0" distL="114300" distR="114300" simplePos="0" relativeHeight="251662336" behindDoc="1" locked="0" layoutInCell="1" allowOverlap="1" wp14:anchorId="241C80A9" wp14:editId="2579984A">
+            <wp:simplePos x="0" y="0"/>
+            <wp:positionH relativeFrom="margin">
+              <wp:align>left</wp:align>
+            </wp:positionH>
+            <wp:positionV relativeFrom="paragraph">
+              <wp:posOffset>80415</wp:posOffset>
+            </wp:positionV>
+            <wp:extent cx="3459757" cy="3075709"/>
+            <wp:effectExtent l="0" t="0" r="7620" b="0"/>
+            <wp:wrapNone/>
+            <wp:docPr id="5" name="Picture 5"/>
+            <wp:cNvGraphicFramePr>
+              <a:graphicFrameLocks xmlns:a="http://schemas.openxmlformats.org/drawingml/2006/main" noChangeAspect="1"/>
+            </wp:cNvGraphicFramePr>
+            <a:graphic xmlns:a="http://schemas.openxmlformats.org/drawingml/2006/main">
+              <a:graphicData uri="http://schemas.openxmlformats.org/drawingml/2006/picture">
+                <pic:pic xmlns:pic="http://schemas.openxmlformats.org/drawingml/2006/picture">
+                  <pic:nvPicPr>
+                    <pic:cNvPr id="5" name="Picture 5"/>
+                    <pic:cNvPicPr/>
+                  </pic:nvPicPr>
+                  <pic:blipFill>
+                    <a:blip r:embed="rId11" cstate="print">
+                      <a:extLst>
+                        <a:ext uri="{28A0092B-C50C-407E-A947-70E740481C1C}">
+                          <a14:useLocalDpi xmlns:a14="http://schemas.microsoft.com/office/drawing/2010/main" val="0"/>
+                        </a:ext>
+                      </a:extLst>
+                    </a:blip>
+                    <a:stretch>
+                      <a:fillRect/>
+                    </a:stretch>
+                  </pic:blipFill>
+                  <pic:spPr>
+                    <a:xfrm>
+                      <a:off x="0" y="0"/>
+                      <a:ext cx="3459757" cy="3075709"/>
+                    </a:xfrm>
+                    <a:prstGeom prst="rect">
+                      <a:avLst/>
+                    </a:prstGeom>
+                  </pic:spPr>
+                </pic:pic>
+              </a:graphicData>
+            </a:graphic>
+            <wp14:sizeRelH relativeFrom="page">
+              <wp14:pctWidth>0</wp14:pctWidth>
+            </wp14:sizeRelH>
+            <wp14:sizeRelV relativeFrom="page">
+              <wp14:pctHeight>0</wp14:pctHeight>
+            </wp14:sizeRelV>
+          </wp:anchor>
+        </w:drawing>
+      </w:r>
+    </w:p>
+    <w:p>
+      <w:pPr>
+        <w:spacing w:after="240"/>
+        <w:rPr>
+          <w:color w:val="9CA3AF"/>
+        </w:rPr>
+      </w:pPr>
+    </w:p>
+    <w:p>
+      <w:pPr>
+        <w:spacing w:after="240"/>
+        <w:rPr>
+          <w:color w:val="9CA3AF"/>
+        </w:rPr>
+      </w:pPr>
+    </w:p>
+    <w:p>
+      <w:pPr>
+        <w:spacing w:after="240"/>
+        <w:rPr>
+          <w:color w:val="9CA3AF"/>
+        </w:rPr>
+      </w:pPr>
+    </w:p>
+    <w:p>
+      <w:pPr>
+        <w:spacing w:after="240"/>
+        <w:rPr>
+          <w:color w:val="9CA3AF"/>
+        </w:rPr>
+      </w:pPr>
+    </w:p>
+    <w:p>
+      <w:pPr>
+        <w:spacing w:after="240"/>
+        <w:rPr>
+          <w:color w:val="9CA3AF"/>
+        </w:rPr>
+      </w:pPr>
+    </w:p>
+    <w:p>
+      <w:pPr>
+        <w:spacing w:after="240"/>
+        <w:rPr>
+          <w:color w:val="9CA3AF"/>
+        </w:rPr>
+      </w:pPr>
+    </w:p>
+    <w:p>
+      <w:pPr>
+        <w:spacing w:after="240"/>
+        <w:rPr>
+          <w:color w:val="9CA3AF"/>
+        </w:rPr>
+      </w:pPr>
+    </w:p>
+    <w:p>
+      <w:pPr>
+        <w:spacing w:after="240"/>
+        <w:rPr>
+          <w:color w:val="9CA3AF"/>
+        </w:rPr>
+      </w:pPr>
+    </w:p>
+    <w:p>
+      <w:pPr>
+        <w:spacing w:after="240"/>
+        <w:rPr>
+          <w:color w:val="9CA3AF"/>
+        </w:rPr>
+      </w:pPr>
+    </w:p>
+    <w:p>
+      <w:pPr>
+        <w:pStyle w:val="Heading3"/>
+        <w:shd w:val="clear" w:color="auto" w:fill="FFFFFF"/>
+        <w:spacing w:before="181" w:after="242"/>
+        <w:rPr>
+          <w:rFonts w:asciiTheme="minorHAnsi" w:hAnsiTheme="minorHAnsi" w:cstheme="minorHAnsi"/>
+          <w:sz w:val="26"/>
+          <w:szCs w:val="26"/>
+        </w:rPr>
+      </w:pPr>
+      <w:r>
+        <w:rPr>
+          <w:color w:val="9CA3AF"/>
+        </w:rPr>
+        <w:br/>
+      </w:r>
+      <w:r>
+        <w:rPr>
+          <w:rFonts w:asciiTheme="minorHAnsi" w:hAnsiTheme="minorHAnsi" w:cstheme="minorHAnsi"/>
+          <w:b/>
+          <w:bCs/>
+          <w:sz w:val="26"/>
+          <w:szCs w:val="26"/>
+        </w:rPr>
+        <w:t>Interpretation</w:t>
+      </w:r>
+    </w:p>
+    <w:p>
+      <w:pPr>
+        <w:pStyle w:val="NormalWeb"/>
+        <w:shd w:val="clear" w:color="auto" w:fill="FFFFFF"/>
+        <w:spacing w:before="0" w:beforeAutospacing="0" w:after="240" w:afterAutospacing="0"/>
+        <w:rPr>
+          <w:rFonts w:asciiTheme="minorHAnsi" w:hAnsiTheme="minorHAnsi" w:cstheme="minorHAnsi"/>
+        </w:rPr>
+      </w:pPr>
+      <w:r>
+        <w:rPr>
+          <w:rFonts w:asciiTheme="minorHAnsi" w:hAnsiTheme="minorHAnsi" w:cstheme="minorHAnsi"/>
+        </w:rPr>
+        <w:t xml:space="preserve">This map shows the exact location of every Airbnb listing, with yellow representing higher-priced listings and purple representing lower-priced listings. Two clear patterns can be seen. First, most listings are concentrated in Edinburgh's city </w:t>
+      </w:r>
+      <w:r>
+        <w:rPr>
+          <w:rFonts w:asciiTheme="minorHAnsi" w:hAnsiTheme="minorHAnsi" w:cstheme="minorHAnsi"/>
+        </w:rPr>
+        <w:t>center</w:t>
+      </w:r>
+      <w:r>
+        <w:rPr>
+          <w:rFonts w:asciiTheme="minorHAnsi" w:hAnsiTheme="minorHAnsi" w:cstheme="minorHAnsi"/>
+        </w:rPr>
+        <w:t xml:space="preserve">, while the outer areas have far fewer listings. Second, prices are fairly mixed across the map, with most listings appearing in similar green/teal shades and only a few very expensive or very cheap listings scattered throughout. This means there is no clear pattern of "expensive city </w:t>
+      </w:r>
+      <w:r>
+        <w:rPr>
+          <w:rFonts w:asciiTheme="minorHAnsi" w:hAnsiTheme="minorHAnsi" w:cstheme="minorHAnsi"/>
+        </w:rPr>
+        <w:t>c</w:t>
+      </w:r>
+      <w:r>
+        <w:rPr>
+          <w:rFonts w:asciiTheme="minorHAnsi" w:hAnsiTheme="minorHAnsi" w:cstheme="minorHAnsi"/>
+        </w:rPr>
+        <w:t>enter</w:t>
+      </w:r>
+      <w:r>
+        <w:rPr>
+          <w:rFonts w:asciiTheme="minorHAnsi" w:hAnsiTheme="minorHAnsi" w:cstheme="minorHAnsi"/>
+        </w:rPr>
+        <w:t xml:space="preserve"> and cheap outskirts."</w:t>
+      </w:r>
+    </w:p>
+    <w:p>
+      <w:pPr>
+        <w:pStyle w:val="NormalWeb"/>
+        <w:shd w:val="clear" w:color="auto" w:fill="FFFFFF"/>
+        <w:spacing w:before="0" w:beforeAutospacing="0" w:after="120" w:afterAutospacing="0"/>
+        <w:rPr>
+          <w:rFonts w:asciiTheme="minorHAnsi" w:hAnsiTheme="minorHAnsi" w:cstheme="minorHAnsi"/>
+        </w:rPr>
+      </w:pPr>
+      <w:r>
+        <w:rPr>
+          <w:rStyle w:val="Strong"/>
+          <w:rFonts w:asciiTheme="minorHAnsi" w:hAnsiTheme="minorHAnsi" w:cstheme="minorHAnsi"/>
+        </w:rPr>
+        <w:lastRenderedPageBreak/>
+        <w:t>What this means in practice:</w:t>
+      </w:r>
+      <w:r>
+        <w:rPr>
+          <w:rFonts w:asciiTheme="minorHAnsi" w:hAnsiTheme="minorHAnsi" w:cstheme="minorHAnsi"/>
+        </w:rPr>
+        <w:t xml:space="preserve"> The map is more useful for showing where Airbnb listings are concentrated than for explaining price differences across locations. The </w:t>
+      </w:r>
+      <w:proofErr w:type="spellStart"/>
+      <w:r>
+        <w:rPr>
+          <w:rFonts w:asciiTheme="minorHAnsi" w:hAnsiTheme="minorHAnsi" w:cstheme="minorHAnsi"/>
+        </w:rPr>
+        <w:t>neighbourhood</w:t>
+      </w:r>
+      <w:proofErr w:type="spellEnd"/>
+      <w:r>
+        <w:rPr>
+          <w:rFonts w:asciiTheme="minorHAnsi" w:hAnsiTheme="minorHAnsi" w:cstheme="minorHAnsi"/>
+        </w:rPr>
+        <w:t xml:space="preserve">-level price analysis provides a more reliable picture of how prices vary because it summarizes prices within each area rather than showing individual listings. For platform operators, the high concentration of listings in the city </w:t>
+      </w:r>
+      <w:r>
+        <w:rPr>
+          <w:rFonts w:asciiTheme="minorHAnsi" w:hAnsiTheme="minorHAnsi" w:cstheme="minorHAnsi"/>
+        </w:rPr>
+        <w:t>center</w:t>
+      </w:r>
+      <w:r>
+        <w:rPr>
+          <w:rFonts w:asciiTheme="minorHAnsi" w:hAnsiTheme="minorHAnsi" w:cstheme="minorHAnsi"/>
+        </w:rPr>
+        <w:t xml:space="preserve"> highlights where the market is most active, making it valuable for decisions such as targeted marketing and resource allocation.</w:t>
+      </w:r>
+    </w:p>
+    <w:p>
+      <w:pPr>
+        <w:spacing w:after="240"/>
+        <w:rPr>
+          <w:color w:val="9CA3AF"/>
+        </w:rPr>
+      </w:pPr>
+    </w:p>
+    <w:p>
+      <w:pPr>
+        <w:spacing w:after="240"/>
+        <w:rPr>
+          <w:rFonts w:ascii="Segoe UI" w:hAnsi="Segoe UI" w:cs="Segoe UI"/>
+          <w:sz w:val="21"/>
+          <w:szCs w:val="21"/>
+          <w:shd w:val="clear" w:color="auto" w:fill="FFFFFF"/>
+        </w:rPr>
+      </w:pPr>
+      <w:r>
+        <w:rPr>
+          <w:rStyle w:val="Strong"/>
+          <w:rFonts w:ascii="Segoe UI" w:hAnsi="Segoe UI" w:cs="Segoe UI"/>
+          <w:sz w:val="21"/>
+          <w:szCs w:val="21"/>
+          <w:shd w:val="clear" w:color="auto" w:fill="FFFFFF"/>
+        </w:rPr>
+        <w:t>Business question:</w:t>
+      </w:r>
+      <w:r>
+        <w:rPr>
+          <w:rFonts w:ascii="Segoe UI" w:hAnsi="Segoe UI" w:cs="Segoe UI"/>
+          <w:sz w:val="21"/>
+          <w:szCs w:val="21"/>
+          <w:shd w:val="clear" w:color="auto" w:fill="FFFFFF"/>
+        </w:rPr>
+        <w:t xml:space="preserve"> Which </w:t>
+      </w:r>
+      <w:proofErr w:type="spellStart"/>
+      <w:r>
+        <w:rPr>
+          <w:rFonts w:ascii="Segoe UI" w:hAnsi="Segoe UI" w:cs="Segoe UI"/>
+          <w:sz w:val="21"/>
+          <w:szCs w:val="21"/>
+          <w:shd w:val="clear" w:color="auto" w:fill="FFFFFF"/>
+        </w:rPr>
+        <w:t>neighbourhoods</w:t>
+      </w:r>
+      <w:proofErr w:type="spellEnd"/>
+      <w:r>
+        <w:rPr>
+          <w:rFonts w:ascii="Segoe UI" w:hAnsi="Segoe UI" w:cs="Segoe UI"/>
+          <w:sz w:val="21"/>
+          <w:szCs w:val="21"/>
+          <w:shd w:val="clear" w:color="auto" w:fill="FFFFFF"/>
+        </w:rPr>
+        <w:t xml:space="preserve"> command the highest and lowest median prices?</w:t>
+      </w:r>
+    </w:p>
+    <w:p>
+      <w:pPr>
+        <w:spacing w:after="240"/>
+        <w:rPr>
+          <w:noProof/>
+          <w:color w:val="9CA3AF"/>
+        </w:rPr>
+      </w:pPr>
+      <w:r>
+        <w:rPr>
+          <w:noProof/>
+          <w:color w:val="9CA3AF"/>
+        </w:rPr>
+        <w:drawing>
+          <wp:anchor distT="0" distB="0" distL="114300" distR="114300" simplePos="0" relativeHeight="251663360" behindDoc="1" locked="0" layoutInCell="1" allowOverlap="1" wp14:anchorId="4BE49227" wp14:editId="0BA66958">
+            <wp:simplePos x="0" y="0"/>
+            <wp:positionH relativeFrom="column">
+              <wp:posOffset>408709</wp:posOffset>
+            </wp:positionH>
+            <wp:positionV relativeFrom="paragraph">
+              <wp:posOffset>45663</wp:posOffset>
+            </wp:positionV>
+            <wp:extent cx="4174642" cy="2368550"/>
+            <wp:effectExtent l="0" t="0" r="0" b="0"/>
+            <wp:wrapNone/>
+            <wp:docPr id="6" name="Picture 6"/>
+            <wp:cNvGraphicFramePr>
+              <a:graphicFrameLocks xmlns:a="http://schemas.openxmlformats.org/drawingml/2006/main" noChangeAspect="1"/>
+            </wp:cNvGraphicFramePr>
+            <a:graphic xmlns:a="http://schemas.openxmlformats.org/drawingml/2006/main">
+              <a:graphicData uri="http://schemas.openxmlformats.org/drawingml/2006/picture">
+                <pic:pic xmlns:pic="http://schemas.openxmlformats.org/drawingml/2006/picture">
+                  <pic:nvPicPr>
+                    <pic:cNvPr id="6" name="Picture 6"/>
+                    <pic:cNvPicPr/>
+                  </pic:nvPicPr>
+                  <pic:blipFill rotWithShape="1">
+                    <a:blip r:embed="rId12" cstate="print">
+                      <a:extLst>
+                        <a:ext uri="{28A0092B-C50C-407E-A947-70E740481C1C}">
+                          <a14:useLocalDpi xmlns:a14="http://schemas.microsoft.com/office/drawing/2010/main" val="0"/>
+                        </a:ext>
+                      </a:extLst>
+                    </a:blip>
+                    <a:srcRect t="1" b="76746"/>
+                    <a:stretch/>
+                  </pic:blipFill>
+                  <pic:spPr bwMode="auto">
+                    <a:xfrm>
+                      <a:off x="0" y="0"/>
+                      <a:ext cx="4174642" cy="2368550"/>
+                    </a:xfrm>
+                    <a:prstGeom prst="rect">
+                      <a:avLst/>
+                    </a:prstGeom>
+                    <a:ln>
+                      <a:noFill/>
+                    </a:ln>
+                    <a:extLst>
+                      <a:ext uri="{53640926-AAD7-44D8-BBD7-CCE9431645EC}">
+                        <a14:shadowObscured xmlns:a14="http://schemas.microsoft.com/office/drawing/2010/main"/>
+                      </a:ext>
+                    </a:extLst>
+                  </pic:spPr>
+                </pic:pic>
+              </a:graphicData>
+            </a:graphic>
+            <wp14:sizeRelH relativeFrom="page">
+              <wp14:pctWidth>0</wp14:pctWidth>
+            </wp14:sizeRelH>
+            <wp14:sizeRelV relativeFrom="page">
+              <wp14:pctHeight>0</wp14:pctHeight>
+            </wp14:sizeRelV>
+          </wp:anchor>
+        </w:drawing>
+      </w:r>
+    </w:p>
+    <w:p>
+      <w:pPr>
+        <w:spacing w:after="240"/>
+        <w:rPr>
+          <w:noProof/>
+          <w:color w:val="9CA3AF"/>
+        </w:rPr>
+      </w:pPr>
+    </w:p>
+    <w:p>
+      <w:pPr>
+        <w:spacing w:after="240"/>
+        <w:rPr>
+          <w:color w:val="9CA3AF"/>
+        </w:rPr>
+      </w:pPr>
+    </w:p>
+    <w:p>
+      <w:pPr>
+        <w:spacing w:after="240"/>
+        <w:rPr>
+          <w:color w:val="9CA3AF"/>
+        </w:rPr>
+      </w:pPr>
+    </w:p>
+    <w:p>
+      <w:pPr>
+        <w:spacing w:after="240"/>
+      </w:pPr>
+    </w:p>
+    <w:p>
+      <w:pPr>
+        <w:spacing w:after="240"/>
+      </w:pPr>
+    </w:p>
+    <w:p>
+      <w:pPr>
+        <w:spacing w:after="240"/>
+      </w:pPr>
+    </w:p>
+    <w:p>
+      <w:pPr>
+        <w:spacing w:after="240"/>
+      </w:pPr>
+    </w:p>
+    <w:p>
+      <w:pPr>
+        <w:spacing w:after="240"/>
+      </w:pPr>
+    </w:p>
+    <w:p>
+      <w:pPr>
+        <w:pStyle w:val="Heading3"/>
+        <w:shd w:val="clear" w:color="auto" w:fill="FFFFFF"/>
+        <w:spacing w:before="181" w:after="242"/>
+        <w:rPr>
+          <w:rFonts w:asciiTheme="minorHAnsi" w:hAnsiTheme="minorHAnsi" w:cstheme="minorHAnsi"/>
+          <w:sz w:val="26"/>
+          <w:szCs w:val="26"/>
+        </w:rPr>
+      </w:pPr>
+      <w:r>
+        <w:rPr>
+          <w:rFonts w:asciiTheme="minorHAnsi" w:hAnsiTheme="minorHAnsi" w:cstheme="minorHAnsi"/>
+          <w:b/>
+          <w:bCs/>
+          <w:sz w:val="26"/>
+          <w:szCs w:val="26"/>
+        </w:rPr>
+        <w:t>Interpretation</w:t>
+      </w:r>
+    </w:p>
+    <w:p>
+      <w:pPr>
+        <w:pStyle w:val="NormalWeb"/>
+        <w:shd w:val="clear" w:color="auto" w:fill="FFFFFF"/>
+        <w:spacing w:before="0" w:beforeAutospacing="0" w:after="240" w:afterAutospacing="0"/>
+        <w:rPr>
+          <w:rFonts w:asciiTheme="minorHAnsi" w:hAnsiTheme="minorHAnsi" w:cstheme="minorHAnsi"/>
+        </w:rPr>
+      </w:pPr>
+      <w:r>
+        <w:rPr>
+          <w:rFonts w:asciiTheme="minorHAnsi" w:hAnsiTheme="minorHAnsi" w:cstheme="minorHAnsi"/>
+        </w:rPr>
+        <w:t xml:space="preserve">A listing's location has a major impact on its price. The most expensive </w:t>
+      </w:r>
+      <w:proofErr w:type="spellStart"/>
+      <w:r>
+        <w:rPr>
+          <w:rFonts w:asciiTheme="minorHAnsi" w:hAnsiTheme="minorHAnsi" w:cstheme="minorHAnsi"/>
+        </w:rPr>
+        <w:t>neighbourhood</w:t>
+      </w:r>
+      <w:proofErr w:type="spellEnd"/>
+      <w:r>
+        <w:rPr>
+          <w:rFonts w:asciiTheme="minorHAnsi" w:hAnsiTheme="minorHAnsi" w:cstheme="minorHAnsi"/>
+        </w:rPr>
+        <w:t xml:space="preserve">, </w:t>
+      </w:r>
+      <w:proofErr w:type="spellStart"/>
+      <w:r>
+        <w:rPr>
+          <w:rFonts w:asciiTheme="minorHAnsi" w:hAnsiTheme="minorHAnsi" w:cstheme="minorHAnsi"/>
+        </w:rPr>
+        <w:t>Fairmilehead</w:t>
+      </w:r>
+      <w:proofErr w:type="spellEnd"/>
+      <w:r>
+        <w:rPr>
+          <w:rFonts w:asciiTheme="minorHAnsi" w:hAnsiTheme="minorHAnsi" w:cstheme="minorHAnsi"/>
+        </w:rPr>
+        <w:t xml:space="preserve">, has a typical nightly price of around £360, while the least expensive, </w:t>
+      </w:r>
+      <w:proofErr w:type="spellStart"/>
+      <w:r>
+        <w:rPr>
+          <w:rFonts w:asciiTheme="minorHAnsi" w:hAnsiTheme="minorHAnsi" w:cstheme="minorHAnsi"/>
+        </w:rPr>
+        <w:t>Clovenstone</w:t>
+      </w:r>
+      <w:proofErr w:type="spellEnd"/>
+      <w:r>
+        <w:rPr>
+          <w:rFonts w:asciiTheme="minorHAnsi" w:hAnsiTheme="minorHAnsi" w:cstheme="minorHAnsi"/>
+        </w:rPr>
+        <w:t xml:space="preserve"> and Wester Hailes, has a typical price of about £33. This means the most expensive </w:t>
+      </w:r>
+      <w:proofErr w:type="spellStart"/>
+      <w:r>
+        <w:rPr>
+          <w:rFonts w:asciiTheme="minorHAnsi" w:hAnsiTheme="minorHAnsi" w:cstheme="minorHAnsi"/>
+        </w:rPr>
+        <w:t>neighbourhood</w:t>
+      </w:r>
+      <w:proofErr w:type="spellEnd"/>
+      <w:r>
+        <w:rPr>
+          <w:rFonts w:asciiTheme="minorHAnsi" w:hAnsiTheme="minorHAnsi" w:cstheme="minorHAnsi"/>
+        </w:rPr>
+        <w:t xml:space="preserve"> is roughly 11 times more expensive than the cheapest.</w:t>
+      </w:r>
+    </w:p>
+    <w:p>
+      <w:pPr>
+        <w:pStyle w:val="NormalWeb"/>
+        <w:shd w:val="clear" w:color="auto" w:fill="FFFFFF"/>
+        <w:spacing w:before="0" w:beforeAutospacing="0" w:after="120" w:afterAutospacing="0"/>
+        <w:rPr>
+          <w:rFonts w:asciiTheme="minorHAnsi" w:hAnsiTheme="minorHAnsi" w:cstheme="minorHAnsi"/>
+        </w:rPr>
+      </w:pPr>
+      <w:r>
+        <w:rPr>
+          <w:rStyle w:val="Strong"/>
+          <w:rFonts w:asciiTheme="minorHAnsi" w:hAnsiTheme="minorHAnsi" w:cstheme="minorHAnsi"/>
+        </w:rPr>
+        <w:t>What this means in practice:</w:t>
+      </w:r>
+      <w:r>
+        <w:rPr>
+          <w:rFonts w:asciiTheme="minorHAnsi" w:hAnsiTheme="minorHAnsi" w:cstheme="minorHAnsi"/>
+        </w:rPr>
+        <w:t> </w:t>
+      </w:r>
+      <w:proofErr w:type="spellStart"/>
+      <w:r>
+        <w:rPr>
+          <w:rFonts w:asciiTheme="minorHAnsi" w:hAnsiTheme="minorHAnsi" w:cstheme="minorHAnsi"/>
+        </w:rPr>
+        <w:t>Neighbourhood</w:t>
+      </w:r>
+      <w:proofErr w:type="spellEnd"/>
+      <w:r>
+        <w:rPr>
+          <w:rFonts w:asciiTheme="minorHAnsi" w:hAnsiTheme="minorHAnsi" w:cstheme="minorHAnsi"/>
+        </w:rPr>
+        <w:t xml:space="preserve"> is one of the most important factors influencing Airbnb prices, along with the type of property. For investors, this means location should be considered a key decision when purchasing or managing properties, as it can have a much greater impact on pricing than many other factors. While this analysis clearly shows that location has a strong influence on price, further analysis would be needed to directly compare its impact with factors such as property type to determine which has the greater overall effect.</w:t>
+      </w:r>
+    </w:p>
+    <w:p>
+      <w:pPr>
+        <w:spacing w:after="240"/>
+      </w:pPr>
+    </w:p>
+    <w:p>
+      <w:pPr>
+        <w:pStyle w:val="Heading2"/>
+        <w:spacing w:before="280" w:after="160"/>
+      </w:pPr>
+      <w:bookmarkStart w:id="18" w:name="_Toc234499947"/>
+      <w:r>
+        <w:br/>
+      </w:r>
+      <w:r>
+        <w:br/>
+      </w:r>
+      <w:r>
+        <w:lastRenderedPageBreak/>
+        <w:br/>
+      </w:r>
+      <w:r>
+        <w:t>6.3 Temporal &amp; Seasonal Patterns</w:t>
+      </w:r>
+      <w:bookmarkEnd w:id="18"/>
+    </w:p>
+    <w:p>
+      <w:pPr>
+        <w:pStyle w:val="Heading3"/>
+        <w:shd w:val="clear" w:color="auto" w:fill="FFFFFF"/>
+        <w:spacing w:before="181" w:after="242"/>
+        <w:rPr>
+          <w:rFonts w:asciiTheme="minorHAnsi" w:hAnsiTheme="minorHAnsi" w:cstheme="minorHAnsi"/>
+          <w:sz w:val="26"/>
+          <w:szCs w:val="26"/>
+        </w:rPr>
+      </w:pPr>
+      <w:r>
+        <w:rPr>
+          <w:rFonts w:asciiTheme="minorHAnsi" w:hAnsiTheme="minorHAnsi" w:cstheme="minorHAnsi"/>
+          <w:b/>
+          <w:bCs/>
+          <w:sz w:val="26"/>
+          <w:szCs w:val="26"/>
+        </w:rPr>
+        <w:t>Interpretation</w:t>
+      </w:r>
+    </w:p>
+    <w:p>
+      <w:pPr>
+        <w:pStyle w:val="NormalWeb"/>
+        <w:shd w:val="clear" w:color="auto" w:fill="FFFFFF"/>
+        <w:spacing w:before="0" w:beforeAutospacing="0" w:after="240" w:afterAutospacing="0"/>
+        <w:rPr>
+          <w:rFonts w:asciiTheme="minorHAnsi" w:hAnsiTheme="minorHAnsi" w:cstheme="minorHAnsi"/>
+        </w:rPr>
+      </w:pPr>
+      <w:r>
+        <w:rPr>
+          <w:rFonts w:asciiTheme="minorHAnsi" w:hAnsiTheme="minorHAnsi" w:cstheme="minorHAnsi"/>
+        </w:rPr>
+        <w:t>This question could not be answered using the available dataset. Although the calendar data shows whether a listing was available or unavailable on each day, it does not include the daily price. As a result, it is not possible to analyze how Airbnb prices change from month to month throughout the year.</w:t>
+      </w:r>
+    </w:p>
+    <w:p>
+      <w:pPr>
+        <w:pStyle w:val="NormalWeb"/>
+        <w:shd w:val="clear" w:color="auto" w:fill="FFFFFF"/>
+        <w:spacing w:before="0" w:beforeAutospacing="0" w:after="240" w:afterAutospacing="0"/>
+        <w:rPr>
+          <w:rFonts w:asciiTheme="minorHAnsi" w:hAnsiTheme="minorHAnsi" w:cstheme="minorHAnsi"/>
+        </w:rPr>
+      </w:pPr>
+      <w:r>
+        <w:rPr>
+          <w:rFonts w:asciiTheme="minorHAnsi" w:hAnsiTheme="minorHAnsi" w:cstheme="minorHAnsi"/>
+        </w:rPr>
+        <w:t xml:space="preserve">This is a limitation of the dataset itself rather than an error in the data processing. Similar missing information was also found in other fields, such as </w:t>
+      </w:r>
+      <w:proofErr w:type="spellStart"/>
+      <w:r>
+        <w:rPr>
+          <w:rFonts w:asciiTheme="minorHAnsi" w:hAnsiTheme="minorHAnsi" w:cstheme="minorHAnsi"/>
+        </w:rPr>
+        <w:t>host_since</w:t>
+      </w:r>
+      <w:proofErr w:type="spellEnd"/>
+      <w:r>
+        <w:rPr>
+          <w:rFonts w:asciiTheme="minorHAnsi" w:hAnsiTheme="minorHAnsi" w:cstheme="minorHAnsi"/>
+        </w:rPr>
+        <w:t>, indicating that this is a characteristic of the dataset rather than a one-time issue.</w:t>
+      </w:r>
+    </w:p>
+    <w:p>
+      <w:pPr>
+        <w:pStyle w:val="NormalWeb"/>
+        <w:shd w:val="clear" w:color="auto" w:fill="FFFFFF"/>
+        <w:spacing w:before="0" w:beforeAutospacing="0" w:after="120" w:afterAutospacing="0"/>
+        <w:rPr>
+          <w:rFonts w:asciiTheme="minorHAnsi" w:hAnsiTheme="minorHAnsi" w:cstheme="minorHAnsi"/>
+        </w:rPr>
+      </w:pPr>
+      <w:r>
+        <w:rPr>
+          <w:rStyle w:val="Strong"/>
+          <w:rFonts w:asciiTheme="minorHAnsi" w:hAnsiTheme="minorHAnsi" w:cstheme="minorHAnsi"/>
+        </w:rPr>
+        <w:t>What this means in practice:</w:t>
+      </w:r>
+      <w:r>
+        <w:rPr>
+          <w:rFonts w:asciiTheme="minorHAnsi" w:hAnsiTheme="minorHAnsi" w:cstheme="minorHAnsi"/>
+        </w:rPr>
+        <w:t> We cannot identify the best times of the year for hosts to increase or decrease their prices because the historical pricing data is unavailable. To perform this type of analysis in the future, a newer dataset containing calendar-level pricing would need to be collected, either from Inside Airbnb or directly from Airbnb over time.</w:t>
+      </w:r>
+    </w:p>
+    <w:p>
+      <w:pPr>
+        <w:spacing w:after="240"/>
+        <w:rPr>
+          <w:color w:val="9CA3AF"/>
+        </w:rPr>
+      </w:pPr>
+    </w:p>
+    <w:p>
+      <w:pPr>
+        <w:pStyle w:val="Heading2"/>
+        <w:spacing w:before="280" w:after="160"/>
+      </w:pPr>
+      <w:bookmarkStart w:id="19" w:name="_Toc234499948"/>
+      <w:r>
+        <w:t>6.4 Host &amp; Supply-Side Patterns</w:t>
+      </w:r>
+      <w:bookmarkEnd w:id="19"/>
+    </w:p>
+    <w:p>
+      <w:pPr>
+        <w:spacing w:after="240"/>
+        <w:rPr>
+          <w:color w:val="9CA3AF"/>
+        </w:rPr>
+      </w:pPr>
+      <w:r>
+        <w:rPr>
+          <w:noProof/>
+          <w:color w:val="9CA3AF"/>
+        </w:rPr>
+        <w:drawing>
+          <wp:anchor distT="0" distB="0" distL="114300" distR="114300" simplePos="0" relativeHeight="251664384" behindDoc="1" locked="0" layoutInCell="1" allowOverlap="1" wp14:anchorId="73372087" wp14:editId="3965CA4D">
+            <wp:simplePos x="0" y="0"/>
+            <wp:positionH relativeFrom="margin">
+              <wp:posOffset>976573</wp:posOffset>
+            </wp:positionH>
+            <wp:positionV relativeFrom="paragraph">
+              <wp:posOffset>333202</wp:posOffset>
+            </wp:positionV>
+            <wp:extent cx="3387437" cy="2540578"/>
+            <wp:effectExtent l="0" t="0" r="3810" b="0"/>
+            <wp:wrapNone/>
+            <wp:docPr id="7" name="Picture 7"/>
+            <wp:cNvGraphicFramePr>
+              <a:graphicFrameLocks xmlns:a="http://schemas.openxmlformats.org/drawingml/2006/main" noChangeAspect="1"/>
+            </wp:cNvGraphicFramePr>
+            <a:graphic xmlns:a="http://schemas.openxmlformats.org/drawingml/2006/main">
+              <a:graphicData uri="http://schemas.openxmlformats.org/drawingml/2006/picture">
+                <pic:pic xmlns:pic="http://schemas.openxmlformats.org/drawingml/2006/picture">
+                  <pic:nvPicPr>
+                    <pic:cNvPr id="7" name="Picture 7"/>
+                    <pic:cNvPicPr/>
+                  </pic:nvPicPr>
+                  <pic:blipFill>
+                    <a:blip r:embed="rId13" cstate="print">
+                      <a:extLst>
+                        <a:ext uri="{28A0092B-C50C-407E-A947-70E740481C1C}">
+                          <a14:useLocalDpi xmlns:a14="http://schemas.microsoft.com/office/drawing/2010/main" val="0"/>
+                        </a:ext>
+                      </a:extLst>
+                    </a:blip>
+                    <a:stretch>
+                      <a:fillRect/>
+                    </a:stretch>
+                  </pic:blipFill>
+                  <pic:spPr>
+                    <a:xfrm>
+                      <a:off x="0" y="0"/>
+                      <a:ext cx="3387437" cy="2540578"/>
+                    </a:xfrm>
+                    <a:prstGeom prst="rect">
+                      <a:avLst/>
+                    </a:prstGeom>
+                  </pic:spPr>
+                </pic:pic>
+              </a:graphicData>
+            </a:graphic>
+            <wp14:sizeRelH relativeFrom="page">
+              <wp14:pctWidth>0</wp14:pctWidth>
+            </wp14:sizeRelH>
+            <wp14:sizeRelV relativeFrom="page">
+              <wp14:pctHeight>0</wp14:pctHeight>
+            </wp14:sizeRelV>
+          </wp:anchor>
+        </w:drawing>
+      </w:r>
+      <w:r>
+        <w:rPr>
+          <w:rStyle w:val="Strong"/>
+          <w:rFonts w:asciiTheme="minorHAnsi" w:hAnsiTheme="minorHAnsi" w:cstheme="minorHAnsi"/>
+          <w:sz w:val="24"/>
+          <w:szCs w:val="24"/>
+          <w:shd w:val="clear" w:color="auto" w:fill="FFFFFF"/>
+        </w:rPr>
+        <w:t>Business question:</w:t>
+      </w:r>
+      <w:r>
+        <w:rPr>
+          <w:rFonts w:asciiTheme="minorHAnsi" w:hAnsiTheme="minorHAnsi" w:cstheme="minorHAnsi"/>
+          <w:sz w:val="24"/>
+          <w:szCs w:val="24"/>
+          <w:shd w:val="clear" w:color="auto" w:fill="FFFFFF"/>
+        </w:rPr>
+        <w:t> How concentrated is the Edinburgh listings market among a small number of hosts?</w:t>
+      </w:r>
+      <w:r>
+        <w:rPr>
+          <w:rFonts w:asciiTheme="minorHAnsi" w:hAnsiTheme="minorHAnsi" w:cstheme="minorHAnsi"/>
+          <w:sz w:val="24"/>
+          <w:szCs w:val="24"/>
+          <w:shd w:val="clear" w:color="auto" w:fill="FFFFFF"/>
+        </w:rPr>
+        <w:br/>
+      </w:r>
+    </w:p>
+    <w:p>
+      <w:pPr>
+        <w:spacing w:after="240"/>
+        <w:rPr>
+          <w:color w:val="9CA3AF"/>
+        </w:rPr>
+      </w:pPr>
+    </w:p>
+    <w:p>
+      <w:pPr>
+        <w:spacing w:after="240"/>
+        <w:rPr>
+          <w:color w:val="9CA3AF"/>
+        </w:rPr>
+      </w:pPr>
+    </w:p>
+    <w:p>
+      <w:pPr>
+        <w:spacing w:after="240"/>
+        <w:rPr>
+          <w:color w:val="9CA3AF"/>
+        </w:rPr>
+      </w:pPr>
+    </w:p>
+    <w:p>
+      <w:pPr>
+        <w:spacing w:after="240"/>
+        <w:rPr>
+          <w:color w:val="9CA3AF"/>
+        </w:rPr>
+      </w:pPr>
+    </w:p>
+    <w:p>
+      <w:pPr>
+        <w:spacing w:after="240"/>
+        <w:rPr>
+          <w:color w:val="9CA3AF"/>
+        </w:rPr>
+      </w:pPr>
+    </w:p>
+    <w:p>
+      <w:pPr>
+        <w:spacing w:after="240"/>
+        <w:rPr>
+          <w:color w:val="9CA3AF"/>
+        </w:rPr>
+      </w:pPr>
+    </w:p>
+    <w:p>
+      <w:pPr>
+        <w:spacing w:after="240"/>
+        <w:rPr>
+          <w:color w:val="9CA3AF"/>
+        </w:rPr>
+      </w:pPr>
+    </w:p>
+    <w:p>
+      <w:pPr>
+        <w:pStyle w:val="Heading3"/>
+        <w:shd w:val="clear" w:color="auto" w:fill="FFFFFF"/>
+        <w:spacing w:before="181" w:after="242"/>
+        <w:rPr>
+          <w:rFonts w:asciiTheme="minorHAnsi" w:hAnsiTheme="minorHAnsi" w:cstheme="minorHAnsi"/>
+          <w:sz w:val="26"/>
+          <w:szCs w:val="26"/>
+        </w:rPr>
+      </w:pPr>
+      <w:r>
+        <w:rPr>
+          <w:rFonts w:asciiTheme="minorHAnsi" w:hAnsiTheme="minorHAnsi" w:cstheme="minorHAnsi"/>
+          <w:b/>
+          <w:bCs/>
+          <w:sz w:val="26"/>
+          <w:szCs w:val="26"/>
+        </w:rPr>
+        <w:t>Interpretation</w:t>
+      </w:r>
+    </w:p>
+    <w:p>
+      <w:pPr>
+        <w:pStyle w:val="NormalWeb"/>
+        <w:shd w:val="clear" w:color="auto" w:fill="FFFFFF"/>
+        <w:spacing w:before="0" w:beforeAutospacing="0" w:after="240" w:afterAutospacing="0"/>
+        <w:rPr>
+          <w:rFonts w:asciiTheme="minorHAnsi" w:hAnsiTheme="minorHAnsi" w:cstheme="minorHAnsi"/>
+        </w:rPr>
+      </w:pPr>
+      <w:r>
+        <w:rPr>
+          <w:rFonts w:asciiTheme="minorHAnsi" w:hAnsiTheme="minorHAnsi" w:cstheme="minorHAnsi"/>
+        </w:rPr>
+        <w:t>Most Airbnb hosts in Edinburgh have only one listing, but a small number manage many properties. In fact, one host manages around 120 listings, and the top 10% of hosts (367 hosts) collectively own about 40% of all Airbnb listings in the city.</w:t>
+      </w:r>
+    </w:p>
+    <w:p>
+      <w:pPr>
+        <w:pStyle w:val="NormalWeb"/>
+        <w:shd w:val="clear" w:color="auto" w:fill="FFFFFF"/>
+        <w:spacing w:before="0" w:beforeAutospacing="0" w:after="120" w:afterAutospacing="0"/>
+        <w:rPr>
+          <w:rFonts w:asciiTheme="minorHAnsi" w:hAnsiTheme="minorHAnsi" w:cstheme="minorHAnsi"/>
+        </w:rPr>
+      </w:pPr>
+      <w:r>
+        <w:rPr>
+          <w:rStyle w:val="Strong"/>
+          <w:rFonts w:asciiTheme="minorHAnsi" w:hAnsiTheme="minorHAnsi" w:cstheme="minorHAnsi"/>
+        </w:rPr>
+        <w:lastRenderedPageBreak/>
+        <w:t>What this means in practice:</w:t>
+      </w:r>
+      <w:r>
+        <w:rPr>
+          <w:rFonts w:asciiTheme="minorHAnsi" w:hAnsiTheme="minorHAnsi" w:cstheme="minorHAnsi"/>
+        </w:rPr>
+        <w:t> Edinburgh's Airbnb market is not made up only of casual hosts renting out a spare room. A significant share of listings is managed by professional hosts with multiple properties. For businesses offering services such as pricing tools or portfolio management, these multi-property hosts represent a high-value customer segment. Reaching just a few hundred professional hosts provides access to a large portion of the market, making it much more efficient than targeting thousands of individual single-listing hosts.</w:t>
+      </w:r>
+    </w:p>
+    <w:p>
+      <w:pPr>
+        <w:spacing w:after="240"/>
+        <w:rPr>
+          <w:color w:val="9CA3AF"/>
+        </w:rPr>
+      </w:pPr>
+    </w:p>
+    <w:p>
+      <w:pPr>
+        <w:spacing w:after="240"/>
+        <w:rPr>
+          <w:rFonts w:asciiTheme="minorHAnsi" w:hAnsiTheme="minorHAnsi" w:cstheme="minorHAnsi"/>
+          <w:color w:val="9CA3AF"/>
+          <w:sz w:val="24"/>
+          <w:szCs w:val="24"/>
+        </w:rPr>
+      </w:pPr>
+      <w:r>
+        <w:rPr>
+          <w:noProof/>
+          <w:color w:val="9CA3AF"/>
+        </w:rPr>
+        <w:drawing>
+          <wp:anchor distT="0" distB="0" distL="114300" distR="114300" simplePos="0" relativeHeight="251665408" behindDoc="1" locked="0" layoutInCell="1" allowOverlap="1" wp14:anchorId="77C87D37" wp14:editId="6A19F5A8">
+            <wp:simplePos x="0" y="0"/>
+            <wp:positionH relativeFrom="margin">
+              <wp:posOffset>1052599</wp:posOffset>
+            </wp:positionH>
+            <wp:positionV relativeFrom="paragraph">
+              <wp:posOffset>431338</wp:posOffset>
+            </wp:positionV>
+            <wp:extent cx="3470564" cy="2602923"/>
+            <wp:effectExtent l="0" t="0" r="0" b="6985"/>
+            <wp:wrapNone/>
+            <wp:docPr id="8" name="Picture 8"/>
+            <wp:cNvGraphicFramePr>
+              <a:graphicFrameLocks xmlns:a="http://schemas.openxmlformats.org/drawingml/2006/main" noChangeAspect="1"/>
+            </wp:cNvGraphicFramePr>
+            <a:graphic xmlns:a="http://schemas.openxmlformats.org/drawingml/2006/main">
+              <a:graphicData uri="http://schemas.openxmlformats.org/drawingml/2006/picture">
+                <pic:pic xmlns:pic="http://schemas.openxmlformats.org/drawingml/2006/picture">
+                  <pic:nvPicPr>
+                    <pic:cNvPr id="8" name="Picture 8"/>
+                    <pic:cNvPicPr/>
+                  </pic:nvPicPr>
+                  <pic:blipFill>
+                    <a:blip r:embed="rId14" cstate="print">
+                      <a:extLst>
+                        <a:ext uri="{28A0092B-C50C-407E-A947-70E740481C1C}">
+                          <a14:useLocalDpi xmlns:a14="http://schemas.microsoft.com/office/drawing/2010/main" val="0"/>
+                        </a:ext>
+                      </a:extLst>
+                    </a:blip>
+                    <a:stretch>
+                      <a:fillRect/>
+                    </a:stretch>
+                  </pic:blipFill>
+                  <pic:spPr>
+                    <a:xfrm>
+                      <a:off x="0" y="0"/>
+                      <a:ext cx="3470564" cy="2602923"/>
+                    </a:xfrm>
+                    <a:prstGeom prst="rect">
+                      <a:avLst/>
+                    </a:prstGeom>
+                  </pic:spPr>
+                </pic:pic>
+              </a:graphicData>
+            </a:graphic>
+            <wp14:sizeRelH relativeFrom="page">
+              <wp14:pctWidth>0</wp14:pctWidth>
+            </wp14:sizeRelH>
+            <wp14:sizeRelV relativeFrom="page">
+              <wp14:pctHeight>0</wp14:pctHeight>
+            </wp14:sizeRelV>
+          </wp:anchor>
+        </w:drawing>
+      </w:r>
+      <w:r>
+        <w:rPr>
+          <w:rStyle w:val="Strong"/>
+          <w:rFonts w:asciiTheme="minorHAnsi" w:hAnsiTheme="minorHAnsi" w:cstheme="minorHAnsi"/>
+          <w:sz w:val="24"/>
+          <w:szCs w:val="24"/>
+          <w:shd w:val="clear" w:color="auto" w:fill="FFFFFF"/>
+        </w:rPr>
+        <w:t>Business question:</w:t>
+      </w:r>
+      <w:r>
+        <w:rPr>
+          <w:rFonts w:asciiTheme="minorHAnsi" w:hAnsiTheme="minorHAnsi" w:cstheme="minorHAnsi"/>
+          <w:sz w:val="24"/>
+          <w:szCs w:val="24"/>
+          <w:shd w:val="clear" w:color="auto" w:fill="FFFFFF"/>
+        </w:rPr>
+        <w:t> Are review scores broadly distributed, or is there a sign of rating inflation clustered near the top of the scale?</w:t>
+      </w:r>
+    </w:p>
+    <w:p>
+      <w:pPr>
+        <w:spacing w:after="240"/>
+        <w:rPr>
+          <w:color w:val="9CA3AF"/>
+        </w:rPr>
+      </w:pPr>
+    </w:p>
+    <w:p>
+      <w:pPr>
+        <w:spacing w:after="240"/>
+        <w:rPr>
+          <w:color w:val="9CA3AF"/>
+        </w:rPr>
+      </w:pPr>
+    </w:p>
+    <w:p>
+      <w:pPr>
+        <w:spacing w:after="240"/>
+      </w:pPr>
+    </w:p>
+    <w:p>
+      <w:pPr>
+        <w:spacing w:after="240"/>
+      </w:pPr>
+    </w:p>
+    <w:p>
+      <w:pPr>
+        <w:spacing w:after="240"/>
+      </w:pPr>
+    </w:p>
+    <w:p>
+      <w:pPr>
+        <w:spacing w:after="240"/>
+      </w:pPr>
+    </w:p>
+    <w:p>
+      <w:pPr>
+        <w:spacing w:after="240"/>
+      </w:pPr>
+    </w:p>
+    <w:p>
+      <w:pPr>
+        <w:pStyle w:val="Heading3"/>
+        <w:shd w:val="clear" w:color="auto" w:fill="FFFFFF"/>
+        <w:spacing w:before="181" w:after="242"/>
+        <w:rPr>
+          <w:rFonts w:asciiTheme="minorHAnsi" w:hAnsiTheme="minorHAnsi" w:cstheme="minorHAnsi"/>
+          <w:sz w:val="26"/>
+          <w:szCs w:val="26"/>
+        </w:rPr>
+      </w:pPr>
+      <w:r>
+        <w:br/>
+      </w:r>
+      <w:r>
+        <w:br/>
+      </w:r>
+      <w:r>
+        <w:rPr>
+          <w:rFonts w:asciiTheme="minorHAnsi" w:hAnsiTheme="minorHAnsi" w:cstheme="minorHAnsi"/>
+          <w:b/>
+          <w:bCs/>
+          <w:sz w:val="26"/>
+          <w:szCs w:val="26"/>
+        </w:rPr>
+        <w:t>Interpretation</w:t>
+      </w:r>
+    </w:p>
+    <w:p>
+      <w:pPr>
+        <w:pStyle w:val="NormalWeb"/>
+        <w:shd w:val="clear" w:color="auto" w:fill="FFFFFF"/>
+        <w:spacing w:before="0" w:beforeAutospacing="0" w:after="240" w:afterAutospacing="0"/>
+        <w:rPr>
+          <w:rFonts w:asciiTheme="minorHAnsi" w:hAnsiTheme="minorHAnsi" w:cstheme="minorHAnsi"/>
+        </w:rPr>
+      </w:pPr>
+      <w:r>
+        <w:rPr>
+          <w:rFonts w:asciiTheme="minorHAnsi" w:hAnsiTheme="minorHAnsi" w:cstheme="minorHAnsi"/>
+        </w:rPr>
+        <w:t>Nearly all Airbnb listings in Edinburgh have very high review ratings. Around 64% of listings have an average rating of 4.8 or higher, with 5.0 being the most common score. Very few listings are rated below 4.0, and almost none fall below 3.5.</w:t>
+      </w:r>
+    </w:p>
+    <w:p>
+      <w:pPr>
+        <w:pStyle w:val="NormalWeb"/>
+        <w:shd w:val="clear" w:color="auto" w:fill="FFFFFF"/>
+        <w:spacing w:before="0" w:beforeAutospacing="0" w:after="240" w:afterAutospacing="0"/>
+        <w:rPr>
+          <w:rFonts w:asciiTheme="minorHAnsi" w:hAnsiTheme="minorHAnsi" w:cstheme="minorHAnsi"/>
+        </w:rPr>
+      </w:pPr>
+      <w:r>
+        <w:rPr>
+          <w:rFonts w:asciiTheme="minorHAnsi" w:hAnsiTheme="minorHAnsi" w:cstheme="minorHAnsi"/>
+        </w:rPr>
+        <w:t>This does not necessarily mean that almost every stay is perfect. Instead, it is likely influenced by rating inflation, where guests who had positive experiences are more likely to leave reviews, while dissatisfied guests often do not. There may also be social pressure for both hosts and guests to leave positive ratings.</w:t>
+      </w:r>
+    </w:p>
+    <w:p>
+      <w:pPr>
+        <w:pStyle w:val="NormalWeb"/>
+        <w:shd w:val="clear" w:color="auto" w:fill="FFFFFF"/>
+        <w:spacing w:before="0" w:beforeAutospacing="0" w:after="120" w:afterAutospacing="0"/>
+        <w:rPr>
+          <w:rFonts w:asciiTheme="minorHAnsi" w:hAnsiTheme="minorHAnsi" w:cstheme="minorHAnsi"/>
+        </w:rPr>
+      </w:pPr>
+      <w:r>
+        <w:rPr>
+          <w:rStyle w:val="Strong"/>
+          <w:rFonts w:asciiTheme="minorHAnsi" w:hAnsiTheme="minorHAnsi" w:cstheme="minorHAnsi"/>
+        </w:rPr>
+        <w:t>What this means in practice:</w:t>
+      </w:r>
+      <w:r>
+        <w:rPr>
+          <w:rFonts w:asciiTheme="minorHAnsi" w:hAnsiTheme="minorHAnsi" w:cstheme="minorHAnsi"/>
+        </w:rPr>
+        <w:t> Since most listings receive similarly high ratings, the review score alone is not a strong indicator of quality. For platform operators or investors, it is more useful to consider additional factors, such as the number of reviews and how recent those reviews are, to gain a more accurate understanding of a listing's performance and guest satisfaction.</w:t>
+      </w:r>
+    </w:p>
+    <w:p>
+      <w:pPr>
+        <w:spacing w:after="240"/>
+      </w:pPr>
+    </w:p>
+    <w:p>
+      <w:pPr>
+        <w:spacing w:after="240"/>
+      </w:pPr>
+      <w:r>
+        <w:br/>
+      </w:r>
+    </w:p>
+    <w:p>
+      <w:pPr>
+        <w:spacing w:after="240"/>
+        <w:rPr>
+          <w:rFonts w:asciiTheme="minorHAnsi" w:hAnsiTheme="minorHAnsi" w:cstheme="minorHAnsi"/>
+          <w:sz w:val="24"/>
+          <w:szCs w:val="24"/>
+        </w:rPr>
+      </w:pPr>
+      <w:r>
+        <w:rPr>
+          <w:noProof/>
+        </w:rPr>
+        <w:lastRenderedPageBreak/>
+        <w:drawing>
+          <wp:anchor distT="0" distB="0" distL="114300" distR="114300" simplePos="0" relativeHeight="251666432" behindDoc="1" locked="0" layoutInCell="1" allowOverlap="1" wp14:anchorId="122BF9C6" wp14:editId="7033D991">
+            <wp:simplePos x="0" y="0"/>
+            <wp:positionH relativeFrom="margin">
+              <wp:align>center</wp:align>
+            </wp:positionH>
+            <wp:positionV relativeFrom="paragraph">
+              <wp:posOffset>477924</wp:posOffset>
+            </wp:positionV>
+            <wp:extent cx="5701145" cy="3460887"/>
+            <wp:effectExtent l="0" t="0" r="0" b="6350"/>
+            <wp:wrapNone/>
+            <wp:docPr id="9" name="Picture 9"/>
+            <wp:cNvGraphicFramePr>
+              <a:graphicFrameLocks xmlns:a="http://schemas.openxmlformats.org/drawingml/2006/main" noChangeAspect="1"/>
+            </wp:cNvGraphicFramePr>
+            <a:graphic xmlns:a="http://schemas.openxmlformats.org/drawingml/2006/main">
+              <a:graphicData uri="http://schemas.openxmlformats.org/drawingml/2006/picture">
+                <pic:pic xmlns:pic="http://schemas.openxmlformats.org/drawingml/2006/picture">
+                  <pic:nvPicPr>
+                    <pic:cNvPr id="9" name="Picture 9"/>
+                    <pic:cNvPicPr/>
+                  </pic:nvPicPr>
+                  <pic:blipFill>
+                    <a:blip r:embed="rId15" cstate="print">
+                      <a:extLst>
+                        <a:ext uri="{28A0092B-C50C-407E-A947-70E740481C1C}">
+                          <a14:useLocalDpi xmlns:a14="http://schemas.microsoft.com/office/drawing/2010/main" val="0"/>
+                        </a:ext>
+                      </a:extLst>
+                    </a:blip>
+                    <a:stretch>
+                      <a:fillRect/>
+                    </a:stretch>
+                  </pic:blipFill>
+                  <pic:spPr>
+                    <a:xfrm>
+                      <a:off x="0" y="0"/>
+                      <a:ext cx="5701145" cy="3460887"/>
+                    </a:xfrm>
+                    <a:prstGeom prst="rect">
+                      <a:avLst/>
+                    </a:prstGeom>
+                  </pic:spPr>
+                </pic:pic>
+              </a:graphicData>
+            </a:graphic>
+            <wp14:sizeRelH relativeFrom="page">
+              <wp14:pctWidth>0</wp14:pctWidth>
+            </wp14:sizeRelH>
+            <wp14:sizeRelV relativeFrom="page">
+              <wp14:pctHeight>0</wp14:pctHeight>
+            </wp14:sizeRelV>
+          </wp:anchor>
+        </w:drawing>
+      </w:r>
+      <w:r>
+        <w:rPr>
+          <w:rStyle w:val="Strong"/>
+          <w:rFonts w:asciiTheme="minorHAnsi" w:hAnsiTheme="minorHAnsi" w:cstheme="minorHAnsi"/>
+          <w:sz w:val="24"/>
+          <w:szCs w:val="24"/>
+          <w:shd w:val="clear" w:color="auto" w:fill="FFFFFF"/>
+        </w:rPr>
+        <w:t>Business question:</w:t>
+      </w:r>
+      <w:r>
+        <w:rPr>
+          <w:rFonts w:asciiTheme="minorHAnsi" w:hAnsiTheme="minorHAnsi" w:cstheme="minorHAnsi"/>
+          <w:sz w:val="24"/>
+          <w:szCs w:val="24"/>
+          <w:shd w:val="clear" w:color="auto" w:fill="FFFFFF"/>
+        </w:rPr>
+        <w:t xml:space="preserve"> Do single-listing hosts differ from multi-listing hosts, and do </w:t>
+      </w:r>
+      <w:proofErr w:type="spellStart"/>
+      <w:r>
+        <w:rPr>
+          <w:rFonts w:asciiTheme="minorHAnsi" w:hAnsiTheme="minorHAnsi" w:cstheme="minorHAnsi"/>
+          <w:sz w:val="24"/>
+          <w:szCs w:val="24"/>
+          <w:shd w:val="clear" w:color="auto" w:fill="FFFFFF"/>
+        </w:rPr>
+        <w:t>superhosts</w:t>
+      </w:r>
+      <w:proofErr w:type="spellEnd"/>
+      <w:r>
+        <w:rPr>
+          <w:rFonts w:asciiTheme="minorHAnsi" w:hAnsiTheme="minorHAnsi" w:cstheme="minorHAnsi"/>
+          <w:sz w:val="24"/>
+          <w:szCs w:val="24"/>
+          <w:shd w:val="clear" w:color="auto" w:fill="FFFFFF"/>
+        </w:rPr>
+        <w:t xml:space="preserve"> differ from non-</w:t>
+      </w:r>
+      <w:proofErr w:type="spellStart"/>
+      <w:r>
+        <w:rPr>
+          <w:rFonts w:asciiTheme="minorHAnsi" w:hAnsiTheme="minorHAnsi" w:cstheme="minorHAnsi"/>
+          <w:sz w:val="24"/>
+          <w:szCs w:val="24"/>
+          <w:shd w:val="clear" w:color="auto" w:fill="FFFFFF"/>
+        </w:rPr>
+        <w:t>superhosts</w:t>
+      </w:r>
+      <w:proofErr w:type="spellEnd"/>
+      <w:r>
+        <w:rPr>
+          <w:rFonts w:asciiTheme="minorHAnsi" w:hAnsiTheme="minorHAnsi" w:cstheme="minorHAnsi"/>
+          <w:sz w:val="24"/>
+          <w:szCs w:val="24"/>
+          <w:shd w:val="clear" w:color="auto" w:fill="FFFFFF"/>
+        </w:rPr>
+        <w:t>, in price, occupancy, and review score?</w:t>
+      </w:r>
+    </w:p>
+    <w:p>
+      <w:pPr>
+        <w:spacing w:after="240"/>
+      </w:pPr>
+    </w:p>
+    <w:p>
+      <w:pPr>
+        <w:spacing w:after="240"/>
+      </w:pPr>
+    </w:p>
+    <w:p>
+      <w:pPr>
+        <w:spacing w:after="240"/>
+      </w:pPr>
+    </w:p>
+    <w:p>
+      <w:pPr>
+        <w:spacing w:after="240"/>
+      </w:pPr>
+    </w:p>
+    <w:p>
+      <w:pPr>
+        <w:spacing w:after="240"/>
+      </w:pPr>
+    </w:p>
+    <w:p>
+      <w:pPr>
+        <w:spacing w:after="240"/>
+      </w:pPr>
+    </w:p>
+    <w:p>
+      <w:pPr>
+        <w:spacing w:after="240"/>
+      </w:pPr>
+    </w:p>
+    <w:p>
+      <w:pPr>
+        <w:spacing w:after="240"/>
+      </w:pPr>
+    </w:p>
+    <w:p>
+      <w:pPr>
+        <w:spacing w:after="240"/>
+      </w:pPr>
+    </w:p>
+    <w:p>
+      <w:pPr>
+        <w:spacing w:after="240"/>
+      </w:pPr>
+    </w:p>
+    <w:p>
+      <w:pPr>
+        <w:spacing w:after="240"/>
+      </w:pPr>
+    </w:p>
+    <w:p>
+      <w:pPr>
+        <w:pStyle w:val="Heading3"/>
+        <w:shd w:val="clear" w:color="auto" w:fill="FFFFFF"/>
+        <w:spacing w:before="181" w:after="242"/>
+        <w:rPr>
+          <w:rFonts w:asciiTheme="minorHAnsi" w:hAnsiTheme="minorHAnsi" w:cstheme="minorHAnsi"/>
+          <w:sz w:val="26"/>
+          <w:szCs w:val="26"/>
+        </w:rPr>
+      </w:pPr>
+      <w:r>
+        <w:rPr>
+          <w:rFonts w:asciiTheme="minorHAnsi" w:hAnsiTheme="minorHAnsi" w:cstheme="minorHAnsi"/>
+          <w:b/>
+          <w:bCs/>
+          <w:sz w:val="26"/>
+          <w:szCs w:val="26"/>
+        </w:rPr>
+        <w:t>Interpretation</w:t>
+      </w:r>
+    </w:p>
+    <w:p>
+      <w:pPr>
+        <w:pStyle w:val="NormalWeb"/>
+        <w:shd w:val="clear" w:color="auto" w:fill="FFFFFF"/>
+        <w:spacing w:before="0" w:beforeAutospacing="0" w:after="240" w:afterAutospacing="0"/>
+        <w:rPr>
+          <w:rFonts w:asciiTheme="minorHAnsi" w:hAnsiTheme="minorHAnsi" w:cstheme="minorHAnsi"/>
+        </w:rPr>
+      </w:pPr>
+      <w:r>
+        <w:rPr>
+          <w:rFonts w:asciiTheme="minorHAnsi" w:hAnsiTheme="minorHAnsi" w:cstheme="minorHAnsi"/>
+        </w:rPr>
+        <w:t xml:space="preserve">Two comparisons were made in this analysis: single-listing vs. multi-listing hosts, and </w:t>
+      </w:r>
+      <w:proofErr w:type="spellStart"/>
+      <w:r>
+        <w:rPr>
+          <w:rFonts w:asciiTheme="minorHAnsi" w:hAnsiTheme="minorHAnsi" w:cstheme="minorHAnsi"/>
+        </w:rPr>
+        <w:t>Superhosts</w:t>
+      </w:r>
+      <w:proofErr w:type="spellEnd"/>
+      <w:r>
+        <w:rPr>
+          <w:rFonts w:asciiTheme="minorHAnsi" w:hAnsiTheme="minorHAnsi" w:cstheme="minorHAnsi"/>
+        </w:rPr>
+        <w:t xml:space="preserve"> vs. non-</w:t>
+      </w:r>
+      <w:proofErr w:type="spellStart"/>
+      <w:r>
+        <w:rPr>
+          <w:rFonts w:asciiTheme="minorHAnsi" w:hAnsiTheme="minorHAnsi" w:cstheme="minorHAnsi"/>
+        </w:rPr>
+        <w:t>Superhosts</w:t>
+      </w:r>
+      <w:proofErr w:type="spellEnd"/>
+      <w:r>
+        <w:rPr>
+          <w:rFonts w:asciiTheme="minorHAnsi" w:hAnsiTheme="minorHAnsi" w:cstheme="minorHAnsi"/>
+        </w:rPr>
+        <w:t>.</w:t>
+      </w:r>
+    </w:p>
+    <w:p>
+      <w:pPr>
+        <w:pStyle w:val="NormalWeb"/>
+        <w:shd w:val="clear" w:color="auto" w:fill="FFFFFF"/>
+        <w:spacing w:before="0" w:beforeAutospacing="0" w:after="240" w:afterAutospacing="0"/>
+        <w:rPr>
+          <w:rFonts w:asciiTheme="minorHAnsi" w:hAnsiTheme="minorHAnsi" w:cstheme="minorHAnsi"/>
+        </w:rPr>
+      </w:pPr>
+      <w:r>
+        <w:rPr>
+          <w:rStyle w:val="Strong"/>
+          <w:rFonts w:asciiTheme="minorHAnsi" w:hAnsiTheme="minorHAnsi" w:cstheme="minorHAnsi"/>
+        </w:rPr>
+        <w:t>Single-listing vs. multi-listing hosts:</w:t>
+      </w:r>
+      <w:r>
+        <w:rPr>
+          <w:rFonts w:asciiTheme="minorHAnsi" w:hAnsiTheme="minorHAnsi" w:cstheme="minorHAnsi"/>
+        </w:rPr>
+        <w:t> Hosts with only one listing perform better than those managing multiple properties. They have higher occupancy (67% vs. 56%) and better average review scores (4.84 vs. 4.74), while charging almost the same nightly price. This suggests that single-listing hosts may provide a more personal experience, leading to greater guest satisfaction.</w:t>
+      </w:r>
+    </w:p>
+    <w:p>
+      <w:pPr>
+        <w:pStyle w:val="NormalWeb"/>
+        <w:shd w:val="clear" w:color="auto" w:fill="FFFFFF"/>
+        <w:spacing w:before="0" w:beforeAutospacing="0" w:after="240" w:afterAutospacing="0"/>
+        <w:rPr>
+          <w:rFonts w:asciiTheme="minorHAnsi" w:hAnsiTheme="minorHAnsi" w:cstheme="minorHAnsi"/>
+        </w:rPr>
+      </w:pPr>
+      <w:proofErr w:type="spellStart"/>
+      <w:r>
+        <w:rPr>
+          <w:rStyle w:val="Strong"/>
+          <w:rFonts w:asciiTheme="minorHAnsi" w:hAnsiTheme="minorHAnsi" w:cstheme="minorHAnsi"/>
+        </w:rPr>
+        <w:t>Superhost</w:t>
+      </w:r>
+      <w:proofErr w:type="spellEnd"/>
+      <w:r>
+        <w:rPr>
+          <w:rStyle w:val="Strong"/>
+          <w:rFonts w:asciiTheme="minorHAnsi" w:hAnsiTheme="minorHAnsi" w:cstheme="minorHAnsi"/>
+        </w:rPr>
+        <w:t xml:space="preserve"> vs. non-</w:t>
+      </w:r>
+      <w:proofErr w:type="spellStart"/>
+      <w:r>
+        <w:rPr>
+          <w:rStyle w:val="Strong"/>
+          <w:rFonts w:asciiTheme="minorHAnsi" w:hAnsiTheme="minorHAnsi" w:cstheme="minorHAnsi"/>
+        </w:rPr>
+        <w:t>Superhost</w:t>
+      </w:r>
+      <w:proofErr w:type="spellEnd"/>
+      <w:r>
+        <w:rPr>
+          <w:rStyle w:val="Strong"/>
+          <w:rFonts w:asciiTheme="minorHAnsi" w:hAnsiTheme="minorHAnsi" w:cstheme="minorHAnsi"/>
+        </w:rPr>
+        <w:t>:</w:t>
+      </w:r>
+      <w:r>
+        <w:rPr>
+          <w:rFonts w:asciiTheme="minorHAnsi" w:hAnsiTheme="minorHAnsi" w:cstheme="minorHAnsi"/>
+        </w:rPr>
+        <w:t> </w:t>
+      </w:r>
+      <w:proofErr w:type="spellStart"/>
+      <w:r>
+        <w:rPr>
+          <w:rFonts w:asciiTheme="minorHAnsi" w:hAnsiTheme="minorHAnsi" w:cstheme="minorHAnsi"/>
+        </w:rPr>
+        <w:t>Superhosts</w:t>
+      </w:r>
+      <w:proofErr w:type="spellEnd"/>
+      <w:r>
+        <w:rPr>
+          <w:rFonts w:asciiTheme="minorHAnsi" w:hAnsiTheme="minorHAnsi" w:cstheme="minorHAnsi"/>
+        </w:rPr>
+        <w:t xml:space="preserve"> charge slightly lower prices on average (£283 per night vs. £294), showing that the </w:t>
+      </w:r>
+      <w:proofErr w:type="spellStart"/>
+      <w:r>
+        <w:rPr>
+          <w:rFonts w:asciiTheme="minorHAnsi" w:hAnsiTheme="minorHAnsi" w:cstheme="minorHAnsi"/>
+        </w:rPr>
+        <w:t>Superhost</w:t>
+      </w:r>
+      <w:proofErr w:type="spellEnd"/>
+      <w:r>
+        <w:rPr>
+          <w:rFonts w:asciiTheme="minorHAnsi" w:hAnsiTheme="minorHAnsi" w:cstheme="minorHAnsi"/>
+        </w:rPr>
+        <w:t xml:space="preserve"> badge does not allow hosts to charge a price premium. However, </w:t>
+      </w:r>
+      <w:proofErr w:type="spellStart"/>
+      <w:r>
+        <w:rPr>
+          <w:rFonts w:asciiTheme="minorHAnsi" w:hAnsiTheme="minorHAnsi" w:cstheme="minorHAnsi"/>
+        </w:rPr>
+        <w:t>Superhosts</w:t>
+      </w:r>
+      <w:proofErr w:type="spellEnd"/>
+      <w:r>
+        <w:rPr>
+          <w:rFonts w:asciiTheme="minorHAnsi" w:hAnsiTheme="minorHAnsi" w:cstheme="minorHAnsi"/>
+        </w:rPr>
+        <w:t xml:space="preserve"> achieve higher occupancy (66% vs. 57%) and higher review scores (4.88 vs. 4.68), indicating better overall performance.</w:t>
+      </w:r>
+    </w:p>
+    <w:p>
+      <w:pPr>
+        <w:pStyle w:val="NormalWeb"/>
+        <w:shd w:val="clear" w:color="auto" w:fill="FFFFFF"/>
+        <w:spacing w:before="0" w:beforeAutospacing="0" w:after="120" w:afterAutospacing="0"/>
+        <w:rPr>
+          <w:rFonts w:asciiTheme="minorHAnsi" w:hAnsiTheme="minorHAnsi" w:cstheme="minorHAnsi"/>
+        </w:rPr>
+      </w:pPr>
+      <w:r>
+        <w:rPr>
+          <w:rStyle w:val="Strong"/>
+          <w:rFonts w:asciiTheme="minorHAnsi" w:hAnsiTheme="minorHAnsi" w:cstheme="minorHAnsi"/>
+        </w:rPr>
+        <w:t>What this means in practice:</w:t>
+      </w:r>
+      <w:r>
+        <w:rPr>
+          <w:rFonts w:asciiTheme="minorHAnsi" w:hAnsiTheme="minorHAnsi" w:cstheme="minorHAnsi"/>
+        </w:rPr>
+        <w:t xml:space="preserve"> For hosts, the results suggest that increasing occupancy and maintaining high guest satisfaction are more effective ways to improve earnings than simply increasing prices. For investors or platform operators, both </w:t>
+      </w:r>
+      <w:proofErr w:type="spellStart"/>
+      <w:r>
+        <w:rPr>
+          <w:rFonts w:asciiTheme="minorHAnsi" w:hAnsiTheme="minorHAnsi" w:cstheme="minorHAnsi"/>
+        </w:rPr>
+        <w:t>Superhost</w:t>
+      </w:r>
+      <w:proofErr w:type="spellEnd"/>
+      <w:r>
+        <w:rPr>
+          <w:rFonts w:asciiTheme="minorHAnsi" w:hAnsiTheme="minorHAnsi" w:cstheme="minorHAnsi"/>
+        </w:rPr>
+        <w:t xml:space="preserve"> status and whether a host manages a single listing or multiple listings are useful indicators of likely occupancy, with </w:t>
+      </w:r>
+      <w:proofErr w:type="spellStart"/>
+      <w:r>
+        <w:rPr>
+          <w:rFonts w:asciiTheme="minorHAnsi" w:hAnsiTheme="minorHAnsi" w:cstheme="minorHAnsi"/>
+        </w:rPr>
+        <w:t>Superhosts</w:t>
+      </w:r>
+      <w:proofErr w:type="spellEnd"/>
+      <w:r>
+        <w:rPr>
+          <w:rFonts w:asciiTheme="minorHAnsi" w:hAnsiTheme="minorHAnsi" w:cstheme="minorHAnsi"/>
+        </w:rPr>
+        <w:t xml:space="preserve"> and single-listing hosts generally achieving better performance than large multi-property hosts without the badge.</w:t>
+      </w:r>
+    </w:p>
+    <w:p>
+      <w:pPr>
+        <w:pStyle w:val="Heading1"/>
+        <w:spacing w:before="400" w:after="200"/>
+      </w:pPr>
+      <w:bookmarkStart w:id="20" w:name="_Toc234499949"/>
+      <w:r>
+        <w:lastRenderedPageBreak/>
+        <w:t>7. Statistical Findings</w:t>
+      </w:r>
+      <w:bookmarkEnd w:id="20"/>
+    </w:p>
+    <w:p>
+      <w:pPr>
         <w:spacing w:after="200"/>
       </w:pPr>
       <w:r>
@@ -10309,7 +12189,7 @@
           <w:sz w:val="20"/>
           <w:szCs w:val="20"/>
         </w:rPr>
-        <w:t>Key patterns, visualizations, and their business interpretations. Every chart needs a plain-English 'so what' — not just a description of the shape of the data.</w:t>
+        <w:t>Hypothesis results, effect sizes, and statistical conclusions in business terms. You don't need all 5 hypotheses from the brief — 2-3 done rigorously beats 5 done superficially.</w:t>
       </w:r>
     </w:p>
     <w:p>
@@ -10317,11 +12197,11 @@
         <w:pStyle w:val="Heading2"/>
         <w:spacing w:before="280" w:after="160"/>
       </w:pPr>
-      <w:bookmarkStart w:id="16" w:name="_Toc234499945"/>
-      <w:r>
-        <w:t>6.1 Price &amp; Distribution Patterns</w:t>
-      </w:r>
-      <w:bookmarkEnd w:id="16"/>
+      <w:bookmarkStart w:id="21" w:name="_Toc234499950"/>
+      <w:r>
+        <w:t>7.1 Hypothesis Tests</w:t>
+      </w:r>
+      <w:bookmarkEnd w:id="21"/>
     </w:p>
     <w:p>
       <w:pPr>
@@ -10331,7 +12211,7 @@
         <w:rPr>
           <w:color w:val="9CA3AF"/>
         </w:rPr>
-        <w:t>[Write your content here.]</w:t>
+        <w:t>[For each: null/alternative, test used, assumptions checked, statistic, p-value, effect size, business interpretation.]</w:t>
       </w:r>
     </w:p>
     <w:p>
@@ -10339,55 +12219,11 @@
         <w:pStyle w:val="Heading2"/>
         <w:spacing w:before="280" w:after="160"/>
       </w:pPr>
-      <w:bookmarkStart w:id="17" w:name="_Toc234499946"/>
-      <w:r>
-        <w:t>6.2 Geographic &amp; Spatial Patterns</w:t>
-      </w:r>
-      <w:bookmarkEnd w:id="17"/>
-    </w:p>
-    <w:p>
-      <w:pPr>
-        <w:spacing w:after="240"/>
-      </w:pPr>
-      <w:r>
-        <w:rPr>
-          <w:color w:val="9CA3AF"/>
-        </w:rPr>
-        <w:t>[Write your content here.]</w:t>
-      </w:r>
-    </w:p>
-    <w:p>
-      <w:pPr>
-        <w:pStyle w:val="Heading2"/>
-        <w:spacing w:before="280" w:after="160"/>
-      </w:pPr>
-      <w:bookmarkStart w:id="18" w:name="_Toc234499947"/>
-      <w:r>
-        <w:t>6.3 Temporal &amp; Seasonal Patterns</w:t>
-      </w:r>
-      <w:bookmarkEnd w:id="18"/>
-    </w:p>
-    <w:p>
-      <w:pPr>
-        <w:spacing w:after="240"/>
-      </w:pPr>
-      <w:r>
-        <w:rPr>
-          <w:color w:val="9CA3AF"/>
-        </w:rPr>
-        <w:t>[Write your content here.]</w:t>
-      </w:r>
-    </w:p>
-    <w:p>
-      <w:pPr>
-        <w:pStyle w:val="Heading2"/>
-        <w:spacing w:before="280" w:after="160"/>
-      </w:pPr>
-      <w:bookmarkStart w:id="19" w:name="_Toc234499948"/>
-      <w:r>
-        <w:t>6.4 Host &amp; Supply-Side Patterns</w:t>
-      </w:r>
-      <w:bookmarkEnd w:id="19"/>
+      <w:bookmarkStart w:id="22" w:name="_Toc234499951"/>
+      <w:r>
+        <w:t>7.2 Confidence Intervals &amp; Effect Sizes</w:t>
+      </w:r>
+      <w:bookmarkEnd w:id="22"/>
     </w:p>
     <w:p>
       <w:pPr>
@@ -10405,11 +12241,11 @@
         <w:pStyle w:val="Heading1"/>
         <w:spacing w:before="400" w:after="200"/>
       </w:pPr>
-      <w:bookmarkStart w:id="20" w:name="_Toc234499949"/>
-      <w:r>
-        <w:t>7. Statistical Findings</w:t>
-      </w:r>
-      <w:bookmarkEnd w:id="20"/>
+      <w:bookmarkStart w:id="23" w:name="_Toc234499952"/>
+      <w:r>
+        <w:t>8. Data Science Experiments</w:t>
+      </w:r>
+      <w:bookmarkEnd w:id="23"/>
     </w:p>
     <w:p>
       <w:pPr>
@@ -10435,19 +12271,8 @@
           <w:sz w:val="20"/>
           <w:szCs w:val="20"/>
         </w:rPr>
-        <w:t>Hypothesis results, effect sizes, and statistical conclusions in business terms. You don't need all 5 hypotheses from the brief — 2-3 done rigorously beats 5 done superficially.</w:t>
-      </w:r>
-    </w:p>
-    <w:p>
-      <w:pPr>
-        <w:pStyle w:val="Heading2"/>
-        <w:spacing w:before="280" w:after="160"/>
-      </w:pPr>
-      <w:bookmarkStart w:id="21" w:name="_Toc234499950"/>
-      <w:r>
-        <w:t>7.1 Hypothesis Tests</w:t>
-      </w:r>
-      <w:bookmarkEnd w:id="21"/>
+        <w:t>Model results, comparison tables, validation metrics, and interpretation. Optional section — include only if you attempted it.</w:t>
+      </w:r>
     </w:p>
     <w:p>
       <w:pPr>
@@ -10457,30 +12282,7 @@
         <w:rPr>
           <w:color w:val="9CA3AF"/>
         </w:rPr>
-        <w:t>[For each: null/alternative, test used, assumptions checked, statistic, p-value, effect size, business interpretation.]</w:t>
-      </w:r>
-    </w:p>
-    <w:p>
-      <w:pPr>
-        <w:pStyle w:val="Heading2"/>
-        <w:spacing w:before="280" w:after="160"/>
-      </w:pPr>
-      <w:bookmarkStart w:id="22" w:name="_Toc234499951"/>
-      <w:r>
-        <w:t>7.2 Confidence Intervals &amp; Effect Sizes</w:t>
-      </w:r>
-      <w:bookmarkEnd w:id="22"/>
-    </w:p>
-    <w:p>
-      <w:pPr>
-        <w:spacing w:after="240"/>
-      </w:pPr>
-      <w:r>
-        <w:rPr>
-          <w:color w:val="9CA3AF"/>
-        </w:rPr>
-        <w:lastRenderedPageBreak/>
-        <w:t>[Write your content here.]</w:t>
+        <w:t>[If skipped, state so explicitly and explain the prioritization reasoning — the brief asks for this honesty.]</w:t>
       </w:r>
     </w:p>
     <w:p>
@@ -10488,11 +12290,11 @@
         <w:pStyle w:val="Heading1"/>
         <w:spacing w:before="400" w:after="200"/>
       </w:pPr>
-      <w:bookmarkStart w:id="23" w:name="_Toc234499952"/>
-      <w:r>
-        <w:t>8. Data Science Experiments</w:t>
-      </w:r>
-      <w:bookmarkEnd w:id="23"/>
+      <w:bookmarkStart w:id="24" w:name="_Toc234499953"/>
+      <w:r>
+        <w:t>9. AI/ML Experiments</w:t>
+      </w:r>
+      <w:bookmarkEnd w:id="24"/>
     </w:p>
     <w:p>
       <w:pPr>
@@ -10518,7 +12320,7 @@
           <w:sz w:val="20"/>
           <w:szCs w:val="20"/>
         </w:rPr>
-        <w:t>Model results, comparison tables, validation metrics, and interpretation. Optional section — include only if you attempted it.</w:t>
+        <w:t>NLP, LLM, or agentic work, including methodology, results, and critical evaluation. Optional — a well-documented small experiment beats an ambitious undocumented one.</w:t>
       </w:r>
     </w:p>
     <w:p>
@@ -10529,7 +12331,7 @@
         <w:rPr>
           <w:color w:val="9CA3AF"/>
         </w:rPr>
-        <w:t>[If skipped, state so explicitly and explain the prioritization reasoning — the brief asks for this honesty.]</w:t>
+        <w:t>[Write your content here.]</w:t>
       </w:r>
     </w:p>
     <w:p>
@@ -10537,11 +12339,11 @@
         <w:pStyle w:val="Heading1"/>
         <w:spacing w:before="400" w:after="200"/>
       </w:pPr>
-      <w:bookmarkStart w:id="24" w:name="_Toc234499953"/>
-      <w:r>
-        <w:t>9. AI/ML Experiments</w:t>
-      </w:r>
-      <w:bookmarkEnd w:id="24"/>
+      <w:bookmarkStart w:id="25" w:name="_Toc234499954"/>
+      <w:r>
+        <w:t>10. Visualizations</w:t>
+      </w:r>
+      <w:bookmarkEnd w:id="25"/>
     </w:p>
     <w:p>
       <w:pPr>
@@ -10567,7 +12369,7 @@
           <w:sz w:val="20"/>
           <w:szCs w:val="20"/>
         </w:rPr>
-        <w:t>NLP, LLM, or agentic work, including methodology, results, and critical evaluation. Optional — a well-documented small experiment beats an ambitious undocumented one.</w:t>
+        <w:t>High-quality figures with numbered captions and clear interpretations. If your figures are already embedded in earlier sections, you can use this section as a consolidated index instead — note that choice here.</w:t>
       </w:r>
     </w:p>
     <w:p>
@@ -10586,11 +12388,11 @@
         <w:pStyle w:val="Heading1"/>
         <w:spacing w:before="400" w:after="200"/>
       </w:pPr>
-      <w:bookmarkStart w:id="25" w:name="_Toc234499954"/>
-      <w:r>
-        <w:t>10. Visualizations</w:t>
-      </w:r>
-      <w:bookmarkEnd w:id="25"/>
+      <w:bookmarkStart w:id="26" w:name="_Toc234499955"/>
+      <w:r>
+        <w:t>11. Business Recommendations</w:t>
+      </w:r>
+      <w:bookmarkEnd w:id="26"/>
     </w:p>
     <w:p>
       <w:pPr>
@@ -10616,7 +12418,7 @@
           <w:sz w:val="20"/>
           <w:szCs w:val="20"/>
         </w:rPr>
-        <w:t>High-quality figures with numbered captions and clear interpretations. If your figures are already embedded in earlier sections, you can use this section as a consolidated index instead — note that choice here.</w:t>
+        <w:t>Actionable recommendations derived directly from your analysis — tie each one back to a specific finding.</w:t>
       </w:r>
     </w:p>
     <w:p>
@@ -10635,11 +12437,11 @@
         <w:pStyle w:val="Heading1"/>
         <w:spacing w:before="400" w:after="200"/>
       </w:pPr>
-      <w:bookmarkStart w:id="26" w:name="_Toc234499955"/>
-      <w:r>
-        <w:t>11. Business Recommendations</w:t>
-      </w:r>
-      <w:bookmarkEnd w:id="26"/>
+      <w:bookmarkStart w:id="27" w:name="_Toc234499956"/>
+      <w:r>
+        <w:t>12. Cross-City Comparisons</w:t>
+      </w:r>
+      <w:bookmarkEnd w:id="27"/>
     </w:p>
     <w:p>
       <w:pPr>
@@ -10665,7 +12467,7 @@
           <w:sz w:val="20"/>
           <w:szCs w:val="20"/>
         </w:rPr>
-        <w:t>Actionable recommendations derived directly from your analysis — tie each one back to a specific finding.</w:t>
+        <w:t>Only applicable if you analyzed more than one city. If single-city, state that explicitly and note it was a deliberate depth-over-breadth choice (see Section 2.3).</w:t>
       </w:r>
     </w:p>
     <w:p>
@@ -10684,11 +12486,35 @@
         <w:pStyle w:val="Heading1"/>
         <w:spacing w:before="400" w:after="200"/>
       </w:pPr>
-      <w:bookmarkStart w:id="27" w:name="_Toc234499956"/>
-      <w:r>
-        <w:t>12. Cross-City Comparisons</w:t>
-      </w:r>
-      <w:bookmarkEnd w:id="27"/>
+      <w:bookmarkStart w:id="28" w:name="_Toc234499957"/>
+    </w:p>
+    <w:p>
+      <w:pPr>
+        <w:pStyle w:val="Heading1"/>
+        <w:spacing w:before="400" w:after="200"/>
+      </w:pPr>
+    </w:p>
+    <w:p>
+      <w:pPr>
+        <w:pStyle w:val="Heading1"/>
+        <w:spacing w:before="400" w:after="200"/>
+      </w:pPr>
+    </w:p>
+    <w:p>
+      <w:pPr>
+        <w:pStyle w:val="Heading1"/>
+        <w:spacing w:before="400" w:after="200"/>
+      </w:pPr>
+    </w:p>
+    <w:p>
+      <w:pPr>
+        <w:pStyle w:val="Heading1"/>
+        <w:spacing w:before="400" w:after="200"/>
+      </w:pPr>
+      <w:r>
+        <w:t>13. Limitations &amp; Caveats</w:t>
+      </w:r>
+      <w:bookmarkEnd w:id="28"/>
     </w:p>
     <w:p>
       <w:pPr>
@@ -10714,55 +12540,331 @@
           <w:sz w:val="20"/>
           <w:szCs w:val="20"/>
         </w:rPr>
-        <w:t>Only applicable if you analyzed more than one city. If single-city, state that explicitly and note it was a deliberate depth-over-breadth choice (see Section 2.3).</w:t>
+        <w:t>Honest discussion of data limitations, model weaknesses, and scope boundaries.</w:t>
+      </w:r>
+    </w:p>
+    <w:p>
+      <w:pPr>
+        <w:pStyle w:val="pdq2pgselectionanchorcontainer"/>
+        <w:rPr>
+          <w:rFonts w:asciiTheme="minorHAnsi" w:hAnsiTheme="minorHAnsi" w:cstheme="minorHAnsi"/>
+        </w:rPr>
+      </w:pPr>
+      <w:r>
+        <w:rPr>
+          <w:rFonts w:asciiTheme="minorHAnsi" w:hAnsiTheme="minorHAnsi" w:cstheme="minorHAnsi"/>
+          <w:b/>
+          <w:bCs/>
+        </w:rPr>
+        <w:t>Occupancy and revenue are estimates, not actual booking data.</w:t>
+      </w:r>
+      <w:r>
+        <w:rPr>
+          <w:rFonts w:asciiTheme="minorHAnsi" w:hAnsiTheme="minorHAnsi" w:cstheme="minorHAnsi"/>
+        </w:rPr>
+        <w:t xml:space="preserve"> The </w:t>
+      </w:r>
+      <w:r>
+        <w:rPr>
+          <w:rFonts w:asciiTheme="minorHAnsi" w:hAnsiTheme="minorHAnsi" w:cstheme="minorHAnsi"/>
+          <w:b/>
+          <w:bCs/>
+          <w:color w:val="C00000"/>
+          <w:sz w:val="22"/>
+          <w:szCs w:val="22"/>
+        </w:rPr>
+        <w:t>occupancy_rate_365</w:t>
+      </w:r>
+      <w:r>
+        <w:rPr>
+          <w:rFonts w:asciiTheme="minorHAnsi" w:hAnsiTheme="minorHAnsi" w:cstheme="minorHAnsi"/>
+          <w:color w:val="C00000"/>
+        </w:rPr>
+        <w:t xml:space="preserve"> </w:t>
+      </w:r>
+      <w:r>
+        <w:rPr>
+          <w:rFonts w:asciiTheme="minorHAnsi" w:hAnsiTheme="minorHAnsi" w:cstheme="minorHAnsi"/>
+        </w:rPr>
+        <w:t xml:space="preserve">value is estimated using calendar availability, where unavailable days could mean either a guest booking or that the host blocked the dates for personal reasons, maintenance, or other purposes. Similarly, </w:t>
+      </w:r>
+      <w:proofErr w:type="spellStart"/>
+      <w:r>
+        <w:rPr>
+          <w:rFonts w:asciiTheme="minorHAnsi" w:hAnsiTheme="minorHAnsi" w:cstheme="minorHAnsi"/>
+          <w:b/>
+          <w:bCs/>
+          <w:color w:val="C00000"/>
+          <w:sz w:val="22"/>
+          <w:szCs w:val="22"/>
+        </w:rPr>
+        <w:t>estimated_annual_revenue</w:t>
+      </w:r>
+      <w:proofErr w:type="spellEnd"/>
+      <w:r>
+        <w:rPr>
+          <w:rFonts w:asciiTheme="minorHAnsi" w:hAnsiTheme="minorHAnsi" w:cstheme="minorHAnsi"/>
+          <w:color w:val="C00000"/>
+        </w:rPr>
+        <w:t xml:space="preserve"> </w:t>
+      </w:r>
+      <w:r>
+        <w:rPr>
+          <w:rFonts w:asciiTheme="minorHAnsi" w:hAnsiTheme="minorHAnsi" w:cstheme="minorHAnsi"/>
+        </w:rPr>
+        <w:t>is calculated using this estimated occupancy and the current listed price, which does not account for seasonal price changes, discounts, or the actual price paid by guests. Therefore, these metrics should only be used to compare listings, not as exact measures of bookings or income.</w:t>
+      </w:r>
+    </w:p>
+    <w:p>
+      <w:pPr>
+        <w:spacing w:before="100" w:beforeAutospacing="1" w:after="100" w:afterAutospacing="1"/>
+        <w:rPr>
+          <w:rFonts w:asciiTheme="minorHAnsi" w:eastAsia="Times New Roman" w:hAnsiTheme="minorHAnsi" w:cstheme="minorHAnsi"/>
+          <w:sz w:val="24"/>
+          <w:szCs w:val="24"/>
+        </w:rPr>
+      </w:pPr>
+      <w:proofErr w:type="spellStart"/>
+      <w:r>
+        <w:rPr>
+          <w:rFonts w:asciiTheme="minorHAnsi" w:eastAsia="Times New Roman" w:hAnsiTheme="minorHAnsi" w:cstheme="minorHAnsi"/>
+          <w:b/>
+          <w:bCs/>
+        </w:rPr>
+        <w:t>host_tenure_years</w:t>
+      </w:r>
+      <w:proofErr w:type="spellEnd"/>
+      <w:r>
+        <w:rPr>
+          <w:rFonts w:asciiTheme="minorHAnsi" w:eastAsia="Times New Roman" w:hAnsiTheme="minorHAnsi" w:cstheme="minorHAnsi"/>
+          <w:b/>
+          <w:bCs/>
+          <w:sz w:val="24"/>
+          <w:szCs w:val="24"/>
+        </w:rPr>
+        <w:t xml:space="preserve"> cannot be used in this dataset.</w:t>
+      </w:r>
+      <w:r>
+        <w:rPr>
+          <w:rFonts w:asciiTheme="minorHAnsi" w:eastAsia="Times New Roman" w:hAnsiTheme="minorHAnsi" w:cstheme="minorHAnsi"/>
+          <w:sz w:val="24"/>
+          <w:szCs w:val="24"/>
+        </w:rPr>
+        <w:t xml:space="preserve"> This metric depends on the </w:t>
+      </w:r>
+      <w:proofErr w:type="spellStart"/>
+      <w:r>
+        <w:rPr>
+          <w:rFonts w:asciiTheme="minorHAnsi" w:eastAsia="Times New Roman" w:hAnsiTheme="minorHAnsi" w:cstheme="minorHAnsi"/>
+          <w:b/>
+          <w:bCs/>
+          <w:color w:val="C00000"/>
+        </w:rPr>
+        <w:t>host_since</w:t>
+      </w:r>
+      <w:proofErr w:type="spellEnd"/>
+      <w:r>
+        <w:rPr>
+          <w:rFonts w:asciiTheme="minorHAnsi" w:eastAsia="Times New Roman" w:hAnsiTheme="minorHAnsi" w:cstheme="minorHAnsi"/>
+          <w:color w:val="C00000"/>
+          <w:sz w:val="24"/>
+          <w:szCs w:val="24"/>
+        </w:rPr>
+        <w:t xml:space="preserve"> </w:t>
+      </w:r>
+      <w:r>
+        <w:rPr>
+          <w:rFonts w:asciiTheme="minorHAnsi" w:eastAsia="Times New Roman" w:hAnsiTheme="minorHAnsi" w:cstheme="minorHAnsi"/>
+          <w:sz w:val="24"/>
+          <w:szCs w:val="24"/>
+        </w:rPr>
+        <w:t xml:space="preserve">field, but since </w:t>
+      </w:r>
+      <w:proofErr w:type="spellStart"/>
+      <w:r>
+        <w:rPr>
+          <w:rFonts w:asciiTheme="minorHAnsi" w:eastAsia="Times New Roman" w:hAnsiTheme="minorHAnsi" w:cstheme="minorHAnsi"/>
+          <w:b/>
+          <w:bCs/>
+          <w:color w:val="C00000"/>
+        </w:rPr>
+        <w:t>host_since</w:t>
+      </w:r>
+      <w:proofErr w:type="spellEnd"/>
+      <w:r>
+        <w:rPr>
+          <w:rFonts w:asciiTheme="minorHAnsi" w:eastAsia="Times New Roman" w:hAnsiTheme="minorHAnsi" w:cstheme="minorHAnsi"/>
+          <w:color w:val="C00000"/>
+          <w:sz w:val="24"/>
+          <w:szCs w:val="24"/>
+        </w:rPr>
+        <w:t xml:space="preserve"> </w:t>
+      </w:r>
+      <w:r>
+        <w:rPr>
+          <w:rFonts w:asciiTheme="minorHAnsi" w:eastAsia="Times New Roman" w:hAnsiTheme="minorHAnsi" w:cstheme="minorHAnsi"/>
+          <w:sz w:val="24"/>
+          <w:szCs w:val="24"/>
+        </w:rPr>
+        <w:t xml:space="preserve">is missing for every listing in the Edinburgh dataset, </w:t>
+      </w:r>
+      <w:proofErr w:type="spellStart"/>
+      <w:r>
+        <w:rPr>
+          <w:rFonts w:asciiTheme="minorHAnsi" w:eastAsia="Times New Roman" w:hAnsiTheme="minorHAnsi" w:cstheme="minorHAnsi"/>
+          <w:b/>
+          <w:bCs/>
+          <w:color w:val="C00000"/>
+        </w:rPr>
+        <w:t>host_tenure_years</w:t>
+      </w:r>
+      <w:proofErr w:type="spellEnd"/>
+      <w:r>
+        <w:rPr>
+          <w:rFonts w:asciiTheme="minorHAnsi" w:eastAsia="Times New Roman" w:hAnsiTheme="minorHAnsi" w:cstheme="minorHAnsi"/>
+          <w:color w:val="C00000"/>
+          <w:sz w:val="24"/>
+          <w:szCs w:val="24"/>
+        </w:rPr>
+        <w:t xml:space="preserve"> </w:t>
+      </w:r>
+      <w:r>
+        <w:rPr>
+          <w:rFonts w:asciiTheme="minorHAnsi" w:eastAsia="Times New Roman" w:hAnsiTheme="minorHAnsi" w:cstheme="minorHAnsi"/>
+          <w:sz w:val="24"/>
+          <w:szCs w:val="24"/>
+        </w:rPr>
+        <w:t>is also completely unavailable. As a result, it was excluded from any analysis related to host experience.</w:t>
+      </w:r>
+    </w:p>
+    <w:p>
+      <w:pPr>
+        <w:spacing w:before="100" w:beforeAutospacing="1" w:after="100" w:afterAutospacing="1"/>
+        <w:rPr>
+          <w:rFonts w:asciiTheme="minorHAnsi" w:eastAsia="Times New Roman" w:hAnsiTheme="minorHAnsi" w:cstheme="minorHAnsi"/>
+          <w:sz w:val="24"/>
+          <w:szCs w:val="24"/>
+        </w:rPr>
+      </w:pPr>
+      <w:r>
+        <w:rPr>
+          <w:rFonts w:asciiTheme="minorHAnsi" w:eastAsia="Times New Roman" w:hAnsiTheme="minorHAnsi" w:cstheme="minorHAnsi"/>
+          <w:b/>
+          <w:bCs/>
+          <w:sz w:val="24"/>
+          <w:szCs w:val="24"/>
+          <w:lang w:val="en-GB"/>
+        </w:rPr>
+        <w:t>Neighbourhood</w:t>
+      </w:r>
+      <w:r>
+        <w:rPr>
+          <w:rFonts w:asciiTheme="minorHAnsi" w:eastAsia="Times New Roman" w:hAnsiTheme="minorHAnsi" w:cstheme="minorHAnsi"/>
+          <w:b/>
+          <w:bCs/>
+          <w:sz w:val="24"/>
+          <w:szCs w:val="24"/>
+        </w:rPr>
+        <w:t>-level averages should be interpreted carefully.</w:t>
+      </w:r>
+      <w:r>
+        <w:rPr>
+          <w:rFonts w:asciiTheme="minorHAnsi" w:eastAsia="Times New Roman" w:hAnsiTheme="minorHAnsi" w:cstheme="minorHAnsi"/>
+          <w:sz w:val="24"/>
+          <w:szCs w:val="24"/>
+        </w:rPr>
+        <w:t xml:space="preserve"> The </w:t>
+      </w:r>
+      <w:proofErr w:type="spellStart"/>
+      <w:r>
+        <w:rPr>
+          <w:rFonts w:asciiTheme="minorHAnsi" w:eastAsia="Times New Roman" w:hAnsiTheme="minorHAnsi" w:cstheme="minorHAnsi"/>
+          <w:b/>
+          <w:bCs/>
+          <w:color w:val="C00000"/>
+        </w:rPr>
+        <w:t>neighbourhood_avg_rating</w:t>
+      </w:r>
+      <w:proofErr w:type="spellEnd"/>
+      <w:r>
+        <w:rPr>
+          <w:rFonts w:asciiTheme="minorHAnsi" w:eastAsia="Times New Roman" w:hAnsiTheme="minorHAnsi" w:cstheme="minorHAnsi"/>
+          <w:color w:val="C00000"/>
+          <w:sz w:val="24"/>
+          <w:szCs w:val="24"/>
+        </w:rPr>
+        <w:t xml:space="preserve"> </w:t>
+      </w:r>
+      <w:r>
+        <w:rPr>
+          <w:rFonts w:asciiTheme="minorHAnsi" w:eastAsia="Times New Roman" w:hAnsiTheme="minorHAnsi" w:cstheme="minorHAnsi"/>
+          <w:sz w:val="24"/>
+          <w:szCs w:val="24"/>
+        </w:rPr>
+        <w:t xml:space="preserve">is calculated only from listings that have review ratings. </w:t>
+      </w:r>
+      <w:proofErr w:type="spellStart"/>
+      <w:r>
+        <w:rPr>
+          <w:rFonts w:asciiTheme="minorHAnsi" w:eastAsia="Times New Roman" w:hAnsiTheme="minorHAnsi" w:cstheme="minorHAnsi"/>
+          <w:sz w:val="24"/>
+          <w:szCs w:val="24"/>
+        </w:rPr>
+        <w:t>Neighbourhoods</w:t>
+      </w:r>
+      <w:proofErr w:type="spellEnd"/>
+      <w:r>
+        <w:rPr>
+          <w:rFonts w:asciiTheme="minorHAnsi" w:eastAsia="Times New Roman" w:hAnsiTheme="minorHAnsi" w:cstheme="minorHAnsi"/>
+          <w:sz w:val="24"/>
+          <w:szCs w:val="24"/>
+        </w:rPr>
+        <w:t xml:space="preserve"> with many new or unrated listings may therefore have average ratings based on only a small number of properties, making the results less representative.</w:t>
+      </w:r>
+    </w:p>
+    <w:p>
+      <w:pPr>
+        <w:spacing w:before="100" w:beforeAutospacing="1" w:after="100" w:afterAutospacing="1"/>
+        <w:rPr>
+          <w:rFonts w:asciiTheme="minorHAnsi" w:eastAsia="Times New Roman" w:hAnsiTheme="minorHAnsi" w:cstheme="minorHAnsi"/>
+          <w:sz w:val="24"/>
+          <w:szCs w:val="24"/>
+        </w:rPr>
+      </w:pPr>
+      <w:r>
+        <w:rPr>
+          <w:rFonts w:asciiTheme="minorHAnsi" w:eastAsia="Times New Roman" w:hAnsiTheme="minorHAnsi" w:cstheme="minorHAnsi"/>
+          <w:b/>
+          <w:bCs/>
+          <w:sz w:val="24"/>
+          <w:szCs w:val="24"/>
+        </w:rPr>
+        <w:t>Derived metrics only reflect the time when the data was collected.</w:t>
+      </w:r>
+      <w:r>
+        <w:rPr>
+          <w:rFonts w:asciiTheme="minorHAnsi" w:eastAsia="Times New Roman" w:hAnsiTheme="minorHAnsi" w:cstheme="minorHAnsi"/>
+          <w:sz w:val="24"/>
+          <w:szCs w:val="24"/>
+        </w:rPr>
+        <w:t xml:space="preserve"> All calculated metrics are based on a single dataset snapshot, meaning they represent conditions at the time of the scrape. Since prices, availability, and reviews change over time, these values should not be considered live or used to predict future market conditions.</w:t>
       </w:r>
     </w:p>
     <w:p>
       <w:pPr>
         <w:spacing w:after="240"/>
       </w:pPr>
-      <w:r>
-        <w:rPr>
-          <w:color w:val="9CA3AF"/>
-        </w:rPr>
-        <w:t>[Write your content here.]</w:t>
-      </w:r>
     </w:p>
     <w:p>
       <w:pPr>
         <w:pStyle w:val="Heading1"/>
         <w:spacing w:before="400" w:after="200"/>
       </w:pPr>
-      <w:bookmarkStart w:id="28" w:name="_Toc234499957"/>
-    </w:p>
-    <w:p>
-      <w:pPr>
-        <w:pStyle w:val="Heading1"/>
-        <w:spacing w:before="400" w:after="200"/>
-      </w:pPr>
-    </w:p>
-    <w:p>
-      <w:pPr>
-        <w:pStyle w:val="Heading1"/>
-        <w:spacing w:before="400" w:after="200"/>
-      </w:pPr>
-    </w:p>
-    <w:p>
-      <w:pPr>
-        <w:pStyle w:val="Heading1"/>
-        <w:spacing w:before="400" w:after="200"/>
-      </w:pPr>
-    </w:p>
-    <w:p>
-      <w:pPr>
-        <w:pStyle w:val="Heading1"/>
-        <w:spacing w:before="400" w:after="200"/>
-      </w:pPr>
-      <w:r>
-        <w:lastRenderedPageBreak/>
-        <w:t>13. Limitations &amp; Caveats</w:t>
-      </w:r>
-      <w:bookmarkEnd w:id="28"/>
+      <w:bookmarkStart w:id="29" w:name="_Toc234499958"/>
+      <w:r>
+        <w:t>14. Future Improvements</w:t>
+      </w:r>
+      <w:bookmarkEnd w:id="29"/>
     </w:p>
     <w:p>
       <w:pPr>
@@ -10788,331 +12890,31 @@
           <w:sz w:val="20"/>
           <w:szCs w:val="20"/>
         </w:rPr>
-        <w:t>Honest discussion of data limitations, model weaknesses, and scope boundaries.</w:t>
-      </w:r>
-    </w:p>
-    <w:p>
-      <w:pPr>
-        <w:pStyle w:val="pdq2pgselectionanchorcontainer"/>
-        <w:rPr>
-          <w:rFonts w:asciiTheme="minorHAnsi" w:hAnsiTheme="minorHAnsi" w:cstheme="minorHAnsi"/>
-        </w:rPr>
-      </w:pPr>
-      <w:r>
-        <w:rPr>
-          <w:rFonts w:asciiTheme="minorHAnsi" w:hAnsiTheme="minorHAnsi" w:cstheme="minorHAnsi"/>
-          <w:b/>
-          <w:bCs/>
-        </w:rPr>
-        <w:t>Occupancy and revenue are estimates, not actual booking data.</w:t>
-      </w:r>
-      <w:r>
-        <w:rPr>
-          <w:rFonts w:asciiTheme="minorHAnsi" w:hAnsiTheme="minorHAnsi" w:cstheme="minorHAnsi"/>
-        </w:rPr>
-        <w:t xml:space="preserve"> The </w:t>
-      </w:r>
-      <w:r>
-        <w:rPr>
-          <w:rFonts w:asciiTheme="minorHAnsi" w:hAnsiTheme="minorHAnsi" w:cstheme="minorHAnsi"/>
-          <w:b/>
-          <w:bCs/>
-          <w:color w:val="C00000"/>
-          <w:sz w:val="22"/>
-          <w:szCs w:val="22"/>
-        </w:rPr>
-        <w:t>occupancy_rate_365</w:t>
-      </w:r>
-      <w:r>
-        <w:rPr>
-          <w:rFonts w:asciiTheme="minorHAnsi" w:hAnsiTheme="minorHAnsi" w:cstheme="minorHAnsi"/>
-          <w:color w:val="C00000"/>
-        </w:rPr>
-        <w:t xml:space="preserve"> </w:t>
-      </w:r>
-      <w:r>
-        <w:rPr>
-          <w:rFonts w:asciiTheme="minorHAnsi" w:hAnsiTheme="minorHAnsi" w:cstheme="minorHAnsi"/>
-        </w:rPr>
-        <w:t xml:space="preserve">value is estimated using calendar availability, where unavailable days could mean either a guest booking or that the host blocked the dates for personal reasons, maintenance, or other purposes. Similarly, </w:t>
-      </w:r>
-      <w:proofErr w:type="spellStart"/>
-      <w:r>
-        <w:rPr>
-          <w:rFonts w:asciiTheme="minorHAnsi" w:hAnsiTheme="minorHAnsi" w:cstheme="minorHAnsi"/>
-          <w:b/>
-          <w:bCs/>
-          <w:color w:val="C00000"/>
-          <w:sz w:val="22"/>
-          <w:szCs w:val="22"/>
-        </w:rPr>
-        <w:t>estimated_annual_revenue</w:t>
-      </w:r>
-      <w:proofErr w:type="spellEnd"/>
-      <w:r>
-        <w:rPr>
-          <w:rFonts w:asciiTheme="minorHAnsi" w:hAnsiTheme="minorHAnsi" w:cstheme="minorHAnsi"/>
-          <w:color w:val="C00000"/>
-        </w:rPr>
-        <w:t xml:space="preserve"> </w:t>
-      </w:r>
-      <w:r>
-        <w:rPr>
-          <w:rFonts w:asciiTheme="minorHAnsi" w:hAnsiTheme="minorHAnsi" w:cstheme="minorHAnsi"/>
-        </w:rPr>
-        <w:t>is calculated using this estimated occupancy and the current listed price, which does not account for seasonal price changes, discounts, or the actual price paid by guests. Therefore, these metrics should only be used to compare listings, not as exact measures of bookings or income.</w:t>
-      </w:r>
-    </w:p>
-    <w:p>
-      <w:pPr>
-        <w:spacing w:before="100" w:beforeAutospacing="1" w:after="100" w:afterAutospacing="1"/>
-        <w:rPr>
-          <w:rFonts w:asciiTheme="minorHAnsi" w:eastAsia="Times New Roman" w:hAnsiTheme="minorHAnsi" w:cstheme="minorHAnsi"/>
-          <w:sz w:val="24"/>
-          <w:szCs w:val="24"/>
-        </w:rPr>
-      </w:pPr>
-      <w:proofErr w:type="spellStart"/>
-      <w:r>
-        <w:rPr>
-          <w:rFonts w:asciiTheme="minorHAnsi" w:eastAsia="Times New Roman" w:hAnsiTheme="minorHAnsi" w:cstheme="minorHAnsi"/>
-          <w:b/>
-          <w:bCs/>
-        </w:rPr>
-        <w:t>host_tenure_years</w:t>
-      </w:r>
-      <w:proofErr w:type="spellEnd"/>
-      <w:r>
-        <w:rPr>
-          <w:rFonts w:asciiTheme="minorHAnsi" w:eastAsia="Times New Roman" w:hAnsiTheme="minorHAnsi" w:cstheme="minorHAnsi"/>
-          <w:b/>
-          <w:bCs/>
-          <w:sz w:val="24"/>
-          <w:szCs w:val="24"/>
-        </w:rPr>
-        <w:t xml:space="preserve"> cannot be used in this dataset.</w:t>
-      </w:r>
-      <w:r>
-        <w:rPr>
-          <w:rFonts w:asciiTheme="minorHAnsi" w:eastAsia="Times New Roman" w:hAnsiTheme="minorHAnsi" w:cstheme="minorHAnsi"/>
-          <w:sz w:val="24"/>
-          <w:szCs w:val="24"/>
-        </w:rPr>
-        <w:t xml:space="preserve"> This metric depends on the </w:t>
-      </w:r>
-      <w:proofErr w:type="spellStart"/>
-      <w:r>
-        <w:rPr>
-          <w:rFonts w:asciiTheme="minorHAnsi" w:eastAsia="Times New Roman" w:hAnsiTheme="minorHAnsi" w:cstheme="minorHAnsi"/>
-          <w:b/>
-          <w:bCs/>
-          <w:color w:val="C00000"/>
-        </w:rPr>
-        <w:t>host_since</w:t>
-      </w:r>
-      <w:proofErr w:type="spellEnd"/>
-      <w:r>
-        <w:rPr>
-          <w:rFonts w:asciiTheme="minorHAnsi" w:eastAsia="Times New Roman" w:hAnsiTheme="minorHAnsi" w:cstheme="minorHAnsi"/>
-          <w:color w:val="C00000"/>
-          <w:sz w:val="24"/>
-          <w:szCs w:val="24"/>
-        </w:rPr>
-        <w:t xml:space="preserve"> </w:t>
-      </w:r>
-      <w:r>
-        <w:rPr>
-          <w:rFonts w:asciiTheme="minorHAnsi" w:eastAsia="Times New Roman" w:hAnsiTheme="minorHAnsi" w:cstheme="minorHAnsi"/>
-          <w:sz w:val="24"/>
-          <w:szCs w:val="24"/>
-        </w:rPr>
-        <w:t xml:space="preserve">field, but since </w:t>
-      </w:r>
-      <w:proofErr w:type="spellStart"/>
-      <w:r>
-        <w:rPr>
-          <w:rFonts w:asciiTheme="minorHAnsi" w:eastAsia="Times New Roman" w:hAnsiTheme="minorHAnsi" w:cstheme="minorHAnsi"/>
-          <w:b/>
-          <w:bCs/>
-          <w:color w:val="C00000"/>
-        </w:rPr>
-        <w:t>host_since</w:t>
-      </w:r>
-      <w:proofErr w:type="spellEnd"/>
-      <w:r>
-        <w:rPr>
-          <w:rFonts w:asciiTheme="minorHAnsi" w:eastAsia="Times New Roman" w:hAnsiTheme="minorHAnsi" w:cstheme="minorHAnsi"/>
-          <w:color w:val="C00000"/>
-          <w:sz w:val="24"/>
-          <w:szCs w:val="24"/>
-        </w:rPr>
-        <w:t xml:space="preserve"> </w:t>
-      </w:r>
-      <w:r>
-        <w:rPr>
-          <w:rFonts w:asciiTheme="minorHAnsi" w:eastAsia="Times New Roman" w:hAnsiTheme="minorHAnsi" w:cstheme="minorHAnsi"/>
-          <w:sz w:val="24"/>
-          <w:szCs w:val="24"/>
-        </w:rPr>
-        <w:t xml:space="preserve">is missing for every listing in the Edinburgh dataset, </w:t>
-      </w:r>
-      <w:proofErr w:type="spellStart"/>
-      <w:r>
-        <w:rPr>
-          <w:rFonts w:asciiTheme="minorHAnsi" w:eastAsia="Times New Roman" w:hAnsiTheme="minorHAnsi" w:cstheme="minorHAnsi"/>
-          <w:b/>
-          <w:bCs/>
-          <w:color w:val="C00000"/>
-        </w:rPr>
-        <w:t>host_tenure_years</w:t>
-      </w:r>
-      <w:proofErr w:type="spellEnd"/>
-      <w:r>
-        <w:rPr>
-          <w:rFonts w:asciiTheme="minorHAnsi" w:eastAsia="Times New Roman" w:hAnsiTheme="minorHAnsi" w:cstheme="minorHAnsi"/>
-          <w:color w:val="C00000"/>
-          <w:sz w:val="24"/>
-          <w:szCs w:val="24"/>
-        </w:rPr>
-        <w:t xml:space="preserve"> </w:t>
-      </w:r>
-      <w:r>
-        <w:rPr>
-          <w:rFonts w:asciiTheme="minorHAnsi" w:eastAsia="Times New Roman" w:hAnsiTheme="minorHAnsi" w:cstheme="minorHAnsi"/>
-          <w:sz w:val="24"/>
-          <w:szCs w:val="24"/>
-        </w:rPr>
-        <w:t>is also completely unavailable. As a result, it was excluded from any analysis related to host experience.</w:t>
-      </w:r>
-    </w:p>
-    <w:p>
-      <w:pPr>
-        <w:spacing w:before="100" w:beforeAutospacing="1" w:after="100" w:afterAutospacing="1"/>
-        <w:rPr>
-          <w:rFonts w:asciiTheme="minorHAnsi" w:eastAsia="Times New Roman" w:hAnsiTheme="minorHAnsi" w:cstheme="minorHAnsi"/>
-          <w:sz w:val="24"/>
-          <w:szCs w:val="24"/>
-        </w:rPr>
-      </w:pPr>
-      <w:r>
-        <w:rPr>
-          <w:rFonts w:asciiTheme="minorHAnsi" w:eastAsia="Times New Roman" w:hAnsiTheme="minorHAnsi" w:cstheme="minorHAnsi"/>
-          <w:b/>
-          <w:bCs/>
-          <w:sz w:val="24"/>
-          <w:szCs w:val="24"/>
-          <w:lang w:val="en-GB"/>
-        </w:rPr>
-        <w:t>Neighbourhood</w:t>
-      </w:r>
-      <w:r>
-        <w:rPr>
-          <w:rFonts w:asciiTheme="minorHAnsi" w:eastAsia="Times New Roman" w:hAnsiTheme="minorHAnsi" w:cstheme="minorHAnsi"/>
-          <w:b/>
-          <w:bCs/>
-          <w:sz w:val="24"/>
-          <w:szCs w:val="24"/>
-        </w:rPr>
-        <w:t>-level averages should be interpreted carefully.</w:t>
-      </w:r>
-      <w:r>
-        <w:rPr>
-          <w:rFonts w:asciiTheme="minorHAnsi" w:eastAsia="Times New Roman" w:hAnsiTheme="minorHAnsi" w:cstheme="minorHAnsi"/>
-          <w:sz w:val="24"/>
-          <w:szCs w:val="24"/>
-        </w:rPr>
-        <w:t xml:space="preserve"> The </w:t>
-      </w:r>
-      <w:proofErr w:type="spellStart"/>
-      <w:r>
-        <w:rPr>
-          <w:rFonts w:asciiTheme="minorHAnsi" w:eastAsia="Times New Roman" w:hAnsiTheme="minorHAnsi" w:cstheme="minorHAnsi"/>
-          <w:b/>
-          <w:bCs/>
-          <w:color w:val="C00000"/>
-        </w:rPr>
-        <w:t>neighbourhood_avg_rating</w:t>
-      </w:r>
-      <w:proofErr w:type="spellEnd"/>
-      <w:r>
-        <w:rPr>
-          <w:rFonts w:asciiTheme="minorHAnsi" w:eastAsia="Times New Roman" w:hAnsiTheme="minorHAnsi" w:cstheme="minorHAnsi"/>
-          <w:color w:val="C00000"/>
-          <w:sz w:val="24"/>
-          <w:szCs w:val="24"/>
-        </w:rPr>
-        <w:t xml:space="preserve"> </w:t>
-      </w:r>
-      <w:r>
-        <w:rPr>
-          <w:rFonts w:asciiTheme="minorHAnsi" w:eastAsia="Times New Roman" w:hAnsiTheme="minorHAnsi" w:cstheme="minorHAnsi"/>
-          <w:sz w:val="24"/>
-          <w:szCs w:val="24"/>
-        </w:rPr>
-        <w:t xml:space="preserve">is calculated only from listings that have review ratings. </w:t>
-      </w:r>
-      <w:proofErr w:type="spellStart"/>
-      <w:r>
-        <w:rPr>
-          <w:rFonts w:asciiTheme="minorHAnsi" w:eastAsia="Times New Roman" w:hAnsiTheme="minorHAnsi" w:cstheme="minorHAnsi"/>
-          <w:sz w:val="24"/>
-          <w:szCs w:val="24"/>
-        </w:rPr>
-        <w:t>Neighbourhoods</w:t>
-      </w:r>
-      <w:proofErr w:type="spellEnd"/>
-      <w:r>
-        <w:rPr>
-          <w:rFonts w:asciiTheme="minorHAnsi" w:eastAsia="Times New Roman" w:hAnsiTheme="minorHAnsi" w:cstheme="minorHAnsi"/>
-          <w:sz w:val="24"/>
-          <w:szCs w:val="24"/>
-        </w:rPr>
-        <w:t xml:space="preserve"> with many new or unrated listings may therefore have average ratings based on only a small number of properties, making the results less representative.</w:t>
-      </w:r>
-    </w:p>
-    <w:p>
-      <w:pPr>
-        <w:spacing w:before="100" w:beforeAutospacing="1" w:after="100" w:afterAutospacing="1"/>
-        <w:rPr>
-          <w:rFonts w:asciiTheme="minorHAnsi" w:eastAsia="Times New Roman" w:hAnsiTheme="minorHAnsi" w:cstheme="minorHAnsi"/>
-          <w:sz w:val="24"/>
-          <w:szCs w:val="24"/>
-        </w:rPr>
-      </w:pPr>
-      <w:r>
-        <w:rPr>
-          <w:rFonts w:asciiTheme="minorHAnsi" w:eastAsia="Times New Roman" w:hAnsiTheme="minorHAnsi" w:cstheme="minorHAnsi"/>
-          <w:b/>
-          <w:bCs/>
-          <w:sz w:val="24"/>
-          <w:szCs w:val="24"/>
-        </w:rPr>
-        <w:t>Derived metrics only reflect the time when the data was collected.</w:t>
-      </w:r>
-      <w:r>
-        <w:rPr>
-          <w:rFonts w:asciiTheme="minorHAnsi" w:eastAsia="Times New Roman" w:hAnsiTheme="minorHAnsi" w:cstheme="minorHAnsi"/>
-          <w:sz w:val="24"/>
-          <w:szCs w:val="24"/>
-        </w:rPr>
-        <w:t xml:space="preserve"> All calculated metrics are based on a single dataset snapshot, meaning they represent conditions at the time of the scrape. Since prices, availability, and reviews change over time, these values should not be considered live or used to predict future market conditions.</w:t>
+        <w:t>What you would do next with more time, better data, or additional resources.</w:t>
       </w:r>
     </w:p>
     <w:p>
       <w:pPr>
         <w:spacing w:after="240"/>
       </w:pPr>
+      <w:r>
+        <w:rPr>
+          <w:color w:val="9CA3AF"/>
+        </w:rPr>
+        <w:t>[Write your content here.]</w:t>
+      </w:r>
     </w:p>
     <w:p>
       <w:pPr>
         <w:pStyle w:val="Heading1"/>
         <w:spacing w:before="400" w:after="200"/>
       </w:pPr>
-      <w:bookmarkStart w:id="29" w:name="_Toc234499958"/>
-      <w:r>
-        <w:t>14. Future Improvements</w:t>
-      </w:r>
-      <w:bookmarkEnd w:id="29"/>
+      <w:bookmarkStart w:id="30" w:name="_Toc234499959"/>
+      <w:r>
+        <w:lastRenderedPageBreak/>
+        <w:t>15. Reflection</w:t>
+      </w:r>
+      <w:bookmarkEnd w:id="30"/>
     </w:p>
     <w:p>
       <w:pPr>
@@ -11138,55 +12940,6 @@
           <w:sz w:val="20"/>
           <w:szCs w:val="20"/>
         </w:rPr>
-        <w:t>What you would do next with more time, better data, or additional resources.</w:t>
-      </w:r>
-    </w:p>
-    <w:p>
-      <w:pPr>
-        <w:spacing w:after="240"/>
-      </w:pPr>
-      <w:r>
-        <w:rPr>
-          <w:color w:val="9CA3AF"/>
-        </w:rPr>
-        <w:t>[Write your content here.]</w:t>
-      </w:r>
-    </w:p>
-    <w:p>
-      <w:pPr>
-        <w:pStyle w:val="Heading1"/>
-        <w:spacing w:before="400" w:after="200"/>
-      </w:pPr>
-      <w:bookmarkStart w:id="30" w:name="_Toc234499959"/>
-      <w:r>
-        <w:t>15. Reflection</w:t>
-      </w:r>
-      <w:bookmarkEnd w:id="30"/>
-    </w:p>
-    <w:p>
-      <w:pPr>
-        <w:spacing w:after="200"/>
-      </w:pPr>
-      <w:r>
-        <w:rPr>
-          <w:b/>
-          <w:bCs/>
-          <w:i/>
-          <w:iCs/>
-          <w:color w:val="6B7280"/>
-          <w:sz w:val="20"/>
-          <w:szCs w:val="20"/>
-        </w:rPr>
-        <w:t xml:space="preserve">Guidance: </w:t>
-      </w:r>
-      <w:r>
-        <w:rPr>
-          <w:i/>
-          <w:iCs/>
-          <w:color w:val="6B7280"/>
-          <w:sz w:val="20"/>
-          <w:szCs w:val="20"/>
-        </w:rPr>
         <w:t>How you prioritized work, what trade-offs you made, and key lessons learned. This is a required deliverable in disguise — Section 11.1 calls it 'Summary: Completed Work' and 'Summary: Incomplete Work.' Be candid here.</w:t>
       </w:r>
     </w:p>
@@ -11219,7 +12972,6 @@
       </w:pPr>
       <w:bookmarkStart w:id="32" w:name="_Toc234499961"/>
       <w:r>
-        <w:lastRenderedPageBreak/>
         <w:t>15.2 What Was Not Completed, and Why</w:t>
       </w:r>
       <w:bookmarkEnd w:id="32"/>
@@ -11701,8 +13453,8 @@
     </w:tbl>
     <w:p/>
     <w:sectPr>
-      <w:headerReference w:type="default" r:id="rId10"/>
-      <w:footerReference w:type="default" r:id="rId11"/>
+      <w:headerReference w:type="default" r:id="rId16"/>
+      <w:footerReference w:type="default" r:id="rId17"/>
       <w:pgSz w:w="12240" w:h="15840"/>
       <w:pgMar w:top="1440" w:right="1440" w:bottom="1440" w:left="1440" w:header="708" w:footer="708" w:gutter="0"/>
       <w:pgBorders w:display="firstPage" w:offsetFrom="page">

--- a/report/report.docx
+++ b/report/report.docx
@@ -148,8 +148,17 @@
                 <w:b/>
                 <w:bCs/>
               </w:rPr>
-              <w:t>City / Cities Analyzed</w:t>
-            </w:r>
+              <w:t xml:space="preserve">City / Cities </w:t>
+            </w:r>
+            <w:proofErr w:type="spellStart"/>
+            <w:r>
+              <w:rPr>
+                <w:b/>
+                <w:bCs/>
+              </w:rPr>
+              <w:t>Analyzed</w:t>
+            </w:r>
+            <w:proofErr w:type="spellEnd"/>
           </w:p>
         </w:tc>
         <w:tc>
@@ -1129,7 +1138,21 @@
                 <w:rStyle w:val="Hyperlink"/>
                 <w:noProof/>
               </w:rPr>
-              <w:t>5.3 Engineering Decision Log</w:t>
+              <w:t xml:space="preserve">5.3 Engineering </w:t>
+            </w:r>
+            <w:r>
+              <w:rPr>
+                <w:rStyle w:val="Hyperlink"/>
+                <w:noProof/>
+              </w:rPr>
+              <w:t>D</w:t>
+            </w:r>
+            <w:r>
+              <w:rPr>
+                <w:rStyle w:val="Hyperlink"/>
+                <w:noProof/>
+              </w:rPr>
+              <w:t>ecision Log</w:t>
             </w:r>
             <w:r>
               <w:rPr>
@@ -1190,21 +1213,7 @@
                 <w:rStyle w:val="Hyperlink"/>
                 <w:noProof/>
               </w:rPr>
-              <w:t>6. EDA Findi</w:t>
-            </w:r>
-            <w:r>
-              <w:rPr>
-                <w:rStyle w:val="Hyperlink"/>
-                <w:noProof/>
-              </w:rPr>
-              <w:t>n</w:t>
-            </w:r>
-            <w:r>
-              <w:rPr>
-                <w:rStyle w:val="Hyperlink"/>
-                <w:noProof/>
-              </w:rPr>
-              <w:t>gs</w:t>
+              <w:t>6. EDA Findings</w:t>
             </w:r>
             <w:r>
               <w:rPr>
@@ -1692,7 +1701,21 @@
                 <w:rStyle w:val="Hyperlink"/>
                 <w:noProof/>
               </w:rPr>
-              <w:t>8. Data Science Experiments</w:t>
+              <w:t>8. Data Scienc</w:t>
+            </w:r>
+            <w:r>
+              <w:rPr>
+                <w:rStyle w:val="Hyperlink"/>
+                <w:noProof/>
+              </w:rPr>
+              <w:t>e</w:t>
+            </w:r>
+            <w:r>
+              <w:rPr>
+                <w:rStyle w:val="Hyperlink"/>
+                <w:noProof/>
+              </w:rPr>
+              <w:t xml:space="preserve"> Experiments</w:t>
             </w:r>
             <w:r>
               <w:rPr>
@@ -2582,7 +2605,23 @@
           <w:sz w:val="24"/>
           <w:szCs w:val="24"/>
         </w:rPr>
-        <w:t>Edinburgh was chosen instead of larger cities like New York, London, or Paris because its dataset is a manageable size, making it easier to clean, process, and analyze within the project's limited timeframe. At the same time, the city experiences clear seasonal patterns, especially during the Edinburgh Festival Fringe in August, when prices, booking demand, and reviews increase significantly. These trends provide meaningful insights and make the analysis more interesting than simply presenting basic statistics. Overall, Edinburgh offers a good balance between a manageable dataset and valuable real-world patterns, making it an ideal choice for a four-day solo project.</w:t>
+        <w:t xml:space="preserve">Edinburgh was chosen instead of larger cities like New York, London, or Paris because its dataset is a manageable size, making it easier to clean, process, and </w:t>
+      </w:r>
+      <w:proofErr w:type="spellStart"/>
+      <w:r>
+        <w:rPr>
+          <w:sz w:val="24"/>
+          <w:szCs w:val="24"/>
+        </w:rPr>
+        <w:t>analyze</w:t>
+      </w:r>
+      <w:proofErr w:type="spellEnd"/>
+      <w:r>
+        <w:rPr>
+          <w:sz w:val="24"/>
+          <w:szCs w:val="24"/>
+        </w:rPr>
+        <w:t xml:space="preserve"> within the project's limited timeframe. At the same time, the city experiences clear seasonal patterns, especially during the Edinburgh Festival Fringe in August, when prices, booking demand, and reviews increase significantly. These trends provide meaningful insights and make the analysis more interesting than simply presenting basic statistics. Overall, Edinburgh offers a good balance between a manageable dataset and valuable real-world patterns, making it an ideal choice for a four-day solo project.</w:t>
       </w:r>
     </w:p>
     <w:p>
@@ -2599,13 +2638,174 @@
     <w:p>
       <w:pPr>
         <w:spacing w:after="240"/>
-      </w:pPr>
-      <w:r>
         <w:rPr>
           <w:color w:val="9CA3AF"/>
         </w:rPr>
+      </w:pPr>
+      <w:r>
+        <w:rPr>
+          <w:color w:val="9CA3AF"/>
+        </w:rPr>
         <w:t>[Which sections of the assignment did you focus on, and why? Be honest about scope decisions given your timeframe.]</w:t>
       </w:r>
+    </w:p>
+    <w:p>
+      <w:pPr>
+        <w:spacing w:after="240"/>
+        <w:rPr>
+          <w:sz w:val="24"/>
+          <w:szCs w:val="24"/>
+        </w:rPr>
+      </w:pPr>
+      <w:r>
+        <w:rPr>
+          <w:rStyle w:val="Strong"/>
+          <w:sz w:val="24"/>
+          <w:szCs w:val="24"/>
+        </w:rPr>
+        <w:t>Hypothesis Selection.</w:t>
+      </w:r>
+      <w:r>
+        <w:rPr>
+          <w:sz w:val="24"/>
+          <w:szCs w:val="24"/>
+        </w:rPr>
+        <w:t xml:space="preserve"> Three hypotheses were selected for testing: </w:t>
+      </w:r>
+      <w:r>
+        <w:rPr>
+          <w:rStyle w:val="Strong"/>
+          <w:sz w:val="24"/>
+          <w:szCs w:val="24"/>
+        </w:rPr>
+        <w:t>H1</w:t>
+      </w:r>
+      <w:r>
+        <w:rPr>
+          <w:sz w:val="24"/>
+          <w:szCs w:val="24"/>
+        </w:rPr>
+        <w:t xml:space="preserve"> (price differences between entire homes and private rooms), </w:t>
+      </w:r>
+      <w:r>
+        <w:rPr>
+          <w:rStyle w:val="Strong"/>
+          <w:sz w:val="24"/>
+          <w:szCs w:val="24"/>
+        </w:rPr>
+        <w:t>H2</w:t>
+      </w:r>
+      <w:r>
+        <w:rPr>
+          <w:sz w:val="24"/>
+          <w:szCs w:val="24"/>
+        </w:rPr>
+        <w:t xml:space="preserve"> (review scores of </w:t>
+      </w:r>
+      <w:proofErr w:type="spellStart"/>
+      <w:r>
+        <w:rPr>
+          <w:sz w:val="24"/>
+          <w:szCs w:val="24"/>
+        </w:rPr>
+        <w:t>Superhosts</w:t>
+      </w:r>
+      <w:proofErr w:type="spellEnd"/>
+      <w:r>
+        <w:rPr>
+          <w:sz w:val="24"/>
+          <w:szCs w:val="24"/>
+        </w:rPr>
+        <w:t xml:space="preserve"> vs. non-</w:t>
+      </w:r>
+      <w:proofErr w:type="spellStart"/>
+      <w:r>
+        <w:rPr>
+          <w:sz w:val="24"/>
+          <w:szCs w:val="24"/>
+        </w:rPr>
+        <w:t>Superhosts</w:t>
+      </w:r>
+      <w:proofErr w:type="spellEnd"/>
+      <w:r>
+        <w:rPr>
+          <w:sz w:val="24"/>
+          <w:szCs w:val="24"/>
+        </w:rPr>
+        <w:t xml:space="preserve">), and </w:t>
+      </w:r>
+      <w:r>
+        <w:rPr>
+          <w:rStyle w:val="Strong"/>
+          <w:sz w:val="24"/>
+          <w:szCs w:val="24"/>
+        </w:rPr>
+        <w:t>H4</w:t>
+      </w:r>
+      <w:r>
+        <w:rPr>
+          <w:sz w:val="24"/>
+          <w:szCs w:val="24"/>
+        </w:rPr>
+        <w:t xml:space="preserve"> (price differences between neighbourhoods). These were chosen because they directly relate to the exploratory data analysis (EDA) findings and provide meaningful business insights. </w:t>
+      </w:r>
+      <w:r>
+        <w:rPr>
+          <w:rStyle w:val="Strong"/>
+          <w:sz w:val="24"/>
+          <w:szCs w:val="24"/>
+        </w:rPr>
+        <w:t>H3</w:t>
+      </w:r>
+      <w:r>
+        <w:rPr>
+          <w:sz w:val="24"/>
+          <w:szCs w:val="24"/>
+        </w:rPr>
+        <w:t xml:space="preserve"> (review count vs. price) was not included because it offered less practical value, while </w:t>
+      </w:r>
+      <w:r>
+        <w:rPr>
+          <w:rStyle w:val="Strong"/>
+          <w:sz w:val="24"/>
+          <w:szCs w:val="24"/>
+        </w:rPr>
+        <w:t>H5</w:t>
+      </w:r>
+      <w:r>
+        <w:rPr>
+          <w:sz w:val="24"/>
+          <w:szCs w:val="24"/>
+        </w:rPr>
+        <w:t xml:space="preserve"> (weekend vs. weekday pricing) could not be tested since the dataset does not contain daily price information. Given the project timeframe, the focus was on a smaller number of well-supported and relevant hypotheses.</w:t>
+      </w:r>
+    </w:p>
+    <w:p>
+      <w:pPr>
+        <w:spacing w:after="240"/>
+        <w:rPr>
+          <w:sz w:val="24"/>
+          <w:szCs w:val="24"/>
+        </w:rPr>
+      </w:pPr>
+    </w:p>
+    <w:p>
+      <w:pPr>
+        <w:spacing w:after="240"/>
+        <w:rPr>
+          <w:sz w:val="24"/>
+          <w:szCs w:val="24"/>
+        </w:rPr>
+      </w:pPr>
+    </w:p>
+    <w:p>
+      <w:pPr>
+        <w:spacing w:after="240"/>
+        <w:rPr>
+          <w:sz w:val="24"/>
+          <w:szCs w:val="24"/>
+        </w:rPr>
+      </w:pPr>
     </w:p>
     <w:p>
       <w:pPr>
@@ -2614,6 +2814,7 @@
       </w:pPr>
       <w:bookmarkStart w:id="6" w:name="_Toc234499935"/>
       <w:r>
+        <w:lastRenderedPageBreak/>
         <w:t>3. Dataset Overview</w:t>
       </w:r>
       <w:bookmarkEnd w:id="6"/>
@@ -2735,7 +2936,23 @@
           <w:sz w:val="24"/>
           <w:szCs w:val="24"/>
         </w:rPr>
-        <w:t xml:space="preserve"> data shows a listing's future availability over a specific period, based on what the host has made available for booking. Therefore, reviews describe past activity, while the calendar reflects current and upcoming availability, and they should not be used interchangeably when analyzing demand.</w:t>
+        <w:t xml:space="preserve"> data shows a listing's future availability over a specific period, based on what the host has made available for booking. Therefore, reviews describe past activity, while the calendar reflects current and upcoming availability, and they should not be used interchangeably when </w:t>
+      </w:r>
+      <w:proofErr w:type="spellStart"/>
+      <w:r>
+        <w:rPr>
+          <w:sz w:val="24"/>
+          <w:szCs w:val="24"/>
+        </w:rPr>
+        <w:t>analyzing</w:t>
+      </w:r>
+      <w:proofErr w:type="spellEnd"/>
+      <w:r>
+        <w:rPr>
+          <w:sz w:val="24"/>
+          <w:szCs w:val="24"/>
+        </w:rPr>
+        <w:t xml:space="preserve"> demand.</w:t>
       </w:r>
     </w:p>
     <w:p>
@@ -4127,6 +4344,7 @@
                 <w:sz w:val="24"/>
                 <w:szCs w:val="24"/>
               </w:rPr>
+              <w:lastRenderedPageBreak/>
               <w:t>availability_365</w:t>
             </w:r>
           </w:p>
@@ -4995,7 +5213,6 @@
           <w:sz w:val="24"/>
           <w:szCs w:val="24"/>
         </w:rPr>
-        <w:lastRenderedPageBreak/>
         <w:t xml:space="preserve">Most of the remaining columns in </w:t>
       </w:r>
       <w:r>
@@ -5548,6 +5765,7 @@
           <w:bCs w:val="0"/>
           <w:color w:val="auto"/>
         </w:rPr>
+        <w:lastRenderedPageBreak/>
         <w:t xml:space="preserve">- Additionally, </w:t>
       </w:r>
       <w:proofErr w:type="spellStart"/>
@@ -5737,7 +5955,6 @@
           <w:sz w:val="24"/>
           <w:szCs w:val="24"/>
         </w:rPr>
-        <w:lastRenderedPageBreak/>
         <w:t>calendar.csv</w:t>
       </w:r>
       <w:r>
@@ -6089,21 +6306,458 @@
     </w:p>
     <w:p>
       <w:pPr>
+        <w:spacing w:before="100" w:beforeAutospacing="1" w:after="100" w:afterAutospacing="1"/>
+        <w:rPr>
+          <w:rFonts w:asciiTheme="minorHAnsi" w:eastAsia="Times New Roman" w:hAnsiTheme="minorHAnsi" w:cstheme="minorHAnsi"/>
+          <w:sz w:val="24"/>
+          <w:szCs w:val="24"/>
+          <w:lang w:val="en-US"/>
+        </w:rPr>
+      </w:pPr>
+      <w:r>
+        <w:rPr>
+          <w:rFonts w:asciiTheme="minorHAnsi" w:eastAsia="Times New Roman" w:hAnsiTheme="minorHAnsi" w:cstheme="minorHAnsi"/>
+          <w:sz w:val="24"/>
+          <w:szCs w:val="24"/>
+          <w:lang w:val="en-US"/>
+        </w:rPr>
+        <w:t xml:space="preserve">Our analysis followed the principle of </w:t>
+      </w:r>
+      <w:r>
+        <w:rPr>
+          <w:rFonts w:asciiTheme="minorHAnsi" w:eastAsia="Times New Roman" w:hAnsiTheme="minorHAnsi" w:cstheme="minorHAnsi"/>
+          <w:b/>
+          <w:bCs/>
+          <w:sz w:val="24"/>
+          <w:szCs w:val="24"/>
+          <w:lang w:val="en-US"/>
+        </w:rPr>
+        <w:t>choosing statistical tests based on the data</w:t>
+      </w:r>
+      <w:r>
+        <w:rPr>
+          <w:rFonts w:asciiTheme="minorHAnsi" w:eastAsia="Times New Roman" w:hAnsiTheme="minorHAnsi" w:cstheme="minorHAnsi"/>
+          <w:sz w:val="24"/>
+          <w:szCs w:val="24"/>
+          <w:lang w:val="en-US"/>
+        </w:rPr>
+        <w:t xml:space="preserve">, rather than automatically using standard parametric methods. Since the EDA showed that Airbnb prices were highly skewed and review scores were clustered near the top of the scale, we first checked assumptions such as </w:t>
+      </w:r>
+      <w:r>
+        <w:rPr>
+          <w:rFonts w:asciiTheme="minorHAnsi" w:eastAsia="Times New Roman" w:hAnsiTheme="minorHAnsi" w:cstheme="minorHAnsi"/>
+          <w:b/>
+          <w:bCs/>
+          <w:sz w:val="24"/>
+          <w:szCs w:val="24"/>
+          <w:lang w:val="en-US"/>
+        </w:rPr>
+        <w:t>normality</w:t>
+      </w:r>
+      <w:r>
+        <w:rPr>
+          <w:rFonts w:asciiTheme="minorHAnsi" w:eastAsia="Times New Roman" w:hAnsiTheme="minorHAnsi" w:cstheme="minorHAnsi"/>
+          <w:sz w:val="24"/>
+          <w:szCs w:val="24"/>
+          <w:lang w:val="en-US"/>
+        </w:rPr>
+        <w:t xml:space="preserve"> and </w:t>
+      </w:r>
+      <w:r>
+        <w:rPr>
+          <w:rFonts w:asciiTheme="minorHAnsi" w:eastAsia="Times New Roman" w:hAnsiTheme="minorHAnsi" w:cstheme="minorHAnsi"/>
+          <w:b/>
+          <w:bCs/>
+          <w:sz w:val="24"/>
+          <w:szCs w:val="24"/>
+          <w:lang w:val="en-US"/>
+        </w:rPr>
+        <w:t>variance equality</w:t>
+      </w:r>
+      <w:r>
+        <w:rPr>
+          <w:rFonts w:asciiTheme="minorHAnsi" w:eastAsia="Times New Roman" w:hAnsiTheme="minorHAnsi" w:cstheme="minorHAnsi"/>
+          <w:sz w:val="24"/>
+          <w:szCs w:val="24"/>
+          <w:lang w:val="en-US"/>
+        </w:rPr>
+        <w:t xml:space="preserve"> before selecting the appropriate test. As a result, </w:t>
+      </w:r>
+      <w:r>
+        <w:rPr>
+          <w:rFonts w:asciiTheme="minorHAnsi" w:eastAsia="Times New Roman" w:hAnsiTheme="minorHAnsi" w:cstheme="minorHAnsi"/>
+          <w:b/>
+          <w:bCs/>
+          <w:sz w:val="24"/>
+          <w:szCs w:val="24"/>
+          <w:lang w:val="en-US"/>
+        </w:rPr>
+        <w:t>H1</w:t>
+      </w:r>
+      <w:r>
+        <w:rPr>
+          <w:rFonts w:asciiTheme="minorHAnsi" w:eastAsia="Times New Roman" w:hAnsiTheme="minorHAnsi" w:cstheme="minorHAnsi"/>
+          <w:sz w:val="24"/>
+          <w:szCs w:val="24"/>
+          <w:lang w:val="en-US"/>
+        </w:rPr>
+        <w:t xml:space="preserve"> and </w:t>
+      </w:r>
+      <w:r>
+        <w:rPr>
+          <w:rFonts w:asciiTheme="minorHAnsi" w:eastAsia="Times New Roman" w:hAnsiTheme="minorHAnsi" w:cstheme="minorHAnsi"/>
+          <w:b/>
+          <w:bCs/>
+          <w:sz w:val="24"/>
+          <w:szCs w:val="24"/>
+          <w:lang w:val="en-US"/>
+        </w:rPr>
+        <w:t>H2</w:t>
+      </w:r>
+      <w:r>
+        <w:rPr>
+          <w:rFonts w:asciiTheme="minorHAnsi" w:eastAsia="Times New Roman" w:hAnsiTheme="minorHAnsi" w:cstheme="minorHAnsi"/>
+          <w:sz w:val="24"/>
+          <w:szCs w:val="24"/>
+          <w:lang w:val="en-US"/>
+        </w:rPr>
+        <w:t xml:space="preserve"> were analyzed using the </w:t>
+      </w:r>
+      <w:r>
+        <w:rPr>
+          <w:rFonts w:asciiTheme="minorHAnsi" w:eastAsia="Times New Roman" w:hAnsiTheme="minorHAnsi" w:cstheme="minorHAnsi"/>
+          <w:b/>
+          <w:bCs/>
+          <w:sz w:val="24"/>
+          <w:szCs w:val="24"/>
+          <w:lang w:val="en-US"/>
+        </w:rPr>
+        <w:t>Mann–Whitney U test</w:t>
+      </w:r>
+      <w:r>
+        <w:rPr>
+          <w:rFonts w:asciiTheme="minorHAnsi" w:eastAsia="Times New Roman" w:hAnsiTheme="minorHAnsi" w:cstheme="minorHAnsi"/>
+          <w:sz w:val="24"/>
+          <w:szCs w:val="24"/>
+          <w:lang w:val="en-US"/>
+        </w:rPr>
+        <w:t xml:space="preserve">, while </w:t>
+      </w:r>
+      <w:r>
+        <w:rPr>
+          <w:rFonts w:asciiTheme="minorHAnsi" w:eastAsia="Times New Roman" w:hAnsiTheme="minorHAnsi" w:cstheme="minorHAnsi"/>
+          <w:b/>
+          <w:bCs/>
+          <w:sz w:val="24"/>
+          <w:szCs w:val="24"/>
+          <w:lang w:val="en-US"/>
+        </w:rPr>
+        <w:t>H4</w:t>
+      </w:r>
+      <w:r>
+        <w:rPr>
+          <w:rFonts w:asciiTheme="minorHAnsi" w:eastAsia="Times New Roman" w:hAnsiTheme="minorHAnsi" w:cstheme="minorHAnsi"/>
+          <w:sz w:val="24"/>
+          <w:szCs w:val="24"/>
+          <w:lang w:val="en-US"/>
+        </w:rPr>
+        <w:t xml:space="preserve"> used </w:t>
+      </w:r>
+      <w:r>
+        <w:rPr>
+          <w:rFonts w:asciiTheme="minorHAnsi" w:eastAsia="Times New Roman" w:hAnsiTheme="minorHAnsi" w:cstheme="minorHAnsi"/>
+          <w:b/>
+          <w:bCs/>
+          <w:sz w:val="24"/>
+          <w:szCs w:val="24"/>
+          <w:lang w:val="en-US"/>
+        </w:rPr>
+        <w:t>one-way ANOVA</w:t>
+      </w:r>
+      <w:r>
+        <w:rPr>
+          <w:rFonts w:asciiTheme="minorHAnsi" w:eastAsia="Times New Roman" w:hAnsiTheme="minorHAnsi" w:cstheme="minorHAnsi"/>
+          <w:sz w:val="24"/>
+          <w:szCs w:val="24"/>
+          <w:lang w:val="en-US"/>
+        </w:rPr>
+        <w:t xml:space="preserve"> with </w:t>
+      </w:r>
+      <w:r>
+        <w:rPr>
+          <w:rFonts w:asciiTheme="minorHAnsi" w:eastAsia="Times New Roman" w:hAnsiTheme="minorHAnsi" w:cstheme="minorHAnsi"/>
+          <w:b/>
+          <w:bCs/>
+          <w:sz w:val="24"/>
+          <w:szCs w:val="24"/>
+          <w:lang w:val="en-US"/>
+        </w:rPr>
+        <w:t>Tukey HSD</w:t>
+      </w:r>
+      <w:r>
+        <w:rPr>
+          <w:rFonts w:asciiTheme="minorHAnsi" w:eastAsia="Times New Roman" w:hAnsiTheme="minorHAnsi" w:cstheme="minorHAnsi"/>
+          <w:sz w:val="24"/>
+          <w:szCs w:val="24"/>
+          <w:lang w:val="en-US"/>
+        </w:rPr>
+        <w:t xml:space="preserve"> to identify which </w:t>
+      </w:r>
+      <w:proofErr w:type="spellStart"/>
+      <w:r>
+        <w:rPr>
+          <w:rFonts w:asciiTheme="minorHAnsi" w:eastAsia="Times New Roman" w:hAnsiTheme="minorHAnsi" w:cstheme="minorHAnsi"/>
+          <w:sz w:val="24"/>
+          <w:szCs w:val="24"/>
+          <w:lang w:val="en-US"/>
+        </w:rPr>
+        <w:t>neighbourhoods</w:t>
+      </w:r>
+      <w:proofErr w:type="spellEnd"/>
+      <w:r>
+        <w:rPr>
+          <w:rFonts w:asciiTheme="minorHAnsi" w:eastAsia="Times New Roman" w:hAnsiTheme="minorHAnsi" w:cstheme="minorHAnsi"/>
+          <w:sz w:val="24"/>
+          <w:szCs w:val="24"/>
+          <w:lang w:val="en-US"/>
+        </w:rPr>
+        <w:t xml:space="preserve"> differed significantly.</w:t>
+      </w:r>
+    </w:p>
+    <w:p>
+      <w:pPr>
+        <w:spacing w:before="100" w:beforeAutospacing="1" w:after="100" w:afterAutospacing="1"/>
+        <w:rPr>
+          <w:rFonts w:asciiTheme="minorHAnsi" w:eastAsia="Times New Roman" w:hAnsiTheme="minorHAnsi" w:cstheme="minorHAnsi"/>
+          <w:sz w:val="24"/>
+          <w:szCs w:val="24"/>
+          <w:lang w:val="en-US"/>
+        </w:rPr>
+      </w:pPr>
+      <w:r>
+        <w:rPr>
+          <w:rFonts w:asciiTheme="minorHAnsi" w:eastAsia="Times New Roman" w:hAnsiTheme="minorHAnsi" w:cstheme="minorHAnsi"/>
+          <w:sz w:val="24"/>
+          <w:szCs w:val="24"/>
+          <w:lang w:val="en-US"/>
+        </w:rPr>
+        <w:t xml:space="preserve">Along with p-values, we also reported </w:t>
+      </w:r>
+      <w:r>
+        <w:rPr>
+          <w:rFonts w:asciiTheme="minorHAnsi" w:eastAsia="Times New Roman" w:hAnsiTheme="minorHAnsi" w:cstheme="minorHAnsi"/>
+          <w:b/>
+          <w:bCs/>
+          <w:sz w:val="24"/>
+          <w:szCs w:val="24"/>
+          <w:lang w:val="en-US"/>
+        </w:rPr>
+        <w:t>effect sizes</w:t>
+      </w:r>
+      <w:r>
+        <w:rPr>
+          <w:rFonts w:asciiTheme="minorHAnsi" w:eastAsia="Times New Roman" w:hAnsiTheme="minorHAnsi" w:cstheme="minorHAnsi"/>
+          <w:sz w:val="24"/>
+          <w:szCs w:val="24"/>
+          <w:lang w:val="en-US"/>
+        </w:rPr>
+        <w:t xml:space="preserve"> and </w:t>
+      </w:r>
+      <w:r>
+        <w:rPr>
+          <w:rFonts w:asciiTheme="minorHAnsi" w:eastAsia="Times New Roman" w:hAnsiTheme="minorHAnsi" w:cstheme="minorHAnsi"/>
+          <w:b/>
+          <w:bCs/>
+          <w:sz w:val="24"/>
+          <w:szCs w:val="24"/>
+          <w:lang w:val="en-US"/>
+        </w:rPr>
+        <w:t>95% confidence intervals</w:t>
+      </w:r>
+      <w:r>
+        <w:rPr>
+          <w:rFonts w:asciiTheme="minorHAnsi" w:eastAsia="Times New Roman" w:hAnsiTheme="minorHAnsi" w:cstheme="minorHAnsi"/>
+          <w:sz w:val="24"/>
+          <w:szCs w:val="24"/>
+          <w:lang w:val="en-US"/>
+        </w:rPr>
+        <w:t xml:space="preserve"> because statistical significance alone does not show how meaningful a result is, especially with large datasets. For the regression model, </w:t>
+      </w:r>
+      <w:r>
+        <w:rPr>
+          <w:rFonts w:asciiTheme="minorHAnsi" w:eastAsia="Times New Roman" w:hAnsiTheme="minorHAnsi" w:cstheme="minorHAnsi"/>
+          <w:b/>
+          <w:bCs/>
+          <w:sz w:val="24"/>
+          <w:szCs w:val="24"/>
+          <w:lang w:val="en-US"/>
+        </w:rPr>
+        <w:t>price was log-transformed</w:t>
+      </w:r>
+      <w:r>
+        <w:rPr>
+          <w:rFonts w:asciiTheme="minorHAnsi" w:eastAsia="Times New Roman" w:hAnsiTheme="minorHAnsi" w:cstheme="minorHAnsi"/>
+          <w:sz w:val="24"/>
+          <w:szCs w:val="24"/>
+          <w:lang w:val="en-US"/>
+        </w:rPr>
+        <w:t xml:space="preserve"> to reduce skewness and better satisfy regression assumptions. We also checked </w:t>
+      </w:r>
+      <w:r>
+        <w:rPr>
+          <w:rFonts w:asciiTheme="minorHAnsi" w:eastAsia="Times New Roman" w:hAnsiTheme="minorHAnsi" w:cstheme="minorHAnsi"/>
+          <w:b/>
+          <w:bCs/>
+          <w:sz w:val="24"/>
+          <w:szCs w:val="24"/>
+          <w:lang w:val="en-US"/>
+        </w:rPr>
+        <w:t>multicollinearity</w:t>
+      </w:r>
+      <w:r>
+        <w:rPr>
+          <w:rFonts w:asciiTheme="minorHAnsi" w:eastAsia="Times New Roman" w:hAnsiTheme="minorHAnsi" w:cstheme="minorHAnsi"/>
+          <w:sz w:val="24"/>
+          <w:szCs w:val="24"/>
+          <w:lang w:val="en-US"/>
+        </w:rPr>
+        <w:t xml:space="preserve"> using </w:t>
+      </w:r>
+      <w:r>
+        <w:rPr>
+          <w:rFonts w:asciiTheme="minorHAnsi" w:eastAsia="Times New Roman" w:hAnsiTheme="minorHAnsi" w:cstheme="minorHAnsi"/>
+          <w:b/>
+          <w:bCs/>
+          <w:sz w:val="24"/>
+          <w:szCs w:val="24"/>
+          <w:lang w:val="en-US"/>
+        </w:rPr>
+        <w:t>Variance Inflation Factors (VIF)</w:t>
+      </w:r>
+      <w:r>
+        <w:rPr>
+          <w:rFonts w:asciiTheme="minorHAnsi" w:eastAsia="Times New Roman" w:hAnsiTheme="minorHAnsi" w:cstheme="minorHAnsi"/>
+          <w:sz w:val="24"/>
+          <w:szCs w:val="24"/>
+          <w:lang w:val="en-US"/>
+        </w:rPr>
+        <w:t xml:space="preserve"> and removed the </w:t>
+      </w:r>
+      <w:proofErr w:type="spellStart"/>
+      <w:r>
+        <w:rPr>
+          <w:rFonts w:asciiTheme="minorHAnsi" w:eastAsia="Times New Roman" w:hAnsiTheme="minorHAnsi" w:cstheme="minorHAnsi"/>
+          <w:sz w:val="24"/>
+          <w:szCs w:val="24"/>
+          <w:lang w:val="en-US"/>
+        </w:rPr>
+        <w:t>neighbourhood_median_price</w:t>
+      </w:r>
+      <w:proofErr w:type="spellEnd"/>
+      <w:r>
+        <w:rPr>
+          <w:rFonts w:asciiTheme="minorHAnsi" w:eastAsia="Times New Roman" w:hAnsiTheme="minorHAnsi" w:cstheme="minorHAnsi"/>
+          <w:sz w:val="24"/>
+          <w:szCs w:val="24"/>
+          <w:lang w:val="en-US"/>
+        </w:rPr>
+        <w:t xml:space="preserve"> variable because it caused data leakage (VIF = 8.2), ensuring the model remained reliable and interpretable rather than artificially improving its performance.</w:t>
+      </w:r>
+    </w:p>
+    <w:p>
+      <w:pPr>
         <w:spacing w:after="240"/>
         <w:rPr>
           <w:color w:val="9CA3AF"/>
         </w:rPr>
       </w:pPr>
-      <w:r>
+    </w:p>
+    <w:p>
+      <w:pPr>
+        <w:spacing w:after="240"/>
         <w:rPr>
           <w:color w:val="9CA3AF"/>
         </w:rPr>
-        <w:t>[Write your content here.]</w:t>
-      </w:r>
+      </w:pPr>
     </w:p>
     <w:p>
       <w:pPr>
         <w:spacing w:after="240"/>
+        <w:rPr>
+          <w:color w:val="9CA3AF"/>
+        </w:rPr>
+      </w:pPr>
+    </w:p>
+    <w:p>
+      <w:pPr>
+        <w:spacing w:after="240"/>
+        <w:rPr>
+          <w:color w:val="9CA3AF"/>
+        </w:rPr>
+      </w:pPr>
+    </w:p>
+    <w:p>
+      <w:pPr>
+        <w:spacing w:after="240"/>
+        <w:rPr>
+          <w:color w:val="9CA3AF"/>
+        </w:rPr>
+      </w:pPr>
+    </w:p>
+    <w:p>
+      <w:pPr>
+        <w:spacing w:after="240"/>
+        <w:rPr>
+          <w:color w:val="9CA3AF"/>
+        </w:rPr>
+      </w:pPr>
+    </w:p>
+    <w:p>
+      <w:pPr>
+        <w:spacing w:after="240"/>
+        <w:rPr>
+          <w:color w:val="9CA3AF"/>
+        </w:rPr>
+      </w:pPr>
+    </w:p>
+    <w:p>
+      <w:pPr>
+        <w:spacing w:after="240"/>
+        <w:rPr>
+          <w:color w:val="9CA3AF"/>
+        </w:rPr>
+      </w:pPr>
+    </w:p>
+    <w:p>
+      <w:pPr>
+        <w:spacing w:after="240"/>
+        <w:rPr>
+          <w:color w:val="9CA3AF"/>
+        </w:rPr>
+      </w:pPr>
+    </w:p>
+    <w:p>
+      <w:pPr>
+        <w:spacing w:after="240"/>
+        <w:rPr>
+          <w:color w:val="9CA3AF"/>
+        </w:rPr>
+      </w:pPr>
+    </w:p>
+    <w:p>
+      <w:pPr>
+        <w:spacing w:after="240"/>
+        <w:rPr>
+          <w:color w:val="9CA3AF"/>
+        </w:rPr>
+      </w:pPr>
+    </w:p>
+    <w:p>
+      <w:pPr>
+        <w:spacing w:after="240"/>
+        <w:rPr>
+          <w:color w:val="9CA3AF"/>
+        </w:rPr>
       </w:pPr>
     </w:p>
     <w:p>
@@ -6113,7 +6767,6 @@
       </w:pPr>
       <w:bookmarkStart w:id="11" w:name="_Toc234499940"/>
       <w:r>
-        <w:lastRenderedPageBreak/>
         <w:t>5. Engineering Approach</w:t>
       </w:r>
       <w:bookmarkEnd w:id="11"/>
@@ -6125,6 +6778,7 @@
       </w:pPr>
       <w:bookmarkStart w:id="12" w:name="_Toc234499941"/>
       <w:r>
+        <w:lastRenderedPageBreak/>
         <w:t>5.1 Pipeline Design</w:t>
       </w:r>
       <w:bookmarkEnd w:id="12"/>
@@ -6138,18 +6792,6 @@
           <w:szCs w:val="24"/>
         </w:rPr>
       </w:pPr>
-      <w:r>
-        <w:rPr>
-          <w:color w:val="9CA3AF"/>
-        </w:rPr>
-        <w:t>[Ingestion → cleaning → enrichment → modeling. Diagram optional but valuable.]</w:t>
-      </w:r>
-      <w:r>
-        <w:rPr>
-          <w:color w:val="9CA3AF"/>
-        </w:rPr>
-        <w:br/>
-      </w:r>
       <w:r>
         <w:rPr>
           <w:b/>
@@ -6215,43 +6857,7 @@
           <w:sz w:val="24"/>
           <w:szCs w:val="24"/>
         </w:rPr>
-        <w:t xml:space="preserve"> were made consistent, and </w:t>
-      </w:r>
-      <w:proofErr w:type="spellStart"/>
-      <w:r>
-        <w:rPr>
-          <w:rFonts w:asciiTheme="minorHAnsi" w:hAnsiTheme="minorHAnsi" w:cstheme="minorHAnsi"/>
-          <w:sz w:val="24"/>
-          <w:szCs w:val="24"/>
-        </w:rPr>
-        <w:t>neighbour</w:t>
-      </w:r>
-      <w:proofErr w:type="spellEnd"/>
-      <w:r>
-        <w:rPr>
-          <w:rFonts w:asciiTheme="minorHAnsi" w:hAnsiTheme="minorHAnsi" w:cstheme="minorHAnsi"/>
-          <w:sz w:val="24"/>
-          <w:szCs w:val="24"/>
-        </w:rPr>
-        <w:t xml:space="preserve">-hood names were matched with the official </w:t>
-      </w:r>
-      <w:proofErr w:type="spellStart"/>
-      <w:r>
-        <w:rPr>
-          <w:rFonts w:asciiTheme="minorHAnsi" w:hAnsiTheme="minorHAnsi" w:cstheme="minorHAnsi"/>
-          <w:sz w:val="24"/>
-          <w:szCs w:val="24"/>
-        </w:rPr>
-        <w:t>neighbour</w:t>
-      </w:r>
-      <w:proofErr w:type="spellEnd"/>
-      <w:r>
-        <w:rPr>
-          <w:rFonts w:asciiTheme="minorHAnsi" w:hAnsiTheme="minorHAnsi" w:cstheme="minorHAnsi"/>
-          <w:sz w:val="24"/>
-          <w:szCs w:val="24"/>
-        </w:rPr>
-        <w:t>-hood list.</w:t>
+        <w:t xml:space="preserve"> were made consistent, and neighbour-hood names were matched with the official neighbour-hood list.</w:t>
       </w:r>
     </w:p>
     <w:p>
@@ -6357,60 +6963,18 @@
       </w:pPr>
       <w:r>
         <w:rPr>
-          <w:b/>
-          <w:bCs/>
-          <w:sz w:val="24"/>
-          <w:szCs w:val="24"/>
-        </w:rPr>
-        <w:t>Enrichment stage:</w:t>
-      </w:r>
-      <w:r>
-        <w:rPr>
-          <w:sz w:val="24"/>
-          <w:szCs w:val="24"/>
-        </w:rPr>
-        <w:br/>
-        <w:t xml:space="preserve">During the enrichment stage, new metrics were created to make the data more useful for analysis. These included estimated occupancy, annual revenue, review frequency, host experience, and price per bedroom to better compare listings of different sizes. In addition, </w:t>
-      </w:r>
-      <w:proofErr w:type="spellStart"/>
-      <w:r>
-        <w:rPr>
-          <w:sz w:val="24"/>
-          <w:szCs w:val="24"/>
-        </w:rPr>
-        <w:t>neighbourhood</w:t>
-      </w:r>
-      <w:proofErr w:type="spellEnd"/>
-      <w:r>
-        <w:rPr>
-          <w:sz w:val="24"/>
-          <w:szCs w:val="24"/>
-        </w:rPr>
-        <w:t>-level statistics, such as median price, listing density, and average rating, were added so that each listing could be compared with others in the same area rather than across the entire city.</w:t>
-      </w:r>
-    </w:p>
-    <w:p>
-      <w:pPr>
-        <w:spacing w:after="240"/>
-        <w:rPr>
-          <w:sz w:val="24"/>
-          <w:szCs w:val="24"/>
-        </w:rPr>
-      </w:pPr>
-      <w:r>
-        <w:rPr>
           <w:noProof/>
           <w:sz w:val="24"/>
           <w:szCs w:val="24"/>
         </w:rPr>
         <w:drawing>
-          <wp:anchor distT="0" distB="0" distL="114300" distR="114300" simplePos="0" relativeHeight="251660288" behindDoc="1" locked="0" layoutInCell="1" allowOverlap="1" wp14:anchorId="755D1043" wp14:editId="6308AE89">
+          <wp:anchor distT="0" distB="0" distL="114300" distR="114300" simplePos="0" relativeHeight="251660288" behindDoc="1" locked="0" layoutInCell="1" allowOverlap="1" wp14:anchorId="755D1043" wp14:editId="7C536084">
             <wp:simplePos x="0" y="0"/>
             <wp:positionH relativeFrom="margin">
-              <wp:align>left</wp:align>
+              <wp:posOffset>-27709</wp:posOffset>
             </wp:positionH>
             <wp:positionV relativeFrom="paragraph">
-              <wp:posOffset>299085</wp:posOffset>
+              <wp:posOffset>1400059</wp:posOffset>
             </wp:positionV>
             <wp:extent cx="6248247" cy="2369127"/>
             <wp:effectExtent l="0" t="0" r="635" b="0"/>
@@ -6459,6 +7023,32 @@
           </wp:anchor>
         </w:drawing>
       </w:r>
+      <w:r>
+        <w:rPr>
+          <w:b/>
+          <w:bCs/>
+          <w:sz w:val="24"/>
+          <w:szCs w:val="24"/>
+        </w:rPr>
+        <w:t>Enrichment stage:</w:t>
+      </w:r>
+      <w:r>
+        <w:rPr>
+          <w:sz w:val="24"/>
+          <w:szCs w:val="24"/>
+        </w:rPr>
+        <w:br/>
+        <w:t>During the enrichment stage, new metrics were created to make the data more useful for analysis. These included estimated occupancy, annual revenue, review frequency, host experience, and price per bedroom to better compare listings of different sizes. In addition, neighbourhood-level statistics, such as median price, listing density, and average rating, were added so that each listing could be compared with others in the same area rather than across the entire city.</w:t>
+      </w:r>
+    </w:p>
+    <w:p>
+      <w:pPr>
+        <w:spacing w:after="240"/>
+        <w:rPr>
+          <w:sz w:val="24"/>
+          <w:szCs w:val="24"/>
+        </w:rPr>
+      </w:pPr>
     </w:p>
     <w:p>
       <w:pPr>
@@ -6573,7 +7163,6 @@
           <w:sz w:val="24"/>
           <w:szCs w:val="24"/>
         </w:rPr>
-        <w:lastRenderedPageBreak/>
         <w:t xml:space="preserve">Each stage of the pipeline (cleaning, transformation, and loading) is monitored using a shared </w:t>
       </w:r>
       <w:proofErr w:type="spellStart"/>
@@ -6654,7 +7243,16 @@
           <w:sz w:val="24"/>
           <w:szCs w:val="24"/>
         </w:rPr>
-        <w:t>. If an error occurs, it is logged before the pipeline stops, ensuring that failures are clearly recorded instead of happening silently.</w:t>
+        <w:t xml:space="preserve">. If </w:t>
+      </w:r>
+      <w:r>
+        <w:rPr>
+          <w:rFonts w:asciiTheme="minorHAnsi" w:eastAsia="Times New Roman" w:hAnsiTheme="minorHAnsi" w:cstheme="minorHAnsi"/>
+          <w:sz w:val="24"/>
+          <w:szCs w:val="24"/>
+        </w:rPr>
+        <w:lastRenderedPageBreak/>
+        <w:t>an error occurs, it is logged before the pipeline stops, ensuring that failures are clearly recorded instead of happening silently.</w:t>
       </w:r>
     </w:p>
     <w:p>
@@ -6680,7 +7278,7 @@
           <w:rFonts w:asciiTheme="minorHAnsi" w:eastAsia="Times New Roman" w:hAnsiTheme="minorHAnsi" w:cstheme="minorHAnsi"/>
           <w:b/>
           <w:bCs/>
-          <w:color w:val="FF0000"/>
+          <w:color w:val="C00000"/>
           <w:sz w:val="24"/>
           <w:szCs w:val="24"/>
         </w:rPr>
@@ -6690,10 +7288,19 @@
       <w:r>
         <w:rPr>
           <w:rFonts w:asciiTheme="minorHAnsi" w:eastAsia="Times New Roman" w:hAnsiTheme="minorHAnsi" w:cstheme="minorHAnsi"/>
-          <w:sz w:val="24"/>
-          <w:szCs w:val="24"/>
-        </w:rPr>
-        <w:t xml:space="preserve"> table uses </w:t>
+          <w:color w:val="C00000"/>
+          <w:sz w:val="24"/>
+          <w:szCs w:val="24"/>
+        </w:rPr>
+        <w:t xml:space="preserve"> </w:t>
+      </w:r>
+      <w:r>
+        <w:rPr>
+          <w:rFonts w:asciiTheme="minorHAnsi" w:eastAsia="Times New Roman" w:hAnsiTheme="minorHAnsi" w:cstheme="minorHAnsi"/>
+          <w:sz w:val="24"/>
+          <w:szCs w:val="24"/>
+        </w:rPr>
+        <w:t xml:space="preserve">table uses </w:t>
       </w:r>
       <w:r>
         <w:rPr>
@@ -6784,9 +7391,7 @@
               <w:jc w:val="center"/>
               <w:rPr>
                 <w:rFonts w:asciiTheme="minorHAnsi" w:eastAsia="Times New Roman" w:hAnsiTheme="minorHAnsi" w:cstheme="minorHAnsi"/>
-                <w:b w:val="0"/>
-                <w:bCs w:val="0"/>
-                <w:color w:val="FF0000"/>
+                <w:color w:val="C00000"/>
                 <w:sz w:val="24"/>
                 <w:szCs w:val="24"/>
               </w:rPr>
@@ -6794,9 +7399,7 @@
             <w:r>
               <w:rPr>
                 <w:rFonts w:asciiTheme="minorHAnsi" w:eastAsia="Times New Roman" w:hAnsiTheme="minorHAnsi" w:cstheme="minorHAnsi"/>
-                <w:b w:val="0"/>
-                <w:bCs w:val="0"/>
-                <w:color w:val="FF0000"/>
+                <w:color w:val="C00000"/>
                 <w:sz w:val="24"/>
                 <w:szCs w:val="24"/>
               </w:rPr>
@@ -6805,9 +7408,7 @@
             <w:r>
               <w:rPr>
                 <w:rFonts w:asciiTheme="minorHAnsi" w:eastAsia="Times New Roman" w:hAnsiTheme="minorHAnsi" w:cstheme="minorHAnsi"/>
-                <w:b w:val="0"/>
-                <w:bCs w:val="0"/>
-                <w:color w:val="FF0000"/>
+                <w:color w:val="C00000"/>
                 <w:sz w:val="24"/>
                 <w:szCs w:val="24"/>
               </w:rPr>
@@ -6826,9 +7427,7 @@
               <w:cnfStyle w:val="100000000000" w:firstRow="1" w:lastRow="0" w:firstColumn="0" w:lastColumn="0" w:oddVBand="0" w:evenVBand="0" w:oddHBand="0" w:evenHBand="0" w:firstRowFirstColumn="0" w:firstRowLastColumn="0" w:lastRowFirstColumn="0" w:lastRowLastColumn="0"/>
               <w:rPr>
                 <w:rFonts w:asciiTheme="minorHAnsi" w:eastAsia="Times New Roman" w:hAnsiTheme="minorHAnsi" w:cstheme="minorHAnsi"/>
-                <w:b w:val="0"/>
-                <w:bCs w:val="0"/>
-                <w:color w:val="FF0000"/>
+                <w:color w:val="C00000"/>
                 <w:sz w:val="24"/>
                 <w:szCs w:val="24"/>
               </w:rPr>
@@ -6836,9 +7435,7 @@
             <w:r>
               <w:rPr>
                 <w:rFonts w:asciiTheme="minorHAnsi" w:eastAsia="Times New Roman" w:hAnsiTheme="minorHAnsi" w:cstheme="minorHAnsi"/>
-                <w:b w:val="0"/>
-                <w:bCs w:val="0"/>
-                <w:color w:val="FF0000"/>
+                <w:color w:val="C00000"/>
                 <w:sz w:val="24"/>
                 <w:szCs w:val="24"/>
               </w:rPr>
@@ -6857,9 +7454,7 @@
               <w:cnfStyle w:val="100000000000" w:firstRow="1" w:lastRow="0" w:firstColumn="0" w:lastColumn="0" w:oddVBand="0" w:evenVBand="0" w:oddHBand="0" w:evenHBand="0" w:firstRowFirstColumn="0" w:firstRowLastColumn="0" w:lastRowFirstColumn="0" w:lastRowLastColumn="0"/>
               <w:rPr>
                 <w:rFonts w:asciiTheme="minorHAnsi" w:eastAsia="Times New Roman" w:hAnsiTheme="minorHAnsi" w:cstheme="minorHAnsi"/>
-                <w:b w:val="0"/>
-                <w:bCs w:val="0"/>
-                <w:color w:val="FF0000"/>
+                <w:color w:val="C00000"/>
                 <w:sz w:val="24"/>
                 <w:szCs w:val="24"/>
               </w:rPr>
@@ -6867,9 +7462,7 @@
             <w:r>
               <w:rPr>
                 <w:rFonts w:asciiTheme="minorHAnsi" w:eastAsia="Times New Roman" w:hAnsiTheme="minorHAnsi" w:cstheme="minorHAnsi"/>
-                <w:b w:val="0"/>
-                <w:bCs w:val="0"/>
-                <w:color w:val="FF0000"/>
+                <w:color w:val="C00000"/>
                 <w:sz w:val="24"/>
                 <w:szCs w:val="24"/>
               </w:rPr>
@@ -7096,25 +7689,7 @@
                 <w:sz w:val="24"/>
                 <w:szCs w:val="24"/>
               </w:rPr>
-              <w:t xml:space="preserve">Occupancy/revenue calculation, review frequency, host tenure, price per bedroom, </w:t>
-            </w:r>
-            <w:proofErr w:type="spellStart"/>
-            <w:r>
-              <w:rPr>
-                <w:rFonts w:asciiTheme="minorHAnsi" w:eastAsia="Times New Roman" w:hAnsiTheme="minorHAnsi" w:cstheme="minorHAnsi"/>
-                <w:sz w:val="24"/>
-                <w:szCs w:val="24"/>
-              </w:rPr>
-              <w:t>neighbour</w:t>
-            </w:r>
-            <w:proofErr w:type="spellEnd"/>
-            <w:r>
-              <w:rPr>
-                <w:rFonts w:asciiTheme="minorHAnsi" w:eastAsia="Times New Roman" w:hAnsiTheme="minorHAnsi" w:cstheme="minorHAnsi"/>
-                <w:sz w:val="24"/>
-                <w:szCs w:val="24"/>
-              </w:rPr>
-              <w:t>-hood aggregates</w:t>
+              <w:t>Occupancy/revenue calculation, review frequency, host tenure, price per bedroom, neighbour-hood aggregates</w:t>
             </w:r>
           </w:p>
         </w:tc>
@@ -7458,7 +8033,6 @@
       </w:pPr>
       <w:bookmarkStart w:id="13" w:name="_Toc234499942"/>
       <w:r>
-        <w:lastRenderedPageBreak/>
         <w:t>5.2 Data Model</w:t>
       </w:r>
       <w:bookmarkEnd w:id="13"/>
@@ -7491,6 +8065,7 @@
         <w:rPr>
           <w:rFonts w:asciiTheme="minorHAnsi" w:hAnsiTheme="minorHAnsi" w:cstheme="minorHAnsi"/>
         </w:rPr>
+        <w:lastRenderedPageBreak/>
         <w:t xml:space="preserve">The analytical database uses a </w:t>
       </w:r>
       <w:r>
@@ -7541,7 +8116,7 @@
           <w:rFonts w:asciiTheme="minorHAnsi" w:hAnsiTheme="minorHAnsi" w:cstheme="minorHAnsi"/>
           <w:b/>
           <w:bCs/>
-          <w:color w:val="FF0000"/>
+          <w:color w:val="C00000"/>
           <w:sz w:val="24"/>
           <w:szCs w:val="24"/>
         </w:rPr>
@@ -7551,7 +8126,7 @@
       <w:r>
         <w:rPr>
           <w:rFonts w:asciiTheme="minorHAnsi" w:hAnsiTheme="minorHAnsi" w:cstheme="minorHAnsi"/>
-          <w:color w:val="FF0000"/>
+          <w:color w:val="C00000"/>
         </w:rPr>
         <w:t xml:space="preserve"> </w:t>
       </w:r>
@@ -7565,14 +8140,14 @@
         <w:rPr>
           <w:rStyle w:val="Strong"/>
           <w:rFonts w:asciiTheme="minorHAnsi" w:hAnsiTheme="minorHAnsi" w:cstheme="minorHAnsi"/>
-          <w:color w:val="FF0000"/>
+          <w:color w:val="C00000"/>
         </w:rPr>
         <w:t>one row representing one Airbnb listing</w:t>
       </w:r>
       <w:r>
         <w:rPr>
           <w:rFonts w:asciiTheme="minorHAnsi" w:hAnsiTheme="minorHAnsi" w:cstheme="minorHAnsi"/>
-          <w:color w:val="FF0000"/>
+          <w:color w:val="C00000"/>
         </w:rPr>
         <w:t xml:space="preserve"> </w:t>
       </w:r>
@@ -7618,6 +8193,55 @@
         </w:rPr>
         <w:t xml:space="preserve">, and </w:t>
       </w:r>
+      <w:r>
+        <w:rPr>
+          <w:rStyle w:val="HTMLCode"/>
+          <w:rFonts w:asciiTheme="minorHAnsi" w:hAnsiTheme="minorHAnsi" w:cstheme="minorHAnsi"/>
+          <w:b/>
+          <w:bCs/>
+        </w:rPr>
+        <w:t>neighbourhood</w:t>
+      </w:r>
+      <w:r>
+        <w:rPr>
+          <w:rFonts w:asciiTheme="minorHAnsi" w:hAnsiTheme="minorHAnsi" w:cstheme="minorHAnsi"/>
+        </w:rPr>
+        <w:t xml:space="preserve">, together with performance measures including </w:t>
+      </w:r>
+      <w:r>
+        <w:rPr>
+          <w:rStyle w:val="HTMLCode"/>
+          <w:rFonts w:asciiTheme="minorHAnsi" w:hAnsiTheme="minorHAnsi" w:cstheme="minorHAnsi"/>
+          <w:b/>
+          <w:bCs/>
+        </w:rPr>
+        <w:t>price</w:t>
+      </w:r>
+      <w:r>
+        <w:rPr>
+          <w:rFonts w:asciiTheme="minorHAnsi" w:hAnsiTheme="minorHAnsi" w:cstheme="minorHAnsi"/>
+          <w:b/>
+          <w:bCs/>
+        </w:rPr>
+        <w:t xml:space="preserve">, </w:t>
+      </w:r>
+      <w:r>
+        <w:rPr>
+          <w:rStyle w:val="HTMLCode"/>
+          <w:rFonts w:asciiTheme="minorHAnsi" w:hAnsiTheme="minorHAnsi" w:cstheme="minorHAnsi"/>
+          <w:b/>
+          <w:bCs/>
+        </w:rPr>
+        <w:t>occupancy_rate_365</w:t>
+      </w:r>
+      <w:r>
+        <w:rPr>
+          <w:rFonts w:asciiTheme="minorHAnsi" w:hAnsiTheme="minorHAnsi" w:cstheme="minorHAnsi"/>
+          <w:b/>
+          <w:bCs/>
+        </w:rPr>
+        <w:t xml:space="preserve">, </w:t>
+      </w:r>
       <w:proofErr w:type="spellStart"/>
       <w:r>
         <w:rPr>
@@ -7626,515 +8250,437 @@
           <w:b/>
           <w:bCs/>
         </w:rPr>
+        <w:t>estimated_annual_revenue</w:t>
+      </w:r>
+      <w:proofErr w:type="spellEnd"/>
+      <w:r>
+        <w:rPr>
+          <w:rFonts w:asciiTheme="minorHAnsi" w:hAnsiTheme="minorHAnsi" w:cstheme="minorHAnsi"/>
+          <w:b/>
+          <w:bCs/>
+        </w:rPr>
+        <w:t xml:space="preserve">, </w:t>
+      </w:r>
+      <w:proofErr w:type="spellStart"/>
+      <w:r>
+        <w:rPr>
+          <w:rStyle w:val="HTMLCode"/>
+          <w:rFonts w:asciiTheme="minorHAnsi" w:hAnsiTheme="minorHAnsi" w:cstheme="minorHAnsi"/>
+          <w:b/>
+          <w:bCs/>
+        </w:rPr>
+        <w:t>review_count</w:t>
+      </w:r>
+      <w:proofErr w:type="spellEnd"/>
+      <w:r>
+        <w:rPr>
+          <w:rFonts w:asciiTheme="minorHAnsi" w:hAnsiTheme="minorHAnsi" w:cstheme="minorHAnsi"/>
+          <w:b/>
+          <w:bCs/>
+        </w:rPr>
+        <w:t xml:space="preserve">, </w:t>
+      </w:r>
+      <w:proofErr w:type="spellStart"/>
+      <w:r>
+        <w:rPr>
+          <w:rStyle w:val="HTMLCode"/>
+          <w:rFonts w:asciiTheme="minorHAnsi" w:hAnsiTheme="minorHAnsi" w:cstheme="minorHAnsi"/>
+          <w:b/>
+          <w:bCs/>
+        </w:rPr>
+        <w:t>avg_review_score</w:t>
+      </w:r>
+      <w:proofErr w:type="spellEnd"/>
+      <w:r>
+        <w:rPr>
+          <w:rFonts w:asciiTheme="minorHAnsi" w:hAnsiTheme="minorHAnsi" w:cstheme="minorHAnsi"/>
+          <w:b/>
+          <w:bCs/>
+        </w:rPr>
+        <w:t xml:space="preserve">, </w:t>
+      </w:r>
+      <w:proofErr w:type="spellStart"/>
+      <w:r>
+        <w:rPr>
+          <w:rStyle w:val="HTMLCode"/>
+          <w:rFonts w:asciiTheme="minorHAnsi" w:hAnsiTheme="minorHAnsi" w:cstheme="minorHAnsi"/>
+          <w:b/>
+          <w:bCs/>
+        </w:rPr>
+        <w:t>reviews_per_month</w:t>
+      </w:r>
+      <w:proofErr w:type="spellEnd"/>
+      <w:r>
+        <w:rPr>
+          <w:rFonts w:asciiTheme="minorHAnsi" w:hAnsiTheme="minorHAnsi" w:cstheme="minorHAnsi"/>
+        </w:rPr>
+        <w:t xml:space="preserve">, and </w:t>
+      </w:r>
+      <w:proofErr w:type="spellStart"/>
+      <w:r>
+        <w:rPr>
+          <w:rStyle w:val="HTMLCode"/>
+          <w:rFonts w:asciiTheme="minorHAnsi" w:hAnsiTheme="minorHAnsi" w:cstheme="minorHAnsi"/>
+          <w:b/>
+          <w:bCs/>
+        </w:rPr>
+        <w:t>price_per_bedroom</w:t>
+      </w:r>
+      <w:proofErr w:type="spellEnd"/>
+      <w:r>
+        <w:rPr>
+          <w:rFonts w:asciiTheme="minorHAnsi" w:hAnsiTheme="minorHAnsi" w:cstheme="minorHAnsi"/>
+        </w:rPr>
+        <w:t>. The occupancy and revenue values were calculated during the enrichment stage by summarizing the 365 days of calendar data into a single yearly value for each listing.</w:t>
+      </w:r>
+    </w:p>
+    <w:p>
+      <w:pPr>
+        <w:pStyle w:val="NormalWeb"/>
+        <w:rPr>
+          <w:rFonts w:asciiTheme="minorHAnsi" w:hAnsiTheme="minorHAnsi" w:cstheme="minorHAnsi"/>
+        </w:rPr>
+      </w:pPr>
+      <w:r>
+        <w:rPr>
+          <w:rFonts w:asciiTheme="minorHAnsi" w:hAnsiTheme="minorHAnsi" w:cstheme="minorHAnsi"/>
+        </w:rPr>
+        <w:t xml:space="preserve">The two-dimension tables provide additional descriptive information. The </w:t>
+      </w:r>
+      <w:proofErr w:type="spellStart"/>
+      <w:r>
+        <w:rPr>
+          <w:rStyle w:val="HTMLCode"/>
+          <w:rFonts w:asciiTheme="minorHAnsi" w:hAnsiTheme="minorHAnsi" w:cstheme="minorHAnsi"/>
+          <w:b/>
+          <w:bCs/>
+          <w:color w:val="C00000"/>
+          <w:sz w:val="24"/>
+          <w:szCs w:val="24"/>
+        </w:rPr>
+        <w:t>dim_host</w:t>
+      </w:r>
+      <w:proofErr w:type="spellEnd"/>
+      <w:r>
+        <w:rPr>
+          <w:rFonts w:asciiTheme="minorHAnsi" w:hAnsiTheme="minorHAnsi" w:cstheme="minorHAnsi"/>
+          <w:color w:val="C00000"/>
+        </w:rPr>
+        <w:t xml:space="preserve"> </w:t>
+      </w:r>
+      <w:r>
+        <w:rPr>
+          <w:rFonts w:asciiTheme="minorHAnsi" w:hAnsiTheme="minorHAnsi" w:cstheme="minorHAnsi"/>
+        </w:rPr>
+        <w:t xml:space="preserve">table (3,669 unique hosts) stores host-related details such as </w:t>
+      </w:r>
+      <w:proofErr w:type="spellStart"/>
+      <w:r>
+        <w:rPr>
+          <w:rStyle w:val="HTMLCode"/>
+          <w:rFonts w:asciiTheme="minorHAnsi" w:hAnsiTheme="minorHAnsi" w:cstheme="minorHAnsi"/>
+          <w:b/>
+          <w:bCs/>
+        </w:rPr>
+        <w:t>host_since</w:t>
+      </w:r>
+      <w:proofErr w:type="spellEnd"/>
+      <w:r>
+        <w:rPr>
+          <w:rFonts w:asciiTheme="minorHAnsi" w:hAnsiTheme="minorHAnsi" w:cstheme="minorHAnsi"/>
+          <w:b/>
+          <w:bCs/>
+        </w:rPr>
+        <w:t xml:space="preserve">, </w:t>
+      </w:r>
+      <w:proofErr w:type="spellStart"/>
+      <w:r>
+        <w:rPr>
+          <w:rStyle w:val="HTMLCode"/>
+          <w:rFonts w:asciiTheme="minorHAnsi" w:hAnsiTheme="minorHAnsi" w:cstheme="minorHAnsi"/>
+          <w:b/>
+          <w:bCs/>
+        </w:rPr>
+        <w:t>host_tenure_years</w:t>
+      </w:r>
+      <w:proofErr w:type="spellEnd"/>
+      <w:r>
+        <w:rPr>
+          <w:rFonts w:asciiTheme="minorHAnsi" w:hAnsiTheme="minorHAnsi" w:cstheme="minorHAnsi"/>
+          <w:b/>
+          <w:bCs/>
+        </w:rPr>
+        <w:t xml:space="preserve">, </w:t>
+      </w:r>
+      <w:proofErr w:type="spellStart"/>
+      <w:r>
+        <w:rPr>
+          <w:rStyle w:val="HTMLCode"/>
+          <w:rFonts w:asciiTheme="minorHAnsi" w:hAnsiTheme="minorHAnsi" w:cstheme="minorHAnsi"/>
+          <w:b/>
+          <w:bCs/>
+        </w:rPr>
+        <w:t>host_is_superhost</w:t>
+      </w:r>
+      <w:proofErr w:type="spellEnd"/>
+      <w:r>
+        <w:rPr>
+          <w:rFonts w:asciiTheme="minorHAnsi" w:hAnsiTheme="minorHAnsi" w:cstheme="minorHAnsi"/>
+          <w:b/>
+          <w:bCs/>
+        </w:rPr>
+        <w:t xml:space="preserve">, </w:t>
+      </w:r>
+      <w:r>
+        <w:rPr>
+          <w:rFonts w:asciiTheme="minorHAnsi" w:hAnsiTheme="minorHAnsi" w:cstheme="minorHAnsi"/>
+        </w:rPr>
+        <w:t>and</w:t>
+      </w:r>
+      <w:r>
+        <w:rPr>
+          <w:rFonts w:asciiTheme="minorHAnsi" w:hAnsiTheme="minorHAnsi" w:cstheme="minorHAnsi"/>
+          <w:b/>
+          <w:bCs/>
+        </w:rPr>
+        <w:t xml:space="preserve"> </w:t>
+      </w:r>
+      <w:proofErr w:type="spellStart"/>
+      <w:r>
+        <w:rPr>
+          <w:rStyle w:val="HTMLCode"/>
+          <w:rFonts w:asciiTheme="minorHAnsi" w:hAnsiTheme="minorHAnsi" w:cstheme="minorHAnsi"/>
+          <w:b/>
+          <w:bCs/>
+        </w:rPr>
+        <w:t>host_total_listings_count</w:t>
+      </w:r>
+      <w:proofErr w:type="spellEnd"/>
+      <w:r>
+        <w:rPr>
+          <w:rFonts w:asciiTheme="minorHAnsi" w:hAnsiTheme="minorHAnsi" w:cstheme="minorHAnsi"/>
+        </w:rPr>
+        <w:t xml:space="preserve">. The </w:t>
+      </w:r>
+      <w:proofErr w:type="spellStart"/>
+      <w:r>
+        <w:rPr>
+          <w:rStyle w:val="HTMLCode"/>
+          <w:rFonts w:asciiTheme="minorHAnsi" w:hAnsiTheme="minorHAnsi" w:cstheme="minorHAnsi"/>
+          <w:b/>
+          <w:bCs/>
+          <w:color w:val="C00000"/>
+          <w:sz w:val="24"/>
+          <w:szCs w:val="24"/>
+        </w:rPr>
+        <w:t>dim_neighbourhood</w:t>
+      </w:r>
+      <w:proofErr w:type="spellEnd"/>
+      <w:r>
+        <w:rPr>
+          <w:rFonts w:asciiTheme="minorHAnsi" w:hAnsiTheme="minorHAnsi" w:cstheme="minorHAnsi"/>
+          <w:color w:val="C00000"/>
+        </w:rPr>
+        <w:t xml:space="preserve"> </w:t>
+      </w:r>
+      <w:r>
+        <w:rPr>
+          <w:rFonts w:asciiTheme="minorHAnsi" w:hAnsiTheme="minorHAnsi" w:cstheme="minorHAnsi"/>
+        </w:rPr>
+        <w:t xml:space="preserve">table (111 neighbourhoods) stores neighbourhood-level statistics, including </w:t>
+      </w:r>
+      <w:proofErr w:type="spellStart"/>
+      <w:r>
+        <w:rPr>
+          <w:rStyle w:val="HTMLCode"/>
+          <w:rFonts w:asciiTheme="minorHAnsi" w:hAnsiTheme="minorHAnsi" w:cstheme="minorHAnsi"/>
+          <w:b/>
+          <w:bCs/>
+        </w:rPr>
+        <w:t>median_price</w:t>
+      </w:r>
+      <w:proofErr w:type="spellEnd"/>
+      <w:r>
+        <w:rPr>
+          <w:rFonts w:asciiTheme="minorHAnsi" w:hAnsiTheme="minorHAnsi" w:cstheme="minorHAnsi"/>
+          <w:b/>
+          <w:bCs/>
+        </w:rPr>
+        <w:t xml:space="preserve">, </w:t>
+      </w:r>
+      <w:proofErr w:type="spellStart"/>
+      <w:r>
+        <w:rPr>
+          <w:rStyle w:val="HTMLCode"/>
+          <w:rFonts w:asciiTheme="minorHAnsi" w:hAnsiTheme="minorHAnsi" w:cstheme="minorHAnsi"/>
+          <w:b/>
+          <w:bCs/>
+        </w:rPr>
+        <w:t>listing_density</w:t>
+      </w:r>
+      <w:proofErr w:type="spellEnd"/>
+      <w:r>
+        <w:rPr>
+          <w:rFonts w:asciiTheme="minorHAnsi" w:hAnsiTheme="minorHAnsi" w:cstheme="minorHAnsi"/>
+        </w:rPr>
+        <w:t xml:space="preserve">, and </w:t>
+      </w:r>
+      <w:proofErr w:type="spellStart"/>
+      <w:r>
+        <w:rPr>
+          <w:rStyle w:val="HTMLCode"/>
+          <w:rFonts w:asciiTheme="minorHAnsi" w:hAnsiTheme="minorHAnsi" w:cstheme="minorHAnsi"/>
+          <w:b/>
+          <w:bCs/>
+        </w:rPr>
+        <w:t>avg_rating</w:t>
+      </w:r>
+      <w:proofErr w:type="spellEnd"/>
+      <w:r>
+        <w:rPr>
+          <w:rFonts w:asciiTheme="minorHAnsi" w:hAnsiTheme="minorHAnsi" w:cstheme="minorHAnsi"/>
+        </w:rPr>
+        <w:t>.</w:t>
+      </w:r>
+    </w:p>
+    <w:p>
+      <w:pPr>
+        <w:pStyle w:val="NormalWeb"/>
+        <w:rPr>
+          <w:rFonts w:asciiTheme="minorHAnsi" w:hAnsiTheme="minorHAnsi" w:cstheme="minorHAnsi"/>
+        </w:rPr>
+      </w:pPr>
+      <w:r>
+        <w:rPr>
+          <w:rFonts w:asciiTheme="minorHAnsi" w:hAnsiTheme="minorHAnsi" w:cstheme="minorHAnsi"/>
+        </w:rPr>
+        <w:t xml:space="preserve">The fact table is connected to the dimension tables through two relationships: </w:t>
+      </w:r>
+      <w:proofErr w:type="spellStart"/>
+      <w:r>
+        <w:rPr>
+          <w:rStyle w:val="HTMLCode"/>
+          <w:rFonts w:asciiTheme="minorHAnsi" w:hAnsiTheme="minorHAnsi" w:cstheme="minorHAnsi"/>
+          <w:b/>
+          <w:bCs/>
+        </w:rPr>
+        <w:t>host_id</w:t>
+      </w:r>
+      <w:proofErr w:type="spellEnd"/>
+      <w:r>
+        <w:rPr>
+          <w:rFonts w:asciiTheme="minorHAnsi" w:hAnsiTheme="minorHAnsi" w:cstheme="minorHAnsi"/>
+        </w:rPr>
+        <w:t xml:space="preserve"> links to </w:t>
+      </w:r>
+      <w:proofErr w:type="spellStart"/>
+      <w:r>
+        <w:rPr>
+          <w:rStyle w:val="HTMLCode"/>
+          <w:rFonts w:asciiTheme="minorHAnsi" w:hAnsiTheme="minorHAnsi" w:cstheme="minorHAnsi"/>
+          <w:b/>
+          <w:bCs/>
+          <w:color w:val="C00000"/>
+          <w:sz w:val="24"/>
+          <w:szCs w:val="24"/>
+        </w:rPr>
+        <w:t>dim_host</w:t>
+      </w:r>
+      <w:proofErr w:type="spellEnd"/>
+      <w:r>
+        <w:rPr>
+          <w:rFonts w:asciiTheme="minorHAnsi" w:hAnsiTheme="minorHAnsi" w:cstheme="minorHAnsi"/>
+        </w:rPr>
+        <w:t xml:space="preserve">, while </w:t>
+      </w:r>
+      <w:r>
+        <w:rPr>
+          <w:rStyle w:val="HTMLCode"/>
+          <w:rFonts w:asciiTheme="minorHAnsi" w:hAnsiTheme="minorHAnsi" w:cstheme="minorHAnsi"/>
+          <w:b/>
+          <w:bCs/>
+        </w:rPr>
         <w:t>neighbourhood</w:t>
       </w:r>
+      <w:r>
+        <w:rPr>
+          <w:rFonts w:asciiTheme="minorHAnsi" w:hAnsiTheme="minorHAnsi" w:cstheme="minorHAnsi"/>
+        </w:rPr>
+        <w:t xml:space="preserve"> links to </w:t>
+      </w:r>
+      <w:proofErr w:type="spellStart"/>
+      <w:r>
+        <w:rPr>
+          <w:rStyle w:val="HTMLCode"/>
+          <w:rFonts w:asciiTheme="minorHAnsi" w:hAnsiTheme="minorHAnsi" w:cstheme="minorHAnsi"/>
+          <w:b/>
+          <w:bCs/>
+          <w:color w:val="C00000"/>
+          <w:sz w:val="24"/>
+          <w:szCs w:val="24"/>
+        </w:rPr>
+        <w:t>dim_neighbourhood</w:t>
+      </w:r>
       <w:proofErr w:type="spellEnd"/>
       <w:r>
         <w:rPr>
           <w:rFonts w:asciiTheme="minorHAnsi" w:hAnsiTheme="minorHAnsi" w:cstheme="minorHAnsi"/>
         </w:rPr>
-        <w:t xml:space="preserve">, together with performance measures including </w:t>
-      </w:r>
-      <w:r>
-        <w:rPr>
-          <w:rStyle w:val="HTMLCode"/>
-          <w:rFonts w:asciiTheme="minorHAnsi" w:hAnsiTheme="minorHAnsi" w:cstheme="minorHAnsi"/>
-          <w:b/>
-          <w:bCs/>
-        </w:rPr>
-        <w:t>price</w:t>
-      </w:r>
-      <w:r>
-        <w:rPr>
-          <w:rFonts w:asciiTheme="minorHAnsi" w:hAnsiTheme="minorHAnsi" w:cstheme="minorHAnsi"/>
-          <w:b/>
-          <w:bCs/>
-        </w:rPr>
-        <w:t xml:space="preserve">, </w:t>
-      </w:r>
-      <w:r>
-        <w:rPr>
-          <w:rStyle w:val="HTMLCode"/>
-          <w:rFonts w:asciiTheme="minorHAnsi" w:hAnsiTheme="minorHAnsi" w:cstheme="minorHAnsi"/>
-          <w:b/>
-          <w:bCs/>
-        </w:rPr>
-        <w:t>occupancy_rate_365</w:t>
-      </w:r>
-      <w:r>
-        <w:rPr>
-          <w:rFonts w:asciiTheme="minorHAnsi" w:hAnsiTheme="minorHAnsi" w:cstheme="minorHAnsi"/>
-          <w:b/>
-          <w:bCs/>
-        </w:rPr>
-        <w:t xml:space="preserve">, </w:t>
+        <w:t>.</w:t>
+      </w:r>
+    </w:p>
+    <w:p>
+      <w:pPr>
+        <w:pStyle w:val="NormalWeb"/>
+        <w:rPr>
+          <w:rFonts w:asciiTheme="minorHAnsi" w:hAnsiTheme="minorHAnsi" w:cstheme="minorHAnsi"/>
+        </w:rPr>
+      </w:pPr>
+      <w:r>
+        <w:rPr>
+          <w:rFonts w:asciiTheme="minorHAnsi" w:hAnsiTheme="minorHAnsi" w:cstheme="minorHAnsi"/>
+        </w:rPr>
+        <w:t xml:space="preserve">A </w:t>
+      </w:r>
+      <w:r>
+        <w:rPr>
+          <w:rStyle w:val="Strong"/>
+          <w:rFonts w:asciiTheme="minorHAnsi" w:hAnsiTheme="minorHAnsi" w:cstheme="minorHAnsi"/>
+        </w:rPr>
+        <w:t>listing-level</w:t>
+      </w:r>
+      <w:r>
+        <w:rPr>
+          <w:rFonts w:asciiTheme="minorHAnsi" w:hAnsiTheme="minorHAnsi" w:cstheme="minorHAnsi"/>
+        </w:rPr>
+        <w:t xml:space="preserve"> fact table was chosen instead of a </w:t>
+      </w:r>
+      <w:r>
+        <w:rPr>
+          <w:rStyle w:val="Strong"/>
+          <w:rFonts w:asciiTheme="minorHAnsi" w:hAnsiTheme="minorHAnsi" w:cstheme="minorHAnsi"/>
+        </w:rPr>
+        <w:t>daily calendar-level</w:t>
+      </w:r>
+      <w:r>
+        <w:rPr>
+          <w:rFonts w:asciiTheme="minorHAnsi" w:hAnsiTheme="minorHAnsi" w:cstheme="minorHAnsi"/>
+        </w:rPr>
+        <w:t xml:space="preserve"> fact table because it simplifies the data and makes listing-level analysis much faster. Rather than storing 365 calendar records for each listing, these were summarized into yearly measures such as occupancy rate and estimated annual revenue. While this approach cannot be used to </w:t>
       </w:r>
       <w:proofErr w:type="spellStart"/>
       <w:r>
         <w:rPr>
-          <w:rStyle w:val="HTMLCode"/>
-          <w:rFonts w:asciiTheme="minorHAnsi" w:hAnsiTheme="minorHAnsi" w:cstheme="minorHAnsi"/>
-          <w:b/>
-          <w:bCs/>
-        </w:rPr>
-        <w:t>estimated_annual_revenue</w:t>
+          <w:rFonts w:asciiTheme="minorHAnsi" w:hAnsiTheme="minorHAnsi" w:cstheme="minorHAnsi"/>
+        </w:rPr>
+        <w:t>analyze</w:t>
       </w:r>
       <w:proofErr w:type="spellEnd"/>
       <w:r>
         <w:rPr>
           <w:rFonts w:asciiTheme="minorHAnsi" w:hAnsiTheme="minorHAnsi" w:cstheme="minorHAnsi"/>
-          <w:b/>
-          <w:bCs/>
-        </w:rPr>
-        <w:t xml:space="preserve">, </w:t>
-      </w:r>
-      <w:proofErr w:type="spellStart"/>
-      <w:r>
-        <w:rPr>
-          <w:rStyle w:val="HTMLCode"/>
-          <w:rFonts w:asciiTheme="minorHAnsi" w:hAnsiTheme="minorHAnsi" w:cstheme="minorHAnsi"/>
-          <w:b/>
-          <w:bCs/>
-        </w:rPr>
-        <w:t>review_count</w:t>
-      </w:r>
-      <w:proofErr w:type="spellEnd"/>
-      <w:r>
-        <w:rPr>
-          <w:rFonts w:asciiTheme="minorHAnsi" w:hAnsiTheme="minorHAnsi" w:cstheme="minorHAnsi"/>
-          <w:b/>
-          <w:bCs/>
-        </w:rPr>
-        <w:t xml:space="preserve">, </w:t>
-      </w:r>
-      <w:proofErr w:type="spellStart"/>
-      <w:r>
-        <w:rPr>
-          <w:rStyle w:val="HTMLCode"/>
-          <w:rFonts w:asciiTheme="minorHAnsi" w:hAnsiTheme="minorHAnsi" w:cstheme="minorHAnsi"/>
-          <w:b/>
-          <w:bCs/>
-        </w:rPr>
-        <w:t>avg_review_score</w:t>
-      </w:r>
-      <w:proofErr w:type="spellEnd"/>
-      <w:r>
-        <w:rPr>
-          <w:rFonts w:asciiTheme="minorHAnsi" w:hAnsiTheme="minorHAnsi" w:cstheme="minorHAnsi"/>
-          <w:b/>
-          <w:bCs/>
-        </w:rPr>
-        <w:t xml:space="preserve">, </w:t>
-      </w:r>
-      <w:proofErr w:type="spellStart"/>
-      <w:r>
-        <w:rPr>
-          <w:rStyle w:val="HTMLCode"/>
-          <w:rFonts w:asciiTheme="minorHAnsi" w:hAnsiTheme="minorHAnsi" w:cstheme="minorHAnsi"/>
-          <w:b/>
-          <w:bCs/>
-        </w:rPr>
-        <w:t>reviews_per_month</w:t>
-      </w:r>
-      <w:proofErr w:type="spellEnd"/>
-      <w:r>
-        <w:rPr>
-          <w:rFonts w:asciiTheme="minorHAnsi" w:hAnsiTheme="minorHAnsi" w:cstheme="minorHAnsi"/>
-        </w:rPr>
-        <w:t xml:space="preserve">, and </w:t>
-      </w:r>
-      <w:proofErr w:type="spellStart"/>
-      <w:r>
-        <w:rPr>
-          <w:rStyle w:val="HTMLCode"/>
-          <w:rFonts w:asciiTheme="minorHAnsi" w:hAnsiTheme="minorHAnsi" w:cstheme="minorHAnsi"/>
-          <w:b/>
-          <w:bCs/>
-        </w:rPr>
-        <w:t>price_per_bedroom</w:t>
-      </w:r>
-      <w:proofErr w:type="spellEnd"/>
-      <w:r>
-        <w:rPr>
-          <w:rFonts w:asciiTheme="minorHAnsi" w:hAnsiTheme="minorHAnsi" w:cstheme="minorHAnsi"/>
-        </w:rPr>
-        <w:t>. The occupancy and revenue values were calculated during the enrichment stage by summarizing the 365 days of calendar data into a single yearly value for each listing.</w:t>
-      </w:r>
-    </w:p>
-    <w:p>
-      <w:pPr>
-        <w:pStyle w:val="NormalWeb"/>
-        <w:rPr>
-          <w:rFonts w:asciiTheme="minorHAnsi" w:hAnsiTheme="minorHAnsi" w:cstheme="minorHAnsi"/>
-        </w:rPr>
-      </w:pPr>
-      <w:r>
-        <w:rPr>
-          <w:rFonts w:asciiTheme="minorHAnsi" w:hAnsiTheme="minorHAnsi" w:cstheme="minorHAnsi"/>
-        </w:rPr>
-        <w:t xml:space="preserve">The </w:t>
-      </w:r>
-      <w:r>
-        <w:rPr>
-          <w:rFonts w:asciiTheme="minorHAnsi" w:hAnsiTheme="minorHAnsi" w:cstheme="minorHAnsi"/>
-        </w:rPr>
-        <w:t>two-dimension</w:t>
-      </w:r>
-      <w:r>
-        <w:rPr>
-          <w:rFonts w:asciiTheme="minorHAnsi" w:hAnsiTheme="minorHAnsi" w:cstheme="minorHAnsi"/>
-        </w:rPr>
-        <w:t xml:space="preserve"> tables provide additional descriptive information. The </w:t>
-      </w:r>
-      <w:proofErr w:type="spellStart"/>
-      <w:r>
-        <w:rPr>
-          <w:rStyle w:val="HTMLCode"/>
-          <w:rFonts w:asciiTheme="minorHAnsi" w:hAnsiTheme="minorHAnsi" w:cstheme="minorHAnsi"/>
-          <w:b/>
-          <w:bCs/>
-          <w:color w:val="FF0000"/>
-          <w:sz w:val="24"/>
-          <w:szCs w:val="24"/>
-        </w:rPr>
-        <w:t>dim_host</w:t>
-      </w:r>
-      <w:proofErr w:type="spellEnd"/>
-      <w:r>
-        <w:rPr>
-          <w:rFonts w:asciiTheme="minorHAnsi" w:hAnsiTheme="minorHAnsi" w:cstheme="minorHAnsi"/>
-          <w:color w:val="FF0000"/>
-        </w:rPr>
-        <w:t xml:space="preserve"> </w:t>
-      </w:r>
-      <w:r>
-        <w:rPr>
-          <w:rFonts w:asciiTheme="minorHAnsi" w:hAnsiTheme="minorHAnsi" w:cstheme="minorHAnsi"/>
-        </w:rPr>
-        <w:t xml:space="preserve">table (3,669 unique hosts) stores host-related details such as </w:t>
-      </w:r>
-      <w:proofErr w:type="spellStart"/>
-      <w:r>
-        <w:rPr>
-          <w:rStyle w:val="HTMLCode"/>
-          <w:rFonts w:asciiTheme="minorHAnsi" w:hAnsiTheme="minorHAnsi" w:cstheme="minorHAnsi"/>
-          <w:b/>
-          <w:bCs/>
-        </w:rPr>
-        <w:t>host_since</w:t>
-      </w:r>
-      <w:proofErr w:type="spellEnd"/>
-      <w:r>
-        <w:rPr>
-          <w:rFonts w:asciiTheme="minorHAnsi" w:hAnsiTheme="minorHAnsi" w:cstheme="minorHAnsi"/>
-          <w:b/>
-          <w:bCs/>
-        </w:rPr>
-        <w:t xml:space="preserve">, </w:t>
-      </w:r>
-      <w:proofErr w:type="spellStart"/>
-      <w:r>
-        <w:rPr>
-          <w:rStyle w:val="HTMLCode"/>
-          <w:rFonts w:asciiTheme="minorHAnsi" w:hAnsiTheme="minorHAnsi" w:cstheme="minorHAnsi"/>
-          <w:b/>
-          <w:bCs/>
-        </w:rPr>
-        <w:t>host_tenure_years</w:t>
-      </w:r>
-      <w:proofErr w:type="spellEnd"/>
-      <w:r>
-        <w:rPr>
-          <w:rFonts w:asciiTheme="minorHAnsi" w:hAnsiTheme="minorHAnsi" w:cstheme="minorHAnsi"/>
-          <w:b/>
-          <w:bCs/>
-        </w:rPr>
-        <w:t xml:space="preserve">, </w:t>
-      </w:r>
-      <w:proofErr w:type="spellStart"/>
-      <w:r>
-        <w:rPr>
-          <w:rStyle w:val="HTMLCode"/>
-          <w:rFonts w:asciiTheme="minorHAnsi" w:hAnsiTheme="minorHAnsi" w:cstheme="minorHAnsi"/>
-          <w:b/>
-          <w:bCs/>
-        </w:rPr>
-        <w:t>host_is_superhost</w:t>
-      </w:r>
-      <w:proofErr w:type="spellEnd"/>
-      <w:r>
-        <w:rPr>
-          <w:rFonts w:asciiTheme="minorHAnsi" w:hAnsiTheme="minorHAnsi" w:cstheme="minorHAnsi"/>
-          <w:b/>
-          <w:bCs/>
-        </w:rPr>
-        <w:t xml:space="preserve">, </w:t>
-      </w:r>
-      <w:r>
-        <w:rPr>
-          <w:rFonts w:asciiTheme="minorHAnsi" w:hAnsiTheme="minorHAnsi" w:cstheme="minorHAnsi"/>
-        </w:rPr>
-        <w:t>and</w:t>
-      </w:r>
-      <w:r>
-        <w:rPr>
-          <w:rFonts w:asciiTheme="minorHAnsi" w:hAnsiTheme="minorHAnsi" w:cstheme="minorHAnsi"/>
-          <w:b/>
-          <w:bCs/>
-        </w:rPr>
-        <w:t xml:space="preserve"> </w:t>
-      </w:r>
-      <w:proofErr w:type="spellStart"/>
-      <w:r>
-        <w:rPr>
-          <w:rStyle w:val="HTMLCode"/>
-          <w:rFonts w:asciiTheme="minorHAnsi" w:hAnsiTheme="minorHAnsi" w:cstheme="minorHAnsi"/>
-          <w:b/>
-          <w:bCs/>
-        </w:rPr>
-        <w:t>host_total_listings_count</w:t>
-      </w:r>
-      <w:proofErr w:type="spellEnd"/>
-      <w:r>
-        <w:rPr>
-          <w:rFonts w:asciiTheme="minorHAnsi" w:hAnsiTheme="minorHAnsi" w:cstheme="minorHAnsi"/>
-        </w:rPr>
-        <w:t xml:space="preserve">. The </w:t>
-      </w:r>
-      <w:proofErr w:type="spellStart"/>
-      <w:r>
-        <w:rPr>
-          <w:rStyle w:val="HTMLCode"/>
-          <w:rFonts w:asciiTheme="minorHAnsi" w:hAnsiTheme="minorHAnsi" w:cstheme="minorHAnsi"/>
-          <w:b/>
-          <w:bCs/>
-          <w:color w:val="FF0000"/>
-          <w:sz w:val="24"/>
-          <w:szCs w:val="24"/>
-        </w:rPr>
-        <w:t>dim_neighbourhood</w:t>
-      </w:r>
-      <w:proofErr w:type="spellEnd"/>
-      <w:r>
-        <w:rPr>
-          <w:rFonts w:asciiTheme="minorHAnsi" w:hAnsiTheme="minorHAnsi" w:cstheme="minorHAnsi"/>
-          <w:color w:val="FF0000"/>
-        </w:rPr>
-        <w:t xml:space="preserve"> </w:t>
-      </w:r>
-      <w:r>
-        <w:rPr>
-          <w:rFonts w:asciiTheme="minorHAnsi" w:hAnsiTheme="minorHAnsi" w:cstheme="minorHAnsi"/>
-        </w:rPr>
-        <w:t xml:space="preserve">table (111 </w:t>
-      </w:r>
-      <w:r>
-        <w:rPr>
-          <w:rFonts w:asciiTheme="minorHAnsi" w:hAnsiTheme="minorHAnsi" w:cstheme="minorHAnsi"/>
-          <w:lang w:val="en-GB"/>
-        </w:rPr>
-        <w:t>neighbourhoods</w:t>
-      </w:r>
-      <w:r>
-        <w:rPr>
-          <w:rFonts w:asciiTheme="minorHAnsi" w:hAnsiTheme="minorHAnsi" w:cstheme="minorHAnsi"/>
-        </w:rPr>
-        <w:t xml:space="preserve">) stores </w:t>
-      </w:r>
-      <w:proofErr w:type="spellStart"/>
-      <w:r>
-        <w:rPr>
-          <w:rFonts w:asciiTheme="minorHAnsi" w:hAnsiTheme="minorHAnsi" w:cstheme="minorHAnsi"/>
-        </w:rPr>
-        <w:t>neighbourhood</w:t>
-      </w:r>
-      <w:proofErr w:type="spellEnd"/>
-      <w:r>
-        <w:rPr>
-          <w:rFonts w:asciiTheme="minorHAnsi" w:hAnsiTheme="minorHAnsi" w:cstheme="minorHAnsi"/>
-        </w:rPr>
-        <w:t xml:space="preserve">-level statistics, including </w:t>
-      </w:r>
-      <w:proofErr w:type="spellStart"/>
-      <w:r>
-        <w:rPr>
-          <w:rStyle w:val="HTMLCode"/>
-          <w:rFonts w:asciiTheme="minorHAnsi" w:hAnsiTheme="minorHAnsi" w:cstheme="minorHAnsi"/>
-          <w:b/>
-          <w:bCs/>
-        </w:rPr>
-        <w:t>median_price</w:t>
-      </w:r>
-      <w:proofErr w:type="spellEnd"/>
-      <w:r>
-        <w:rPr>
-          <w:rFonts w:asciiTheme="minorHAnsi" w:hAnsiTheme="minorHAnsi" w:cstheme="minorHAnsi"/>
-          <w:b/>
-          <w:bCs/>
-        </w:rPr>
-        <w:t xml:space="preserve">, </w:t>
-      </w:r>
-      <w:proofErr w:type="spellStart"/>
-      <w:r>
-        <w:rPr>
-          <w:rStyle w:val="HTMLCode"/>
-          <w:rFonts w:asciiTheme="minorHAnsi" w:hAnsiTheme="minorHAnsi" w:cstheme="minorHAnsi"/>
-          <w:b/>
-          <w:bCs/>
-        </w:rPr>
-        <w:t>listing_density</w:t>
-      </w:r>
-      <w:proofErr w:type="spellEnd"/>
-      <w:r>
-        <w:rPr>
-          <w:rFonts w:asciiTheme="minorHAnsi" w:hAnsiTheme="minorHAnsi" w:cstheme="minorHAnsi"/>
-        </w:rPr>
-        <w:t xml:space="preserve">, and </w:t>
-      </w:r>
-      <w:proofErr w:type="spellStart"/>
-      <w:r>
-        <w:rPr>
-          <w:rStyle w:val="HTMLCode"/>
-          <w:rFonts w:asciiTheme="minorHAnsi" w:hAnsiTheme="minorHAnsi" w:cstheme="minorHAnsi"/>
-          <w:b/>
-          <w:bCs/>
-        </w:rPr>
-        <w:t>avg_rating</w:t>
-      </w:r>
-      <w:proofErr w:type="spellEnd"/>
-      <w:r>
-        <w:rPr>
-          <w:rFonts w:asciiTheme="minorHAnsi" w:hAnsiTheme="minorHAnsi" w:cstheme="minorHAnsi"/>
-        </w:rPr>
-        <w:t>.</w:t>
-      </w:r>
-    </w:p>
-    <w:p>
-      <w:pPr>
-        <w:pStyle w:val="NormalWeb"/>
-        <w:rPr>
-          <w:rFonts w:asciiTheme="minorHAnsi" w:hAnsiTheme="minorHAnsi" w:cstheme="minorHAnsi"/>
-        </w:rPr>
-      </w:pPr>
-      <w:r>
-        <w:rPr>
-          <w:rFonts w:asciiTheme="minorHAnsi" w:hAnsiTheme="minorHAnsi" w:cstheme="minorHAnsi"/>
-        </w:rPr>
-        <w:t xml:space="preserve">The fact table is connected to the dimension tables through two relationships: </w:t>
-      </w:r>
-      <w:proofErr w:type="spellStart"/>
-      <w:r>
-        <w:rPr>
-          <w:rStyle w:val="HTMLCode"/>
-          <w:rFonts w:asciiTheme="minorHAnsi" w:hAnsiTheme="minorHAnsi" w:cstheme="minorHAnsi"/>
-          <w:b/>
-          <w:bCs/>
-        </w:rPr>
-        <w:t>host_id</w:t>
-      </w:r>
-      <w:proofErr w:type="spellEnd"/>
-      <w:r>
-        <w:rPr>
-          <w:rFonts w:asciiTheme="minorHAnsi" w:hAnsiTheme="minorHAnsi" w:cstheme="minorHAnsi"/>
-        </w:rPr>
-        <w:t xml:space="preserve"> links to </w:t>
-      </w:r>
-      <w:proofErr w:type="spellStart"/>
-      <w:r>
-        <w:rPr>
-          <w:rStyle w:val="HTMLCode"/>
-          <w:rFonts w:asciiTheme="minorHAnsi" w:hAnsiTheme="minorHAnsi" w:cstheme="minorHAnsi"/>
-          <w:b/>
-          <w:bCs/>
-          <w:color w:val="FF0000"/>
-          <w:sz w:val="24"/>
-          <w:szCs w:val="24"/>
-        </w:rPr>
-        <w:t>dim_host</w:t>
-      </w:r>
-      <w:proofErr w:type="spellEnd"/>
-      <w:r>
-        <w:rPr>
-          <w:rFonts w:asciiTheme="minorHAnsi" w:hAnsiTheme="minorHAnsi" w:cstheme="minorHAnsi"/>
-        </w:rPr>
-        <w:t xml:space="preserve">, while </w:t>
-      </w:r>
-      <w:proofErr w:type="spellStart"/>
-      <w:r>
-        <w:rPr>
-          <w:rStyle w:val="HTMLCode"/>
-          <w:rFonts w:asciiTheme="minorHAnsi" w:hAnsiTheme="minorHAnsi" w:cstheme="minorHAnsi"/>
-          <w:b/>
-          <w:bCs/>
-        </w:rPr>
-        <w:t>neighbourhood</w:t>
-      </w:r>
-      <w:proofErr w:type="spellEnd"/>
-      <w:r>
-        <w:rPr>
-          <w:rFonts w:asciiTheme="minorHAnsi" w:hAnsiTheme="minorHAnsi" w:cstheme="minorHAnsi"/>
-        </w:rPr>
-        <w:t xml:space="preserve"> links to </w:t>
-      </w:r>
-      <w:proofErr w:type="spellStart"/>
-      <w:r>
-        <w:rPr>
-          <w:rStyle w:val="HTMLCode"/>
-          <w:rFonts w:asciiTheme="minorHAnsi" w:hAnsiTheme="minorHAnsi" w:cstheme="minorHAnsi"/>
-          <w:b/>
-          <w:bCs/>
-          <w:color w:val="FF0000"/>
-          <w:sz w:val="24"/>
-          <w:szCs w:val="24"/>
-        </w:rPr>
-        <w:t>dim_neighbourhood</w:t>
-      </w:r>
-      <w:proofErr w:type="spellEnd"/>
-      <w:r>
-        <w:rPr>
-          <w:rFonts w:asciiTheme="minorHAnsi" w:hAnsiTheme="minorHAnsi" w:cstheme="minorHAnsi"/>
-        </w:rPr>
-        <w:t>.</w:t>
-      </w:r>
-    </w:p>
-    <w:p>
-      <w:pPr>
-        <w:pStyle w:val="NormalWeb"/>
-        <w:rPr>
-          <w:rFonts w:asciiTheme="minorHAnsi" w:hAnsiTheme="minorHAnsi" w:cstheme="minorHAnsi"/>
-        </w:rPr>
-      </w:pPr>
-      <w:r>
-        <w:rPr>
-          <w:rFonts w:asciiTheme="minorHAnsi" w:hAnsiTheme="minorHAnsi" w:cstheme="minorHAnsi"/>
-        </w:rPr>
-        <w:t xml:space="preserve">A </w:t>
-      </w:r>
-      <w:r>
-        <w:rPr>
-          <w:rStyle w:val="Strong"/>
-          <w:rFonts w:asciiTheme="minorHAnsi" w:hAnsiTheme="minorHAnsi" w:cstheme="minorHAnsi"/>
-        </w:rPr>
-        <w:t>listing-level</w:t>
-      </w:r>
-      <w:r>
-        <w:rPr>
-          <w:rFonts w:asciiTheme="minorHAnsi" w:hAnsiTheme="minorHAnsi" w:cstheme="minorHAnsi"/>
-        </w:rPr>
-        <w:t xml:space="preserve"> fact table was chosen instead of a </w:t>
-      </w:r>
-      <w:r>
-        <w:rPr>
-          <w:rStyle w:val="Strong"/>
-          <w:rFonts w:asciiTheme="minorHAnsi" w:hAnsiTheme="minorHAnsi" w:cstheme="minorHAnsi"/>
-        </w:rPr>
-        <w:t>daily calendar-level</w:t>
-      </w:r>
-      <w:r>
-        <w:rPr>
-          <w:rFonts w:asciiTheme="minorHAnsi" w:hAnsiTheme="minorHAnsi" w:cstheme="minorHAnsi"/>
-        </w:rPr>
-        <w:t xml:space="preserve"> fact table because it simplifies the data and makes listing-level analysis much faster. Rather than storing 365 calendar records for each listing, these were summarized into yearly measures such as occupancy rate and estimated annual revenue. While this approach cannot be used to analyze daily booking trends, it was the most suitable design for the project's exploratory analysis and hypothesis testing. A daily-grain fact table with a date dimension could be added as a future improvement.</w:t>
+        </w:rPr>
+        <w:t xml:space="preserve"> daily booking trends, it was the most suitable design for the project's exploratory analysis and hypothesis testing. A daily-grain fact table with a date dimension could be added as a future improvement.</w:t>
       </w:r>
     </w:p>
     <w:p>
@@ -8194,7 +8740,6 @@
         </w:rPr>
         <w:t xml:space="preserve">, and </w:t>
       </w:r>
-      <w:proofErr w:type="spellStart"/>
       <w:r>
         <w:rPr>
           <w:rFonts w:asciiTheme="minorHAnsi" w:eastAsia="Times New Roman" w:hAnsiTheme="minorHAnsi" w:cstheme="minorHAnsi"/>
@@ -8205,7 +8750,6 @@
         </w:rPr>
         <w:t>neighbourhood</w:t>
       </w:r>
-      <w:proofErr w:type="spellEnd"/>
       <w:r>
         <w:rPr>
           <w:rFonts w:asciiTheme="minorHAnsi" w:eastAsia="Times New Roman" w:hAnsiTheme="minorHAnsi" w:cstheme="minorHAnsi"/>
@@ -8356,45 +8900,45 @@
           <w:sz w:val="24"/>
           <w:szCs w:val="24"/>
         </w:rPr>
+        <w:t xml:space="preserve">Two analytical </w:t>
+      </w:r>
+      <w:proofErr w:type="spellStart"/>
+      <w:r>
+        <w:rPr>
+          <w:sz w:val="24"/>
+          <w:szCs w:val="24"/>
+        </w:rPr>
+        <w:t>sql</w:t>
+      </w:r>
+      <w:proofErr w:type="spellEnd"/>
+      <w:r>
+        <w:rPr>
+          <w:sz w:val="24"/>
+          <w:szCs w:val="24"/>
+        </w:rPr>
+        <w:t xml:space="preserve"> queries with their results:</w:t>
+      </w:r>
+      <w:r>
+        <w:rPr>
+          <w:sz w:val="24"/>
+          <w:szCs w:val="24"/>
+        </w:rPr>
+        <w:br/>
+      </w:r>
+      <w:r>
+        <w:br/>
+      </w:r>
+      <w:r>
+        <w:br/>
+      </w:r>
+      <w:r>
+        <w:rPr>
+          <w:rStyle w:val="token"/>
+          <w:b/>
+          <w:bCs/>
+          <w:color w:val="CC7BF4"/>
+        </w:rPr>
         <w:lastRenderedPageBreak/>
-        <w:t xml:space="preserve">Two analytical </w:t>
-      </w:r>
-      <w:proofErr w:type="spellStart"/>
-      <w:r>
-        <w:rPr>
-          <w:sz w:val="24"/>
-          <w:szCs w:val="24"/>
-        </w:rPr>
-        <w:t>sql</w:t>
-      </w:r>
-      <w:proofErr w:type="spellEnd"/>
-      <w:r>
-        <w:rPr>
-          <w:sz w:val="24"/>
-          <w:szCs w:val="24"/>
-        </w:rPr>
-        <w:t xml:space="preserve"> queries with their results:</w:t>
-      </w:r>
-      <w:r>
-        <w:rPr>
-          <w:sz w:val="24"/>
-          <w:szCs w:val="24"/>
-        </w:rPr>
-        <w:br/>
-      </w:r>
-      <w:r>
-        <w:br/>
-      </w:r>
-      <w:r>
-        <w:br/>
-      </w:r>
-      <w:r>
-        <w:rPr>
-          <w:rStyle w:val="token"/>
-          <w:b/>
-          <w:bCs/>
-          <w:color w:val="CC7BF4"/>
-        </w:rPr>
         <w:t>SELECT</w:t>
       </w:r>
       <w:r>
@@ -8402,17 +8946,8 @@
           <w:b/>
           <w:bCs/>
         </w:rPr>
-        <w:t xml:space="preserve"> </w:t>
-      </w:r>
-      <w:proofErr w:type="spellStart"/>
-      <w:r>
-        <w:rPr>
-          <w:b/>
-          <w:bCs/>
-        </w:rPr>
-        <w:t>neighbourhood</w:t>
-      </w:r>
-      <w:proofErr w:type="spellEnd"/>
+        <w:t xml:space="preserve"> neighbourhood</w:t>
+      </w:r>
       <w:r>
         <w:rPr>
           <w:rStyle w:val="token"/>
@@ -8743,23 +9278,7 @@
           <w:i/>
           <w:iCs/>
         </w:rPr>
-        <w:t>The results of query 1(</w:t>
-      </w:r>
-      <w:proofErr w:type="spellStart"/>
-      <w:r>
-        <w:rPr>
-          <w:i/>
-          <w:iCs/>
-        </w:rPr>
-        <w:t>neighbourhoods</w:t>
-      </w:r>
-      <w:proofErr w:type="spellEnd"/>
-      <w:r>
-        <w:rPr>
-          <w:i/>
-          <w:iCs/>
-        </w:rPr>
-        <w:t>)</w:t>
+        <w:t>The results of query 1(neighbourhoods)</w:t>
       </w:r>
     </w:p>
     <w:p>
@@ -9834,7 +10353,6 @@
         <w:spacing w:before="280" w:after="160"/>
       </w:pPr>
       <w:r>
-        <w:lastRenderedPageBreak/>
         <w:t>5.3 Engineering Decision Log</w:t>
       </w:r>
       <w:bookmarkEnd w:id="14"/>
@@ -9853,6 +10371,7 @@
           <w:sz w:val="20"/>
           <w:szCs w:val="20"/>
         </w:rPr>
+        <w:lastRenderedPageBreak/>
         <w:t xml:space="preserve">Guidance: </w:t>
       </w:r>
       <w:r>
@@ -10488,7 +11007,6 @@
           <w:sz w:val="26"/>
           <w:szCs w:val="26"/>
         </w:rPr>
-        <w:lastRenderedPageBreak/>
         <w:t>Interpretation</w:t>
       </w:r>
     </w:p>
@@ -10505,6 +11023,7 @@
         <w:rPr>
           <w:rFonts w:asciiTheme="minorHAnsi" w:hAnsiTheme="minorHAnsi" w:cstheme="minorHAnsi"/>
         </w:rPr>
+        <w:lastRenderedPageBreak/>
         <w:t>Most Edinburgh Airbnb listings are priced below £150 per night, while only a small number of luxury listings cost several thousand pounds, with some exceeding £12,000 per night. These extreme outliers make the average (mean) price misleading, so the median is used throughout the analysis as it better represents the typical listing price.</w:t>
       </w:r>
     </w:p>
@@ -10754,18 +11273,21 @@
         </w:rPr>
         <w:t xml:space="preserve">This map shows the exact location of every Airbnb listing, with yellow representing higher-priced listings and purple representing lower-priced listings. Two clear patterns can be seen. First, most listings are concentrated in Edinburgh's city </w:t>
       </w:r>
+      <w:proofErr w:type="spellStart"/>
       <w:r>
         <w:rPr>
           <w:rFonts w:asciiTheme="minorHAnsi" w:hAnsiTheme="minorHAnsi" w:cstheme="minorHAnsi"/>
         </w:rPr>
         <w:t>center</w:t>
       </w:r>
+      <w:proofErr w:type="spellEnd"/>
       <w:r>
         <w:rPr>
           <w:rFonts w:asciiTheme="minorHAnsi" w:hAnsiTheme="minorHAnsi" w:cstheme="minorHAnsi"/>
         </w:rPr>
         <w:t xml:space="preserve">, while the outer areas have far fewer listings. Second, prices are fairly mixed across the map, with most listings appearing in similar green/teal shades and only a few very expensive or very cheap listings scattered throughout. This means there is no clear pattern of "expensive city </w:t>
       </w:r>
+      <w:proofErr w:type="spellStart"/>
       <w:r>
         <w:rPr>
           <w:rFonts w:asciiTheme="minorHAnsi" w:hAnsiTheme="minorHAnsi" w:cstheme="minorHAnsi"/>
@@ -10778,6 +11300,7 @@
         </w:rPr>
         <w:t>enter</w:t>
       </w:r>
+      <w:proofErr w:type="spellEnd"/>
       <w:r>
         <w:rPr>
           <w:rFonts w:asciiTheme="minorHAnsi" w:hAnsiTheme="minorHAnsi" w:cstheme="minorHAnsi"/>
@@ -10806,28 +11329,16 @@
         <w:rPr>
           <w:rFonts w:asciiTheme="minorHAnsi" w:hAnsiTheme="minorHAnsi" w:cstheme="minorHAnsi"/>
         </w:rPr>
-        <w:t xml:space="preserve"> The map is more useful for showing where Airbnb listings are concentrated than for explaining price differences across locations. The </w:t>
+        <w:t xml:space="preserve"> The map is more useful for showing where Airbnb listings are concentrated than for explaining price differences across locations. The neighbourhood-level price analysis provides a more reliable picture of how prices vary because it summarizes prices within each area rather than showing individual listings. For platform operators, the high concentration of listings in the city </w:t>
       </w:r>
       <w:proofErr w:type="spellStart"/>
       <w:r>
         <w:rPr>
           <w:rFonts w:asciiTheme="minorHAnsi" w:hAnsiTheme="minorHAnsi" w:cstheme="minorHAnsi"/>
         </w:rPr>
-        <w:t>neighbourhood</w:t>
+        <w:t>center</w:t>
       </w:r>
       <w:proofErr w:type="spellEnd"/>
-      <w:r>
-        <w:rPr>
-          <w:rFonts w:asciiTheme="minorHAnsi" w:hAnsiTheme="minorHAnsi" w:cstheme="minorHAnsi"/>
-        </w:rPr>
-        <w:t xml:space="preserve">-level price analysis provides a more reliable picture of how prices vary because it summarizes prices within each area rather than showing individual listings. For platform operators, the high concentration of listings in the city </w:t>
-      </w:r>
-      <w:r>
-        <w:rPr>
-          <w:rFonts w:asciiTheme="minorHAnsi" w:hAnsiTheme="minorHAnsi" w:cstheme="minorHAnsi"/>
-        </w:rPr>
-        <w:t>center</w:t>
-      </w:r>
       <w:r>
         <w:rPr>
           <w:rFonts w:asciiTheme="minorHAnsi" w:hAnsiTheme="minorHAnsi" w:cstheme="minorHAnsi"/>
@@ -10870,27 +11381,7 @@
           <w:szCs w:val="21"/>
           <w:shd w:val="clear" w:color="auto" w:fill="FFFFFF"/>
         </w:rPr>
-        <w:t xml:space="preserve"> Which </w:t>
-      </w:r>
-      <w:proofErr w:type="spellStart"/>
-      <w:r>
-        <w:rPr>
-          <w:rFonts w:ascii="Segoe UI" w:hAnsi="Segoe UI" w:cs="Segoe UI"/>
-          <w:sz w:val="21"/>
-          <w:szCs w:val="21"/>
-          <w:shd w:val="clear" w:color="auto" w:fill="FFFFFF"/>
-        </w:rPr>
-        <w:t>neighbourhoods</w:t>
-      </w:r>
-      <w:proofErr w:type="spellEnd"/>
-      <w:r>
-        <w:rPr>
-          <w:rFonts w:ascii="Segoe UI" w:hAnsi="Segoe UI" w:cs="Segoe UI"/>
-          <w:sz w:val="21"/>
-          <w:szCs w:val="21"/>
-          <w:shd w:val="clear" w:color="auto" w:fill="FFFFFF"/>
-        </w:rPr>
-        <w:t xml:space="preserve"> command the highest and lowest median prices?</w:t>
+        <w:t> Which neighbourhoods command the highest and lowest median prices?</w:t>
       </w:r>
     </w:p>
     <w:p>
@@ -11055,63 +11546,35 @@
         <w:rPr>
           <w:rFonts w:asciiTheme="minorHAnsi" w:hAnsiTheme="minorHAnsi" w:cstheme="minorHAnsi"/>
         </w:rPr>
-        <w:t xml:space="preserve">A listing's location has a major impact on its price. The most expensive </w:t>
+        <w:t xml:space="preserve">A listing's location has a major impact on its price. The most expensive neighbourhood, </w:t>
       </w:r>
       <w:proofErr w:type="spellStart"/>
       <w:r>
         <w:rPr>
           <w:rFonts w:asciiTheme="minorHAnsi" w:hAnsiTheme="minorHAnsi" w:cstheme="minorHAnsi"/>
         </w:rPr>
-        <w:t>neighbourhood</w:t>
+        <w:t>Fairmilehead</w:t>
       </w:r>
       <w:proofErr w:type="spellEnd"/>
       <w:r>
         <w:rPr>
           <w:rFonts w:asciiTheme="minorHAnsi" w:hAnsiTheme="minorHAnsi" w:cstheme="minorHAnsi"/>
         </w:rPr>
-        <w:t xml:space="preserve">, </w:t>
+        <w:t xml:space="preserve">, has a typical nightly price of around £360, while the least expensive, </w:t>
       </w:r>
       <w:proofErr w:type="spellStart"/>
       <w:r>
         <w:rPr>
           <w:rFonts w:asciiTheme="minorHAnsi" w:hAnsiTheme="minorHAnsi" w:cstheme="minorHAnsi"/>
         </w:rPr>
-        <w:t>Fairmilehead</w:t>
+        <w:t>Clovenstone</w:t>
       </w:r>
       <w:proofErr w:type="spellEnd"/>
       <w:r>
         <w:rPr>
           <w:rFonts w:asciiTheme="minorHAnsi" w:hAnsiTheme="minorHAnsi" w:cstheme="minorHAnsi"/>
         </w:rPr>
-        <w:t xml:space="preserve">, has a typical nightly price of around £360, while the least expensive, </w:t>
-      </w:r>
-      <w:proofErr w:type="spellStart"/>
-      <w:r>
-        <w:rPr>
-          <w:rFonts w:asciiTheme="minorHAnsi" w:hAnsiTheme="minorHAnsi" w:cstheme="minorHAnsi"/>
-        </w:rPr>
-        <w:t>Clovenstone</w:t>
-      </w:r>
-      <w:proofErr w:type="spellEnd"/>
-      <w:r>
-        <w:rPr>
-          <w:rFonts w:asciiTheme="minorHAnsi" w:hAnsiTheme="minorHAnsi" w:cstheme="minorHAnsi"/>
-        </w:rPr>
-        <w:t xml:space="preserve"> and Wester Hailes, has a typical price of about £33. This means the most expensive </w:t>
-      </w:r>
-      <w:proofErr w:type="spellStart"/>
-      <w:r>
-        <w:rPr>
-          <w:rFonts w:asciiTheme="minorHAnsi" w:hAnsiTheme="minorHAnsi" w:cstheme="minorHAnsi"/>
-        </w:rPr>
-        <w:t>neighbourhood</w:t>
-      </w:r>
-      <w:proofErr w:type="spellEnd"/>
-      <w:r>
-        <w:rPr>
-          <w:rFonts w:asciiTheme="minorHAnsi" w:hAnsiTheme="minorHAnsi" w:cstheme="minorHAnsi"/>
-        </w:rPr>
-        <w:t xml:space="preserve"> is roughly 11 times more expensive than the cheapest.</w:t>
+        <w:t xml:space="preserve"> and Wester Hailes, has a typical price of about £33. This means the most expensive neighbourhood is roughly 11 times more expensive than the cheapest.</w:t>
       </w:r>
     </w:p>
     <w:p>
@@ -11134,21 +11597,7 @@
         <w:rPr>
           <w:rFonts w:asciiTheme="minorHAnsi" w:hAnsiTheme="minorHAnsi" w:cstheme="minorHAnsi"/>
         </w:rPr>
-        <w:t> </w:t>
-      </w:r>
-      <w:proofErr w:type="spellStart"/>
-      <w:r>
-        <w:rPr>
-          <w:rFonts w:asciiTheme="minorHAnsi" w:hAnsiTheme="minorHAnsi" w:cstheme="minorHAnsi"/>
-        </w:rPr>
-        <w:t>Neighbourhood</w:t>
-      </w:r>
-      <w:proofErr w:type="spellEnd"/>
-      <w:r>
-        <w:rPr>
-          <w:rFonts w:asciiTheme="minorHAnsi" w:hAnsiTheme="minorHAnsi" w:cstheme="minorHAnsi"/>
-        </w:rPr>
-        <w:t xml:space="preserve"> is one of the most important factors influencing Airbnb prices, along with the type of property. For investors, this means location should be considered a key decision when purchasing or managing properties, as it can have a much greater impact on pricing than many other factors. While this analysis clearly shows that location has a strong influence on price, further analysis would be needed to directly compare its impact with factors such as property type to determine which has the greater overall effect.</w:t>
+        <w:t> Neighbourhood is one of the most important factors influencing Airbnb prices, along with the type of property. For investors, this means location should be considered a key decision when purchasing or managing properties, as it can have a much greater impact on pricing than many other factors. While this analysis clearly shows that location has a strong influence on price, further analysis would be needed to directly compare its impact with factors such as property type to determine which has the greater overall effect.</w:t>
       </w:r>
     </w:p>
     <w:p>
@@ -11212,7 +11661,21 @@
         <w:rPr>
           <w:rFonts w:asciiTheme="minorHAnsi" w:hAnsiTheme="minorHAnsi" w:cstheme="minorHAnsi"/>
         </w:rPr>
-        <w:t>This question could not be answered using the available dataset. Although the calendar data shows whether a listing was available or unavailable on each day, it does not include the daily price. As a result, it is not possible to analyze how Airbnb prices change from month to month throughout the year.</w:t>
+        <w:t xml:space="preserve">This question could not be answered using the available dataset. Although the calendar data shows whether a listing was available or unavailable on each day, it does not include the daily price. As a result, it is not possible to </w:t>
+      </w:r>
+      <w:proofErr w:type="spellStart"/>
+      <w:r>
+        <w:rPr>
+          <w:rFonts w:asciiTheme="minorHAnsi" w:hAnsiTheme="minorHAnsi" w:cstheme="minorHAnsi"/>
+        </w:rPr>
+        <w:t>analyze</w:t>
+      </w:r>
+      <w:proofErr w:type="spellEnd"/>
+      <w:r>
+        <w:rPr>
+          <w:rFonts w:asciiTheme="minorHAnsi" w:hAnsiTheme="minorHAnsi" w:cstheme="minorHAnsi"/>
+        </w:rPr>
+        <w:t xml:space="preserve"> how Airbnb prices change from month to month throughout the year.</w:t>
       </w:r>
     </w:p>
     <w:p>
@@ -12167,6 +12630,2412 @@
     </w:p>
     <w:p>
       <w:pPr>
+        <w:pStyle w:val="Heading2"/>
+        <w:spacing w:before="280" w:after="160"/>
+      </w:pPr>
+      <w:bookmarkStart w:id="21" w:name="_Toc234499950"/>
+      <w:r>
+        <w:t>7.1 Hypothesis Tests</w:t>
+      </w:r>
+      <w:bookmarkEnd w:id="21"/>
+    </w:p>
+    <w:p>
+      <w:pPr>
+        <w:pStyle w:val="Heading3"/>
+        <w:rPr>
+          <w:rFonts w:asciiTheme="minorHAnsi" w:hAnsiTheme="minorHAnsi" w:cstheme="minorHAnsi"/>
+        </w:rPr>
+      </w:pPr>
+      <w:r>
+        <w:rPr>
+          <w:rStyle w:val="Strong"/>
+          <w:rFonts w:asciiTheme="minorHAnsi" w:hAnsiTheme="minorHAnsi" w:cstheme="minorHAnsi"/>
+          <w:b w:val="0"/>
+          <w:bCs w:val="0"/>
+        </w:rPr>
+        <w:t>H1: Entire-home Listings vs. Private Rooms</w:t>
+      </w:r>
+    </w:p>
+    <w:p>
+      <w:pPr>
+        <w:numPr>
+          <w:ilvl w:val="0"/>
+          <w:numId w:val="4"/>
+        </w:numPr>
+        <w:spacing w:before="100" w:beforeAutospacing="1" w:after="100" w:afterAutospacing="1"/>
+        <w:rPr>
+          <w:rFonts w:asciiTheme="minorHAnsi" w:hAnsiTheme="minorHAnsi" w:cstheme="minorHAnsi"/>
+          <w:sz w:val="24"/>
+          <w:szCs w:val="24"/>
+        </w:rPr>
+      </w:pPr>
+      <w:r>
+        <w:rPr>
+          <w:rStyle w:val="Strong"/>
+          <w:rFonts w:asciiTheme="minorHAnsi" w:hAnsiTheme="minorHAnsi" w:cstheme="minorHAnsi"/>
+          <w:sz w:val="24"/>
+          <w:szCs w:val="24"/>
+        </w:rPr>
+        <w:t>H₀:</w:t>
+      </w:r>
+      <w:r>
+        <w:rPr>
+          <w:rFonts w:asciiTheme="minorHAnsi" w:hAnsiTheme="minorHAnsi" w:cstheme="minorHAnsi"/>
+          <w:sz w:val="24"/>
+          <w:szCs w:val="24"/>
+        </w:rPr>
+        <w:t xml:space="preserve"> There is no difference in nightly price between </w:t>
+      </w:r>
+      <w:r>
+        <w:rPr>
+          <w:rStyle w:val="Strong"/>
+          <w:rFonts w:asciiTheme="minorHAnsi" w:hAnsiTheme="minorHAnsi" w:cstheme="minorHAnsi"/>
+          <w:sz w:val="24"/>
+          <w:szCs w:val="24"/>
+        </w:rPr>
+        <w:t>Entire home/apt</w:t>
+      </w:r>
+      <w:r>
+        <w:rPr>
+          <w:rFonts w:asciiTheme="minorHAnsi" w:hAnsiTheme="minorHAnsi" w:cstheme="minorHAnsi"/>
+          <w:sz w:val="24"/>
+          <w:szCs w:val="24"/>
+        </w:rPr>
+        <w:t xml:space="preserve"> and </w:t>
+      </w:r>
+      <w:r>
+        <w:rPr>
+          <w:rStyle w:val="Strong"/>
+          <w:rFonts w:asciiTheme="minorHAnsi" w:hAnsiTheme="minorHAnsi" w:cstheme="minorHAnsi"/>
+          <w:sz w:val="24"/>
+          <w:szCs w:val="24"/>
+        </w:rPr>
+        <w:t>Private room</w:t>
+      </w:r>
+      <w:r>
+        <w:rPr>
+          <w:rFonts w:asciiTheme="minorHAnsi" w:hAnsiTheme="minorHAnsi" w:cstheme="minorHAnsi"/>
+          <w:sz w:val="24"/>
+          <w:szCs w:val="24"/>
+        </w:rPr>
+        <w:t xml:space="preserve"> listings. </w:t>
+      </w:r>
+    </w:p>
+    <w:p>
+      <w:pPr>
+        <w:numPr>
+          <w:ilvl w:val="0"/>
+          <w:numId w:val="4"/>
+        </w:numPr>
+        <w:spacing w:before="100" w:beforeAutospacing="1" w:after="100" w:afterAutospacing="1"/>
+        <w:rPr>
+          <w:rFonts w:asciiTheme="minorHAnsi" w:hAnsiTheme="minorHAnsi" w:cstheme="minorHAnsi"/>
+          <w:sz w:val="24"/>
+          <w:szCs w:val="24"/>
+        </w:rPr>
+      </w:pPr>
+      <w:r>
+        <w:rPr>
+          <w:rStyle w:val="Strong"/>
+          <w:rFonts w:asciiTheme="minorHAnsi" w:hAnsiTheme="minorHAnsi" w:cstheme="minorHAnsi"/>
+          <w:sz w:val="24"/>
+          <w:szCs w:val="24"/>
+        </w:rPr>
+        <w:t>Hₐ:</w:t>
+      </w:r>
+      <w:r>
+        <w:rPr>
+          <w:rFonts w:asciiTheme="minorHAnsi" w:hAnsiTheme="minorHAnsi" w:cstheme="minorHAnsi"/>
+          <w:sz w:val="24"/>
+          <w:szCs w:val="24"/>
+        </w:rPr>
+        <w:t xml:space="preserve"> Nightly prices differ between the two listing types. </w:t>
+      </w:r>
+    </w:p>
+    <w:p>
+      <w:pPr>
+        <w:numPr>
+          <w:ilvl w:val="0"/>
+          <w:numId w:val="4"/>
+        </w:numPr>
+        <w:spacing w:before="100" w:beforeAutospacing="1" w:after="100" w:afterAutospacing="1"/>
+        <w:rPr>
+          <w:rFonts w:asciiTheme="minorHAnsi" w:hAnsiTheme="minorHAnsi" w:cstheme="minorHAnsi"/>
+          <w:sz w:val="24"/>
+          <w:szCs w:val="24"/>
+        </w:rPr>
+      </w:pPr>
+      <w:r>
+        <w:rPr>
+          <w:rStyle w:val="Strong"/>
+          <w:rFonts w:asciiTheme="minorHAnsi" w:hAnsiTheme="minorHAnsi" w:cstheme="minorHAnsi"/>
+          <w:sz w:val="24"/>
+          <w:szCs w:val="24"/>
+        </w:rPr>
+        <w:t>Test used:</w:t>
+      </w:r>
+      <w:r>
+        <w:rPr>
+          <w:rFonts w:asciiTheme="minorHAnsi" w:hAnsiTheme="minorHAnsi" w:cstheme="minorHAnsi"/>
+          <w:sz w:val="24"/>
+          <w:szCs w:val="24"/>
+        </w:rPr>
+        <w:t xml:space="preserve"> Mann–Whitney U test, as prices are highly skewed and not normally distributed. </w:t>
+      </w:r>
+    </w:p>
+    <w:p>
+      <w:pPr>
+        <w:numPr>
+          <w:ilvl w:val="0"/>
+          <w:numId w:val="4"/>
+        </w:numPr>
+        <w:spacing w:before="100" w:beforeAutospacing="1" w:after="100" w:afterAutospacing="1"/>
+        <w:rPr>
+          <w:rFonts w:asciiTheme="minorHAnsi" w:hAnsiTheme="minorHAnsi" w:cstheme="minorHAnsi"/>
+          <w:sz w:val="24"/>
+          <w:szCs w:val="24"/>
+        </w:rPr>
+      </w:pPr>
+      <w:r>
+        <w:rPr>
+          <w:rStyle w:val="Strong"/>
+          <w:rFonts w:asciiTheme="minorHAnsi" w:hAnsiTheme="minorHAnsi" w:cstheme="minorHAnsi"/>
+          <w:sz w:val="24"/>
+          <w:szCs w:val="24"/>
+        </w:rPr>
+        <w:t>Result:</w:t>
+      </w:r>
+      <w:r>
+        <w:rPr>
+          <w:rFonts w:asciiTheme="minorHAnsi" w:hAnsiTheme="minorHAnsi" w:cstheme="minorHAnsi"/>
+          <w:sz w:val="24"/>
+          <w:szCs w:val="24"/>
+        </w:rPr>
+        <w:t xml:space="preserve"> </w:t>
+      </w:r>
+      <w:r>
+        <w:rPr>
+          <w:rStyle w:val="Strong"/>
+          <w:rFonts w:asciiTheme="minorHAnsi" w:hAnsiTheme="minorHAnsi" w:cstheme="minorHAnsi"/>
+          <w:sz w:val="24"/>
+          <w:szCs w:val="24"/>
+        </w:rPr>
+        <w:t xml:space="preserve">U = [pull from </w:t>
+      </w:r>
+      <w:r>
+        <w:rPr>
+          <w:rStyle w:val="HTMLCode"/>
+          <w:rFonts w:asciiTheme="minorHAnsi" w:eastAsia="Calibri" w:hAnsiTheme="minorHAnsi" w:cstheme="minorHAnsi"/>
+          <w:b/>
+          <w:bCs/>
+          <w:sz w:val="24"/>
+          <w:szCs w:val="24"/>
+        </w:rPr>
+        <w:t>h1_result["statistic"]</w:t>
+      </w:r>
+      <w:r>
+        <w:rPr>
+          <w:rStyle w:val="Strong"/>
+          <w:rFonts w:asciiTheme="minorHAnsi" w:hAnsiTheme="minorHAnsi" w:cstheme="minorHAnsi"/>
+          <w:sz w:val="24"/>
+          <w:szCs w:val="24"/>
+        </w:rPr>
+        <w:t>]</w:t>
+      </w:r>
+      <w:r>
+        <w:rPr>
+          <w:rFonts w:asciiTheme="minorHAnsi" w:hAnsiTheme="minorHAnsi" w:cstheme="minorHAnsi"/>
+          <w:sz w:val="24"/>
+          <w:szCs w:val="24"/>
+        </w:rPr>
+        <w:t xml:space="preserve">, </w:t>
+      </w:r>
+      <w:r>
+        <w:rPr>
+          <w:rStyle w:val="Strong"/>
+          <w:rFonts w:asciiTheme="minorHAnsi" w:hAnsiTheme="minorHAnsi" w:cstheme="minorHAnsi"/>
+          <w:sz w:val="24"/>
+          <w:szCs w:val="24"/>
+        </w:rPr>
+        <w:t>p &lt; 0.001</w:t>
+      </w:r>
+      <w:r>
+        <w:rPr>
+          <w:rFonts w:asciiTheme="minorHAnsi" w:hAnsiTheme="minorHAnsi" w:cstheme="minorHAnsi"/>
+          <w:sz w:val="24"/>
+          <w:szCs w:val="24"/>
+        </w:rPr>
+        <w:t xml:space="preserve">, </w:t>
+      </w:r>
+      <w:r>
+        <w:rPr>
+          <w:rStyle w:val="Strong"/>
+          <w:rFonts w:asciiTheme="minorHAnsi" w:hAnsiTheme="minorHAnsi" w:cstheme="minorHAnsi"/>
+          <w:sz w:val="24"/>
+          <w:szCs w:val="24"/>
+        </w:rPr>
+        <w:t>rank-biserial effect size = 0.81 (large)</w:t>
+      </w:r>
+      <w:r>
+        <w:rPr>
+          <w:rFonts w:asciiTheme="minorHAnsi" w:hAnsiTheme="minorHAnsi" w:cstheme="minorHAnsi"/>
+          <w:sz w:val="24"/>
+          <w:szCs w:val="24"/>
+        </w:rPr>
+        <w:t xml:space="preserve">; </w:t>
+      </w:r>
+      <w:r>
+        <w:rPr>
+          <w:rStyle w:val="Strong"/>
+          <w:rFonts w:asciiTheme="minorHAnsi" w:hAnsiTheme="minorHAnsi" w:cstheme="minorHAnsi"/>
+          <w:sz w:val="24"/>
+          <w:szCs w:val="24"/>
+        </w:rPr>
+        <w:t>95% CI:</w:t>
+      </w:r>
+      <w:r>
+        <w:rPr>
+          <w:rFonts w:asciiTheme="minorHAnsi" w:hAnsiTheme="minorHAnsi" w:cstheme="minorHAnsi"/>
+          <w:sz w:val="24"/>
+          <w:szCs w:val="24"/>
+        </w:rPr>
+        <w:t xml:space="preserve"> </w:t>
+      </w:r>
+      <w:r>
+        <w:rPr>
+          <w:rStyle w:val="Strong"/>
+          <w:rFonts w:asciiTheme="minorHAnsi" w:hAnsiTheme="minorHAnsi" w:cstheme="minorHAnsi"/>
+          <w:sz w:val="24"/>
+          <w:szCs w:val="24"/>
+        </w:rPr>
+        <w:t>£150.90–£163.00</w:t>
+      </w:r>
+      <w:r>
+        <w:rPr>
+          <w:rFonts w:asciiTheme="minorHAnsi" w:hAnsiTheme="minorHAnsi" w:cstheme="minorHAnsi"/>
+          <w:sz w:val="24"/>
+          <w:szCs w:val="24"/>
+        </w:rPr>
+        <w:t xml:space="preserve"> per night. </w:t>
+      </w:r>
+    </w:p>
+    <w:p>
+      <w:pPr>
+        <w:numPr>
+          <w:ilvl w:val="0"/>
+          <w:numId w:val="4"/>
+        </w:numPr>
+        <w:spacing w:before="100" w:beforeAutospacing="1" w:after="100" w:afterAutospacing="1"/>
+        <w:rPr>
+          <w:rFonts w:asciiTheme="minorHAnsi" w:hAnsiTheme="minorHAnsi" w:cstheme="minorHAnsi"/>
+        </w:rPr>
+      </w:pPr>
+      <w:r>
+        <w:rPr>
+          <w:rStyle w:val="Strong"/>
+          <w:rFonts w:asciiTheme="minorHAnsi" w:hAnsiTheme="minorHAnsi" w:cstheme="minorHAnsi"/>
+          <w:sz w:val="24"/>
+          <w:szCs w:val="24"/>
+        </w:rPr>
+        <w:t>Business interpretation:</w:t>
+      </w:r>
+      <w:r>
+        <w:rPr>
+          <w:rFonts w:asciiTheme="minorHAnsi" w:hAnsiTheme="minorHAnsi" w:cstheme="minorHAnsi"/>
+          <w:sz w:val="24"/>
+          <w:szCs w:val="24"/>
+        </w:rPr>
+        <w:t xml:space="preserve"> Entire-home listings consistently charge </w:t>
+      </w:r>
+      <w:r>
+        <w:rPr>
+          <w:rStyle w:val="Strong"/>
+          <w:rFonts w:asciiTheme="minorHAnsi" w:hAnsiTheme="minorHAnsi" w:cstheme="minorHAnsi"/>
+          <w:sz w:val="24"/>
+          <w:szCs w:val="24"/>
+        </w:rPr>
+        <w:t>£150–163 more per night</w:t>
+      </w:r>
+      <w:r>
+        <w:rPr>
+          <w:rFonts w:asciiTheme="minorHAnsi" w:hAnsiTheme="minorHAnsi" w:cstheme="minorHAnsi"/>
+          <w:sz w:val="24"/>
+          <w:szCs w:val="24"/>
+        </w:rPr>
+        <w:t xml:space="preserve"> than private rooms. This highlights their stronger revenue potential for hosts and investors, although they typically involve higher management costs.</w:t>
+      </w:r>
+    </w:p>
+    <w:p>
+      <w:pPr>
+        <w:pStyle w:val="Heading3"/>
+        <w:rPr>
+          <w:rFonts w:asciiTheme="minorHAnsi" w:hAnsiTheme="minorHAnsi" w:cstheme="minorHAnsi"/>
+        </w:rPr>
+      </w:pPr>
+      <w:r>
+        <w:rPr>
+          <w:rStyle w:val="Strong"/>
+          <w:rFonts w:asciiTheme="minorHAnsi" w:hAnsiTheme="minorHAnsi" w:cstheme="minorHAnsi"/>
+          <w:b w:val="0"/>
+          <w:bCs w:val="0"/>
+        </w:rPr>
+        <w:t xml:space="preserve">H2: </w:t>
+      </w:r>
+      <w:proofErr w:type="spellStart"/>
+      <w:r>
+        <w:rPr>
+          <w:rStyle w:val="Strong"/>
+          <w:rFonts w:asciiTheme="minorHAnsi" w:hAnsiTheme="minorHAnsi" w:cstheme="minorHAnsi"/>
+          <w:b w:val="0"/>
+          <w:bCs w:val="0"/>
+        </w:rPr>
+        <w:t>Superhost</w:t>
+      </w:r>
+      <w:proofErr w:type="spellEnd"/>
+      <w:r>
+        <w:rPr>
+          <w:rStyle w:val="Strong"/>
+          <w:rFonts w:asciiTheme="minorHAnsi" w:hAnsiTheme="minorHAnsi" w:cstheme="minorHAnsi"/>
+          <w:b w:val="0"/>
+          <w:bCs w:val="0"/>
+        </w:rPr>
+        <w:t xml:space="preserve"> vs. Non-</w:t>
+      </w:r>
+      <w:proofErr w:type="spellStart"/>
+      <w:r>
+        <w:rPr>
+          <w:rStyle w:val="Strong"/>
+          <w:rFonts w:asciiTheme="minorHAnsi" w:hAnsiTheme="minorHAnsi" w:cstheme="minorHAnsi"/>
+          <w:b w:val="0"/>
+          <w:bCs w:val="0"/>
+        </w:rPr>
+        <w:t>Superhost</w:t>
+      </w:r>
+      <w:proofErr w:type="spellEnd"/>
+      <w:r>
+        <w:rPr>
+          <w:rStyle w:val="Strong"/>
+          <w:rFonts w:asciiTheme="minorHAnsi" w:hAnsiTheme="minorHAnsi" w:cstheme="minorHAnsi"/>
+          <w:b w:val="0"/>
+          <w:bCs w:val="0"/>
+        </w:rPr>
+        <w:t xml:space="preserve"> Review Scores</w:t>
+      </w:r>
+    </w:p>
+    <w:p>
+      <w:pPr>
+        <w:numPr>
+          <w:ilvl w:val="0"/>
+          <w:numId w:val="5"/>
+        </w:numPr>
+        <w:spacing w:before="100" w:beforeAutospacing="1" w:after="100" w:afterAutospacing="1"/>
+        <w:rPr>
+          <w:rFonts w:asciiTheme="minorHAnsi" w:hAnsiTheme="minorHAnsi" w:cstheme="minorHAnsi"/>
+          <w:sz w:val="24"/>
+          <w:szCs w:val="24"/>
+        </w:rPr>
+      </w:pPr>
+      <w:r>
+        <w:rPr>
+          <w:rStyle w:val="Strong"/>
+          <w:rFonts w:asciiTheme="minorHAnsi" w:hAnsiTheme="minorHAnsi" w:cstheme="minorHAnsi"/>
+          <w:sz w:val="24"/>
+          <w:szCs w:val="24"/>
+        </w:rPr>
+        <w:t>H₀:</w:t>
+      </w:r>
+      <w:r>
+        <w:rPr>
+          <w:rFonts w:asciiTheme="minorHAnsi" w:hAnsiTheme="minorHAnsi" w:cstheme="minorHAnsi"/>
+          <w:sz w:val="24"/>
+          <w:szCs w:val="24"/>
+        </w:rPr>
+        <w:t xml:space="preserve"> There is no difference in average review scores between </w:t>
+      </w:r>
+      <w:proofErr w:type="spellStart"/>
+      <w:r>
+        <w:rPr>
+          <w:rFonts w:asciiTheme="minorHAnsi" w:hAnsiTheme="minorHAnsi" w:cstheme="minorHAnsi"/>
+          <w:sz w:val="24"/>
+          <w:szCs w:val="24"/>
+        </w:rPr>
+        <w:t>Superhosts</w:t>
+      </w:r>
+      <w:proofErr w:type="spellEnd"/>
+      <w:r>
+        <w:rPr>
+          <w:rFonts w:asciiTheme="minorHAnsi" w:hAnsiTheme="minorHAnsi" w:cstheme="minorHAnsi"/>
+          <w:sz w:val="24"/>
+          <w:szCs w:val="24"/>
+        </w:rPr>
+        <w:t xml:space="preserve"> and non-</w:t>
+      </w:r>
+      <w:proofErr w:type="spellStart"/>
+      <w:r>
+        <w:rPr>
+          <w:rFonts w:asciiTheme="minorHAnsi" w:hAnsiTheme="minorHAnsi" w:cstheme="minorHAnsi"/>
+          <w:sz w:val="24"/>
+          <w:szCs w:val="24"/>
+        </w:rPr>
+        <w:t>Superhosts</w:t>
+      </w:r>
+      <w:proofErr w:type="spellEnd"/>
+      <w:r>
+        <w:rPr>
+          <w:rFonts w:asciiTheme="minorHAnsi" w:hAnsiTheme="minorHAnsi" w:cstheme="minorHAnsi"/>
+          <w:sz w:val="24"/>
+          <w:szCs w:val="24"/>
+        </w:rPr>
+        <w:t xml:space="preserve">. </w:t>
+      </w:r>
+    </w:p>
+    <w:p>
+      <w:pPr>
+        <w:numPr>
+          <w:ilvl w:val="0"/>
+          <w:numId w:val="5"/>
+        </w:numPr>
+        <w:spacing w:before="100" w:beforeAutospacing="1" w:after="100" w:afterAutospacing="1"/>
+        <w:rPr>
+          <w:rFonts w:asciiTheme="minorHAnsi" w:hAnsiTheme="minorHAnsi" w:cstheme="minorHAnsi"/>
+          <w:sz w:val="24"/>
+          <w:szCs w:val="24"/>
+        </w:rPr>
+      </w:pPr>
+      <w:r>
+        <w:rPr>
+          <w:rStyle w:val="Strong"/>
+          <w:rFonts w:asciiTheme="minorHAnsi" w:hAnsiTheme="minorHAnsi" w:cstheme="minorHAnsi"/>
+          <w:sz w:val="24"/>
+          <w:szCs w:val="24"/>
+        </w:rPr>
+        <w:t>Hₐ:</w:t>
+      </w:r>
+      <w:r>
+        <w:rPr>
+          <w:rFonts w:asciiTheme="minorHAnsi" w:hAnsiTheme="minorHAnsi" w:cstheme="minorHAnsi"/>
+          <w:sz w:val="24"/>
+          <w:szCs w:val="24"/>
+        </w:rPr>
+        <w:t xml:space="preserve"> Average review scores differ between the two groups. </w:t>
+      </w:r>
+    </w:p>
+    <w:p>
+      <w:pPr>
+        <w:numPr>
+          <w:ilvl w:val="0"/>
+          <w:numId w:val="5"/>
+        </w:numPr>
+        <w:spacing w:before="100" w:beforeAutospacing="1" w:after="100" w:afterAutospacing="1"/>
+        <w:rPr>
+          <w:rFonts w:asciiTheme="minorHAnsi" w:hAnsiTheme="minorHAnsi" w:cstheme="minorHAnsi"/>
+          <w:sz w:val="24"/>
+          <w:szCs w:val="24"/>
+        </w:rPr>
+      </w:pPr>
+      <w:r>
+        <w:rPr>
+          <w:rStyle w:val="Strong"/>
+          <w:rFonts w:asciiTheme="minorHAnsi" w:hAnsiTheme="minorHAnsi" w:cstheme="minorHAnsi"/>
+          <w:sz w:val="24"/>
+          <w:szCs w:val="24"/>
+        </w:rPr>
+        <w:t>Test used:</w:t>
+      </w:r>
+      <w:r>
+        <w:rPr>
+          <w:rFonts w:asciiTheme="minorHAnsi" w:hAnsiTheme="minorHAnsi" w:cstheme="minorHAnsi"/>
+          <w:sz w:val="24"/>
+          <w:szCs w:val="24"/>
+        </w:rPr>
+        <w:t xml:space="preserve"> Mann–Whitney U test, as review scores are clustered near the top of the 5-point scale and are not normally distributed. </w:t>
+      </w:r>
+    </w:p>
+    <w:p>
+      <w:pPr>
+        <w:numPr>
+          <w:ilvl w:val="0"/>
+          <w:numId w:val="5"/>
+        </w:numPr>
+        <w:spacing w:before="100" w:beforeAutospacing="1" w:after="100" w:afterAutospacing="1"/>
+        <w:rPr>
+          <w:rFonts w:asciiTheme="minorHAnsi" w:hAnsiTheme="minorHAnsi" w:cstheme="minorHAnsi"/>
+          <w:sz w:val="24"/>
+          <w:szCs w:val="24"/>
+        </w:rPr>
+      </w:pPr>
+      <w:r>
+        <w:rPr>
+          <w:rStyle w:val="Strong"/>
+          <w:rFonts w:asciiTheme="minorHAnsi" w:hAnsiTheme="minorHAnsi" w:cstheme="minorHAnsi"/>
+          <w:sz w:val="24"/>
+          <w:szCs w:val="24"/>
+        </w:rPr>
+        <w:t>Result:</w:t>
+      </w:r>
+      <w:r>
+        <w:rPr>
+          <w:rFonts w:asciiTheme="minorHAnsi" w:hAnsiTheme="minorHAnsi" w:cstheme="minorHAnsi"/>
+          <w:sz w:val="24"/>
+          <w:szCs w:val="24"/>
+        </w:rPr>
+        <w:t xml:space="preserve"> </w:t>
+      </w:r>
+      <w:r>
+        <w:rPr>
+          <w:rStyle w:val="Strong"/>
+          <w:rFonts w:asciiTheme="minorHAnsi" w:hAnsiTheme="minorHAnsi" w:cstheme="minorHAnsi"/>
+          <w:sz w:val="24"/>
+          <w:szCs w:val="24"/>
+        </w:rPr>
+        <w:t xml:space="preserve">U = [pull from </w:t>
+      </w:r>
+      <w:r>
+        <w:rPr>
+          <w:rStyle w:val="HTMLCode"/>
+          <w:rFonts w:asciiTheme="minorHAnsi" w:eastAsia="Calibri" w:hAnsiTheme="minorHAnsi" w:cstheme="minorHAnsi"/>
+          <w:b/>
+          <w:bCs/>
+          <w:sz w:val="24"/>
+          <w:szCs w:val="24"/>
+        </w:rPr>
+        <w:t>h2_result["statistic"]</w:t>
+      </w:r>
+      <w:r>
+        <w:rPr>
+          <w:rStyle w:val="Strong"/>
+          <w:rFonts w:asciiTheme="minorHAnsi" w:hAnsiTheme="minorHAnsi" w:cstheme="minorHAnsi"/>
+          <w:sz w:val="24"/>
+          <w:szCs w:val="24"/>
+        </w:rPr>
+        <w:t>]</w:t>
+      </w:r>
+      <w:r>
+        <w:rPr>
+          <w:rFonts w:asciiTheme="minorHAnsi" w:hAnsiTheme="minorHAnsi" w:cstheme="minorHAnsi"/>
+          <w:sz w:val="24"/>
+          <w:szCs w:val="24"/>
+        </w:rPr>
+        <w:t xml:space="preserve">, </w:t>
+      </w:r>
+      <w:r>
+        <w:rPr>
+          <w:rStyle w:val="Strong"/>
+          <w:rFonts w:asciiTheme="minorHAnsi" w:hAnsiTheme="minorHAnsi" w:cstheme="minorHAnsi"/>
+          <w:sz w:val="24"/>
+          <w:szCs w:val="24"/>
+        </w:rPr>
+        <w:t>p &lt; 0.001</w:t>
+      </w:r>
+      <w:r>
+        <w:rPr>
+          <w:rFonts w:asciiTheme="minorHAnsi" w:hAnsiTheme="minorHAnsi" w:cstheme="minorHAnsi"/>
+          <w:sz w:val="24"/>
+          <w:szCs w:val="24"/>
+        </w:rPr>
+        <w:t xml:space="preserve">, </w:t>
+      </w:r>
+      <w:r>
+        <w:rPr>
+          <w:rStyle w:val="Strong"/>
+          <w:rFonts w:asciiTheme="minorHAnsi" w:hAnsiTheme="minorHAnsi" w:cstheme="minorHAnsi"/>
+          <w:sz w:val="24"/>
+          <w:szCs w:val="24"/>
+        </w:rPr>
+        <w:t>rank-biserial effect size = 0.38 (medium)</w:t>
+      </w:r>
+      <w:r>
+        <w:rPr>
+          <w:rFonts w:asciiTheme="minorHAnsi" w:hAnsiTheme="minorHAnsi" w:cstheme="minorHAnsi"/>
+          <w:sz w:val="24"/>
+          <w:szCs w:val="24"/>
+        </w:rPr>
+        <w:t xml:space="preserve">; </w:t>
+      </w:r>
+      <w:r>
+        <w:rPr>
+          <w:rStyle w:val="Strong"/>
+          <w:rFonts w:asciiTheme="minorHAnsi" w:hAnsiTheme="minorHAnsi" w:cstheme="minorHAnsi"/>
+          <w:sz w:val="24"/>
+          <w:szCs w:val="24"/>
+        </w:rPr>
+        <w:t>95% CI:</w:t>
+      </w:r>
+      <w:r>
+        <w:rPr>
+          <w:rFonts w:asciiTheme="minorHAnsi" w:hAnsiTheme="minorHAnsi" w:cstheme="minorHAnsi"/>
+          <w:sz w:val="24"/>
+          <w:szCs w:val="24"/>
+        </w:rPr>
+        <w:t xml:space="preserve"> </w:t>
+      </w:r>
+      <w:r>
+        <w:rPr>
+          <w:rStyle w:val="Strong"/>
+          <w:rFonts w:asciiTheme="minorHAnsi" w:hAnsiTheme="minorHAnsi" w:cstheme="minorHAnsi"/>
+          <w:sz w:val="24"/>
+          <w:szCs w:val="24"/>
+        </w:rPr>
+        <w:t>0.14–0.16</w:t>
+      </w:r>
+      <w:r>
+        <w:rPr>
+          <w:rFonts w:asciiTheme="minorHAnsi" w:hAnsiTheme="minorHAnsi" w:cstheme="minorHAnsi"/>
+          <w:sz w:val="24"/>
+          <w:szCs w:val="24"/>
+        </w:rPr>
+        <w:t xml:space="preserve"> points. </w:t>
+      </w:r>
+    </w:p>
+    <w:p>
+      <w:pPr>
+        <w:numPr>
+          <w:ilvl w:val="0"/>
+          <w:numId w:val="5"/>
+        </w:numPr>
+        <w:spacing w:before="100" w:beforeAutospacing="1" w:after="100" w:afterAutospacing="1"/>
+        <w:rPr>
+          <w:rFonts w:asciiTheme="minorHAnsi" w:hAnsiTheme="minorHAnsi" w:cstheme="minorHAnsi"/>
+          <w:sz w:val="24"/>
+          <w:szCs w:val="24"/>
+        </w:rPr>
+      </w:pPr>
+      <w:r>
+        <w:rPr>
+          <w:rStyle w:val="Strong"/>
+          <w:rFonts w:asciiTheme="minorHAnsi" w:hAnsiTheme="minorHAnsi" w:cstheme="minorHAnsi"/>
+          <w:sz w:val="24"/>
+          <w:szCs w:val="24"/>
+        </w:rPr>
+        <w:t>Business interpretation:</w:t>
+      </w:r>
+      <w:r>
+        <w:rPr>
+          <w:rFonts w:asciiTheme="minorHAnsi" w:hAnsiTheme="minorHAnsi" w:cstheme="minorHAnsi"/>
+          <w:sz w:val="24"/>
+          <w:szCs w:val="24"/>
+        </w:rPr>
+        <w:t xml:space="preserve"> </w:t>
+      </w:r>
+      <w:proofErr w:type="spellStart"/>
+      <w:r>
+        <w:rPr>
+          <w:rFonts w:asciiTheme="minorHAnsi" w:hAnsiTheme="minorHAnsi" w:cstheme="minorHAnsi"/>
+          <w:sz w:val="24"/>
+          <w:szCs w:val="24"/>
+        </w:rPr>
+        <w:t>Superhost</w:t>
+      </w:r>
+      <w:proofErr w:type="spellEnd"/>
+      <w:r>
+        <w:rPr>
+          <w:rFonts w:asciiTheme="minorHAnsi" w:hAnsiTheme="minorHAnsi" w:cstheme="minorHAnsi"/>
+          <w:sz w:val="24"/>
+          <w:szCs w:val="24"/>
+        </w:rPr>
+        <w:t xml:space="preserve"> status is a reliable indicator of better guest satisfaction, although the review-score difference is relatively small. Together with the higher occupancy observed for </w:t>
+      </w:r>
+      <w:proofErr w:type="spellStart"/>
+      <w:r>
+        <w:rPr>
+          <w:rFonts w:asciiTheme="minorHAnsi" w:hAnsiTheme="minorHAnsi" w:cstheme="minorHAnsi"/>
+          <w:sz w:val="24"/>
+          <w:szCs w:val="24"/>
+        </w:rPr>
+        <w:t>Superhosts</w:t>
+      </w:r>
+      <w:proofErr w:type="spellEnd"/>
+      <w:r>
+        <w:rPr>
+          <w:rFonts w:asciiTheme="minorHAnsi" w:hAnsiTheme="minorHAnsi" w:cstheme="minorHAnsi"/>
+          <w:sz w:val="24"/>
+          <w:szCs w:val="24"/>
+        </w:rPr>
+        <w:t xml:space="preserve">, its greatest business value lies in its association with stronger occupancy performance. </w:t>
+      </w:r>
+    </w:p>
+    <w:p>
+      <w:pPr>
+        <w:spacing w:after="240"/>
+        <w:rPr>
+          <w:color w:val="9CA3AF"/>
+        </w:rPr>
+      </w:pPr>
+    </w:p>
+    <w:p>
+      <w:pPr>
+        <w:spacing w:after="240"/>
+        <w:rPr>
+          <w:color w:val="9CA3AF"/>
+        </w:rPr>
+      </w:pPr>
+    </w:p>
+    <w:p>
+      <w:pPr>
+        <w:spacing w:after="240"/>
+        <w:rPr>
+          <w:color w:val="9CA3AF"/>
+        </w:rPr>
+      </w:pPr>
+    </w:p>
+    <w:p>
+      <w:pPr>
+        <w:spacing w:after="240"/>
+        <w:rPr>
+          <w:color w:val="9CA3AF"/>
+        </w:rPr>
+      </w:pPr>
+    </w:p>
+    <w:p>
+      <w:pPr>
+        <w:pStyle w:val="Heading3"/>
+        <w:rPr>
+          <w:rFonts w:asciiTheme="minorHAnsi" w:hAnsiTheme="minorHAnsi" w:cstheme="minorHAnsi"/>
+        </w:rPr>
+      </w:pPr>
+      <w:r>
+        <w:rPr>
+          <w:rStyle w:val="Strong"/>
+          <w:rFonts w:asciiTheme="minorHAnsi" w:hAnsiTheme="minorHAnsi" w:cstheme="minorHAnsi"/>
+          <w:b w:val="0"/>
+          <w:bCs w:val="0"/>
+        </w:rPr>
+        <w:t xml:space="preserve">H4: Price by </w:t>
+      </w:r>
+      <w:proofErr w:type="spellStart"/>
+      <w:r>
+        <w:rPr>
+          <w:rStyle w:val="Strong"/>
+          <w:rFonts w:asciiTheme="minorHAnsi" w:hAnsiTheme="minorHAnsi" w:cstheme="minorHAnsi"/>
+          <w:b w:val="0"/>
+          <w:bCs w:val="0"/>
+        </w:rPr>
+        <w:t>Neighbourhood</w:t>
+      </w:r>
+      <w:proofErr w:type="spellEnd"/>
+    </w:p>
+    <w:p>
+      <w:pPr>
+        <w:numPr>
+          <w:ilvl w:val="0"/>
+          <w:numId w:val="6"/>
+        </w:numPr>
+        <w:spacing w:before="100" w:beforeAutospacing="1" w:after="100" w:afterAutospacing="1"/>
+        <w:rPr>
+          <w:rFonts w:asciiTheme="minorHAnsi" w:hAnsiTheme="minorHAnsi" w:cstheme="minorHAnsi"/>
+          <w:sz w:val="24"/>
+          <w:szCs w:val="24"/>
+        </w:rPr>
+      </w:pPr>
+      <w:r>
+        <w:rPr>
+          <w:rStyle w:val="Strong"/>
+          <w:rFonts w:asciiTheme="minorHAnsi" w:hAnsiTheme="minorHAnsi" w:cstheme="minorHAnsi"/>
+          <w:sz w:val="24"/>
+          <w:szCs w:val="24"/>
+        </w:rPr>
+        <w:t>H₀:</w:t>
+      </w:r>
+      <w:r>
+        <w:rPr>
+          <w:rFonts w:asciiTheme="minorHAnsi" w:hAnsiTheme="minorHAnsi" w:cstheme="minorHAnsi"/>
+          <w:sz w:val="24"/>
+          <w:szCs w:val="24"/>
+        </w:rPr>
+        <w:t xml:space="preserve"> Mean nightly price is the same across all neighbourhoods. </w:t>
+      </w:r>
+    </w:p>
+    <w:p>
+      <w:pPr>
+        <w:numPr>
+          <w:ilvl w:val="0"/>
+          <w:numId w:val="6"/>
+        </w:numPr>
+        <w:spacing w:before="100" w:beforeAutospacing="1" w:after="100" w:afterAutospacing="1"/>
+        <w:rPr>
+          <w:rFonts w:asciiTheme="minorHAnsi" w:hAnsiTheme="minorHAnsi" w:cstheme="minorHAnsi"/>
+          <w:sz w:val="24"/>
+          <w:szCs w:val="24"/>
+        </w:rPr>
+      </w:pPr>
+      <w:r>
+        <w:rPr>
+          <w:rStyle w:val="Strong"/>
+          <w:rFonts w:asciiTheme="minorHAnsi" w:hAnsiTheme="minorHAnsi" w:cstheme="minorHAnsi"/>
+          <w:sz w:val="24"/>
+          <w:szCs w:val="24"/>
+        </w:rPr>
+        <w:t>Hₐ:</w:t>
+      </w:r>
+      <w:r>
+        <w:rPr>
+          <w:rFonts w:asciiTheme="minorHAnsi" w:hAnsiTheme="minorHAnsi" w:cstheme="minorHAnsi"/>
+          <w:sz w:val="24"/>
+          <w:szCs w:val="24"/>
+        </w:rPr>
+        <w:t xml:space="preserve"> Mean nightly price differs for at least one neighbourhood. </w:t>
+      </w:r>
+    </w:p>
+    <w:p>
+      <w:pPr>
+        <w:numPr>
+          <w:ilvl w:val="0"/>
+          <w:numId w:val="6"/>
+        </w:numPr>
+        <w:spacing w:before="100" w:beforeAutospacing="1" w:after="100" w:afterAutospacing="1"/>
+        <w:rPr>
+          <w:rFonts w:asciiTheme="minorHAnsi" w:hAnsiTheme="minorHAnsi" w:cstheme="minorHAnsi"/>
+          <w:sz w:val="24"/>
+          <w:szCs w:val="24"/>
+        </w:rPr>
+      </w:pPr>
+      <w:r>
+        <w:rPr>
+          <w:rStyle w:val="Strong"/>
+          <w:rFonts w:asciiTheme="minorHAnsi" w:hAnsiTheme="minorHAnsi" w:cstheme="minorHAnsi"/>
+          <w:sz w:val="24"/>
+          <w:szCs w:val="24"/>
+        </w:rPr>
+        <w:t>Test used:</w:t>
+      </w:r>
+      <w:r>
+        <w:rPr>
+          <w:rFonts w:asciiTheme="minorHAnsi" w:hAnsiTheme="minorHAnsi" w:cstheme="minorHAnsi"/>
+          <w:sz w:val="24"/>
+          <w:szCs w:val="24"/>
+        </w:rPr>
+        <w:t xml:space="preserve"> One-way ANOVA across </w:t>
+      </w:r>
+      <w:r>
+        <w:rPr>
+          <w:rStyle w:val="Strong"/>
+          <w:rFonts w:asciiTheme="minorHAnsi" w:hAnsiTheme="minorHAnsi" w:cstheme="minorHAnsi"/>
+          <w:sz w:val="24"/>
+          <w:szCs w:val="24"/>
+        </w:rPr>
+        <w:t>111 neighbourhoods</w:t>
+      </w:r>
+      <w:r>
+        <w:rPr>
+          <w:rFonts w:asciiTheme="minorHAnsi" w:hAnsiTheme="minorHAnsi" w:cstheme="minorHAnsi"/>
+          <w:sz w:val="24"/>
+          <w:szCs w:val="24"/>
+        </w:rPr>
+        <w:t xml:space="preserve">, followed by </w:t>
+      </w:r>
+      <w:r>
+        <w:rPr>
+          <w:rStyle w:val="Strong"/>
+          <w:rFonts w:asciiTheme="minorHAnsi" w:hAnsiTheme="minorHAnsi" w:cstheme="minorHAnsi"/>
+          <w:sz w:val="24"/>
+          <w:szCs w:val="24"/>
+        </w:rPr>
+        <w:t>Tukey HSD</w:t>
+      </w:r>
+      <w:r>
+        <w:rPr>
+          <w:rFonts w:asciiTheme="minorHAnsi" w:hAnsiTheme="minorHAnsi" w:cstheme="minorHAnsi"/>
+          <w:sz w:val="24"/>
+          <w:szCs w:val="24"/>
+        </w:rPr>
+        <w:t xml:space="preserve"> to identify which neighbourhood pairs differ. </w:t>
+      </w:r>
+    </w:p>
+    <w:p>
+      <w:pPr>
+        <w:numPr>
+          <w:ilvl w:val="0"/>
+          <w:numId w:val="6"/>
+        </w:numPr>
+        <w:spacing w:before="100" w:beforeAutospacing="1" w:after="100" w:afterAutospacing="1"/>
+        <w:rPr>
+          <w:rFonts w:asciiTheme="minorHAnsi" w:hAnsiTheme="minorHAnsi" w:cstheme="minorHAnsi"/>
+          <w:sz w:val="24"/>
+          <w:szCs w:val="24"/>
+        </w:rPr>
+      </w:pPr>
+      <w:r>
+        <w:rPr>
+          <w:rStyle w:val="Strong"/>
+          <w:rFonts w:asciiTheme="minorHAnsi" w:hAnsiTheme="minorHAnsi" w:cstheme="minorHAnsi"/>
+          <w:sz w:val="24"/>
+          <w:szCs w:val="24"/>
+        </w:rPr>
+        <w:lastRenderedPageBreak/>
+        <w:t>Result:</w:t>
+      </w:r>
+      <w:r>
+        <w:rPr>
+          <w:rFonts w:asciiTheme="minorHAnsi" w:hAnsiTheme="minorHAnsi" w:cstheme="minorHAnsi"/>
+          <w:sz w:val="24"/>
+          <w:szCs w:val="24"/>
+        </w:rPr>
+        <w:t xml:space="preserve"> </w:t>
+      </w:r>
+      <w:r>
+        <w:rPr>
+          <w:rStyle w:val="Strong"/>
+          <w:rFonts w:asciiTheme="minorHAnsi" w:hAnsiTheme="minorHAnsi" w:cstheme="minorHAnsi"/>
+          <w:sz w:val="24"/>
+          <w:szCs w:val="24"/>
+        </w:rPr>
+        <w:t xml:space="preserve">F = [pull from </w:t>
+      </w:r>
+      <w:r>
+        <w:rPr>
+          <w:rStyle w:val="HTMLCode"/>
+          <w:rFonts w:asciiTheme="minorHAnsi" w:eastAsia="Calibri" w:hAnsiTheme="minorHAnsi" w:cstheme="minorHAnsi"/>
+          <w:b/>
+          <w:bCs/>
+          <w:sz w:val="24"/>
+          <w:szCs w:val="24"/>
+        </w:rPr>
+        <w:t>h4_result["</w:t>
+      </w:r>
+      <w:proofErr w:type="spellStart"/>
+      <w:r>
+        <w:rPr>
+          <w:rStyle w:val="HTMLCode"/>
+          <w:rFonts w:asciiTheme="minorHAnsi" w:eastAsia="Calibri" w:hAnsiTheme="minorHAnsi" w:cstheme="minorHAnsi"/>
+          <w:b/>
+          <w:bCs/>
+          <w:sz w:val="24"/>
+          <w:szCs w:val="24"/>
+        </w:rPr>
+        <w:t>f_stat</w:t>
+      </w:r>
+      <w:proofErr w:type="spellEnd"/>
+      <w:r>
+        <w:rPr>
+          <w:rStyle w:val="HTMLCode"/>
+          <w:rFonts w:asciiTheme="minorHAnsi" w:eastAsia="Calibri" w:hAnsiTheme="minorHAnsi" w:cstheme="minorHAnsi"/>
+          <w:b/>
+          <w:bCs/>
+          <w:sz w:val="24"/>
+          <w:szCs w:val="24"/>
+        </w:rPr>
+        <w:t>"]</w:t>
+      </w:r>
+      <w:r>
+        <w:rPr>
+          <w:rStyle w:val="Strong"/>
+          <w:rFonts w:asciiTheme="minorHAnsi" w:hAnsiTheme="minorHAnsi" w:cstheme="minorHAnsi"/>
+          <w:sz w:val="24"/>
+          <w:szCs w:val="24"/>
+        </w:rPr>
+        <w:t>]</w:t>
+      </w:r>
+      <w:r>
+        <w:rPr>
+          <w:rFonts w:asciiTheme="minorHAnsi" w:hAnsiTheme="minorHAnsi" w:cstheme="minorHAnsi"/>
+          <w:sz w:val="24"/>
+          <w:szCs w:val="24"/>
+        </w:rPr>
+        <w:t xml:space="preserve">, </w:t>
+      </w:r>
+      <w:r>
+        <w:rPr>
+          <w:rStyle w:val="Strong"/>
+          <w:rFonts w:asciiTheme="minorHAnsi" w:hAnsiTheme="minorHAnsi" w:cstheme="minorHAnsi"/>
+          <w:sz w:val="24"/>
+          <w:szCs w:val="24"/>
+        </w:rPr>
+        <w:t>p &lt; 0.001</w:t>
+      </w:r>
+      <w:r>
+        <w:rPr>
+          <w:rFonts w:asciiTheme="minorHAnsi" w:hAnsiTheme="minorHAnsi" w:cstheme="minorHAnsi"/>
+          <w:sz w:val="24"/>
+          <w:szCs w:val="24"/>
+        </w:rPr>
+        <w:t xml:space="preserve">, </w:t>
+      </w:r>
+      <w:r>
+        <w:rPr>
+          <w:rStyle w:val="Strong"/>
+          <w:rFonts w:asciiTheme="minorHAnsi" w:hAnsiTheme="minorHAnsi" w:cstheme="minorHAnsi"/>
+          <w:sz w:val="24"/>
+          <w:szCs w:val="24"/>
+        </w:rPr>
+        <w:t>eta-squared = 0.039 (small effect)</w:t>
+      </w:r>
+      <w:r>
+        <w:rPr>
+          <w:rFonts w:asciiTheme="minorHAnsi" w:hAnsiTheme="minorHAnsi" w:cstheme="minorHAnsi"/>
+          <w:sz w:val="24"/>
+          <w:szCs w:val="24"/>
+        </w:rPr>
+        <w:t xml:space="preserve">. Tukey HSD identified </w:t>
+      </w:r>
+      <w:r>
+        <w:rPr>
+          <w:rStyle w:val="Strong"/>
+          <w:rFonts w:asciiTheme="minorHAnsi" w:hAnsiTheme="minorHAnsi" w:cstheme="minorHAnsi"/>
+          <w:sz w:val="24"/>
+          <w:szCs w:val="24"/>
+        </w:rPr>
+        <w:t>81 significant neighbourhood pairs</w:t>
+      </w:r>
+      <w:r>
+        <w:rPr>
+          <w:rFonts w:asciiTheme="minorHAnsi" w:hAnsiTheme="minorHAnsi" w:cstheme="minorHAnsi"/>
+          <w:sz w:val="24"/>
+          <w:szCs w:val="24"/>
+        </w:rPr>
+        <w:t xml:space="preserve">, with the largest difference between </w:t>
+      </w:r>
+      <w:r>
+        <w:rPr>
+          <w:rStyle w:val="Strong"/>
+          <w:rFonts w:asciiTheme="minorHAnsi" w:hAnsiTheme="minorHAnsi" w:cstheme="minorHAnsi"/>
+          <w:sz w:val="24"/>
+          <w:szCs w:val="24"/>
+        </w:rPr>
+        <w:t xml:space="preserve">Morningside and </w:t>
+      </w:r>
+      <w:r>
+        <w:rPr>
+          <w:rStyle w:val="Strong"/>
+          <w:rFonts w:asciiTheme="minorHAnsi" w:hAnsiTheme="minorHAnsi" w:cstheme="minorHAnsi"/>
+          <w:sz w:val="24"/>
+          <w:szCs w:val="24"/>
+        </w:rPr>
+        <w:t>Craig</w:t>
+      </w:r>
+      <w:r>
+        <w:rPr>
+          <w:rStyle w:val="Strong"/>
+          <w:rFonts w:asciiTheme="minorHAnsi" w:hAnsiTheme="minorHAnsi" w:cstheme="minorHAnsi"/>
+          <w:sz w:val="24"/>
+          <w:szCs w:val="24"/>
+        </w:rPr>
+        <w:t xml:space="preserve"> </w:t>
+      </w:r>
+      <w:r>
+        <w:rPr>
+          <w:rStyle w:val="Strong"/>
+          <w:rFonts w:asciiTheme="minorHAnsi" w:hAnsiTheme="minorHAnsi" w:cstheme="minorHAnsi"/>
+          <w:sz w:val="24"/>
+          <w:szCs w:val="24"/>
+        </w:rPr>
+        <w:t>house</w:t>
+      </w:r>
+      <w:r>
+        <w:rPr>
+          <w:rStyle w:val="Strong"/>
+          <w:rFonts w:asciiTheme="minorHAnsi" w:hAnsiTheme="minorHAnsi" w:cstheme="minorHAnsi"/>
+          <w:sz w:val="24"/>
+          <w:szCs w:val="24"/>
+        </w:rPr>
+        <w:t xml:space="preserve"> (£793.56)</w:t>
+      </w:r>
+      <w:r>
+        <w:rPr>
+          <w:rFonts w:asciiTheme="minorHAnsi" w:hAnsiTheme="minorHAnsi" w:cstheme="minorHAnsi"/>
+          <w:sz w:val="24"/>
+          <w:szCs w:val="24"/>
+        </w:rPr>
+        <w:t xml:space="preserve"> and </w:t>
+      </w:r>
+      <w:r>
+        <w:rPr>
+          <w:rStyle w:val="Strong"/>
+          <w:rFonts w:asciiTheme="minorHAnsi" w:hAnsiTheme="minorHAnsi" w:cstheme="minorHAnsi"/>
+          <w:sz w:val="24"/>
+          <w:szCs w:val="24"/>
+        </w:rPr>
+        <w:t>Cloven</w:t>
+      </w:r>
+      <w:r>
+        <w:rPr>
+          <w:rStyle w:val="Strong"/>
+          <w:rFonts w:asciiTheme="minorHAnsi" w:hAnsiTheme="minorHAnsi" w:cstheme="minorHAnsi"/>
+          <w:sz w:val="24"/>
+          <w:szCs w:val="24"/>
+        </w:rPr>
+        <w:t xml:space="preserve"> </w:t>
+      </w:r>
+      <w:r>
+        <w:rPr>
+          <w:rStyle w:val="Strong"/>
+          <w:rFonts w:asciiTheme="minorHAnsi" w:hAnsiTheme="minorHAnsi" w:cstheme="minorHAnsi"/>
+          <w:sz w:val="24"/>
+          <w:szCs w:val="24"/>
+        </w:rPr>
+        <w:t>stone and Wester Hailes (£50.46)</w:t>
+      </w:r>
+      <w:r>
+        <w:rPr>
+          <w:rFonts w:asciiTheme="minorHAnsi" w:hAnsiTheme="minorHAnsi" w:cstheme="minorHAnsi"/>
+          <w:sz w:val="24"/>
+          <w:szCs w:val="24"/>
+        </w:rPr>
+        <w:t xml:space="preserve">. </w:t>
+      </w:r>
+    </w:p>
+    <w:p>
+      <w:pPr>
+        <w:numPr>
+          <w:ilvl w:val="0"/>
+          <w:numId w:val="6"/>
+        </w:numPr>
+        <w:spacing w:before="100" w:beforeAutospacing="1" w:after="100" w:afterAutospacing="1"/>
+        <w:rPr>
+          <w:rFonts w:asciiTheme="minorHAnsi" w:hAnsiTheme="minorHAnsi" w:cstheme="minorHAnsi"/>
+          <w:sz w:val="24"/>
+          <w:szCs w:val="24"/>
+        </w:rPr>
+      </w:pPr>
+      <w:r>
+        <w:rPr>
+          <w:rStyle w:val="Strong"/>
+          <w:rFonts w:asciiTheme="minorHAnsi" w:hAnsiTheme="minorHAnsi" w:cstheme="minorHAnsi"/>
+          <w:sz w:val="24"/>
+          <w:szCs w:val="24"/>
+        </w:rPr>
+        <w:t>Business interpretation:</w:t>
+      </w:r>
+      <w:r>
+        <w:rPr>
+          <w:rFonts w:asciiTheme="minorHAnsi" w:hAnsiTheme="minorHAnsi" w:cstheme="minorHAnsi"/>
+          <w:sz w:val="24"/>
+          <w:szCs w:val="24"/>
+        </w:rPr>
+        <w:t xml:space="preserve"> Location has a significant impact on price, but it explains only </w:t>
+      </w:r>
+      <w:r>
+        <w:rPr>
+          <w:rStyle w:val="Strong"/>
+          <w:rFonts w:asciiTheme="minorHAnsi" w:hAnsiTheme="minorHAnsi" w:cstheme="minorHAnsi"/>
+          <w:sz w:val="24"/>
+          <w:szCs w:val="24"/>
+        </w:rPr>
+        <w:t>3.9%</w:t>
+      </w:r>
+      <w:r>
+        <w:rPr>
+          <w:rFonts w:asciiTheme="minorHAnsi" w:hAnsiTheme="minorHAnsi" w:cstheme="minorHAnsi"/>
+          <w:sz w:val="24"/>
+          <w:szCs w:val="24"/>
+        </w:rPr>
+        <w:t xml:space="preserve"> of the overall price variation. This suggests that factors such as property type, size, and amenities have a greater overall influence on pricing than neighbourhood alone.</w:t>
+      </w:r>
+    </w:p>
+    <w:p>
+      <w:pPr>
+        <w:spacing w:after="240"/>
+        <w:rPr>
+          <w:color w:val="9CA3AF"/>
+        </w:rPr>
+      </w:pPr>
+    </w:p>
+    <w:p>
+      <w:pPr>
+        <w:pStyle w:val="Heading2"/>
+        <w:spacing w:before="280" w:after="160"/>
+      </w:pPr>
+      <w:bookmarkStart w:id="22" w:name="_Toc234499951"/>
+      <w:r>
+        <w:t>7.2 Confidence Intervals &amp; Effect Sizes</w:t>
+      </w:r>
+      <w:bookmarkEnd w:id="22"/>
+    </w:p>
+    <w:p>
+      <w:pPr>
+        <w:spacing w:before="100" w:beforeAutospacing="1" w:after="100" w:afterAutospacing="1"/>
+        <w:rPr>
+          <w:rFonts w:asciiTheme="minorHAnsi" w:eastAsia="Times New Roman" w:hAnsiTheme="minorHAnsi" w:cstheme="minorHAnsi"/>
+          <w:sz w:val="24"/>
+          <w:szCs w:val="24"/>
+          <w:lang w:val="en-US"/>
+        </w:rPr>
+      </w:pPr>
+      <w:r>
+        <w:rPr>
+          <w:rFonts w:asciiTheme="minorHAnsi" w:eastAsia="Times New Roman" w:hAnsiTheme="minorHAnsi" w:cstheme="minorHAnsi"/>
+          <w:sz w:val="24"/>
+          <w:szCs w:val="24"/>
+          <w:lang w:val="en-US"/>
+        </w:rPr>
+        <w:t xml:space="preserve">A </w:t>
+      </w:r>
+      <w:r>
+        <w:rPr>
+          <w:rFonts w:asciiTheme="minorHAnsi" w:eastAsia="Times New Roman" w:hAnsiTheme="minorHAnsi" w:cstheme="minorHAnsi"/>
+          <w:b/>
+          <w:bCs/>
+          <w:sz w:val="24"/>
+          <w:szCs w:val="24"/>
+          <w:lang w:val="en-US"/>
+        </w:rPr>
+        <w:t>low p-value</w:t>
+      </w:r>
+      <w:r>
+        <w:rPr>
+          <w:rFonts w:asciiTheme="minorHAnsi" w:eastAsia="Times New Roman" w:hAnsiTheme="minorHAnsi" w:cstheme="minorHAnsi"/>
+          <w:sz w:val="24"/>
+          <w:szCs w:val="24"/>
+          <w:lang w:val="en-US"/>
+        </w:rPr>
+        <w:t xml:space="preserve"> shows that the results are unlikely to have occurred by chance, but it does </w:t>
+      </w:r>
+      <w:r>
+        <w:rPr>
+          <w:rFonts w:asciiTheme="minorHAnsi" w:eastAsia="Times New Roman" w:hAnsiTheme="minorHAnsi" w:cstheme="minorHAnsi"/>
+          <w:b/>
+          <w:bCs/>
+          <w:sz w:val="24"/>
+          <w:szCs w:val="24"/>
+          <w:lang w:val="en-US"/>
+        </w:rPr>
+        <w:t>not</w:t>
+      </w:r>
+      <w:r>
+        <w:rPr>
+          <w:rFonts w:asciiTheme="minorHAnsi" w:eastAsia="Times New Roman" w:hAnsiTheme="minorHAnsi" w:cstheme="minorHAnsi"/>
+          <w:sz w:val="24"/>
+          <w:szCs w:val="24"/>
+          <w:lang w:val="en-US"/>
+        </w:rPr>
+        <w:t xml:space="preserve"> indicate how important or meaningful the difference is in practice. For this reason, each hypothesis also includes an </w:t>
+      </w:r>
+      <w:r>
+        <w:rPr>
+          <w:rFonts w:asciiTheme="minorHAnsi" w:eastAsia="Times New Roman" w:hAnsiTheme="minorHAnsi" w:cstheme="minorHAnsi"/>
+          <w:b/>
+          <w:bCs/>
+          <w:sz w:val="24"/>
+          <w:szCs w:val="24"/>
+          <w:lang w:val="en-US"/>
+        </w:rPr>
+        <w:t>effect size</w:t>
+      </w:r>
+      <w:r>
+        <w:rPr>
+          <w:rFonts w:asciiTheme="minorHAnsi" w:eastAsia="Times New Roman" w:hAnsiTheme="minorHAnsi" w:cstheme="minorHAnsi"/>
+          <w:sz w:val="24"/>
+          <w:szCs w:val="24"/>
+          <w:lang w:val="en-US"/>
+        </w:rPr>
+        <w:t xml:space="preserve">, which shows the strength of the relationship, and a </w:t>
+      </w:r>
+      <w:r>
+        <w:rPr>
+          <w:rFonts w:asciiTheme="minorHAnsi" w:eastAsia="Times New Roman" w:hAnsiTheme="minorHAnsi" w:cstheme="minorHAnsi"/>
+          <w:b/>
+          <w:bCs/>
+          <w:sz w:val="24"/>
+          <w:szCs w:val="24"/>
+          <w:lang w:val="en-US"/>
+        </w:rPr>
+        <w:t>95% confidence interval (CI)</w:t>
+      </w:r>
+      <w:r>
+        <w:rPr>
+          <w:rFonts w:asciiTheme="minorHAnsi" w:eastAsia="Times New Roman" w:hAnsiTheme="minorHAnsi" w:cstheme="minorHAnsi"/>
+          <w:sz w:val="24"/>
+          <w:szCs w:val="24"/>
+          <w:lang w:val="en-US"/>
+        </w:rPr>
+        <w:t xml:space="preserve">, which gives the likely range of the true difference. A </w:t>
+      </w:r>
+      <w:r>
+        <w:rPr>
+          <w:rFonts w:asciiTheme="minorHAnsi" w:eastAsia="Times New Roman" w:hAnsiTheme="minorHAnsi" w:cstheme="minorHAnsi"/>
+          <w:b/>
+          <w:bCs/>
+          <w:sz w:val="24"/>
+          <w:szCs w:val="24"/>
+          <w:lang w:val="en-US"/>
+        </w:rPr>
+        <w:t>narrow confidence interval</w:t>
+      </w:r>
+      <w:r>
+        <w:rPr>
+          <w:rFonts w:asciiTheme="minorHAnsi" w:eastAsia="Times New Roman" w:hAnsiTheme="minorHAnsi" w:cstheme="minorHAnsi"/>
+          <w:sz w:val="24"/>
+          <w:szCs w:val="24"/>
+          <w:lang w:val="en-US"/>
+        </w:rPr>
+        <w:t xml:space="preserve"> indicates a more precise estimate, while a wider interval suggests greater uncertainty.</w:t>
+      </w:r>
+    </w:p>
+    <w:p>
+      <w:pPr>
+        <w:spacing w:before="100" w:beforeAutospacing="1" w:after="100" w:afterAutospacing="1"/>
+        <w:rPr>
+          <w:rFonts w:asciiTheme="minorHAnsi" w:eastAsia="Times New Roman" w:hAnsiTheme="minorHAnsi" w:cstheme="minorHAnsi"/>
+          <w:sz w:val="24"/>
+          <w:szCs w:val="24"/>
+          <w:lang w:val="en-US"/>
+        </w:rPr>
+      </w:pPr>
+      <w:r>
+        <w:rPr>
+          <w:rFonts w:asciiTheme="minorHAnsi" w:eastAsia="Times New Roman" w:hAnsiTheme="minorHAnsi" w:cstheme="minorHAnsi"/>
+          <w:sz w:val="24"/>
+          <w:szCs w:val="24"/>
+          <w:lang w:val="en-US"/>
+        </w:rPr>
+        <w:t>As shown in the summary table, although all three hypotheses were statistically significant (</w:t>
+      </w:r>
+      <w:r>
+        <w:rPr>
+          <w:rFonts w:asciiTheme="minorHAnsi" w:eastAsia="Times New Roman" w:hAnsiTheme="minorHAnsi" w:cstheme="minorHAnsi"/>
+          <w:b/>
+          <w:bCs/>
+          <w:sz w:val="24"/>
+          <w:szCs w:val="24"/>
+          <w:lang w:val="en-US"/>
+        </w:rPr>
+        <w:t>p &lt; 0.001</w:t>
+      </w:r>
+      <w:r>
+        <w:rPr>
+          <w:rFonts w:asciiTheme="minorHAnsi" w:eastAsia="Times New Roman" w:hAnsiTheme="minorHAnsi" w:cstheme="minorHAnsi"/>
+          <w:sz w:val="24"/>
+          <w:szCs w:val="24"/>
+          <w:lang w:val="en-US"/>
+        </w:rPr>
+        <w:t xml:space="preserve">), their practical importance differs. </w:t>
+      </w:r>
+      <w:r>
+        <w:rPr>
+          <w:rFonts w:asciiTheme="minorHAnsi" w:eastAsia="Times New Roman" w:hAnsiTheme="minorHAnsi" w:cstheme="minorHAnsi"/>
+          <w:b/>
+          <w:bCs/>
+          <w:sz w:val="24"/>
+          <w:szCs w:val="24"/>
+          <w:lang w:val="en-US"/>
+        </w:rPr>
+        <w:t>H1 (room type)</w:t>
+      </w:r>
+      <w:r>
+        <w:rPr>
+          <w:rFonts w:asciiTheme="minorHAnsi" w:eastAsia="Times New Roman" w:hAnsiTheme="minorHAnsi" w:cstheme="minorHAnsi"/>
+          <w:sz w:val="24"/>
+          <w:szCs w:val="24"/>
+          <w:lang w:val="en-US"/>
+        </w:rPr>
+        <w:t xml:space="preserve"> has the strongest and most meaningful effect, </w:t>
+      </w:r>
+      <w:r>
+        <w:rPr>
+          <w:rFonts w:asciiTheme="minorHAnsi" w:eastAsia="Times New Roman" w:hAnsiTheme="minorHAnsi" w:cstheme="minorHAnsi"/>
+          <w:b/>
+          <w:bCs/>
+          <w:sz w:val="24"/>
+          <w:szCs w:val="24"/>
+          <w:lang w:val="en-US"/>
+        </w:rPr>
+        <w:t>H2 (</w:t>
+      </w:r>
+      <w:proofErr w:type="spellStart"/>
+      <w:r>
+        <w:rPr>
+          <w:rFonts w:asciiTheme="minorHAnsi" w:eastAsia="Times New Roman" w:hAnsiTheme="minorHAnsi" w:cstheme="minorHAnsi"/>
+          <w:b/>
+          <w:bCs/>
+          <w:sz w:val="24"/>
+          <w:szCs w:val="24"/>
+          <w:lang w:val="en-US"/>
+        </w:rPr>
+        <w:t>Superhost</w:t>
+      </w:r>
+      <w:proofErr w:type="spellEnd"/>
+      <w:r>
+        <w:rPr>
+          <w:rFonts w:asciiTheme="minorHAnsi" w:eastAsia="Times New Roman" w:hAnsiTheme="minorHAnsi" w:cstheme="minorHAnsi"/>
+          <w:b/>
+          <w:bCs/>
+          <w:sz w:val="24"/>
+          <w:szCs w:val="24"/>
+          <w:lang w:val="en-US"/>
+        </w:rPr>
+        <w:t xml:space="preserve"> status)</w:t>
+      </w:r>
+      <w:r>
+        <w:rPr>
+          <w:rFonts w:asciiTheme="minorHAnsi" w:eastAsia="Times New Roman" w:hAnsiTheme="minorHAnsi" w:cstheme="minorHAnsi"/>
+          <w:sz w:val="24"/>
+          <w:szCs w:val="24"/>
+          <w:lang w:val="en-US"/>
+        </w:rPr>
+        <w:t xml:space="preserve"> shows a moderate but useful effect, and </w:t>
+      </w:r>
+      <w:r>
+        <w:rPr>
+          <w:rFonts w:asciiTheme="minorHAnsi" w:eastAsia="Times New Roman" w:hAnsiTheme="minorHAnsi" w:cstheme="minorHAnsi"/>
+          <w:b/>
+          <w:bCs/>
+          <w:sz w:val="24"/>
+          <w:szCs w:val="24"/>
+          <w:lang w:val="en-US"/>
+        </w:rPr>
+        <w:t>H4 (</w:t>
+      </w:r>
+      <w:proofErr w:type="spellStart"/>
+      <w:r>
+        <w:rPr>
+          <w:rFonts w:asciiTheme="minorHAnsi" w:eastAsia="Times New Roman" w:hAnsiTheme="minorHAnsi" w:cstheme="minorHAnsi"/>
+          <w:b/>
+          <w:bCs/>
+          <w:sz w:val="24"/>
+          <w:szCs w:val="24"/>
+          <w:lang w:val="en-US"/>
+        </w:rPr>
+        <w:t>neighbourhood</w:t>
+      </w:r>
+      <w:proofErr w:type="spellEnd"/>
+      <w:r>
+        <w:rPr>
+          <w:rFonts w:asciiTheme="minorHAnsi" w:eastAsia="Times New Roman" w:hAnsiTheme="minorHAnsi" w:cstheme="minorHAnsi"/>
+          <w:b/>
+          <w:bCs/>
+          <w:sz w:val="24"/>
+          <w:szCs w:val="24"/>
+          <w:lang w:val="en-US"/>
+        </w:rPr>
+        <w:t>)</w:t>
+      </w:r>
+      <w:r>
+        <w:rPr>
+          <w:rFonts w:asciiTheme="minorHAnsi" w:eastAsia="Times New Roman" w:hAnsiTheme="minorHAnsi" w:cstheme="minorHAnsi"/>
+          <w:sz w:val="24"/>
+          <w:szCs w:val="24"/>
+          <w:lang w:val="en-US"/>
+        </w:rPr>
+        <w:t xml:space="preserve"> has the smallest practical impact despite being statistically significant. This provides a clearer basis for decision-making than relying on p-values alone.</w:t>
+      </w:r>
+    </w:p>
+    <w:tbl>
+      <w:tblPr>
+        <w:tblStyle w:val="PlainTable1"/>
+        <w:tblW w:w="0" w:type="auto"/>
+        <w:tblLook w:val="04A0" w:firstRow="1" w:lastRow="0" w:firstColumn="1" w:lastColumn="0" w:noHBand="0" w:noVBand="1"/>
+      </w:tblPr>
+      <w:tblGrid>
+        <w:gridCol w:w="1870"/>
+        <w:gridCol w:w="1870"/>
+        <w:gridCol w:w="1870"/>
+        <w:gridCol w:w="1870"/>
+        <w:gridCol w:w="1870"/>
+      </w:tblGrid>
+      <w:tr>
+        <w:trPr>
+          <w:cnfStyle w:val="100000000000" w:firstRow="1" w:lastRow="0" w:firstColumn="0" w:lastColumn="0" w:oddVBand="0" w:evenVBand="0" w:oddHBand="0" w:evenHBand="0" w:firstRowFirstColumn="0" w:firstRowLastColumn="0" w:lastRowFirstColumn="0" w:lastRowLastColumn="0"/>
+        </w:trPr>
+        <w:tc>
+          <w:tcPr>
+            <w:cnfStyle w:val="001000000000" w:firstRow="0" w:lastRow="0" w:firstColumn="1" w:lastColumn="0" w:oddVBand="0" w:evenVBand="0" w:oddHBand="0" w:evenHBand="0" w:firstRowFirstColumn="0" w:firstRowLastColumn="0" w:lastRowFirstColumn="0" w:lastRowLastColumn="0"/>
+            <w:tcW w:w="1870" w:type="dxa"/>
+          </w:tcPr>
+          <w:p>
+            <w:pPr>
+              <w:spacing w:after="240"/>
+              <w:jc w:val="center"/>
+              <w:rPr>
+                <w:color w:val="C00000"/>
+              </w:rPr>
+            </w:pPr>
+            <w:r>
+              <w:rPr>
+                <w:color w:val="C00000"/>
+              </w:rPr>
+              <w:t>Hypothesis</w:t>
+            </w:r>
+          </w:p>
+        </w:tc>
+        <w:tc>
+          <w:tcPr>
+            <w:tcW w:w="1870" w:type="dxa"/>
+          </w:tcPr>
+          <w:p>
+            <w:pPr>
+              <w:spacing w:after="240"/>
+              <w:jc w:val="center"/>
+              <w:cnfStyle w:val="100000000000" w:firstRow="1" w:lastRow="0" w:firstColumn="0" w:lastColumn="0" w:oddVBand="0" w:evenVBand="0" w:oddHBand="0" w:evenHBand="0" w:firstRowFirstColumn="0" w:firstRowLastColumn="0" w:lastRowFirstColumn="0" w:lastRowLastColumn="0"/>
+              <w:rPr>
+                <w:color w:val="C00000"/>
+              </w:rPr>
+            </w:pPr>
+            <w:r>
+              <w:rPr>
+                <w:color w:val="C00000"/>
+              </w:rPr>
+              <w:t>Effect size</w:t>
+            </w:r>
+          </w:p>
+        </w:tc>
+        <w:tc>
+          <w:tcPr>
+            <w:tcW w:w="1870" w:type="dxa"/>
+          </w:tcPr>
+          <w:p>
+            <w:pPr>
+              <w:spacing w:after="240"/>
+              <w:jc w:val="center"/>
+              <w:cnfStyle w:val="100000000000" w:firstRow="1" w:lastRow="0" w:firstColumn="0" w:lastColumn="0" w:oddVBand="0" w:evenVBand="0" w:oddHBand="0" w:evenHBand="0" w:firstRowFirstColumn="0" w:firstRowLastColumn="0" w:lastRowFirstColumn="0" w:lastRowLastColumn="0"/>
+              <w:rPr>
+                <w:color w:val="C00000"/>
+              </w:rPr>
+            </w:pPr>
+            <w:r>
+              <w:rPr>
+                <w:color w:val="C00000"/>
+              </w:rPr>
+              <w:t>Size of effect</w:t>
+            </w:r>
+          </w:p>
+        </w:tc>
+        <w:tc>
+          <w:tcPr>
+            <w:tcW w:w="1870" w:type="dxa"/>
+          </w:tcPr>
+          <w:p>
+            <w:pPr>
+              <w:spacing w:after="240"/>
+              <w:jc w:val="center"/>
+              <w:cnfStyle w:val="100000000000" w:firstRow="1" w:lastRow="0" w:firstColumn="0" w:lastColumn="0" w:oddVBand="0" w:evenVBand="0" w:oddHBand="0" w:evenHBand="0" w:firstRowFirstColumn="0" w:firstRowLastColumn="0" w:lastRowFirstColumn="0" w:lastRowLastColumn="0"/>
+              <w:rPr>
+                <w:color w:val="C00000"/>
+              </w:rPr>
+            </w:pPr>
+            <w:r>
+              <w:rPr>
+                <w:color w:val="C00000"/>
+              </w:rPr>
+              <w:t>95% CI</w:t>
+            </w:r>
+          </w:p>
+        </w:tc>
+        <w:tc>
+          <w:tcPr>
+            <w:tcW w:w="1870" w:type="dxa"/>
+          </w:tcPr>
+          <w:p>
+            <w:pPr>
+              <w:spacing w:after="240"/>
+              <w:jc w:val="center"/>
+              <w:cnfStyle w:val="100000000000" w:firstRow="1" w:lastRow="0" w:firstColumn="0" w:lastColumn="0" w:oddVBand="0" w:evenVBand="0" w:oddHBand="0" w:evenHBand="0" w:firstRowFirstColumn="0" w:firstRowLastColumn="0" w:lastRowFirstColumn="0" w:lastRowLastColumn="0"/>
+              <w:rPr>
+                <w:color w:val="C00000"/>
+              </w:rPr>
+            </w:pPr>
+            <w:r>
+              <w:rPr>
+                <w:color w:val="C00000"/>
+              </w:rPr>
+              <w:t>What it tells us</w:t>
+            </w:r>
+          </w:p>
+        </w:tc>
+      </w:tr>
+      <w:tr>
+        <w:trPr>
+          <w:cnfStyle w:val="000000100000" w:firstRow="0" w:lastRow="0" w:firstColumn="0" w:lastColumn="0" w:oddVBand="0" w:evenVBand="0" w:oddHBand="1" w:evenHBand="0" w:firstRowFirstColumn="0" w:firstRowLastColumn="0" w:lastRowFirstColumn="0" w:lastRowLastColumn="0"/>
+        </w:trPr>
+        <w:tc>
+          <w:tcPr>
+            <w:cnfStyle w:val="001000000000" w:firstRow="0" w:lastRow="0" w:firstColumn="1" w:lastColumn="0" w:oddVBand="0" w:evenVBand="0" w:oddHBand="0" w:evenHBand="0" w:firstRowFirstColumn="0" w:firstRowLastColumn="0" w:lastRowFirstColumn="0" w:lastRowLastColumn="0"/>
+            <w:tcW w:w="1870" w:type="dxa"/>
+          </w:tcPr>
+          <w:p>
+            <w:pPr>
+              <w:spacing w:after="240"/>
+            </w:pPr>
+            <w:r>
+              <w:t xml:space="preserve">H1: Entire-home vs. private room </w:t>
+            </w:r>
+          </w:p>
+        </w:tc>
+        <w:tc>
+          <w:tcPr>
+            <w:tcW w:w="1870" w:type="dxa"/>
+          </w:tcPr>
+          <w:p>
+            <w:pPr>
+              <w:spacing w:after="240"/>
+              <w:cnfStyle w:val="000000100000" w:firstRow="0" w:lastRow="0" w:firstColumn="0" w:lastColumn="0" w:oddVBand="0" w:evenVBand="0" w:oddHBand="1" w:evenHBand="0" w:firstRowFirstColumn="0" w:firstRowLastColumn="0" w:lastRowFirstColumn="0" w:lastRowLastColumn="0"/>
+            </w:pPr>
+            <w:r>
+              <w:t>Rank-biserial = 0.</w:t>
+            </w:r>
+            <w:r>
+              <w:t>81</w:t>
+            </w:r>
+          </w:p>
+        </w:tc>
+        <w:tc>
+          <w:tcPr>
+            <w:tcW w:w="1870" w:type="dxa"/>
+          </w:tcPr>
+          <w:p>
+            <w:pPr>
+              <w:spacing w:after="240"/>
+              <w:cnfStyle w:val="000000100000" w:firstRow="0" w:lastRow="0" w:firstColumn="0" w:lastColumn="0" w:oddVBand="0" w:evenVBand="0" w:oddHBand="1" w:evenHBand="0" w:firstRowFirstColumn="0" w:firstRowLastColumn="0" w:lastRowFirstColumn="0" w:lastRowLastColumn="0"/>
+            </w:pPr>
+            <w:r>
+              <w:t>Large</w:t>
+            </w:r>
+          </w:p>
+        </w:tc>
+        <w:tc>
+          <w:tcPr>
+            <w:tcW w:w="1870" w:type="dxa"/>
+          </w:tcPr>
+          <w:p>
+            <w:pPr>
+              <w:spacing w:after="240"/>
+              <w:cnfStyle w:val="000000100000" w:firstRow="0" w:lastRow="0" w:firstColumn="0" w:lastColumn="0" w:oddVBand="0" w:evenVBand="0" w:oddHBand="1" w:evenHBand="0" w:firstRowFirstColumn="0" w:firstRowLastColumn="0" w:lastRowFirstColumn="0" w:lastRowLastColumn="0"/>
+            </w:pPr>
+            <w:r>
+              <w:t>£150.90–£163.00/</w:t>
+            </w:r>
+            <w:r>
+              <w:t>night</w:t>
+            </w:r>
+          </w:p>
+        </w:tc>
+        <w:tc>
+          <w:tcPr>
+            <w:tcW w:w="1870" w:type="dxa"/>
+          </w:tcPr>
+          <w:p>
+            <w:pPr>
+              <w:spacing w:after="240"/>
+              <w:cnfStyle w:val="000000100000" w:firstRow="0" w:lastRow="0" w:firstColumn="0" w:lastColumn="0" w:oddVBand="0" w:evenVBand="0" w:oddHBand="1" w:evenHBand="0" w:firstRowFirstColumn="0" w:firstRowLastColumn="0" w:lastRowFirstColumn="0" w:lastRowLastColumn="0"/>
+            </w:pPr>
+            <w:r>
+              <w:t>The</w:t>
+            </w:r>
+            <w:r>
+              <w:t xml:space="preserve"> price gap isn't just statistically real — it's large and consistent enough to matter for pricing decisions</w:t>
+            </w:r>
+          </w:p>
+        </w:tc>
+      </w:tr>
+      <w:tr>
+        <w:tc>
+          <w:tcPr>
+            <w:cnfStyle w:val="001000000000" w:firstRow="0" w:lastRow="0" w:firstColumn="1" w:lastColumn="0" w:oddVBand="0" w:evenVBand="0" w:oddHBand="0" w:evenHBand="0" w:firstRowFirstColumn="0" w:firstRowLastColumn="0" w:lastRowFirstColumn="0" w:lastRowLastColumn="0"/>
+            <w:tcW w:w="1870" w:type="dxa"/>
+          </w:tcPr>
+          <w:p>
+            <w:pPr>
+              <w:spacing w:after="240"/>
+            </w:pPr>
+            <w:r>
+              <w:t xml:space="preserve">H2: </w:t>
+            </w:r>
+            <w:proofErr w:type="spellStart"/>
+            <w:r>
+              <w:t>Superhost</w:t>
+            </w:r>
+            <w:proofErr w:type="spellEnd"/>
+            <w:r>
+              <w:t xml:space="preserve"> vs. non-</w:t>
+            </w:r>
+            <w:proofErr w:type="spellStart"/>
+            <w:r>
+              <w:t>superhost</w:t>
+            </w:r>
+            <w:proofErr w:type="spellEnd"/>
+            <w:r>
+              <w:t xml:space="preserve"> review score</w:t>
+            </w:r>
+          </w:p>
+        </w:tc>
+        <w:tc>
+          <w:tcPr>
+            <w:tcW w:w="1870" w:type="dxa"/>
+          </w:tcPr>
+          <w:p>
+            <w:pPr>
+              <w:spacing w:after="240"/>
+              <w:cnfStyle w:val="000000000000" w:firstRow="0" w:lastRow="0" w:firstColumn="0" w:lastColumn="0" w:oddVBand="0" w:evenVBand="0" w:oddHBand="0" w:evenHBand="0" w:firstRowFirstColumn="0" w:firstRowLastColumn="0" w:lastRowFirstColumn="0" w:lastRowLastColumn="0"/>
+            </w:pPr>
+            <w:r>
+              <w:t>Rank-biserial = 0.38</w:t>
+            </w:r>
+          </w:p>
+        </w:tc>
+        <w:tc>
+          <w:tcPr>
+            <w:tcW w:w="1870" w:type="dxa"/>
+          </w:tcPr>
+          <w:p>
+            <w:pPr>
+              <w:spacing w:after="240"/>
+              <w:cnfStyle w:val="000000000000" w:firstRow="0" w:lastRow="0" w:firstColumn="0" w:lastColumn="0" w:oddVBand="0" w:evenVBand="0" w:oddHBand="0" w:evenHBand="0" w:firstRowFirstColumn="0" w:firstRowLastColumn="0" w:lastRowFirstColumn="0" w:lastRowLastColumn="0"/>
+            </w:pPr>
+            <w:r>
+              <w:t>Medium</w:t>
+            </w:r>
+          </w:p>
+        </w:tc>
+        <w:tc>
+          <w:tcPr>
+            <w:tcW w:w="1870" w:type="dxa"/>
+          </w:tcPr>
+          <w:p>
+            <w:pPr>
+              <w:spacing w:after="240"/>
+              <w:cnfStyle w:val="000000000000" w:firstRow="0" w:lastRow="0" w:firstColumn="0" w:lastColumn="0" w:oddVBand="0" w:evenVBand="0" w:oddHBand="0" w:evenHBand="0" w:firstRowFirstColumn="0" w:firstRowLastColumn="0" w:lastRowFirstColumn="0" w:lastRowLastColumn="0"/>
+            </w:pPr>
+            <w:r>
+              <w:t>0.14–0.16 points</w:t>
+            </w:r>
+          </w:p>
+        </w:tc>
+        <w:tc>
+          <w:tcPr>
+            <w:tcW w:w="1870" w:type="dxa"/>
+          </w:tcPr>
+          <w:p>
+            <w:pPr>
+              <w:spacing w:after="240"/>
+              <w:cnfStyle w:val="000000000000" w:firstRow="0" w:lastRow="0" w:firstColumn="0" w:lastColumn="0" w:oddVBand="0" w:evenVBand="0" w:oddHBand="0" w:evenHBand="0" w:firstRowFirstColumn="0" w:firstRowLastColumn="0" w:lastRowFirstColumn="0" w:lastRowLastColumn="0"/>
+            </w:pPr>
+            <w:r>
+              <w:t>The difference is real, but the actual gap in review scores is small in absolute terms</w:t>
+            </w:r>
+          </w:p>
+        </w:tc>
+      </w:tr>
+      <w:tr>
+        <w:trPr>
+          <w:cnfStyle w:val="000000100000" w:firstRow="0" w:lastRow="0" w:firstColumn="0" w:lastColumn="0" w:oddVBand="0" w:evenVBand="0" w:oddHBand="1" w:evenHBand="0" w:firstRowFirstColumn="0" w:firstRowLastColumn="0" w:lastRowFirstColumn="0" w:lastRowLastColumn="0"/>
+        </w:trPr>
+        <w:tc>
+          <w:tcPr>
+            <w:cnfStyle w:val="001000000000" w:firstRow="0" w:lastRow="0" w:firstColumn="1" w:lastColumn="0" w:oddVBand="0" w:evenVBand="0" w:oddHBand="0" w:evenHBand="0" w:firstRowFirstColumn="0" w:firstRowLastColumn="0" w:lastRowFirstColumn="0" w:lastRowLastColumn="0"/>
+            <w:tcW w:w="1870" w:type="dxa"/>
+          </w:tcPr>
+          <w:p>
+            <w:pPr>
+              <w:spacing w:after="240"/>
+            </w:pPr>
+            <w:r>
+              <w:t>H4: Price by neighbourhood</w:t>
+            </w:r>
+          </w:p>
+        </w:tc>
+        <w:tc>
+          <w:tcPr>
+            <w:tcW w:w="1870" w:type="dxa"/>
+          </w:tcPr>
+          <w:p>
+            <w:pPr>
+              <w:spacing w:after="240"/>
+              <w:cnfStyle w:val="000000100000" w:firstRow="0" w:lastRow="0" w:firstColumn="0" w:lastColumn="0" w:oddVBand="0" w:evenVBand="0" w:oddHBand="1" w:evenHBand="0" w:firstRowFirstColumn="0" w:firstRowLastColumn="0" w:lastRowFirstColumn="0" w:lastRowLastColumn="0"/>
+            </w:pPr>
+            <w:r>
+              <w:t>Eta-squared = 0.039</w:t>
+            </w:r>
+          </w:p>
+        </w:tc>
+        <w:tc>
+          <w:tcPr>
+            <w:tcW w:w="1870" w:type="dxa"/>
+          </w:tcPr>
+          <w:p>
+            <w:pPr>
+              <w:spacing w:after="240"/>
+              <w:cnfStyle w:val="000000100000" w:firstRow="0" w:lastRow="0" w:firstColumn="0" w:lastColumn="0" w:oddVBand="0" w:evenVBand="0" w:oddHBand="1" w:evenHBand="0" w:firstRowFirstColumn="0" w:firstRowLastColumn="0" w:lastRowFirstColumn="0" w:lastRowLastColumn="0"/>
+            </w:pPr>
+            <w:r>
+              <w:t>Small</w:t>
+            </w:r>
+          </w:p>
+        </w:tc>
+        <w:tc>
+          <w:tcPr>
+            <w:tcW w:w="1870" w:type="dxa"/>
+          </w:tcPr>
+          <w:p>
+            <w:pPr>
+              <w:spacing w:after="240"/>
+              <w:cnfStyle w:val="000000100000" w:firstRow="0" w:lastRow="0" w:firstColumn="0" w:lastColumn="0" w:oddVBand="0" w:evenVBand="0" w:oddHBand="1" w:evenHBand="0" w:firstRowFirstColumn="0" w:firstRowLastColumn="0" w:lastRowFirstColumn="0" w:lastRowLastColumn="0"/>
+            </w:pPr>
+            <w:r>
+              <w:t>-</w:t>
+            </w:r>
+          </w:p>
+        </w:tc>
+        <w:tc>
+          <w:tcPr>
+            <w:tcW w:w="1870" w:type="dxa"/>
+          </w:tcPr>
+          <w:p>
+            <w:pPr>
+              <w:spacing w:after="240"/>
+              <w:cnfStyle w:val="000000100000" w:firstRow="0" w:lastRow="0" w:firstColumn="0" w:lastColumn="0" w:oddVBand="0" w:evenVBand="0" w:oddHBand="1" w:evenHBand="0" w:firstRowFirstColumn="0" w:firstRowLastColumn="0" w:lastRowFirstColumn="0" w:lastRowLastColumn="0"/>
+            </w:pPr>
+            <w:r>
+              <w:t xml:space="preserve">Location matters, but explains only ~4% of overall price variation — </w:t>
+            </w:r>
+            <w:r>
+              <w:lastRenderedPageBreak/>
+              <w:t>it's real but not the dominant factor</w:t>
+            </w:r>
+          </w:p>
+        </w:tc>
+      </w:tr>
+    </w:tbl>
+    <w:p>
+      <w:pPr>
+        <w:spacing w:after="240"/>
+        <w:rPr>
+          <w:color w:val="9CA3AF"/>
+        </w:rPr>
+      </w:pPr>
+    </w:p>
+    <w:p>
+      <w:pPr>
+        <w:spacing w:after="240"/>
+        <w:rPr>
+          <w:color w:val="9CA3AF"/>
+        </w:rPr>
+      </w:pPr>
+    </w:p>
+    <w:p>
+      <w:pPr>
+        <w:spacing w:after="240"/>
+        <w:rPr>
+          <w:color w:val="9CA3AF"/>
+        </w:rPr>
+      </w:pPr>
+    </w:p>
+    <w:p>
+      <w:pPr>
+        <w:spacing w:after="240"/>
+        <w:rPr>
+          <w:color w:val="9CA3AF"/>
+        </w:rPr>
+      </w:pPr>
+    </w:p>
+    <w:p>
+      <w:pPr>
+        <w:spacing w:after="240"/>
+        <w:rPr>
+          <w:color w:val="9CA3AF"/>
+        </w:rPr>
+      </w:pPr>
+    </w:p>
+    <w:p>
+      <w:pPr>
+        <w:spacing w:after="240"/>
+        <w:rPr>
+          <w:color w:val="9CA3AF"/>
+        </w:rPr>
+      </w:pPr>
+    </w:p>
+    <w:p>
+      <w:pPr>
+        <w:spacing w:after="240"/>
+        <w:rPr>
+          <w:color w:val="9CA3AF"/>
+        </w:rPr>
+      </w:pPr>
+    </w:p>
+    <w:p>
+      <w:pPr>
+        <w:spacing w:after="240"/>
+        <w:rPr>
+          <w:color w:val="9CA3AF"/>
+        </w:rPr>
+      </w:pPr>
+    </w:p>
+    <w:p>
+      <w:pPr>
+        <w:spacing w:after="240"/>
+        <w:rPr>
+          <w:color w:val="9CA3AF"/>
+        </w:rPr>
+      </w:pPr>
+    </w:p>
+    <w:p>
+      <w:pPr>
+        <w:spacing w:after="240"/>
+      </w:pPr>
+    </w:p>
+    <w:p>
+      <w:pPr>
+        <w:pStyle w:val="Heading1"/>
+        <w:spacing w:before="400" w:after="200"/>
+      </w:pPr>
+      <w:bookmarkStart w:id="23" w:name="_Toc234499952"/>
+      <w:r>
+        <w:t>8. Data Science Experiments</w:t>
+      </w:r>
+      <w:bookmarkEnd w:id="23"/>
+    </w:p>
+    <w:p>
+      <w:pPr>
+        <w:pStyle w:val="Heading3"/>
+        <w:rPr>
+          <w:color w:val="0070C0"/>
+        </w:rPr>
+      </w:pPr>
+      <w:r>
+        <w:rPr>
+          <w:rStyle w:val="Strong"/>
+          <w:color w:val="0070C0"/>
+        </w:rPr>
+        <w:t>Machine Learning Price Prediction</w:t>
+      </w:r>
+    </w:p>
+    <w:p>
+      <w:pPr>
+        <w:pStyle w:val="NormalWeb"/>
+        <w:rPr>
+          <w:rFonts w:asciiTheme="minorHAnsi" w:hAnsiTheme="minorHAnsi" w:cstheme="minorHAnsi"/>
+        </w:rPr>
+      </w:pPr>
+      <w:r>
+        <w:rPr>
+          <w:rFonts w:asciiTheme="minorHAnsi" w:hAnsiTheme="minorHAnsi" w:cstheme="minorHAnsi"/>
+        </w:rPr>
+        <w:t xml:space="preserve">As an extension to the main project, we trained a </w:t>
+      </w:r>
+      <w:r>
+        <w:rPr>
+          <w:rStyle w:val="Strong"/>
+          <w:rFonts w:asciiTheme="minorHAnsi" w:hAnsiTheme="minorHAnsi" w:cstheme="minorHAnsi"/>
+        </w:rPr>
+        <w:t>Random Forest Regressor</w:t>
+      </w:r>
+      <w:r>
+        <w:rPr>
+          <w:rFonts w:asciiTheme="minorHAnsi" w:hAnsiTheme="minorHAnsi" w:cstheme="minorHAnsi"/>
+        </w:rPr>
+        <w:t xml:space="preserve"> to predict Airbnb listing prices. The model achieved a </w:t>
+      </w:r>
+      <w:r>
+        <w:rPr>
+          <w:rStyle w:val="Strong"/>
+          <w:rFonts w:asciiTheme="minorHAnsi" w:hAnsiTheme="minorHAnsi" w:cstheme="minorHAnsi"/>
+        </w:rPr>
+        <w:t>log-scale R² of 0.66</w:t>
+      </w:r>
+      <w:r>
+        <w:rPr>
+          <w:rFonts w:asciiTheme="minorHAnsi" w:hAnsiTheme="minorHAnsi" w:cstheme="minorHAnsi"/>
+        </w:rPr>
+        <w:t>, outperforming the earlier OLS regression model (</w:t>
+      </w:r>
+      <w:r>
+        <w:rPr>
+          <w:rStyle w:val="Strong"/>
+          <w:rFonts w:asciiTheme="minorHAnsi" w:hAnsiTheme="minorHAnsi" w:cstheme="minorHAnsi"/>
+        </w:rPr>
+        <w:t>R² = 0.55</w:t>
+      </w:r>
+      <w:r>
+        <w:rPr>
+          <w:rFonts w:asciiTheme="minorHAnsi" w:hAnsiTheme="minorHAnsi" w:cstheme="minorHAnsi"/>
+        </w:rPr>
+        <w:t xml:space="preserve">). It also had a </w:t>
+      </w:r>
+      <w:r>
+        <w:rPr>
+          <w:rStyle w:val="Strong"/>
+          <w:rFonts w:asciiTheme="minorHAnsi" w:hAnsiTheme="minorHAnsi" w:cstheme="minorHAnsi"/>
+        </w:rPr>
+        <w:t>mean absolute error (MAE) of £86.52 per night</w:t>
+      </w:r>
+      <w:r>
+        <w:rPr>
+          <w:rFonts w:asciiTheme="minorHAnsi" w:hAnsiTheme="minorHAnsi" w:cstheme="minorHAnsi"/>
+        </w:rPr>
+        <w:t xml:space="preserve">, which is a </w:t>
+      </w:r>
+      <w:r>
+        <w:rPr>
+          <w:rStyle w:val="Strong"/>
+          <w:rFonts w:asciiTheme="minorHAnsi" w:hAnsiTheme="minorHAnsi" w:cstheme="minorHAnsi"/>
+        </w:rPr>
+        <w:t>42.8% improvement</w:t>
+      </w:r>
+      <w:r>
+        <w:rPr>
+          <w:rFonts w:asciiTheme="minorHAnsi" w:hAnsiTheme="minorHAnsi" w:cstheme="minorHAnsi"/>
+        </w:rPr>
+        <w:t xml:space="preserve"> over a simple baseline model that predicts the same average price for every listing.</w:t>
+      </w:r>
+    </w:p>
+    <w:p>
+      <w:pPr>
+        <w:pStyle w:val="NormalWeb"/>
+        <w:rPr>
+          <w:rFonts w:asciiTheme="minorHAnsi" w:hAnsiTheme="minorHAnsi" w:cstheme="minorHAnsi"/>
+        </w:rPr>
+      </w:pPr>
+      <w:r>
+        <w:rPr>
+          <w:rFonts w:asciiTheme="minorHAnsi" w:hAnsiTheme="minorHAnsi" w:cstheme="minorHAnsi"/>
+        </w:rPr>
+        <w:t xml:space="preserve">The baseline model ignores listing characteristics, whereas the Random Forest model uses features such as </w:t>
+      </w:r>
+      <w:r>
+        <w:rPr>
+          <w:rStyle w:val="Strong"/>
+          <w:rFonts w:asciiTheme="minorHAnsi" w:hAnsiTheme="minorHAnsi" w:cstheme="minorHAnsi"/>
+        </w:rPr>
+        <w:t>room type, number of bedrooms, location, guest capacity, and review score</w:t>
+      </w:r>
+      <w:r>
+        <w:rPr>
+          <w:rFonts w:asciiTheme="minorHAnsi" w:hAnsiTheme="minorHAnsi" w:cstheme="minorHAnsi"/>
+        </w:rPr>
+        <w:t xml:space="preserve"> to predict a price for each individual listing. On average, its predictions were </w:t>
+      </w:r>
+      <w:r>
+        <w:rPr>
+          <w:rStyle w:val="Strong"/>
+          <w:rFonts w:asciiTheme="minorHAnsi" w:hAnsiTheme="minorHAnsi" w:cstheme="minorHAnsi"/>
+        </w:rPr>
+        <w:t>£86.52</w:t>
+      </w:r>
+      <w:r>
+        <w:rPr>
+          <w:rFonts w:asciiTheme="minorHAnsi" w:hAnsiTheme="minorHAnsi" w:cstheme="minorHAnsi"/>
+        </w:rPr>
+        <w:t xml:space="preserve"> away from the actual price, compared with </w:t>
+      </w:r>
+      <w:r>
+        <w:rPr>
+          <w:rStyle w:val="Strong"/>
+          <w:rFonts w:asciiTheme="minorHAnsi" w:hAnsiTheme="minorHAnsi" w:cstheme="minorHAnsi"/>
+        </w:rPr>
+        <w:t>£151.28</w:t>
+      </w:r>
+      <w:r>
+        <w:rPr>
+          <w:rFonts w:asciiTheme="minorHAnsi" w:hAnsiTheme="minorHAnsi" w:cstheme="minorHAnsi"/>
+        </w:rPr>
+        <w:t xml:space="preserve"> for the baseline model.</w:t>
+      </w:r>
+    </w:p>
+    <w:p>
+      <w:pPr>
+        <w:pStyle w:val="NormalWeb"/>
+        <w:rPr>
+          <w:rFonts w:asciiTheme="minorHAnsi" w:hAnsiTheme="minorHAnsi" w:cstheme="minorHAnsi"/>
+        </w:rPr>
+      </w:pPr>
+      <w:r>
+        <w:rPr>
+          <w:rFonts w:asciiTheme="minorHAnsi" w:hAnsiTheme="minorHAnsi" w:cstheme="minorHAnsi"/>
+        </w:rPr>
+        <w:t xml:space="preserve">Because Airbnb prices are highly skewed, the model was trained using a </w:t>
+      </w:r>
+      <w:r>
+        <w:rPr>
+          <w:rStyle w:val="Strong"/>
+          <w:rFonts w:asciiTheme="minorHAnsi" w:hAnsiTheme="minorHAnsi" w:cstheme="minorHAnsi"/>
+        </w:rPr>
+        <w:t>log-transformed price</w:t>
+      </w:r>
+      <w:r>
+        <w:rPr>
+          <w:rFonts w:asciiTheme="minorHAnsi" w:hAnsiTheme="minorHAnsi" w:cstheme="minorHAnsi"/>
+        </w:rPr>
+        <w:t xml:space="preserve">, which provides a fairer measure of performance. This resulted in a </w:t>
+      </w:r>
+      <w:r>
+        <w:rPr>
+          <w:rStyle w:val="Strong"/>
+          <w:rFonts w:asciiTheme="minorHAnsi" w:hAnsiTheme="minorHAnsi" w:cstheme="minorHAnsi"/>
+        </w:rPr>
+        <w:t>log-scale R² of 0.66</w:t>
+      </w:r>
+      <w:r>
+        <w:rPr>
+          <w:rFonts w:asciiTheme="minorHAnsi" w:hAnsiTheme="minorHAnsi" w:cstheme="minorHAnsi"/>
+        </w:rPr>
+        <w:t xml:space="preserve">. The </w:t>
+      </w:r>
+      <w:r>
+        <w:rPr>
+          <w:rStyle w:val="Strong"/>
+          <w:rFonts w:asciiTheme="minorHAnsi" w:hAnsiTheme="minorHAnsi" w:cstheme="minorHAnsi"/>
+        </w:rPr>
+        <w:t>raw-price R² (0.12)</w:t>
+      </w:r>
+      <w:r>
+        <w:rPr>
+          <w:rFonts w:asciiTheme="minorHAnsi" w:hAnsiTheme="minorHAnsi" w:cstheme="minorHAnsi"/>
+        </w:rPr>
+        <w:t xml:space="preserve"> is much lower because a small number of luxury listings with extremely high prices have a large influence on the results. Both values are reported to provide a complete and transparent assessment of model performance.</w:t>
+      </w:r>
+    </w:p>
+    <w:p>
+      <w:pPr>
+        <w:pStyle w:val="NormalWeb"/>
+        <w:rPr>
+          <w:rFonts w:asciiTheme="minorHAnsi" w:hAnsiTheme="minorHAnsi" w:cstheme="minorHAnsi"/>
+        </w:rPr>
+      </w:pPr>
+      <w:r>
+        <w:rPr>
+          <w:rFonts w:asciiTheme="minorHAnsi" w:hAnsiTheme="minorHAnsi" w:cstheme="minorHAnsi"/>
+        </w:rPr>
+        <w:lastRenderedPageBreak/>
+        <w:t xml:space="preserve">To understand how the model made its predictions, </w:t>
+      </w:r>
+      <w:r>
+        <w:rPr>
+          <w:rStyle w:val="Strong"/>
+          <w:rFonts w:asciiTheme="minorHAnsi" w:hAnsiTheme="minorHAnsi" w:cstheme="minorHAnsi"/>
+        </w:rPr>
+        <w:t>SHAP analysis</w:t>
+      </w:r>
+      <w:r>
+        <w:rPr>
+          <w:rFonts w:asciiTheme="minorHAnsi" w:hAnsiTheme="minorHAnsi" w:cstheme="minorHAnsi"/>
+        </w:rPr>
+        <w:t xml:space="preserve"> was used to measure the importance of each feature. The strongest factors influencing price were </w:t>
+      </w:r>
+      <w:r>
+        <w:rPr>
+          <w:rStyle w:val="Strong"/>
+          <w:rFonts w:asciiTheme="minorHAnsi" w:hAnsiTheme="minorHAnsi" w:cstheme="minorHAnsi"/>
+        </w:rPr>
+        <w:t>room type (especially whether the listing was an entire home/apartment)</w:t>
+      </w:r>
+      <w:r>
+        <w:rPr>
+          <w:rFonts w:asciiTheme="minorHAnsi" w:hAnsiTheme="minorHAnsi" w:cstheme="minorHAnsi"/>
+        </w:rPr>
+        <w:t xml:space="preserve">, </w:t>
+      </w:r>
+      <w:r>
+        <w:rPr>
+          <w:rStyle w:val="Strong"/>
+          <w:rFonts w:asciiTheme="minorHAnsi" w:hAnsiTheme="minorHAnsi" w:cstheme="minorHAnsi"/>
+        </w:rPr>
+        <w:t>number of bedrooms</w:t>
+      </w:r>
+      <w:r>
+        <w:rPr>
+          <w:rFonts w:asciiTheme="minorHAnsi" w:hAnsiTheme="minorHAnsi" w:cstheme="minorHAnsi"/>
+        </w:rPr>
+        <w:t xml:space="preserve">, </w:t>
+      </w:r>
+      <w:r>
+        <w:rPr>
+          <w:rStyle w:val="Strong"/>
+          <w:rFonts w:asciiTheme="minorHAnsi" w:hAnsiTheme="minorHAnsi" w:cstheme="minorHAnsi"/>
+        </w:rPr>
+        <w:t>neighbourhood listing density</w:t>
+      </w:r>
+      <w:r>
+        <w:rPr>
+          <w:rFonts w:asciiTheme="minorHAnsi" w:hAnsiTheme="minorHAnsi" w:cstheme="minorHAnsi"/>
+        </w:rPr>
+        <w:t xml:space="preserve">, </w:t>
+      </w:r>
+      <w:r>
+        <w:rPr>
+          <w:rStyle w:val="Strong"/>
+          <w:rFonts w:asciiTheme="minorHAnsi" w:hAnsiTheme="minorHAnsi" w:cstheme="minorHAnsi"/>
+        </w:rPr>
+        <w:t>guest capacity</w:t>
+      </w:r>
+      <w:r>
+        <w:rPr>
+          <w:rFonts w:asciiTheme="minorHAnsi" w:hAnsiTheme="minorHAnsi" w:cstheme="minorHAnsi"/>
+        </w:rPr>
+        <w:t xml:space="preserve">, and </w:t>
+      </w:r>
+      <w:r>
+        <w:rPr>
+          <w:rStyle w:val="Strong"/>
+          <w:rFonts w:asciiTheme="minorHAnsi" w:hAnsiTheme="minorHAnsi" w:cstheme="minorHAnsi"/>
+        </w:rPr>
+        <w:t>review score</w:t>
+      </w:r>
+      <w:r>
+        <w:rPr>
+          <w:rFonts w:asciiTheme="minorHAnsi" w:hAnsiTheme="minorHAnsi" w:cstheme="minorHAnsi"/>
+        </w:rPr>
+        <w:t>. These findings are consistent with the earlier OLS regression, where room type, bedrooms, and review score were also identified as important predictors. The agreement between two different modelling approaches increases confidence that these relationships are genuine.</w:t>
+      </w:r>
+    </w:p>
+    <w:p>
+      <w:pPr>
+        <w:pStyle w:val="NormalWeb"/>
+        <w:rPr>
+          <w:rFonts w:asciiTheme="minorHAnsi" w:hAnsiTheme="minorHAnsi" w:cstheme="minorHAnsi"/>
+        </w:rPr>
+      </w:pPr>
+      <w:r>
+        <w:rPr>
+          <w:rStyle w:val="Strong"/>
+          <w:rFonts w:asciiTheme="minorHAnsi" w:hAnsiTheme="minorHAnsi" w:cstheme="minorHAnsi"/>
+        </w:rPr>
+        <w:t>Business interpretation:</w:t>
+      </w:r>
+      <w:r>
+        <w:rPr>
+          <w:rFonts w:asciiTheme="minorHAnsi" w:hAnsiTheme="minorHAnsi" w:cstheme="minorHAnsi"/>
+        </w:rPr>
+        <w:t xml:space="preserve"> The results show that </w:t>
+      </w:r>
+      <w:r>
+        <w:rPr>
+          <w:rStyle w:val="Strong"/>
+          <w:rFonts w:asciiTheme="minorHAnsi" w:hAnsiTheme="minorHAnsi" w:cstheme="minorHAnsi"/>
+        </w:rPr>
+        <w:t>property characteristics have a much greater impact on price than smaller factors such as review count</w:t>
+      </w:r>
+      <w:r>
+        <w:rPr>
+          <w:rFonts w:asciiTheme="minorHAnsi" w:hAnsiTheme="minorHAnsi" w:cstheme="minorHAnsi"/>
+        </w:rPr>
+        <w:t xml:space="preserve">. For hosts, increasing the size or capacity of a property, or offering an entire home instead of a private room, has the greatest potential to increase nightly prices. For platform operators and investors, the findings suggest that pricing tools should place the greatest emphasis on </w:t>
+      </w:r>
+      <w:r>
+        <w:rPr>
+          <w:rStyle w:val="Strong"/>
+          <w:rFonts w:asciiTheme="minorHAnsi" w:hAnsiTheme="minorHAnsi" w:cstheme="minorHAnsi"/>
+        </w:rPr>
+        <w:t>room type, bedroom count, and guest capacity</w:t>
+      </w:r>
+      <w:r>
+        <w:rPr>
+          <w:rFonts w:asciiTheme="minorHAnsi" w:hAnsiTheme="minorHAnsi" w:cstheme="minorHAnsi"/>
+        </w:rPr>
+        <w:t>, while also considering location and review quality.</w:t>
+      </w:r>
+    </w:p>
+    <w:p>
+      <w:pPr>
+        <w:pStyle w:val="NormalWeb"/>
+        <w:rPr>
+          <w:rFonts w:asciiTheme="minorHAnsi" w:hAnsiTheme="minorHAnsi" w:cstheme="minorHAnsi"/>
+        </w:rPr>
+      </w:pPr>
+      <w:r>
+        <w:rPr>
+          <w:rFonts w:asciiTheme="minorHAnsi" w:hAnsiTheme="minorHAnsi" w:cstheme="minorHAnsi"/>
+        </w:rPr>
+        <w:t xml:space="preserve">This machine learning model was developed as a </w:t>
+      </w:r>
+      <w:r>
+        <w:rPr>
+          <w:rStyle w:val="Strong"/>
+          <w:rFonts w:asciiTheme="minorHAnsi" w:hAnsiTheme="minorHAnsi" w:cstheme="minorHAnsi"/>
+        </w:rPr>
+        <w:t>proof of concept</w:t>
+      </w:r>
+      <w:r>
+        <w:rPr>
+          <w:rFonts w:asciiTheme="minorHAnsi" w:hAnsiTheme="minorHAnsi" w:cstheme="minorHAnsi"/>
+        </w:rPr>
+        <w:t>, rather than a full comparison of multiple algorithms, due to the project's time constraints.</w:t>
+      </w:r>
+    </w:p>
+    <w:p>
+      <w:pPr>
+        <w:spacing w:after="240"/>
+        <w:rPr>
+          <w:color w:val="9CA3AF"/>
+        </w:rPr>
+      </w:pPr>
+    </w:p>
+    <w:p>
+      <w:pPr>
+        <w:spacing w:after="240"/>
+        <w:rPr>
+          <w:color w:val="9CA3AF"/>
+        </w:rPr>
+      </w:pPr>
+    </w:p>
+    <w:p>
+      <w:pPr>
+        <w:spacing w:after="240"/>
+        <w:rPr>
+          <w:color w:val="9CA3AF"/>
+        </w:rPr>
+      </w:pPr>
+    </w:p>
+    <w:p>
+      <w:pPr>
+        <w:spacing w:after="240"/>
+        <w:rPr>
+          <w:color w:val="9CA3AF"/>
+        </w:rPr>
+      </w:pPr>
+    </w:p>
+    <w:p>
+      <w:pPr>
+        <w:spacing w:after="240"/>
+        <w:rPr>
+          <w:color w:val="9CA3AF"/>
+        </w:rPr>
+      </w:pPr>
+    </w:p>
+    <w:p>
+      <w:pPr>
+        <w:spacing w:after="240"/>
+        <w:rPr>
+          <w:color w:val="9CA3AF"/>
+        </w:rPr>
+      </w:pPr>
+    </w:p>
+    <w:p>
+      <w:pPr>
+        <w:spacing w:after="240"/>
+        <w:rPr>
+          <w:color w:val="9CA3AF"/>
+        </w:rPr>
+      </w:pPr>
+    </w:p>
+    <w:p>
+      <w:pPr>
+        <w:spacing w:after="240"/>
+        <w:rPr>
+          <w:color w:val="9CA3AF"/>
+        </w:rPr>
+      </w:pPr>
+    </w:p>
+    <w:p>
+      <w:pPr>
+        <w:spacing w:after="240"/>
+        <w:rPr>
+          <w:color w:val="9CA3AF"/>
+        </w:rPr>
+      </w:pPr>
+    </w:p>
+    <w:p>
+      <w:pPr>
+        <w:spacing w:after="240"/>
+        <w:rPr>
+          <w:color w:val="9CA3AF"/>
+        </w:rPr>
+      </w:pPr>
+    </w:p>
+    <w:p>
+      <w:pPr>
+        <w:spacing w:after="240"/>
+      </w:pPr>
+    </w:p>
+    <w:p>
+      <w:pPr>
+        <w:pStyle w:val="Heading1"/>
+        <w:spacing w:before="400" w:after="200"/>
+      </w:pPr>
+      <w:bookmarkStart w:id="24" w:name="_Toc234499953"/>
+      <w:r>
+        <w:t>9. AI/ML Experiments</w:t>
+      </w:r>
+      <w:bookmarkEnd w:id="24"/>
+    </w:p>
+    <w:p>
+      <w:pPr>
         <w:spacing w:after="200"/>
       </w:pPr>
       <w:r>
@@ -12189,41 +15058,8 @@
           <w:sz w:val="20"/>
           <w:szCs w:val="20"/>
         </w:rPr>
-        <w:t>Hypothesis results, effect sizes, and statistical conclusions in business terms. You don't need all 5 hypotheses from the brief — 2-3 done rigorously beats 5 done superficially.</w:t>
-      </w:r>
-    </w:p>
-    <w:p>
-      <w:pPr>
-        <w:pStyle w:val="Heading2"/>
-        <w:spacing w:before="280" w:after="160"/>
-      </w:pPr>
-      <w:bookmarkStart w:id="21" w:name="_Toc234499950"/>
-      <w:r>
-        <w:t>7.1 Hypothesis Tests</w:t>
-      </w:r>
-      <w:bookmarkEnd w:id="21"/>
-    </w:p>
-    <w:p>
-      <w:pPr>
-        <w:spacing w:after="240"/>
-      </w:pPr>
-      <w:r>
-        <w:rPr>
-          <w:color w:val="9CA3AF"/>
-        </w:rPr>
-        <w:t>[For each: null/alternative, test used, assumptions checked, statistic, p-value, effect size, business interpretation.]</w:t>
-      </w:r>
-    </w:p>
-    <w:p>
-      <w:pPr>
-        <w:pStyle w:val="Heading2"/>
-        <w:spacing w:before="280" w:after="160"/>
-      </w:pPr>
-      <w:bookmarkStart w:id="22" w:name="_Toc234499951"/>
-      <w:r>
-        <w:t>7.2 Confidence Intervals &amp; Effect Sizes</w:t>
-      </w:r>
-      <w:bookmarkEnd w:id="22"/>
+        <w:t>NLP, LLM, or agentic work, including methodology, results, and critical evaluation. Optional — a well-documented small experiment beats an ambitious undocumented one.</w:t>
+      </w:r>
     </w:p>
     <w:p>
       <w:pPr>
@@ -12241,11 +15077,12 @@
         <w:pStyle w:val="Heading1"/>
         <w:spacing w:before="400" w:after="200"/>
       </w:pPr>
-      <w:bookmarkStart w:id="23" w:name="_Toc234499952"/>
-      <w:r>
-        <w:t>8. Data Science Experiments</w:t>
-      </w:r>
-      <w:bookmarkEnd w:id="23"/>
+      <w:bookmarkStart w:id="25" w:name="_Toc234499954"/>
+      <w:r>
+        <w:lastRenderedPageBreak/>
+        <w:t>10. Visualizations</w:t>
+      </w:r>
+      <w:bookmarkEnd w:id="25"/>
     </w:p>
     <w:p>
       <w:pPr>
@@ -12271,7 +15108,7 @@
           <w:sz w:val="20"/>
           <w:szCs w:val="20"/>
         </w:rPr>
-        <w:t>Model results, comparison tables, validation metrics, and interpretation. Optional section — include only if you attempted it.</w:t>
+        <w:t>High-quality figures with numbered captions and clear interpretations. If your figures are already embedded in earlier sections, you can use this section as a consolidated index instead — note that choice here.</w:t>
       </w:r>
     </w:p>
     <w:p>
@@ -12282,7 +15119,7 @@
         <w:rPr>
           <w:color w:val="9CA3AF"/>
         </w:rPr>
-        <w:t>[If skipped, state so explicitly and explain the prioritization reasoning — the brief asks for this honesty.]</w:t>
+        <w:t>[Write your content here.]</w:t>
       </w:r>
     </w:p>
     <w:p>
@@ -12290,11 +15127,11 @@
         <w:pStyle w:val="Heading1"/>
         <w:spacing w:before="400" w:after="200"/>
       </w:pPr>
-      <w:bookmarkStart w:id="24" w:name="_Toc234499953"/>
-      <w:r>
-        <w:t>9. AI/ML Experiments</w:t>
-      </w:r>
-      <w:bookmarkEnd w:id="24"/>
+      <w:bookmarkStart w:id="26" w:name="_Toc234499955"/>
+      <w:r>
+        <w:t>11. Business Recommendations</w:t>
+      </w:r>
+      <w:bookmarkEnd w:id="26"/>
     </w:p>
     <w:p>
       <w:pPr>
@@ -12320,7 +15157,7 @@
           <w:sz w:val="20"/>
           <w:szCs w:val="20"/>
         </w:rPr>
-        <w:t>NLP, LLM, or agentic work, including methodology, results, and critical evaluation. Optional — a well-documented small experiment beats an ambitious undocumented one.</w:t>
+        <w:t>Actionable recommendations derived directly from your analysis — tie each one back to a specific finding.</w:t>
       </w:r>
     </w:p>
     <w:p>
@@ -12339,11 +15176,11 @@
         <w:pStyle w:val="Heading1"/>
         <w:spacing w:before="400" w:after="200"/>
       </w:pPr>
-      <w:bookmarkStart w:id="25" w:name="_Toc234499954"/>
-      <w:r>
-        <w:t>10. Visualizations</w:t>
-      </w:r>
-      <w:bookmarkEnd w:id="25"/>
+      <w:bookmarkStart w:id="27" w:name="_Toc234499956"/>
+      <w:r>
+        <w:t>12. Cross-City Comparisons</w:t>
+      </w:r>
+      <w:bookmarkEnd w:id="27"/>
     </w:p>
     <w:p>
       <w:pPr>
@@ -12369,47 +15206,20 @@
           <w:sz w:val="20"/>
           <w:szCs w:val="20"/>
         </w:rPr>
-        <w:t>High-quality figures with numbered captions and clear interpretations. If your figures are already embedded in earlier sections, you can use this section as a consolidated index instead — note that choice here.</w:t>
-      </w:r>
-    </w:p>
-    <w:p>
-      <w:pPr>
-        <w:spacing w:after="240"/>
-      </w:pPr>
-      <w:r>
-        <w:rPr>
-          <w:color w:val="9CA3AF"/>
-        </w:rPr>
-        <w:t>[Write your content here.]</w:t>
-      </w:r>
-    </w:p>
-    <w:p>
-      <w:pPr>
-        <w:pStyle w:val="Heading1"/>
-        <w:spacing w:before="400" w:after="200"/>
-      </w:pPr>
-      <w:bookmarkStart w:id="26" w:name="_Toc234499955"/>
-      <w:r>
-        <w:t>11. Business Recommendations</w:t>
-      </w:r>
-      <w:bookmarkEnd w:id="26"/>
-    </w:p>
-    <w:p>
-      <w:pPr>
-        <w:spacing w:after="200"/>
-      </w:pPr>
-      <w:r>
-        <w:rPr>
-          <w:b/>
-          <w:bCs/>
+        <w:t xml:space="preserve">Only applicable if you </w:t>
+      </w:r>
+      <w:proofErr w:type="spellStart"/>
+      <w:r>
+        <w:rPr>
           <w:i/>
           <w:iCs/>
           <w:color w:val="6B7280"/>
           <w:sz w:val="20"/>
           <w:szCs w:val="20"/>
         </w:rPr>
-        <w:t xml:space="preserve">Guidance: </w:t>
-      </w:r>
+        <w:t>analyzed</w:t>
+      </w:r>
+      <w:proofErr w:type="spellEnd"/>
       <w:r>
         <w:rPr>
           <w:i/>
@@ -12418,7 +15228,7 @@
           <w:sz w:val="20"/>
           <w:szCs w:val="20"/>
         </w:rPr>
-        <w:t>Actionable recommendations derived directly from your analysis — tie each one back to a specific finding.</w:t>
+        <w:t xml:space="preserve"> more than one city. If single-city, state that explicitly and note it was a deliberate depth-over-breadth choice (see Section 2.3).</w:t>
       </w:r>
     </w:p>
     <w:p>
@@ -12437,11 +15247,35 @@
         <w:pStyle w:val="Heading1"/>
         <w:spacing w:before="400" w:after="200"/>
       </w:pPr>
-      <w:bookmarkStart w:id="27" w:name="_Toc234499956"/>
-      <w:r>
-        <w:t>12. Cross-City Comparisons</w:t>
-      </w:r>
-      <w:bookmarkEnd w:id="27"/>
+      <w:bookmarkStart w:id="28" w:name="_Toc234499957"/>
+    </w:p>
+    <w:p>
+      <w:pPr>
+        <w:pStyle w:val="Heading1"/>
+        <w:spacing w:before="400" w:after="200"/>
+      </w:pPr>
+    </w:p>
+    <w:p>
+      <w:pPr>
+        <w:pStyle w:val="Heading1"/>
+        <w:spacing w:before="400" w:after="200"/>
+      </w:pPr>
+    </w:p>
+    <w:p>
+      <w:pPr>
+        <w:pStyle w:val="Heading1"/>
+        <w:spacing w:before="400" w:after="200"/>
+      </w:pPr>
+    </w:p>
+    <w:p>
+      <w:pPr>
+        <w:pStyle w:val="Heading1"/>
+        <w:spacing w:before="400" w:after="200"/>
+      </w:pPr>
+      <w:r>
+        <w:t>13. Limitations &amp; Caveats</w:t>
+      </w:r>
+      <w:bookmarkEnd w:id="28"/>
     </w:p>
     <w:p>
       <w:pPr>
@@ -12467,54 +15301,311 @@
           <w:sz w:val="20"/>
           <w:szCs w:val="20"/>
         </w:rPr>
-        <w:t>Only applicable if you analyzed more than one city. If single-city, state that explicitly and note it was a deliberate depth-over-breadth choice (see Section 2.3).</w:t>
+        <w:t>Honest discussion of data limitations, model weaknesses, and scope boundaries.</w:t>
+      </w:r>
+    </w:p>
+    <w:p>
+      <w:pPr>
+        <w:pStyle w:val="pdq2pgselectionanchorcontainer"/>
+        <w:rPr>
+          <w:rFonts w:asciiTheme="minorHAnsi" w:hAnsiTheme="minorHAnsi" w:cstheme="minorHAnsi"/>
+        </w:rPr>
+      </w:pPr>
+      <w:r>
+        <w:rPr>
+          <w:rFonts w:asciiTheme="minorHAnsi" w:hAnsiTheme="minorHAnsi" w:cstheme="minorHAnsi"/>
+          <w:b/>
+          <w:bCs/>
+        </w:rPr>
+        <w:t>Occupancy and revenue are estimates, not actual booking data.</w:t>
+      </w:r>
+      <w:r>
+        <w:rPr>
+          <w:rFonts w:asciiTheme="minorHAnsi" w:hAnsiTheme="minorHAnsi" w:cstheme="minorHAnsi"/>
+        </w:rPr>
+        <w:t xml:space="preserve"> The </w:t>
+      </w:r>
+      <w:r>
+        <w:rPr>
+          <w:rFonts w:asciiTheme="minorHAnsi" w:hAnsiTheme="minorHAnsi" w:cstheme="minorHAnsi"/>
+          <w:b/>
+          <w:bCs/>
+          <w:color w:val="C00000"/>
+          <w:sz w:val="22"/>
+          <w:szCs w:val="22"/>
+        </w:rPr>
+        <w:t>occupancy_rate_365</w:t>
+      </w:r>
+      <w:r>
+        <w:rPr>
+          <w:rFonts w:asciiTheme="minorHAnsi" w:hAnsiTheme="minorHAnsi" w:cstheme="minorHAnsi"/>
+          <w:color w:val="C00000"/>
+        </w:rPr>
+        <w:t xml:space="preserve"> </w:t>
+      </w:r>
+      <w:r>
+        <w:rPr>
+          <w:rFonts w:asciiTheme="minorHAnsi" w:hAnsiTheme="minorHAnsi" w:cstheme="minorHAnsi"/>
+        </w:rPr>
+        <w:t xml:space="preserve">value is estimated using calendar availability, where unavailable days could mean either a guest booking or that the host blocked the dates for personal reasons, maintenance, or other purposes. Similarly, </w:t>
+      </w:r>
+      <w:proofErr w:type="spellStart"/>
+      <w:r>
+        <w:rPr>
+          <w:rFonts w:asciiTheme="minorHAnsi" w:hAnsiTheme="minorHAnsi" w:cstheme="minorHAnsi"/>
+          <w:b/>
+          <w:bCs/>
+          <w:color w:val="C00000"/>
+          <w:sz w:val="22"/>
+          <w:szCs w:val="22"/>
+        </w:rPr>
+        <w:t>estimated_annual_revenue</w:t>
+      </w:r>
+      <w:proofErr w:type="spellEnd"/>
+      <w:r>
+        <w:rPr>
+          <w:rFonts w:asciiTheme="minorHAnsi" w:hAnsiTheme="minorHAnsi" w:cstheme="minorHAnsi"/>
+          <w:color w:val="C00000"/>
+        </w:rPr>
+        <w:t xml:space="preserve"> </w:t>
+      </w:r>
+      <w:r>
+        <w:rPr>
+          <w:rFonts w:asciiTheme="minorHAnsi" w:hAnsiTheme="minorHAnsi" w:cstheme="minorHAnsi"/>
+        </w:rPr>
+        <w:t>is calculated using this estimated occupancy and the current listed price, which does not account for seasonal price changes, discounts, or the actual price paid by guests. Therefore, these metrics should only be used to compare listings, not as exact measures of bookings or income.</w:t>
+      </w:r>
+    </w:p>
+    <w:p>
+      <w:pPr>
+        <w:spacing w:before="100" w:beforeAutospacing="1" w:after="100" w:afterAutospacing="1"/>
+        <w:rPr>
+          <w:rFonts w:asciiTheme="minorHAnsi" w:eastAsia="Times New Roman" w:hAnsiTheme="minorHAnsi" w:cstheme="minorHAnsi"/>
+          <w:sz w:val="24"/>
+          <w:szCs w:val="24"/>
+        </w:rPr>
+      </w:pPr>
+      <w:proofErr w:type="spellStart"/>
+      <w:r>
+        <w:rPr>
+          <w:rFonts w:asciiTheme="minorHAnsi" w:eastAsia="Times New Roman" w:hAnsiTheme="minorHAnsi" w:cstheme="minorHAnsi"/>
+          <w:b/>
+          <w:bCs/>
+        </w:rPr>
+        <w:t>host_tenure_years</w:t>
+      </w:r>
+      <w:proofErr w:type="spellEnd"/>
+      <w:r>
+        <w:rPr>
+          <w:rFonts w:asciiTheme="minorHAnsi" w:eastAsia="Times New Roman" w:hAnsiTheme="minorHAnsi" w:cstheme="minorHAnsi"/>
+          <w:b/>
+          <w:bCs/>
+          <w:sz w:val="24"/>
+          <w:szCs w:val="24"/>
+        </w:rPr>
+        <w:t xml:space="preserve"> cannot be used in this dataset.</w:t>
+      </w:r>
+      <w:r>
+        <w:rPr>
+          <w:rFonts w:asciiTheme="minorHAnsi" w:eastAsia="Times New Roman" w:hAnsiTheme="minorHAnsi" w:cstheme="minorHAnsi"/>
+          <w:sz w:val="24"/>
+          <w:szCs w:val="24"/>
+        </w:rPr>
+        <w:t xml:space="preserve"> This metric depends on the </w:t>
+      </w:r>
+      <w:proofErr w:type="spellStart"/>
+      <w:r>
+        <w:rPr>
+          <w:rFonts w:asciiTheme="minorHAnsi" w:eastAsia="Times New Roman" w:hAnsiTheme="minorHAnsi" w:cstheme="minorHAnsi"/>
+          <w:b/>
+          <w:bCs/>
+          <w:color w:val="C00000"/>
+        </w:rPr>
+        <w:t>host_since</w:t>
+      </w:r>
+      <w:proofErr w:type="spellEnd"/>
+      <w:r>
+        <w:rPr>
+          <w:rFonts w:asciiTheme="minorHAnsi" w:eastAsia="Times New Roman" w:hAnsiTheme="minorHAnsi" w:cstheme="minorHAnsi"/>
+          <w:color w:val="C00000"/>
+          <w:sz w:val="24"/>
+          <w:szCs w:val="24"/>
+        </w:rPr>
+        <w:t xml:space="preserve"> </w:t>
+      </w:r>
+      <w:r>
+        <w:rPr>
+          <w:rFonts w:asciiTheme="minorHAnsi" w:eastAsia="Times New Roman" w:hAnsiTheme="minorHAnsi" w:cstheme="minorHAnsi"/>
+          <w:sz w:val="24"/>
+          <w:szCs w:val="24"/>
+        </w:rPr>
+        <w:t xml:space="preserve">field, but since </w:t>
+      </w:r>
+      <w:proofErr w:type="spellStart"/>
+      <w:r>
+        <w:rPr>
+          <w:rFonts w:asciiTheme="minorHAnsi" w:eastAsia="Times New Roman" w:hAnsiTheme="minorHAnsi" w:cstheme="minorHAnsi"/>
+          <w:b/>
+          <w:bCs/>
+          <w:color w:val="C00000"/>
+        </w:rPr>
+        <w:t>host_since</w:t>
+      </w:r>
+      <w:proofErr w:type="spellEnd"/>
+      <w:r>
+        <w:rPr>
+          <w:rFonts w:asciiTheme="minorHAnsi" w:eastAsia="Times New Roman" w:hAnsiTheme="minorHAnsi" w:cstheme="minorHAnsi"/>
+          <w:color w:val="C00000"/>
+          <w:sz w:val="24"/>
+          <w:szCs w:val="24"/>
+        </w:rPr>
+        <w:t xml:space="preserve"> </w:t>
+      </w:r>
+      <w:r>
+        <w:rPr>
+          <w:rFonts w:asciiTheme="minorHAnsi" w:eastAsia="Times New Roman" w:hAnsiTheme="minorHAnsi" w:cstheme="minorHAnsi"/>
+          <w:sz w:val="24"/>
+          <w:szCs w:val="24"/>
+        </w:rPr>
+        <w:t xml:space="preserve">is missing for every listing in the Edinburgh dataset, </w:t>
+      </w:r>
+      <w:proofErr w:type="spellStart"/>
+      <w:r>
+        <w:rPr>
+          <w:rFonts w:asciiTheme="minorHAnsi" w:eastAsia="Times New Roman" w:hAnsiTheme="minorHAnsi" w:cstheme="minorHAnsi"/>
+          <w:b/>
+          <w:bCs/>
+          <w:color w:val="C00000"/>
+        </w:rPr>
+        <w:t>host_tenure_years</w:t>
+      </w:r>
+      <w:proofErr w:type="spellEnd"/>
+      <w:r>
+        <w:rPr>
+          <w:rFonts w:asciiTheme="minorHAnsi" w:eastAsia="Times New Roman" w:hAnsiTheme="minorHAnsi" w:cstheme="minorHAnsi"/>
+          <w:color w:val="C00000"/>
+          <w:sz w:val="24"/>
+          <w:szCs w:val="24"/>
+        </w:rPr>
+        <w:t xml:space="preserve"> </w:t>
+      </w:r>
+      <w:r>
+        <w:rPr>
+          <w:rFonts w:asciiTheme="minorHAnsi" w:eastAsia="Times New Roman" w:hAnsiTheme="minorHAnsi" w:cstheme="minorHAnsi"/>
+          <w:sz w:val="24"/>
+          <w:szCs w:val="24"/>
+        </w:rPr>
+        <w:t xml:space="preserve">is </w:t>
+      </w:r>
+      <w:r>
+        <w:rPr>
+          <w:rFonts w:asciiTheme="minorHAnsi" w:eastAsia="Times New Roman" w:hAnsiTheme="minorHAnsi" w:cstheme="minorHAnsi"/>
+          <w:sz w:val="24"/>
+          <w:szCs w:val="24"/>
+        </w:rPr>
+        <w:lastRenderedPageBreak/>
+        <w:t>also completely unavailable. As a result, it was excluded from any analysis related to host experience.</w:t>
+      </w:r>
+    </w:p>
+    <w:p>
+      <w:pPr>
+        <w:spacing w:before="100" w:beforeAutospacing="1" w:after="100" w:afterAutospacing="1"/>
+        <w:rPr>
+          <w:rFonts w:asciiTheme="minorHAnsi" w:eastAsia="Times New Roman" w:hAnsiTheme="minorHAnsi" w:cstheme="minorHAnsi"/>
+          <w:sz w:val="24"/>
+          <w:szCs w:val="24"/>
+        </w:rPr>
+      </w:pPr>
+      <w:r>
+        <w:rPr>
+          <w:rFonts w:asciiTheme="minorHAnsi" w:eastAsia="Times New Roman" w:hAnsiTheme="minorHAnsi" w:cstheme="minorHAnsi"/>
+          <w:b/>
+          <w:bCs/>
+          <w:sz w:val="24"/>
+          <w:szCs w:val="24"/>
+        </w:rPr>
+        <w:t>Neighbourhood-level averages should be interpreted carefully.</w:t>
+      </w:r>
+      <w:r>
+        <w:rPr>
+          <w:rFonts w:asciiTheme="minorHAnsi" w:eastAsia="Times New Roman" w:hAnsiTheme="minorHAnsi" w:cstheme="minorHAnsi"/>
+          <w:sz w:val="24"/>
+          <w:szCs w:val="24"/>
+        </w:rPr>
+        <w:t xml:space="preserve"> The </w:t>
+      </w:r>
+      <w:proofErr w:type="spellStart"/>
+      <w:r>
+        <w:rPr>
+          <w:rFonts w:asciiTheme="minorHAnsi" w:eastAsia="Times New Roman" w:hAnsiTheme="minorHAnsi" w:cstheme="minorHAnsi"/>
+          <w:b/>
+          <w:bCs/>
+          <w:color w:val="C00000"/>
+        </w:rPr>
+        <w:t>neighbourhood_avg_rating</w:t>
+      </w:r>
+      <w:proofErr w:type="spellEnd"/>
+      <w:r>
+        <w:rPr>
+          <w:rFonts w:asciiTheme="minorHAnsi" w:eastAsia="Times New Roman" w:hAnsiTheme="minorHAnsi" w:cstheme="minorHAnsi"/>
+          <w:color w:val="C00000"/>
+          <w:sz w:val="24"/>
+          <w:szCs w:val="24"/>
+        </w:rPr>
+        <w:t xml:space="preserve"> </w:t>
+      </w:r>
+      <w:r>
+        <w:rPr>
+          <w:rFonts w:asciiTheme="minorHAnsi" w:eastAsia="Times New Roman" w:hAnsiTheme="minorHAnsi" w:cstheme="minorHAnsi"/>
+          <w:sz w:val="24"/>
+          <w:szCs w:val="24"/>
+        </w:rPr>
+        <w:t>is calculated only from listings that have review ratings. Neighbourhoods with many new or unrated listings may therefore have average ratings based on only a small number of properties, making the results less representative.</w:t>
+      </w:r>
+    </w:p>
+    <w:p>
+      <w:pPr>
+        <w:spacing w:before="100" w:beforeAutospacing="1" w:after="100" w:afterAutospacing="1"/>
+        <w:rPr>
+          <w:rFonts w:asciiTheme="minorHAnsi" w:eastAsia="Times New Roman" w:hAnsiTheme="minorHAnsi" w:cstheme="minorHAnsi"/>
+          <w:sz w:val="24"/>
+          <w:szCs w:val="24"/>
+        </w:rPr>
+      </w:pPr>
+      <w:r>
+        <w:rPr>
+          <w:rFonts w:asciiTheme="minorHAnsi" w:eastAsia="Times New Roman" w:hAnsiTheme="minorHAnsi" w:cstheme="minorHAnsi"/>
+          <w:b/>
+          <w:bCs/>
+          <w:sz w:val="24"/>
+          <w:szCs w:val="24"/>
+        </w:rPr>
+        <w:t>Derived metrics only reflect the time when the data was collected.</w:t>
+      </w:r>
+      <w:r>
+        <w:rPr>
+          <w:rFonts w:asciiTheme="minorHAnsi" w:eastAsia="Times New Roman" w:hAnsiTheme="minorHAnsi" w:cstheme="minorHAnsi"/>
+          <w:sz w:val="24"/>
+          <w:szCs w:val="24"/>
+        </w:rPr>
+        <w:t xml:space="preserve"> All calculated metrics are based on a single dataset snapshot, meaning they represent conditions at the time of the scrape. Since prices, availability, and reviews change over time, these values should not be considered live or used to predict future market conditions.</w:t>
       </w:r>
     </w:p>
     <w:p>
       <w:pPr>
         <w:spacing w:after="240"/>
       </w:pPr>
-      <w:r>
-        <w:rPr>
-          <w:color w:val="9CA3AF"/>
-        </w:rPr>
-        <w:t>[Write your content here.]</w:t>
-      </w:r>
     </w:p>
     <w:p>
       <w:pPr>
         <w:pStyle w:val="Heading1"/>
         <w:spacing w:before="400" w:after="200"/>
       </w:pPr>
-      <w:bookmarkStart w:id="28" w:name="_Toc234499957"/>
-    </w:p>
-    <w:p>
-      <w:pPr>
-        <w:pStyle w:val="Heading1"/>
-        <w:spacing w:before="400" w:after="200"/>
-      </w:pPr>
-    </w:p>
-    <w:p>
-      <w:pPr>
-        <w:pStyle w:val="Heading1"/>
-        <w:spacing w:before="400" w:after="200"/>
-      </w:pPr>
-    </w:p>
-    <w:p>
-      <w:pPr>
-        <w:pStyle w:val="Heading1"/>
-        <w:spacing w:before="400" w:after="200"/>
-      </w:pPr>
-    </w:p>
-    <w:p>
-      <w:pPr>
-        <w:pStyle w:val="Heading1"/>
-        <w:spacing w:before="400" w:after="200"/>
-      </w:pPr>
-      <w:r>
-        <w:t>13. Limitations &amp; Caveats</w:t>
-      </w:r>
-      <w:bookmarkEnd w:id="28"/>
+      <w:bookmarkStart w:id="29" w:name="_Toc234499958"/>
+      <w:r>
+        <w:t>14. Future Improvements</w:t>
+      </w:r>
+      <w:bookmarkEnd w:id="29"/>
     </w:p>
     <w:p>
       <w:pPr>
@@ -12540,378 +15631,27 @@
           <w:sz w:val="20"/>
           <w:szCs w:val="20"/>
         </w:rPr>
-        <w:t>Honest discussion of data limitations, model weaknesses, and scope boundaries.</w:t>
-      </w:r>
-    </w:p>
-    <w:p>
-      <w:pPr>
-        <w:pStyle w:val="pdq2pgselectionanchorcontainer"/>
-        <w:rPr>
-          <w:rFonts w:asciiTheme="minorHAnsi" w:hAnsiTheme="minorHAnsi" w:cstheme="minorHAnsi"/>
-        </w:rPr>
-      </w:pPr>
-      <w:r>
-        <w:rPr>
-          <w:rFonts w:asciiTheme="minorHAnsi" w:hAnsiTheme="minorHAnsi" w:cstheme="minorHAnsi"/>
-          <w:b/>
-          <w:bCs/>
-        </w:rPr>
-        <w:t>Occupancy and revenue are estimates, not actual booking data.</w:t>
-      </w:r>
-      <w:r>
-        <w:rPr>
-          <w:rFonts w:asciiTheme="minorHAnsi" w:hAnsiTheme="minorHAnsi" w:cstheme="minorHAnsi"/>
-        </w:rPr>
-        <w:t xml:space="preserve"> The </w:t>
-      </w:r>
-      <w:r>
-        <w:rPr>
-          <w:rFonts w:asciiTheme="minorHAnsi" w:hAnsiTheme="minorHAnsi" w:cstheme="minorHAnsi"/>
-          <w:b/>
-          <w:bCs/>
-          <w:color w:val="C00000"/>
-          <w:sz w:val="22"/>
-          <w:szCs w:val="22"/>
-        </w:rPr>
-        <w:t>occupancy_rate_365</w:t>
-      </w:r>
-      <w:r>
-        <w:rPr>
-          <w:rFonts w:asciiTheme="minorHAnsi" w:hAnsiTheme="minorHAnsi" w:cstheme="minorHAnsi"/>
-          <w:color w:val="C00000"/>
-        </w:rPr>
-        <w:t xml:space="preserve"> </w:t>
-      </w:r>
-      <w:r>
-        <w:rPr>
-          <w:rFonts w:asciiTheme="minorHAnsi" w:hAnsiTheme="minorHAnsi" w:cstheme="minorHAnsi"/>
-        </w:rPr>
-        <w:t xml:space="preserve">value is estimated using calendar availability, where unavailable days could mean either a guest booking or that the host blocked the dates for personal reasons, maintenance, or other purposes. Similarly, </w:t>
-      </w:r>
-      <w:proofErr w:type="spellStart"/>
-      <w:r>
-        <w:rPr>
-          <w:rFonts w:asciiTheme="minorHAnsi" w:hAnsiTheme="minorHAnsi" w:cstheme="minorHAnsi"/>
-          <w:b/>
-          <w:bCs/>
-          <w:color w:val="C00000"/>
-          <w:sz w:val="22"/>
-          <w:szCs w:val="22"/>
-        </w:rPr>
-        <w:t>estimated_annual_revenue</w:t>
-      </w:r>
-      <w:proofErr w:type="spellEnd"/>
-      <w:r>
-        <w:rPr>
-          <w:rFonts w:asciiTheme="minorHAnsi" w:hAnsiTheme="minorHAnsi" w:cstheme="minorHAnsi"/>
-          <w:color w:val="C00000"/>
-        </w:rPr>
-        <w:t xml:space="preserve"> </w:t>
-      </w:r>
-      <w:r>
-        <w:rPr>
-          <w:rFonts w:asciiTheme="minorHAnsi" w:hAnsiTheme="minorHAnsi" w:cstheme="minorHAnsi"/>
-        </w:rPr>
-        <w:t>is calculated using this estimated occupancy and the current listed price, which does not account for seasonal price changes, discounts, or the actual price paid by guests. Therefore, these metrics should only be used to compare listings, not as exact measures of bookings or income.</w:t>
-      </w:r>
-    </w:p>
-    <w:p>
-      <w:pPr>
-        <w:spacing w:before="100" w:beforeAutospacing="1" w:after="100" w:afterAutospacing="1"/>
-        <w:rPr>
-          <w:rFonts w:asciiTheme="minorHAnsi" w:eastAsia="Times New Roman" w:hAnsiTheme="minorHAnsi" w:cstheme="minorHAnsi"/>
-          <w:sz w:val="24"/>
-          <w:szCs w:val="24"/>
-        </w:rPr>
-      </w:pPr>
-      <w:proofErr w:type="spellStart"/>
-      <w:r>
-        <w:rPr>
-          <w:rFonts w:asciiTheme="minorHAnsi" w:eastAsia="Times New Roman" w:hAnsiTheme="minorHAnsi" w:cstheme="minorHAnsi"/>
-          <w:b/>
-          <w:bCs/>
-        </w:rPr>
-        <w:t>host_tenure_years</w:t>
-      </w:r>
-      <w:proofErr w:type="spellEnd"/>
-      <w:r>
-        <w:rPr>
-          <w:rFonts w:asciiTheme="minorHAnsi" w:eastAsia="Times New Roman" w:hAnsiTheme="minorHAnsi" w:cstheme="minorHAnsi"/>
-          <w:b/>
-          <w:bCs/>
-          <w:sz w:val="24"/>
-          <w:szCs w:val="24"/>
-        </w:rPr>
-        <w:t xml:space="preserve"> cannot be used in this dataset.</w:t>
-      </w:r>
-      <w:r>
-        <w:rPr>
-          <w:rFonts w:asciiTheme="minorHAnsi" w:eastAsia="Times New Roman" w:hAnsiTheme="minorHAnsi" w:cstheme="minorHAnsi"/>
-          <w:sz w:val="24"/>
-          <w:szCs w:val="24"/>
-        </w:rPr>
-        <w:t xml:space="preserve"> This metric depends on the </w:t>
-      </w:r>
-      <w:proofErr w:type="spellStart"/>
-      <w:r>
-        <w:rPr>
-          <w:rFonts w:asciiTheme="minorHAnsi" w:eastAsia="Times New Roman" w:hAnsiTheme="minorHAnsi" w:cstheme="minorHAnsi"/>
-          <w:b/>
-          <w:bCs/>
-          <w:color w:val="C00000"/>
-        </w:rPr>
-        <w:t>host_since</w:t>
-      </w:r>
-      <w:proofErr w:type="spellEnd"/>
-      <w:r>
-        <w:rPr>
-          <w:rFonts w:asciiTheme="minorHAnsi" w:eastAsia="Times New Roman" w:hAnsiTheme="minorHAnsi" w:cstheme="minorHAnsi"/>
-          <w:color w:val="C00000"/>
-          <w:sz w:val="24"/>
-          <w:szCs w:val="24"/>
-        </w:rPr>
-        <w:t xml:space="preserve"> </w:t>
-      </w:r>
-      <w:r>
-        <w:rPr>
-          <w:rFonts w:asciiTheme="minorHAnsi" w:eastAsia="Times New Roman" w:hAnsiTheme="minorHAnsi" w:cstheme="minorHAnsi"/>
-          <w:sz w:val="24"/>
-          <w:szCs w:val="24"/>
-        </w:rPr>
-        <w:t xml:space="preserve">field, but since </w:t>
-      </w:r>
-      <w:proofErr w:type="spellStart"/>
-      <w:r>
-        <w:rPr>
-          <w:rFonts w:asciiTheme="minorHAnsi" w:eastAsia="Times New Roman" w:hAnsiTheme="minorHAnsi" w:cstheme="minorHAnsi"/>
-          <w:b/>
-          <w:bCs/>
-          <w:color w:val="C00000"/>
-        </w:rPr>
-        <w:t>host_since</w:t>
-      </w:r>
-      <w:proofErr w:type="spellEnd"/>
-      <w:r>
-        <w:rPr>
-          <w:rFonts w:asciiTheme="minorHAnsi" w:eastAsia="Times New Roman" w:hAnsiTheme="minorHAnsi" w:cstheme="minorHAnsi"/>
-          <w:color w:val="C00000"/>
-          <w:sz w:val="24"/>
-          <w:szCs w:val="24"/>
-        </w:rPr>
-        <w:t xml:space="preserve"> </w:t>
-      </w:r>
-      <w:r>
-        <w:rPr>
-          <w:rFonts w:asciiTheme="minorHAnsi" w:eastAsia="Times New Roman" w:hAnsiTheme="minorHAnsi" w:cstheme="minorHAnsi"/>
-          <w:sz w:val="24"/>
-          <w:szCs w:val="24"/>
-        </w:rPr>
-        <w:t xml:space="preserve">is missing for every listing in the Edinburgh dataset, </w:t>
-      </w:r>
-      <w:proofErr w:type="spellStart"/>
-      <w:r>
-        <w:rPr>
-          <w:rFonts w:asciiTheme="minorHAnsi" w:eastAsia="Times New Roman" w:hAnsiTheme="minorHAnsi" w:cstheme="minorHAnsi"/>
-          <w:b/>
-          <w:bCs/>
-          <w:color w:val="C00000"/>
-        </w:rPr>
-        <w:t>host_tenure_years</w:t>
-      </w:r>
-      <w:proofErr w:type="spellEnd"/>
-      <w:r>
-        <w:rPr>
-          <w:rFonts w:asciiTheme="minorHAnsi" w:eastAsia="Times New Roman" w:hAnsiTheme="minorHAnsi" w:cstheme="minorHAnsi"/>
-          <w:color w:val="C00000"/>
-          <w:sz w:val="24"/>
-          <w:szCs w:val="24"/>
-        </w:rPr>
-        <w:t xml:space="preserve"> </w:t>
-      </w:r>
-      <w:r>
-        <w:rPr>
-          <w:rFonts w:asciiTheme="minorHAnsi" w:eastAsia="Times New Roman" w:hAnsiTheme="minorHAnsi" w:cstheme="minorHAnsi"/>
-          <w:sz w:val="24"/>
-          <w:szCs w:val="24"/>
-        </w:rPr>
-        <w:t>is also completely unavailable. As a result, it was excluded from any analysis related to host experience.</w:t>
-      </w:r>
-    </w:p>
-    <w:p>
-      <w:pPr>
-        <w:spacing w:before="100" w:beforeAutospacing="1" w:after="100" w:afterAutospacing="1"/>
-        <w:rPr>
-          <w:rFonts w:asciiTheme="minorHAnsi" w:eastAsia="Times New Roman" w:hAnsiTheme="minorHAnsi" w:cstheme="minorHAnsi"/>
-          <w:sz w:val="24"/>
-          <w:szCs w:val="24"/>
-        </w:rPr>
-      </w:pPr>
-      <w:r>
-        <w:rPr>
-          <w:rFonts w:asciiTheme="minorHAnsi" w:eastAsia="Times New Roman" w:hAnsiTheme="minorHAnsi" w:cstheme="minorHAnsi"/>
-          <w:b/>
-          <w:bCs/>
-          <w:sz w:val="24"/>
-          <w:szCs w:val="24"/>
-          <w:lang w:val="en-GB"/>
-        </w:rPr>
-        <w:t>Neighbourhood</w:t>
-      </w:r>
-      <w:r>
-        <w:rPr>
-          <w:rFonts w:asciiTheme="minorHAnsi" w:eastAsia="Times New Roman" w:hAnsiTheme="minorHAnsi" w:cstheme="minorHAnsi"/>
-          <w:b/>
-          <w:bCs/>
-          <w:sz w:val="24"/>
-          <w:szCs w:val="24"/>
-        </w:rPr>
-        <w:t>-level averages should be interpreted carefully.</w:t>
-      </w:r>
-      <w:r>
-        <w:rPr>
-          <w:rFonts w:asciiTheme="minorHAnsi" w:eastAsia="Times New Roman" w:hAnsiTheme="minorHAnsi" w:cstheme="minorHAnsi"/>
-          <w:sz w:val="24"/>
-          <w:szCs w:val="24"/>
-        </w:rPr>
-        <w:t xml:space="preserve"> The </w:t>
-      </w:r>
-      <w:proofErr w:type="spellStart"/>
-      <w:r>
-        <w:rPr>
-          <w:rFonts w:asciiTheme="minorHAnsi" w:eastAsia="Times New Roman" w:hAnsiTheme="minorHAnsi" w:cstheme="minorHAnsi"/>
-          <w:b/>
-          <w:bCs/>
-          <w:color w:val="C00000"/>
-        </w:rPr>
-        <w:t>neighbourhood_avg_rating</w:t>
-      </w:r>
-      <w:proofErr w:type="spellEnd"/>
-      <w:r>
-        <w:rPr>
-          <w:rFonts w:asciiTheme="minorHAnsi" w:eastAsia="Times New Roman" w:hAnsiTheme="minorHAnsi" w:cstheme="minorHAnsi"/>
-          <w:color w:val="C00000"/>
-          <w:sz w:val="24"/>
-          <w:szCs w:val="24"/>
-        </w:rPr>
-        <w:t xml:space="preserve"> </w:t>
-      </w:r>
-      <w:r>
-        <w:rPr>
-          <w:rFonts w:asciiTheme="minorHAnsi" w:eastAsia="Times New Roman" w:hAnsiTheme="minorHAnsi" w:cstheme="minorHAnsi"/>
-          <w:sz w:val="24"/>
-          <w:szCs w:val="24"/>
-        </w:rPr>
-        <w:t xml:space="preserve">is calculated only from listings that have review ratings. </w:t>
-      </w:r>
-      <w:proofErr w:type="spellStart"/>
-      <w:r>
-        <w:rPr>
-          <w:rFonts w:asciiTheme="minorHAnsi" w:eastAsia="Times New Roman" w:hAnsiTheme="minorHAnsi" w:cstheme="minorHAnsi"/>
-          <w:sz w:val="24"/>
-          <w:szCs w:val="24"/>
-        </w:rPr>
-        <w:t>Neighbourhoods</w:t>
-      </w:r>
-      <w:proofErr w:type="spellEnd"/>
-      <w:r>
-        <w:rPr>
-          <w:rFonts w:asciiTheme="minorHAnsi" w:eastAsia="Times New Roman" w:hAnsiTheme="minorHAnsi" w:cstheme="minorHAnsi"/>
-          <w:sz w:val="24"/>
-          <w:szCs w:val="24"/>
-        </w:rPr>
-        <w:t xml:space="preserve"> with many new or unrated listings may therefore have average ratings based on only a small number of properties, making the results less representative.</w:t>
-      </w:r>
-    </w:p>
-    <w:p>
-      <w:pPr>
-        <w:spacing w:before="100" w:beforeAutospacing="1" w:after="100" w:afterAutospacing="1"/>
-        <w:rPr>
-          <w:rFonts w:asciiTheme="minorHAnsi" w:eastAsia="Times New Roman" w:hAnsiTheme="minorHAnsi" w:cstheme="minorHAnsi"/>
-          <w:sz w:val="24"/>
-          <w:szCs w:val="24"/>
-        </w:rPr>
-      </w:pPr>
-      <w:r>
-        <w:rPr>
-          <w:rFonts w:asciiTheme="minorHAnsi" w:eastAsia="Times New Roman" w:hAnsiTheme="minorHAnsi" w:cstheme="minorHAnsi"/>
-          <w:b/>
-          <w:bCs/>
-          <w:sz w:val="24"/>
-          <w:szCs w:val="24"/>
-        </w:rPr>
-        <w:t>Derived metrics only reflect the time when the data was collected.</w:t>
-      </w:r>
-      <w:r>
-        <w:rPr>
-          <w:rFonts w:asciiTheme="minorHAnsi" w:eastAsia="Times New Roman" w:hAnsiTheme="minorHAnsi" w:cstheme="minorHAnsi"/>
-          <w:sz w:val="24"/>
-          <w:szCs w:val="24"/>
-        </w:rPr>
-        <w:t xml:space="preserve"> All calculated metrics are based on a single dataset snapshot, meaning they represent conditions at the time of the scrape. Since prices, availability, and reviews change over time, these values should not be considered live or used to predict future market conditions.</w:t>
+        <w:t>What you would do next with more time, better data, or additional resources.</w:t>
       </w:r>
     </w:p>
     <w:p>
       <w:pPr>
         <w:spacing w:after="240"/>
       </w:pPr>
+      <w:r>
+        <w:rPr>
+          <w:color w:val="9CA3AF"/>
+        </w:rPr>
+        <w:t>[Write your content here.]</w:t>
+      </w:r>
     </w:p>
     <w:p>
       <w:pPr>
         <w:pStyle w:val="Heading1"/>
         <w:spacing w:before="400" w:after="200"/>
       </w:pPr>
-      <w:bookmarkStart w:id="29" w:name="_Toc234499958"/>
-      <w:r>
-        <w:t>14. Future Improvements</w:t>
-      </w:r>
-      <w:bookmarkEnd w:id="29"/>
-    </w:p>
-    <w:p>
-      <w:pPr>
-        <w:spacing w:after="200"/>
-      </w:pPr>
-      <w:r>
-        <w:rPr>
-          <w:b/>
-          <w:bCs/>
-          <w:i/>
-          <w:iCs/>
-          <w:color w:val="6B7280"/>
-          <w:sz w:val="20"/>
-          <w:szCs w:val="20"/>
-        </w:rPr>
-        <w:t xml:space="preserve">Guidance: </w:t>
-      </w:r>
-      <w:r>
-        <w:rPr>
-          <w:i/>
-          <w:iCs/>
-          <w:color w:val="6B7280"/>
-          <w:sz w:val="20"/>
-          <w:szCs w:val="20"/>
-        </w:rPr>
-        <w:t>What you would do next with more time, better data, or additional resources.</w:t>
-      </w:r>
-    </w:p>
-    <w:p>
-      <w:pPr>
-        <w:spacing w:after="240"/>
-      </w:pPr>
-      <w:r>
-        <w:rPr>
-          <w:color w:val="9CA3AF"/>
-        </w:rPr>
-        <w:t>[Write your content here.]</w:t>
-      </w:r>
-    </w:p>
-    <w:p>
-      <w:pPr>
-        <w:pStyle w:val="Heading1"/>
-        <w:spacing w:before="400" w:after="200"/>
-      </w:pPr>
       <w:bookmarkStart w:id="30" w:name="_Toc234499959"/>
       <w:r>
-        <w:lastRenderedPageBreak/>
         <w:t>15. Reflection</w:t>
       </w:r>
       <w:bookmarkEnd w:id="30"/>
@@ -13093,6 +15833,7 @@
                 <w:sz w:val="18"/>
                 <w:szCs w:val="18"/>
               </w:rPr>
+              <w:lastRenderedPageBreak/>
               <w:t>Disclosure Item</w:t>
             </w:r>
           </w:p>
@@ -13746,6 +16487,155 @@
     </w:lvl>
   </w:abstractNum>
   <w:abstractNum w:abstractNumId="1" w15:restartNumberingAfterBreak="0">
+    <w:nsid w:val="19AD37C2"/>
+    <w:multiLevelType w:val="multilevel"/>
+    <w:tmpl w:val="B4245A78"/>
+    <w:lvl w:ilvl="0">
+      <w:start w:val="1"/>
+      <w:numFmt w:val="bullet"/>
+      <w:lvlText w:val=""/>
+      <w:lvlJc w:val="left"/>
+      <w:pPr>
+        <w:tabs>
+          <w:tab w:val="num" w:pos="720"/>
+        </w:tabs>
+        <w:ind w:left="720" w:hanging="360"/>
+      </w:pPr>
+      <w:rPr>
+        <w:rFonts w:ascii="Symbol" w:hAnsi="Symbol" w:hint="default"/>
+        <w:sz w:val="20"/>
+      </w:rPr>
+    </w:lvl>
+    <w:lvl w:ilvl="1" w:tentative="1">
+      <w:start w:val="1"/>
+      <w:numFmt w:val="bullet"/>
+      <w:lvlText w:val="o"/>
+      <w:lvlJc w:val="left"/>
+      <w:pPr>
+        <w:tabs>
+          <w:tab w:val="num" w:pos="1440"/>
+        </w:tabs>
+        <w:ind w:left="1440" w:hanging="360"/>
+      </w:pPr>
+      <w:rPr>
+        <w:rFonts w:ascii="Courier New" w:hAnsi="Courier New" w:hint="default"/>
+        <w:sz w:val="20"/>
+      </w:rPr>
+    </w:lvl>
+    <w:lvl w:ilvl="2" w:tentative="1">
+      <w:start w:val="1"/>
+      <w:numFmt w:val="bullet"/>
+      <w:lvlText w:val=""/>
+      <w:lvlJc w:val="left"/>
+      <w:pPr>
+        <w:tabs>
+          <w:tab w:val="num" w:pos="2160"/>
+        </w:tabs>
+        <w:ind w:left="2160" w:hanging="360"/>
+      </w:pPr>
+      <w:rPr>
+        <w:rFonts w:ascii="Wingdings" w:hAnsi="Wingdings" w:hint="default"/>
+        <w:sz w:val="20"/>
+      </w:rPr>
+    </w:lvl>
+    <w:lvl w:ilvl="3" w:tentative="1">
+      <w:start w:val="1"/>
+      <w:numFmt w:val="bullet"/>
+      <w:lvlText w:val=""/>
+      <w:lvlJc w:val="left"/>
+      <w:pPr>
+        <w:tabs>
+          <w:tab w:val="num" w:pos="2880"/>
+        </w:tabs>
+        <w:ind w:left="2880" w:hanging="360"/>
+      </w:pPr>
+      <w:rPr>
+        <w:rFonts w:ascii="Wingdings" w:hAnsi="Wingdings" w:hint="default"/>
+        <w:sz w:val="20"/>
+      </w:rPr>
+    </w:lvl>
+    <w:lvl w:ilvl="4" w:tentative="1">
+      <w:start w:val="1"/>
+      <w:numFmt w:val="bullet"/>
+      <w:lvlText w:val=""/>
+      <w:lvlJc w:val="left"/>
+      <w:pPr>
+        <w:tabs>
+          <w:tab w:val="num" w:pos="3600"/>
+        </w:tabs>
+        <w:ind w:left="3600" w:hanging="360"/>
+      </w:pPr>
+      <w:rPr>
+        <w:rFonts w:ascii="Wingdings" w:hAnsi="Wingdings" w:hint="default"/>
+        <w:sz w:val="20"/>
+      </w:rPr>
+    </w:lvl>
+    <w:lvl w:ilvl="5" w:tentative="1">
+      <w:start w:val="1"/>
+      <w:numFmt w:val="bullet"/>
+      <w:lvlText w:val=""/>
+      <w:lvlJc w:val="left"/>
+      <w:pPr>
+        <w:tabs>
+          <w:tab w:val="num" w:pos="4320"/>
+        </w:tabs>
+        <w:ind w:left="4320" w:hanging="360"/>
+      </w:pPr>
+      <w:rPr>
+        <w:rFonts w:ascii="Wingdings" w:hAnsi="Wingdings" w:hint="default"/>
+        <w:sz w:val="20"/>
+      </w:rPr>
+    </w:lvl>
+    <w:lvl w:ilvl="6" w:tentative="1">
+      <w:start w:val="1"/>
+      <w:numFmt w:val="bullet"/>
+      <w:lvlText w:val=""/>
+      <w:lvlJc w:val="left"/>
+      <w:pPr>
+        <w:tabs>
+          <w:tab w:val="num" w:pos="5040"/>
+        </w:tabs>
+        <w:ind w:left="5040" w:hanging="360"/>
+      </w:pPr>
+      <w:rPr>
+        <w:rFonts w:ascii="Wingdings" w:hAnsi="Wingdings" w:hint="default"/>
+        <w:sz w:val="20"/>
+      </w:rPr>
+    </w:lvl>
+    <w:lvl w:ilvl="7" w:tentative="1">
+      <w:start w:val="1"/>
+      <w:numFmt w:val="bullet"/>
+      <w:lvlText w:val=""/>
+      <w:lvlJc w:val="left"/>
+      <w:pPr>
+        <w:tabs>
+          <w:tab w:val="num" w:pos="5760"/>
+        </w:tabs>
+        <w:ind w:left="5760" w:hanging="360"/>
+      </w:pPr>
+      <w:rPr>
+        <w:rFonts w:ascii="Wingdings" w:hAnsi="Wingdings" w:hint="default"/>
+        <w:sz w:val="20"/>
+      </w:rPr>
+    </w:lvl>
+    <w:lvl w:ilvl="8" w:tentative="1">
+      <w:start w:val="1"/>
+      <w:numFmt w:val="bullet"/>
+      <w:lvlText w:val=""/>
+      <w:lvlJc w:val="left"/>
+      <w:pPr>
+        <w:tabs>
+          <w:tab w:val="num" w:pos="6480"/>
+        </w:tabs>
+        <w:ind w:left="6480" w:hanging="360"/>
+      </w:pPr>
+      <w:rPr>
+        <w:rFonts w:ascii="Wingdings" w:hAnsi="Wingdings" w:hint="default"/>
+        <w:sz w:val="20"/>
+      </w:rPr>
+    </w:lvl>
+  </w:abstractNum>
+  <w:abstractNum w:abstractNumId="2" w15:restartNumberingAfterBreak="0">
     <w:nsid w:val="43280828"/>
     <w:multiLevelType w:val="hybridMultilevel"/>
     <w:tmpl w:val="32F089A4"/>
@@ -13831,7 +16721,7 @@
       </w:pPr>
     </w:lvl>
   </w:abstractNum>
-  <w:abstractNum w:abstractNumId="2" w15:restartNumberingAfterBreak="0">
+  <w:abstractNum w:abstractNumId="3" w15:restartNumberingAfterBreak="0">
     <w:nsid w:val="47060380"/>
     <w:multiLevelType w:val="hybridMultilevel"/>
     <w:tmpl w:val="F492103C"/>
@@ -13943,7 +16833,305 @@
       </w:rPr>
     </w:lvl>
   </w:abstractNum>
-  <w:abstractNum w:abstractNumId="3" w15:restartNumberingAfterBreak="0">
+  <w:abstractNum w:abstractNumId="4" w15:restartNumberingAfterBreak="0">
+    <w:nsid w:val="475E2A41"/>
+    <w:multiLevelType w:val="multilevel"/>
+    <w:tmpl w:val="53ECEFC0"/>
+    <w:lvl w:ilvl="0">
+      <w:start w:val="1"/>
+      <w:numFmt w:val="bullet"/>
+      <w:lvlText w:val=""/>
+      <w:lvlJc w:val="left"/>
+      <w:pPr>
+        <w:tabs>
+          <w:tab w:val="num" w:pos="720"/>
+        </w:tabs>
+        <w:ind w:left="720" w:hanging="360"/>
+      </w:pPr>
+      <w:rPr>
+        <w:rFonts w:ascii="Symbol" w:hAnsi="Symbol" w:hint="default"/>
+        <w:sz w:val="20"/>
+      </w:rPr>
+    </w:lvl>
+    <w:lvl w:ilvl="1" w:tentative="1">
+      <w:start w:val="1"/>
+      <w:numFmt w:val="bullet"/>
+      <w:lvlText w:val="o"/>
+      <w:lvlJc w:val="left"/>
+      <w:pPr>
+        <w:tabs>
+          <w:tab w:val="num" w:pos="1440"/>
+        </w:tabs>
+        <w:ind w:left="1440" w:hanging="360"/>
+      </w:pPr>
+      <w:rPr>
+        <w:rFonts w:ascii="Courier New" w:hAnsi="Courier New" w:hint="default"/>
+        <w:sz w:val="20"/>
+      </w:rPr>
+    </w:lvl>
+    <w:lvl w:ilvl="2" w:tentative="1">
+      <w:start w:val="1"/>
+      <w:numFmt w:val="bullet"/>
+      <w:lvlText w:val=""/>
+      <w:lvlJc w:val="left"/>
+      <w:pPr>
+        <w:tabs>
+          <w:tab w:val="num" w:pos="2160"/>
+        </w:tabs>
+        <w:ind w:left="2160" w:hanging="360"/>
+      </w:pPr>
+      <w:rPr>
+        <w:rFonts w:ascii="Wingdings" w:hAnsi="Wingdings" w:hint="default"/>
+        <w:sz w:val="20"/>
+      </w:rPr>
+    </w:lvl>
+    <w:lvl w:ilvl="3" w:tentative="1">
+      <w:start w:val="1"/>
+      <w:numFmt w:val="bullet"/>
+      <w:lvlText w:val=""/>
+      <w:lvlJc w:val="left"/>
+      <w:pPr>
+        <w:tabs>
+          <w:tab w:val="num" w:pos="2880"/>
+        </w:tabs>
+        <w:ind w:left="2880" w:hanging="360"/>
+      </w:pPr>
+      <w:rPr>
+        <w:rFonts w:ascii="Wingdings" w:hAnsi="Wingdings" w:hint="default"/>
+        <w:sz w:val="20"/>
+      </w:rPr>
+    </w:lvl>
+    <w:lvl w:ilvl="4" w:tentative="1">
+      <w:start w:val="1"/>
+      <w:numFmt w:val="bullet"/>
+      <w:lvlText w:val=""/>
+      <w:lvlJc w:val="left"/>
+      <w:pPr>
+        <w:tabs>
+          <w:tab w:val="num" w:pos="3600"/>
+        </w:tabs>
+        <w:ind w:left="3600" w:hanging="360"/>
+      </w:pPr>
+      <w:rPr>
+        <w:rFonts w:ascii="Wingdings" w:hAnsi="Wingdings" w:hint="default"/>
+        <w:sz w:val="20"/>
+      </w:rPr>
+    </w:lvl>
+    <w:lvl w:ilvl="5" w:tentative="1">
+      <w:start w:val="1"/>
+      <w:numFmt w:val="bullet"/>
+      <w:lvlText w:val=""/>
+      <w:lvlJc w:val="left"/>
+      <w:pPr>
+        <w:tabs>
+          <w:tab w:val="num" w:pos="4320"/>
+        </w:tabs>
+        <w:ind w:left="4320" w:hanging="360"/>
+      </w:pPr>
+      <w:rPr>
+        <w:rFonts w:ascii="Wingdings" w:hAnsi="Wingdings" w:hint="default"/>
+        <w:sz w:val="20"/>
+      </w:rPr>
+    </w:lvl>
+    <w:lvl w:ilvl="6" w:tentative="1">
+      <w:start w:val="1"/>
+      <w:numFmt w:val="bullet"/>
+      <w:lvlText w:val=""/>
+      <w:lvlJc w:val="left"/>
+      <w:pPr>
+        <w:tabs>
+          <w:tab w:val="num" w:pos="5040"/>
+        </w:tabs>
+        <w:ind w:left="5040" w:hanging="360"/>
+      </w:pPr>
+      <w:rPr>
+        <w:rFonts w:ascii="Wingdings" w:hAnsi="Wingdings" w:hint="default"/>
+        <w:sz w:val="20"/>
+      </w:rPr>
+    </w:lvl>
+    <w:lvl w:ilvl="7" w:tentative="1">
+      <w:start w:val="1"/>
+      <w:numFmt w:val="bullet"/>
+      <w:lvlText w:val=""/>
+      <w:lvlJc w:val="left"/>
+      <w:pPr>
+        <w:tabs>
+          <w:tab w:val="num" w:pos="5760"/>
+        </w:tabs>
+        <w:ind w:left="5760" w:hanging="360"/>
+      </w:pPr>
+      <w:rPr>
+        <w:rFonts w:ascii="Wingdings" w:hAnsi="Wingdings" w:hint="default"/>
+        <w:sz w:val="20"/>
+      </w:rPr>
+    </w:lvl>
+    <w:lvl w:ilvl="8" w:tentative="1">
+      <w:start w:val="1"/>
+      <w:numFmt w:val="bullet"/>
+      <w:lvlText w:val=""/>
+      <w:lvlJc w:val="left"/>
+      <w:pPr>
+        <w:tabs>
+          <w:tab w:val="num" w:pos="6480"/>
+        </w:tabs>
+        <w:ind w:left="6480" w:hanging="360"/>
+      </w:pPr>
+      <w:rPr>
+        <w:rFonts w:ascii="Wingdings" w:hAnsi="Wingdings" w:hint="default"/>
+        <w:sz w:val="20"/>
+      </w:rPr>
+    </w:lvl>
+  </w:abstractNum>
+  <w:abstractNum w:abstractNumId="5" w15:restartNumberingAfterBreak="0">
+    <w:nsid w:val="55DE630A"/>
+    <w:multiLevelType w:val="multilevel"/>
+    <w:tmpl w:val="6608E182"/>
+    <w:lvl w:ilvl="0">
+      <w:start w:val="1"/>
+      <w:numFmt w:val="bullet"/>
+      <w:lvlText w:val=""/>
+      <w:lvlJc w:val="left"/>
+      <w:pPr>
+        <w:tabs>
+          <w:tab w:val="num" w:pos="720"/>
+        </w:tabs>
+        <w:ind w:left="720" w:hanging="360"/>
+      </w:pPr>
+      <w:rPr>
+        <w:rFonts w:ascii="Symbol" w:hAnsi="Symbol" w:hint="default"/>
+        <w:sz w:val="20"/>
+      </w:rPr>
+    </w:lvl>
+    <w:lvl w:ilvl="1" w:tentative="1">
+      <w:start w:val="1"/>
+      <w:numFmt w:val="bullet"/>
+      <w:lvlText w:val="o"/>
+      <w:lvlJc w:val="left"/>
+      <w:pPr>
+        <w:tabs>
+          <w:tab w:val="num" w:pos="1440"/>
+        </w:tabs>
+        <w:ind w:left="1440" w:hanging="360"/>
+      </w:pPr>
+      <w:rPr>
+        <w:rFonts w:ascii="Courier New" w:hAnsi="Courier New" w:hint="default"/>
+        <w:sz w:val="20"/>
+      </w:rPr>
+    </w:lvl>
+    <w:lvl w:ilvl="2" w:tentative="1">
+      <w:start w:val="1"/>
+      <w:numFmt w:val="bullet"/>
+      <w:lvlText w:val=""/>
+      <w:lvlJc w:val="left"/>
+      <w:pPr>
+        <w:tabs>
+          <w:tab w:val="num" w:pos="2160"/>
+        </w:tabs>
+        <w:ind w:left="2160" w:hanging="360"/>
+      </w:pPr>
+      <w:rPr>
+        <w:rFonts w:ascii="Wingdings" w:hAnsi="Wingdings" w:hint="default"/>
+        <w:sz w:val="20"/>
+      </w:rPr>
+    </w:lvl>
+    <w:lvl w:ilvl="3" w:tentative="1">
+      <w:start w:val="1"/>
+      <w:numFmt w:val="bullet"/>
+      <w:lvlText w:val=""/>
+      <w:lvlJc w:val="left"/>
+      <w:pPr>
+        <w:tabs>
+          <w:tab w:val="num" w:pos="2880"/>
+        </w:tabs>
+        <w:ind w:left="2880" w:hanging="360"/>
+      </w:pPr>
+      <w:rPr>
+        <w:rFonts w:ascii="Wingdings" w:hAnsi="Wingdings" w:hint="default"/>
+        <w:sz w:val="20"/>
+      </w:rPr>
+    </w:lvl>
+    <w:lvl w:ilvl="4" w:tentative="1">
+      <w:start w:val="1"/>
+      <w:numFmt w:val="bullet"/>
+      <w:lvlText w:val=""/>
+      <w:lvlJc w:val="left"/>
+      <w:pPr>
+        <w:tabs>
+          <w:tab w:val="num" w:pos="3600"/>
+        </w:tabs>
+        <w:ind w:left="3600" w:hanging="360"/>
+      </w:pPr>
+      <w:rPr>
+        <w:rFonts w:ascii="Wingdings" w:hAnsi="Wingdings" w:hint="default"/>
+        <w:sz w:val="20"/>
+      </w:rPr>
+    </w:lvl>
+    <w:lvl w:ilvl="5" w:tentative="1">
+      <w:start w:val="1"/>
+      <w:numFmt w:val="bullet"/>
+      <w:lvlText w:val=""/>
+      <w:lvlJc w:val="left"/>
+      <w:pPr>
+        <w:tabs>
+          <w:tab w:val="num" w:pos="4320"/>
+        </w:tabs>
+        <w:ind w:left="4320" w:hanging="360"/>
+      </w:pPr>
+      <w:rPr>
+        <w:rFonts w:ascii="Wingdings" w:hAnsi="Wingdings" w:hint="default"/>
+        <w:sz w:val="20"/>
+      </w:rPr>
+    </w:lvl>
+    <w:lvl w:ilvl="6" w:tentative="1">
+      <w:start w:val="1"/>
+      <w:numFmt w:val="bullet"/>
+      <w:lvlText w:val=""/>
+      <w:lvlJc w:val="left"/>
+      <w:pPr>
+        <w:tabs>
+          <w:tab w:val="num" w:pos="5040"/>
+        </w:tabs>
+        <w:ind w:left="5040" w:hanging="360"/>
+      </w:pPr>
+      <w:rPr>
+        <w:rFonts w:ascii="Wingdings" w:hAnsi="Wingdings" w:hint="default"/>
+        <w:sz w:val="20"/>
+      </w:rPr>
+    </w:lvl>
+    <w:lvl w:ilvl="7" w:tentative="1">
+      <w:start w:val="1"/>
+      <w:numFmt w:val="bullet"/>
+      <w:lvlText w:val=""/>
+      <w:lvlJc w:val="left"/>
+      <w:pPr>
+        <w:tabs>
+          <w:tab w:val="num" w:pos="5760"/>
+        </w:tabs>
+        <w:ind w:left="5760" w:hanging="360"/>
+      </w:pPr>
+      <w:rPr>
+        <w:rFonts w:ascii="Wingdings" w:hAnsi="Wingdings" w:hint="default"/>
+        <w:sz w:val="20"/>
+      </w:rPr>
+    </w:lvl>
+    <w:lvl w:ilvl="8" w:tentative="1">
+      <w:start w:val="1"/>
+      <w:numFmt w:val="bullet"/>
+      <w:lvlText w:val=""/>
+      <w:lvlJc w:val="left"/>
+      <w:pPr>
+        <w:tabs>
+          <w:tab w:val="num" w:pos="6480"/>
+        </w:tabs>
+        <w:ind w:left="6480" w:hanging="360"/>
+      </w:pPr>
+      <w:rPr>
+        <w:rFonts w:ascii="Wingdings" w:hAnsi="Wingdings" w:hint="default"/>
+        <w:sz w:val="20"/>
+      </w:rPr>
+    </w:lvl>
+  </w:abstractNum>
+  <w:abstractNum w:abstractNumId="6" w15:restartNumberingAfterBreak="0">
     <w:nsid w:val="73351A3E"/>
     <w:multiLevelType w:val="hybridMultilevel"/>
     <w:tmpl w:val="CB724FAE"/>
@@ -13998,16 +17186,25 @@
     </w:lvl>
   </w:abstractNum>
   <w:num w:numId="1">
-    <w:abstractNumId w:val="1"/>
+    <w:abstractNumId w:val="2"/>
     <w:lvlOverride w:ilvl="0">
       <w:startOverride w:val="1"/>
     </w:lvlOverride>
   </w:num>
   <w:num w:numId="2">
-    <w:abstractNumId w:val="2"/>
+    <w:abstractNumId w:val="3"/>
   </w:num>
   <w:num w:numId="3">
     <w:abstractNumId w:val="0"/>
+  </w:num>
+  <w:num w:numId="4">
+    <w:abstractNumId w:val="1"/>
+  </w:num>
+  <w:num w:numId="5">
+    <w:abstractNumId w:val="4"/>
+  </w:num>
+  <w:num w:numId="6">
+    <w:abstractNumId w:val="5"/>
   </w:num>
 </w:numbering>
 </file>
@@ -14406,6 +17603,9 @@
   <w:style w:type="paragraph" w:default="1" w:styleId="Normal">
     <w:name w:val="Normal"/>
     <w:qFormat/>
+    <w:rPr>
+      <w:lang w:val="en-GB"/>
+    </w:rPr>
   </w:style>
   <w:style w:type="paragraph" w:styleId="Heading1">
     <w:name w:val="heading 1"/>
